--- a/mydocuments/Revision4/Sikolia_Thesis_Revision_4.docx
+++ b/mydocuments/Revision4/Sikolia_Thesis_Revision_4.docx
@@ -190,7 +190,21 @@
         <w:rPr>
           <w:rFonts w:ascii="Times New Roman" w:hAnsi="Times New Roman" w:cs="Times New Roman"/>
         </w:rPr>
-        <w:t>Wycliffe Atswenje Sikolia</w:t>
+        <w:t xml:space="preserve">Wycliffe </w:t>
+      </w:r>
+      <w:proofErr w:type="spellStart"/>
+      <w:r>
+        <w:rPr>
+          <w:rFonts w:ascii="Times New Roman" w:hAnsi="Times New Roman" w:cs="Times New Roman"/>
+        </w:rPr>
+        <w:t>Atswenje</w:t>
+      </w:r>
+      <w:proofErr w:type="spellEnd"/>
+      <w:r>
+        <w:rPr>
+          <w:rFonts w:ascii="Times New Roman" w:hAnsi="Times New Roman" w:cs="Times New Roman"/>
+        </w:rPr>
+        <w:t xml:space="preserve"> Sikolia</w:t>
       </w:r>
     </w:p>
     <w:p>
@@ -345,7 +359,21 @@
         <w:rPr>
           <w:rFonts w:ascii="Times New Roman" w:hAnsi="Times New Roman" w:cs="Times New Roman"/>
         </w:rPr>
-        <w:t>Wycliffe Atswenje Sikolia</w:t>
+        <w:t xml:space="preserve">Wycliffe </w:t>
+      </w:r>
+      <w:proofErr w:type="spellStart"/>
+      <w:r>
+        <w:rPr>
+          <w:rFonts w:ascii="Times New Roman" w:hAnsi="Times New Roman" w:cs="Times New Roman"/>
+        </w:rPr>
+        <w:t>Atswenje</w:t>
+      </w:r>
+      <w:proofErr w:type="spellEnd"/>
+      <w:r>
+        <w:rPr>
+          <w:rFonts w:ascii="Times New Roman" w:hAnsi="Times New Roman" w:cs="Times New Roman"/>
+        </w:rPr>
+        <w:t xml:space="preserve"> Sikolia</w:t>
       </w:r>
     </w:p>
     <w:p>
@@ -6918,7 +6946,21 @@
         <w:rPr>
           <w:rFonts w:ascii="Times New Roman" w:hAnsi="Times New Roman" w:cs="Times New Roman"/>
         </w:rPr>
-        <w:t>A huge chunk of solutions in computer vision make the assumption that there is a single illuminant lighting in an image. Regardless, that is not always the case. As evidenced, Finlayson and Fredembach (2007) reveal that images always contain shadows depending on the positions from different lights that affect an image. Important to the debate is the truth that Finlayson (2018) proposes a solution to the problems arising from illumination in computer vision.</w:t>
+        <w:t xml:space="preserve">A huge chunk of solutions in computer vision make the assumption that there is a single illuminant lighting in an image. Regardless, that is not always the case. As evidenced, Finlayson and </w:t>
+      </w:r>
+      <w:proofErr w:type="spellStart"/>
+      <w:r>
+        <w:rPr>
+          <w:rFonts w:ascii="Times New Roman" w:hAnsi="Times New Roman" w:cs="Times New Roman"/>
+        </w:rPr>
+        <w:t>Fredembach</w:t>
+      </w:r>
+      <w:proofErr w:type="spellEnd"/>
+      <w:r>
+        <w:rPr>
+          <w:rFonts w:ascii="Times New Roman" w:hAnsi="Times New Roman" w:cs="Times New Roman"/>
+        </w:rPr>
+        <w:t xml:space="preserve"> (2007) reveal that images always contain shadows depending on the positions from different lights that affect an image. Important to the debate is the truth that Finlayson (2018) proposes a solution to the problems arising from illumination in computer vision.</w:t>
       </w:r>
     </w:p>
     <w:p>
@@ -7016,8 +7058,16 @@
         <w:rPr>
           <w:rFonts w:ascii="Times New Roman" w:hAnsi="Times New Roman" w:cs="Times New Roman"/>
         </w:rPr>
-        <w:t xml:space="preserve"> based method because it uses statistical methods on facial landmarks. Celiktutan</w:t>
-      </w:r>
+        <w:t xml:space="preserve"> based method because it uses statistical methods on facial landmarks. </w:t>
+      </w:r>
+      <w:proofErr w:type="spellStart"/>
+      <w:r>
+        <w:rPr>
+          <w:rFonts w:ascii="Times New Roman" w:hAnsi="Times New Roman" w:cs="Times New Roman"/>
+        </w:rPr>
+        <w:t>Celiktutan</w:t>
+      </w:r>
+      <w:proofErr w:type="spellEnd"/>
       <w:r>
         <w:rPr>
           <w:rFonts w:ascii="Times New Roman" w:hAnsi="Times New Roman" w:cs="Times New Roman"/>
@@ -7087,7 +7137,21 @@
           <w:rFonts w:ascii="Times New Roman" w:hAnsi="Times New Roman" w:cs="Times New Roman"/>
         </w:rPr>
         <w:tab/>
-        <w:t xml:space="preserve">This method functions to extract facial image features to gain the Euclidean distance value served as input face comparison value of the users’ faces stored in the database (Hidayat, Wibowo, Satria, Winursito, 2021). Simply put, the </w:t>
+        <w:t xml:space="preserve">This method functions to extract facial image features to gain the Euclidean distance value served as input face comparison value of the users’ faces stored in the database (Hidayat, Wibowo, Satria, </w:t>
+      </w:r>
+      <w:proofErr w:type="spellStart"/>
+      <w:r>
+        <w:rPr>
+          <w:rFonts w:ascii="Times New Roman" w:hAnsi="Times New Roman" w:cs="Times New Roman"/>
+        </w:rPr>
+        <w:t>Winursito</w:t>
+      </w:r>
+      <w:proofErr w:type="spellEnd"/>
+      <w:r>
+        <w:rPr>
+          <w:rFonts w:ascii="Times New Roman" w:hAnsi="Times New Roman" w:cs="Times New Roman"/>
+        </w:rPr>
+        <w:t xml:space="preserve">, 2021). Simply put, the </w:t>
       </w:r>
       <w:proofErr w:type="gramStart"/>
       <w:r>
@@ -7511,7 +7575,35 @@
         <w:rPr>
           <w:rFonts w:ascii="Times New Roman" w:hAnsi="Times New Roman" w:cs="Times New Roman"/>
         </w:rPr>
-        <w:t xml:space="preserve"> method for facial recognition. For instance, Struc and Pavesic (2009) examine the performance of </w:t>
+        <w:t xml:space="preserve"> method for facial recognition. For instance, </w:t>
+      </w:r>
+      <w:proofErr w:type="spellStart"/>
+      <w:r>
+        <w:rPr>
+          <w:rFonts w:ascii="Times New Roman" w:hAnsi="Times New Roman" w:cs="Times New Roman"/>
+        </w:rPr>
+        <w:t>Struc</w:t>
+      </w:r>
+      <w:proofErr w:type="spellEnd"/>
+      <w:r>
+        <w:rPr>
+          <w:rFonts w:ascii="Times New Roman" w:hAnsi="Times New Roman" w:cs="Times New Roman"/>
+        </w:rPr>
+        <w:t xml:space="preserve"> and </w:t>
+      </w:r>
+      <w:proofErr w:type="spellStart"/>
+      <w:r>
+        <w:rPr>
+          <w:rFonts w:ascii="Times New Roman" w:hAnsi="Times New Roman" w:cs="Times New Roman"/>
+        </w:rPr>
+        <w:t>Pavesic</w:t>
+      </w:r>
+      <w:proofErr w:type="spellEnd"/>
+      <w:r>
+        <w:rPr>
+          <w:rFonts w:ascii="Times New Roman" w:hAnsi="Times New Roman" w:cs="Times New Roman"/>
+        </w:rPr>
+        <w:t xml:space="preserve"> (2009) examine the performance of </w:t>
       </w:r>
       <w:proofErr w:type="gramStart"/>
       <w:r>
@@ -7721,8 +7813,16 @@
         <w:rPr>
           <w:rFonts w:ascii="Times New Roman" w:hAnsi="Times New Roman" w:cs="Times New Roman"/>
         </w:rPr>
-        <w:t>(2011) assert that ANNs require a lot of time to train a model. The problem becomes even worse if the number of neurons and hidden layers required to train a model is high. This problem is controversial because neural networks are known to register a high accuracy when a high number of neurons and hidden layers are used. Every neuron in each layer can make calculations independent of other neurons implying that graphics processing units could help solve the time problem required to train an ANN model. Another problem associated with ANNs is the vanishing gradient problem. Tarnate</w:t>
-      </w:r>
+        <w:t xml:space="preserve">(2011) assert that ANNs require a lot of time to train a model. The problem becomes even worse if the number of neurons and hidden layers required to train a model is high. This problem is controversial because neural networks are known to register a high accuracy when a high number of neurons and hidden layers are used. Every neuron in each layer can make calculations independent of other neurons implying that graphics processing units could help solve the time problem required to train an ANN model. Another problem associated with ANNs is the vanishing gradient problem. </w:t>
+      </w:r>
+      <w:proofErr w:type="spellStart"/>
+      <w:r>
+        <w:rPr>
+          <w:rFonts w:ascii="Times New Roman" w:hAnsi="Times New Roman" w:cs="Times New Roman"/>
+        </w:rPr>
+        <w:t>Tarnate</w:t>
+      </w:r>
+      <w:proofErr w:type="spellEnd"/>
       <w:r>
         <w:rPr>
           <w:rFonts w:ascii="Times New Roman" w:hAnsi="Times New Roman" w:cs="Times New Roman"/>
@@ -7779,7 +7879,21 @@
           <w:rFonts w:ascii="Times New Roman" w:hAnsi="Times New Roman" w:cs="Times New Roman"/>
         </w:rPr>
         <w:lastRenderedPageBreak/>
-        <w:t xml:space="preserve">activation function layer, which makes them different from ANNs. Koodalsamy, </w:t>
+        <w:t xml:space="preserve">activation function layer, which makes them different from ANNs. </w:t>
+      </w:r>
+      <w:proofErr w:type="spellStart"/>
+      <w:r>
+        <w:rPr>
+          <w:rFonts w:ascii="Times New Roman" w:hAnsi="Times New Roman" w:cs="Times New Roman"/>
+        </w:rPr>
+        <w:t>Koodalsamy</w:t>
+      </w:r>
+      <w:proofErr w:type="spellEnd"/>
+      <w:r>
+        <w:rPr>
+          <w:rFonts w:ascii="Times New Roman" w:hAnsi="Times New Roman" w:cs="Times New Roman"/>
+        </w:rPr>
+        <w:t xml:space="preserve">, </w:t>
       </w:r>
       <w:r>
         <w:rPr>
@@ -7806,8 +7920,13 @@
         <w:tab/>
         <w:t xml:space="preserve">Like artificial neural networks, convolution neural networks have been used for facial recognition widely. For example, Xiaobo et al., (2023) recognize that facial recognition is hampered by factors such as posture, light and the background of the image. As a result, the authors proposed the addition of an attention mechanism to convolution neural networks in a bid to reduce the effects of factors that affect facial recognition. In a different paper, He et al., (2023) recognize that the existing methods on facial recognition ignore the effect of spatial relationships between predictors. Consequently, the authors introduced the use of a Group Depth-Wise Transpose Attention (GDTA) block, which is designed to establish long range dependencies in different facial features. This led to the development of a lightweight face recognition model, which the authors call </w:t>
       </w:r>
-      <w:r>
-        <w:t>CFormerFaceNet.</w:t>
+      <w:proofErr w:type="spellStart"/>
+      <w:r>
+        <w:t>CFormerFaceNet</w:t>
+      </w:r>
+      <w:proofErr w:type="spellEnd"/>
+      <w:r>
+        <w:t>.</w:t>
       </w:r>
       <w:r>
         <w:rPr>
@@ -9731,11 +9850,33 @@
         </w:rPr>
         <w:t xml:space="preserve">from </w:t>
       </w:r>
+      <w:proofErr w:type="spellStart"/>
       <w:r>
         <w:rPr>
           <w:color w:val="000000"/>
         </w:rPr>
-        <w:t xml:space="preserve">Alrasheedi et al., (2023). The authors acknowledge that padding has been investigated shallowly. It is then, that they propose a padding technique that learns from shifts in hyper parameters of a CNN before adjusting padding effectively. Finally, Alrasheedi et al., (2023) introduce a padding module providing evidence that it performs better 1.49% and 0.44% more better in classification accuracy than the zero padding when tested on the VGG16 and ResNet50. Clearly a considerable number of publications investigating how padding affects convolution neural networks have been made. Regardless, the number of publications that investigate how padding affects CNNs in computer vision still remain </w:t>
+        <w:t>Alrasheedi</w:t>
+      </w:r>
+      <w:proofErr w:type="spellEnd"/>
+      <w:r>
+        <w:rPr>
+          <w:color w:val="000000"/>
+        </w:rPr>
+        <w:t xml:space="preserve"> et al., (2023). The authors acknowledge that padding has been investigated shallowly. It is then, that they propose a padding technique that learns from shifts in hyper parameters of a CNN before adjusting padding effectively. Finally, </w:t>
+      </w:r>
+      <w:proofErr w:type="spellStart"/>
+      <w:r>
+        <w:rPr>
+          <w:color w:val="000000"/>
+        </w:rPr>
+        <w:t>Alrasheedi</w:t>
+      </w:r>
+      <w:proofErr w:type="spellEnd"/>
+      <w:r>
+        <w:rPr>
+          <w:color w:val="000000"/>
+        </w:rPr>
+        <w:t xml:space="preserve"> et al., (2023) introduce a padding module providing evidence that it performs better 1.49% and 0.44% more better in classification accuracy than the zero padding when tested on the VGG16 and ResNet50. Clearly a considerable number of publications investigating how padding affects convolution neural networks have been made. Regardless, the number of publications that investigate how padding affects CNNs in computer vision still remain </w:t>
       </w:r>
       <w:r>
         <w:rPr>
@@ -10029,7 +10170,21 @@
         <w:rPr>
           <w:lang w:val="en-KE"/>
         </w:rPr>
-        <w:t xml:space="preserve">ghlight that this dataset has been used and cited by authors widely. For example, Ibrahem and Abdulameer (2023) examine a pretrained model that was created from this dataset to </w:t>
+        <w:t xml:space="preserve">ghlight that this dataset has been used and cited by authors widely. For example, Ibrahem and </w:t>
+      </w:r>
+      <w:proofErr w:type="spellStart"/>
+      <w:r>
+        <w:rPr>
+          <w:lang w:val="en-KE"/>
+        </w:rPr>
+        <w:t>Abdulameer</w:t>
+      </w:r>
+      <w:proofErr w:type="spellEnd"/>
+      <w:r>
+        <w:rPr>
+          <w:lang w:val="en-KE"/>
+        </w:rPr>
+        <w:t xml:space="preserve"> (2023) examine a pretrained model that was created from this dataset to </w:t>
       </w:r>
       <w:r>
         <w:rPr>
@@ -10077,11 +10232,19 @@
         </w:rPr>
       </w:pPr>
       <w:bookmarkStart w:id="47" w:name="_Toc178527559"/>
+      <w:proofErr w:type="spellStart"/>
       <w:r>
         <w:rPr>
           <w:lang w:val="en-KE"/>
         </w:rPr>
-        <w:t>KomNET Face Dataset</w:t>
+        <w:t>KomNET</w:t>
+      </w:r>
+      <w:proofErr w:type="spellEnd"/>
+      <w:r>
+        <w:rPr>
+          <w:lang w:val="en-KE"/>
+        </w:rPr>
+        <w:t xml:space="preserve"> Face Dataset</w:t>
       </w:r>
       <w:bookmarkEnd w:id="47"/>
     </w:p>
@@ -10103,12 +10266,26 @@
         <w:rPr>
           <w:lang w:val="en-KE"/>
         </w:rPr>
-        <w:t xml:space="preserve">The KomNET face dataset </w:t>
-      </w:r>
+        <w:t xml:space="preserve">The </w:t>
+      </w:r>
+      <w:proofErr w:type="spellStart"/>
       <w:r>
         <w:rPr>
           <w:lang w:val="en-KE"/>
         </w:rPr>
+        <w:t>KomNET</w:t>
+      </w:r>
+      <w:proofErr w:type="spellEnd"/>
+      <w:r>
+        <w:rPr>
+          <w:lang w:val="en-KE"/>
+        </w:rPr>
+        <w:t xml:space="preserve"> face dataset </w:t>
+      </w:r>
+      <w:r>
+        <w:rPr>
+          <w:lang w:val="en-KE"/>
+        </w:rPr>
         <w:t>comprises of 39,600 images but the number of people whose faces were collected from is not stated in the publication associated with the dataset</w:t>
       </w:r>
       <w:r>
@@ -10117,6 +10294,7 @@
         </w:rPr>
         <w:t xml:space="preserve"> (</w:t>
       </w:r>
+      <w:proofErr w:type="spellStart"/>
       <w:r>
         <w:rPr>
           <w:rStyle w:val="Emphasis"/>
@@ -10127,6 +10305,7 @@
         </w:rPr>
         <w:t>Astawa</w:t>
       </w:r>
+      <w:proofErr w:type="spellEnd"/>
       <w:r>
         <w:rPr>
           <w:lang w:val="en-KE"/>
@@ -10193,6 +10372,7 @@
         </w:rPr>
         <w:t xml:space="preserve"> (</w:t>
       </w:r>
+      <w:proofErr w:type="spellStart"/>
       <w:r>
         <w:rPr>
           <w:rStyle w:val="Emphasis"/>
@@ -10203,6 +10383,7 @@
         </w:rPr>
         <w:t>Astawa</w:t>
       </w:r>
+      <w:proofErr w:type="spellEnd"/>
       <w:r>
         <w:rPr>
           <w:lang w:val="en-KE"/>
@@ -10243,21 +10424,39 @@
       <w:r>
         <w:t xml:space="preserve">Specifically, the authors in question discuss architectures such as FaceNet, DeepFace, </w:t>
       </w:r>
-      <w:r>
-        <w:t>DeepID-Net</w:t>
+      <w:proofErr w:type="spellStart"/>
+      <w:r>
+        <w:t>DeepID</w:t>
+      </w:r>
+      <w:proofErr w:type="spellEnd"/>
+      <w:r>
+        <w:t>-Net</w:t>
       </w:r>
       <w:r>
         <w:t xml:space="preserve">, and Local binary patterns architectures. Gupta (2017) also reviewed some of the existing architectures in facial recognition. In particular, the author discusses architectures like </w:t>
       </w:r>
+      <w:proofErr w:type="spellStart"/>
       <w:r>
         <w:lastRenderedPageBreak/>
-        <w:t>WebFace, DeepFace,</w:t>
+        <w:t>WebFace</w:t>
+      </w:r>
+      <w:proofErr w:type="spellEnd"/>
+      <w:r>
+        <w:t>, DeepFace,</w:t>
       </w:r>
       <w:r>
         <w:t xml:space="preserve"> </w:t>
       </w:r>
       <w:r>
-        <w:t xml:space="preserve">VGG Net, FaceNet, and DeepId. Critical to the discussion is that fact that the number of existing architectures could be more than 30 implying that discussing all these architectures would be daunting. It follows that </w:t>
+        <w:t xml:space="preserve">VGG Net, FaceNet, and </w:t>
+      </w:r>
+      <w:proofErr w:type="spellStart"/>
+      <w:r>
+        <w:t>DeepId</w:t>
+      </w:r>
+      <w:proofErr w:type="spellEnd"/>
+      <w:r>
+        <w:t xml:space="preserve">. Critical to the discussion is that fact that the number of existing architectures could be more than 30 implying that discussing all these architectures would be daunting. It follows that </w:t>
       </w:r>
       <w:r>
         <w:t>this paper will only discuss selected architectures in order to stick to the scope of the paper.</w:t>
@@ -10357,9 +10556,11 @@
       <w:r>
         <w:t xml:space="preserve">DeepFace was also produced by a giant company in technology. Specifically, Meta. Critical to the discussion is the fact </w:t>
       </w:r>
+      <w:proofErr w:type="spellStart"/>
       <w:r>
         <w:t>Taigman</w:t>
       </w:r>
+      <w:proofErr w:type="spellEnd"/>
       <w:r>
         <w:t xml:space="preserve"> et al., (2014) published</w:t>
       </w:r>
@@ -10372,9 +10573,11 @@
       <w:r>
         <w:t xml:space="preserve"> 3D modelling based on face fiducial points, which in turn is used to align faces. Simply put, the facial alignment methodology proposed by </w:t>
       </w:r>
+      <w:proofErr w:type="spellStart"/>
       <w:r>
         <w:t>Taigman</w:t>
       </w:r>
+      <w:proofErr w:type="spellEnd"/>
       <w:r>
         <w:t xml:space="preserve"> et al., (2014) can transform an image shown in </w:t>
       </w:r>
@@ -10393,9 +10596,11 @@
       <w:r>
         <w:t xml:space="preserve">Resulting images from facial alignment are then subjected to a deep convolution neural network architecture that is thoroughly documented by </w:t>
       </w:r>
+      <w:proofErr w:type="spellStart"/>
       <w:r>
         <w:t>Taigman</w:t>
       </w:r>
+      <w:proofErr w:type="spellEnd"/>
       <w:r>
         <w:t xml:space="preserve"> et al., (2014). Vital to the </w:t>
       </w:r>
@@ -10580,10 +10785,34 @@
         <w:t xml:space="preserve"> Specifically, it is made up of 16 layers where the first thirteen layers are convolution layers while the last three layers are fully connected layers. </w:t>
       </w:r>
       <w:r>
-        <w:t xml:space="preserve">Critical to the discussion is the fact that the input image must have a dimension of 224 by 224 by 3. The sixteen layers used by this facial architecture can be divided into five major groups. Each of these groups contains convolution layers, a relu activation function, maxpooling, kernel filters, strides and padding. A thorough explanation of this facial recognition architecture has been published by Koo et al., (2018). </w:t>
-      </w:r>
-      <w:r>
-        <w:t xml:space="preserve">It is important to mention that like Google Facenet and DeepFace, VGGFACE-16 was also tested on famous datasets such as the </w:t>
+        <w:t xml:space="preserve">Critical to the discussion is the fact that the input image must have a dimension of 224 by 224 by 3. The sixteen layers used by this facial architecture can be divided into five major groups. Each of these groups contains convolution layers, a </w:t>
+      </w:r>
+      <w:proofErr w:type="spellStart"/>
+      <w:r>
+        <w:t>relu</w:t>
+      </w:r>
+      <w:proofErr w:type="spellEnd"/>
+      <w:r>
+        <w:t xml:space="preserve"> activation function, </w:t>
+      </w:r>
+      <w:proofErr w:type="spellStart"/>
+      <w:r>
+        <w:t>maxpooling</w:t>
+      </w:r>
+      <w:proofErr w:type="spellEnd"/>
+      <w:r>
+        <w:t xml:space="preserve">, kernel filters, strides and padding. A thorough explanation of this facial recognition architecture has been published by Koo et al., (2018). </w:t>
+      </w:r>
+      <w:r>
+        <w:t xml:space="preserve">It is important to mention that like Google </w:t>
+      </w:r>
+      <w:proofErr w:type="spellStart"/>
+      <w:r>
+        <w:t>Facenet</w:t>
+      </w:r>
+      <w:proofErr w:type="spellEnd"/>
+      <w:r>
+        <w:t xml:space="preserve"> and DeepFace, VGGFACE-16 was also tested on famous datasets such as the </w:t>
       </w:r>
       <w:r>
         <w:t>Labeled Faces in the Wild dataset</w:t>
@@ -12230,6 +12459,7 @@
         </w:rPr>
         <w:t xml:space="preserve"> be the weight matrices denoting the value of the synaptic weight that connects the j</w:t>
       </w:r>
+      <w:proofErr w:type="spellStart"/>
       <w:r>
         <w:rPr>
           <w:rFonts w:ascii="Times New Roman" w:hAnsi="Times New Roman" w:cs="Times New Roman"/>
@@ -12237,6 +12467,7 @@
         </w:rPr>
         <w:t>th</w:t>
       </w:r>
+      <w:proofErr w:type="spellEnd"/>
       <w:r>
         <w:rPr>
           <w:rFonts w:ascii="Times New Roman" w:hAnsi="Times New Roman" w:cs="Times New Roman"/>
@@ -12319,6 +12550,7 @@
         </w:rPr>
         <w:t xml:space="preserve"> Is the synaptic weight connecting the j</w:t>
       </w:r>
+      <w:proofErr w:type="spellStart"/>
       <w:r>
         <w:rPr>
           <w:rFonts w:ascii="Times New Roman" w:hAnsi="Times New Roman" w:cs="Times New Roman"/>
@@ -12326,6 +12558,7 @@
         </w:rPr>
         <w:t>th</w:t>
       </w:r>
+      <w:proofErr w:type="spellEnd"/>
       <w:r>
         <w:rPr>
           <w:rFonts w:ascii="Times New Roman" w:hAnsi="Times New Roman" w:cs="Times New Roman"/>
@@ -12408,6 +12641,7 @@
         </w:rPr>
         <w:t xml:space="preserve"> Is the synaptic weight connecting the j</w:t>
       </w:r>
+      <w:proofErr w:type="spellStart"/>
       <w:r>
         <w:rPr>
           <w:rFonts w:ascii="Times New Roman" w:hAnsi="Times New Roman" w:cs="Times New Roman"/>
@@ -12415,6 +12649,7 @@
         </w:rPr>
         <w:t>th</w:t>
       </w:r>
+      <w:proofErr w:type="spellEnd"/>
       <w:r>
         <w:rPr>
           <w:rFonts w:ascii="Times New Roman" w:hAnsi="Times New Roman" w:cs="Times New Roman"/>
@@ -12497,6 +12732,7 @@
         </w:rPr>
         <w:t xml:space="preserve"> Is the synaptic weight connecting the j</w:t>
       </w:r>
+      <w:proofErr w:type="spellStart"/>
       <w:r>
         <w:rPr>
           <w:rFonts w:ascii="Times New Roman" w:hAnsi="Times New Roman" w:cs="Times New Roman"/>
@@ -12504,6 +12740,7 @@
         </w:rPr>
         <w:t>th</w:t>
       </w:r>
+      <w:proofErr w:type="spellEnd"/>
       <w:r>
         <w:rPr>
           <w:rFonts w:ascii="Times New Roman" w:hAnsi="Times New Roman" w:cs="Times New Roman"/>
@@ -12682,12 +12919,14 @@
       <w:r>
         <w:t xml:space="preserve"> be vectors whose elements denote the weighted inputs of the j</w:t>
       </w:r>
+      <w:proofErr w:type="spellStart"/>
       <w:r>
         <w:rPr>
           <w:vertAlign w:val="superscript"/>
         </w:rPr>
         <w:t>th</w:t>
       </w:r>
+      <w:proofErr w:type="spellEnd"/>
       <w:r>
         <w:t xml:space="preserve"> neuron of layer L and are defined as the following.</w:t>
       </w:r>
@@ -15477,12 +15716,14 @@
       <w:r>
         <w:t xml:space="preserve">  is the value produced by the jth output neuron of the network for the k</w:t>
       </w:r>
+      <w:proofErr w:type="spellStart"/>
       <w:r>
         <w:rPr>
           <w:vertAlign w:val="superscript"/>
         </w:rPr>
         <w:t>th</w:t>
       </w:r>
+      <w:proofErr w:type="spellEnd"/>
       <w:r>
         <w:t xml:space="preserve"> training sample, while </w:t>
       </w:r>
@@ -15533,7 +15774,15 @@
         </m:d>
       </m:oMath>
       <w:r>
-        <w:t xml:space="preserve"> is the corresponding desired value. If there are p training samples the performance of the backpropagation algorithm would be calculated using the mean squared error defined by</w:t>
+        <w:t xml:space="preserve"> is the corresponding desired value. If there are p training samples the perfor</w:t>
+      </w:r>
+      <w:proofErr w:type="spellStart"/>
+      <w:r>
+        <w:t>mance</w:t>
+      </w:r>
+      <w:proofErr w:type="spellEnd"/>
+      <w:r>
+        <w:t xml:space="preserve"> of the backpropagation algorithm would be calculated using the mean squared error defined by</w:t>
       </w:r>
     </w:p>
     <w:p>
@@ -17444,7 +17693,15 @@
         </m:sSup>
       </m:oMath>
       <w:r>
-        <w:t xml:space="preserve"> denotes the first order derivative of the activation function. Replacing equations </w:t>
+        <w:t xml:space="preserve"> denotes the first order derivative of the activation fun</w:t>
+      </w:r>
+      <w:proofErr w:type="spellStart"/>
+      <w:r>
+        <w:t>ction</w:t>
+      </w:r>
+      <w:proofErr w:type="spellEnd"/>
+      <w:r>
+        <w:t xml:space="preserve">. Replacing equations </w:t>
       </w:r>
       <w:r>
         <w:t>3.12</w:t>
@@ -21419,7 +21676,15 @@
         </m:sSubSup>
       </m:oMath>
       <w:r>
-        <w:t xml:space="preserve"> have been adjusted in the previous step based on errors, which will be used to adjust weights in the second intermediate layer. Moving on to parcel (i) in equation </w:t>
+        <w:t xml:space="preserve"> have been adjusted in the previous step based on errors, which will be used to adjust weights in the second intermediate layer. Moving on to parcel (</w:t>
+      </w:r>
+      <w:proofErr w:type="spellStart"/>
+      <w:r>
+        <w:t>i</w:t>
+      </w:r>
+      <w:proofErr w:type="spellEnd"/>
+      <w:r>
+        <w:t xml:space="preserve">) in equation </w:t>
       </w:r>
       <w:r>
         <w:t>3.22</w:t>
@@ -28698,8 +28963,9 @@
           <w:iCs w:val="0"/>
           <w:lang w:val="en-KE"/>
         </w:rPr>
-        <w:t xml:space="preserve">While this paper discussed padding, it has not touched on how padding is used in CNNs. This is why it is important to demonstrate how padding: -specifically zero padding, is used in convolution neural networks. This owes to the fact that the paper will </w:t>
-      </w:r>
+        <w:t xml:space="preserve">While this paper discussed padding, it has not touched on how padding is used in </w:t>
+      </w:r>
+      <w:proofErr w:type="spellStart"/>
       <w:r>
         <w:rPr>
           <w:rFonts w:ascii="Times New Roman" w:hAnsi="Times New Roman" w:cs="Times New Roman"/>
@@ -28707,7 +28973,46 @@
           <w:iCs w:val="0"/>
           <w:lang w:val="en-KE"/>
         </w:rPr>
-        <w:t>create a facial recognition model with zero padding and no padding in order to investigate the effect of padding in facial recognition. Zero padding in CNNs is achieved by adding zeros around an input image before filtering is applied to the resulting matrix in order to create a feature map</w:t>
+        <w:t>CNNs</w:t>
+      </w:r>
+      <w:proofErr w:type="spellEnd"/>
+      <w:r>
+        <w:rPr>
+          <w:rFonts w:ascii="Times New Roman" w:hAnsi="Times New Roman" w:cs="Times New Roman"/>
+          <w:i w:val="0"/>
+          <w:iCs w:val="0"/>
+          <w:lang w:val="en-KE"/>
+        </w:rPr>
+        <w:t xml:space="preserve">. This is why it is important to demonstrate how padding: -specifically zero padding, is used in convolution neural networks. This owes to the fact that the paper will </w:t>
+      </w:r>
+      <w:r>
+        <w:rPr>
+          <w:rFonts w:ascii="Times New Roman" w:hAnsi="Times New Roman" w:cs="Times New Roman"/>
+          <w:i w:val="0"/>
+          <w:iCs w:val="0"/>
+          <w:lang w:val="en-KE"/>
+        </w:rPr>
+        <w:t xml:space="preserve">create a facial recognition model with zero padding and no padding in order to investigate the effect of padding in facial recognition. Zero padding in </w:t>
+      </w:r>
+      <w:proofErr w:type="spellStart"/>
+      <w:r>
+        <w:rPr>
+          <w:rFonts w:ascii="Times New Roman" w:hAnsi="Times New Roman" w:cs="Times New Roman"/>
+          <w:i w:val="0"/>
+          <w:iCs w:val="0"/>
+          <w:lang w:val="en-KE"/>
+        </w:rPr>
+        <w:t>CNNs</w:t>
+      </w:r>
+      <w:proofErr w:type="spellEnd"/>
+      <w:r>
+        <w:rPr>
+          <w:rFonts w:ascii="Times New Roman" w:hAnsi="Times New Roman" w:cs="Times New Roman"/>
+          <w:i w:val="0"/>
+          <w:iCs w:val="0"/>
+          <w:lang w:val="en-KE"/>
+        </w:rPr>
+        <w:t xml:space="preserve"> is achieved by adding zeros around an input image before filtering is applied to the resulting matrix in order to create a feature map</w:t>
       </w:r>
       <w:r>
         <w:rPr>
@@ -28741,6 +29046,7 @@
       <w:r>
         <w:rPr>
           <w:rFonts w:ascii="Times New Roman" w:hAnsi="Times New Roman" w:cs="Times New Roman"/>
+          <w:noProof/>
           <w:lang w:val="en-KE"/>
         </w:rPr>
         <w:drawing>
@@ -28886,43 +29192,7 @@
         <w:rPr>
           <w:rFonts w:ascii="Times New Roman" w:hAnsi="Times New Roman" w:cs="Times New Roman"/>
         </w:rPr>
-        <w:t xml:space="preserve"> </w:t>
-      </w:r>
-      <w:r>
-        <w:rPr>
-          <w:rFonts w:ascii="Times New Roman" w:hAnsi="Times New Roman" w:cs="Times New Roman"/>
-        </w:rPr>
-        <w:t xml:space="preserve">Let us consider a pooling size of 2 by 2 and a feature map shown in figure </w:t>
-      </w:r>
-      <w:r>
-        <w:rPr>
-          <w:rFonts w:ascii="Times New Roman" w:hAnsi="Times New Roman" w:cs="Times New Roman"/>
-        </w:rPr>
-        <w:t>3</w:t>
-      </w:r>
-      <w:r>
-        <w:rPr>
-          <w:rFonts w:ascii="Times New Roman" w:hAnsi="Times New Roman" w:cs="Times New Roman"/>
-        </w:rPr>
-        <w:t>.</w:t>
-      </w:r>
-      <w:r>
-        <w:rPr>
-          <w:rFonts w:ascii="Times New Roman" w:hAnsi="Times New Roman" w:cs="Times New Roman"/>
-        </w:rPr>
-        <w:t>8</w:t>
-      </w:r>
-      <w:r>
-        <w:rPr>
-          <w:rFonts w:ascii="Times New Roman" w:hAnsi="Times New Roman" w:cs="Times New Roman"/>
-        </w:rPr>
-        <w:t xml:space="preserve"> below.</w:t>
-      </w:r>
-      <w:r>
-        <w:rPr>
-          <w:rFonts w:ascii="Times New Roman" w:hAnsi="Times New Roman" w:cs="Times New Roman"/>
-        </w:rPr>
-        <w:t xml:space="preserve"> Max pooling </w:t>
+        <w:t xml:space="preserve"> Let us consider a pooling size of 2 by 2 and a feature map shown in figure 3.8 below. Max pooling </w:t>
       </w:r>
       <w:r>
         <w:rPr>
@@ -28972,13 +29242,7 @@
         <w:rPr>
           <w:rFonts w:ascii="Times New Roman" w:hAnsi="Times New Roman" w:cs="Times New Roman"/>
         </w:rPr>
-        <w:t>From row R3 column C1 to row R4 column C2</w:t>
-      </w:r>
-      <w:r>
-        <w:rPr>
-          <w:rFonts w:ascii="Times New Roman" w:hAnsi="Times New Roman" w:cs="Times New Roman"/>
-        </w:rPr>
-        <w:t>.</w:t>
+        <w:t>From row R3 column C1 to row R4 column C2.</w:t>
       </w:r>
     </w:p>
     <w:p>
@@ -28997,19 +29261,7 @@
         <w:rPr>
           <w:rFonts w:ascii="Times New Roman" w:hAnsi="Times New Roman" w:cs="Times New Roman"/>
         </w:rPr>
-        <w:t>From row R1 column C</w:t>
-      </w:r>
-      <w:r>
-        <w:rPr>
-          <w:rFonts w:ascii="Times New Roman" w:hAnsi="Times New Roman" w:cs="Times New Roman"/>
-        </w:rPr>
-        <w:t>3</w:t>
-      </w:r>
-      <w:r>
-        <w:rPr>
-          <w:rFonts w:ascii="Times New Roman" w:hAnsi="Times New Roman" w:cs="Times New Roman"/>
-        </w:rPr>
-        <w:t xml:space="preserve"> to row R2 column C</w:t>
+        <w:t>From row R1 column C3 to row R2 column C</w:t>
       </w:r>
       <w:r>
         <w:rPr>
@@ -29040,55 +29292,7 @@
         <w:rPr>
           <w:rFonts w:ascii="Times New Roman" w:hAnsi="Times New Roman" w:cs="Times New Roman"/>
         </w:rPr>
-        <w:t>From row R</w:t>
-      </w:r>
-      <w:r>
-        <w:rPr>
-          <w:rFonts w:ascii="Times New Roman" w:hAnsi="Times New Roman" w:cs="Times New Roman"/>
-        </w:rPr>
-        <w:t>3</w:t>
-      </w:r>
-      <w:r>
-        <w:rPr>
-          <w:rFonts w:ascii="Times New Roman" w:hAnsi="Times New Roman" w:cs="Times New Roman"/>
-        </w:rPr>
-        <w:t xml:space="preserve"> column C</w:t>
-      </w:r>
-      <w:r>
-        <w:rPr>
-          <w:rFonts w:ascii="Times New Roman" w:hAnsi="Times New Roman" w:cs="Times New Roman"/>
-        </w:rPr>
-        <w:t>3</w:t>
-      </w:r>
-      <w:r>
-        <w:rPr>
-          <w:rFonts w:ascii="Times New Roman" w:hAnsi="Times New Roman" w:cs="Times New Roman"/>
-        </w:rPr>
-        <w:t xml:space="preserve"> to row R</w:t>
-      </w:r>
-      <w:r>
-        <w:rPr>
-          <w:rFonts w:ascii="Times New Roman" w:hAnsi="Times New Roman" w:cs="Times New Roman"/>
-        </w:rPr>
-        <w:t>4</w:t>
-      </w:r>
-      <w:r>
-        <w:rPr>
-          <w:rFonts w:ascii="Times New Roman" w:hAnsi="Times New Roman" w:cs="Times New Roman"/>
-        </w:rPr>
-        <w:t xml:space="preserve"> column C</w:t>
-      </w:r>
-      <w:r>
-        <w:rPr>
-          <w:rFonts w:ascii="Times New Roman" w:hAnsi="Times New Roman" w:cs="Times New Roman"/>
-        </w:rPr>
-        <w:t>4</w:t>
-      </w:r>
-      <w:r>
-        <w:rPr>
-          <w:rFonts w:ascii="Times New Roman" w:hAnsi="Times New Roman" w:cs="Times New Roman"/>
-        </w:rPr>
-        <w:t>.</w:t>
+        <w:t>From row R3 column C3 to row R4 column C4.</w:t>
       </w:r>
     </w:p>
     <w:p>
@@ -29155,6 +29359,7 @@
       <w:r>
         <w:rPr>
           <w:rFonts w:ascii="Times New Roman" w:hAnsi="Times New Roman" w:cs="Times New Roman"/>
+          <w:noProof/>
           <w:lang w:val="en-KE"/>
         </w:rPr>
         <w:drawing>
@@ -29282,7 +29487,523 @@
       </w:pPr>
       <w:r>
         <w:lastRenderedPageBreak/>
-        <w:t>Batch Normalization in Convolution Neural Networks</w:t>
+        <w:t>Batch Normalization</w:t>
+      </w:r>
+    </w:p>
+    <w:p>
+      <w:pPr>
+        <w:spacing w:line="480" w:lineRule="auto"/>
+        <w:ind w:firstLine="432"/>
+        <w:rPr>
+          <w:rFonts w:ascii="Times New Roman" w:hAnsi="Times New Roman" w:cs="Times New Roman"/>
+        </w:rPr>
+      </w:pPr>
+      <w:r>
+        <w:rPr>
+          <w:rFonts w:ascii="Times New Roman" w:hAnsi="Times New Roman" w:cs="Times New Roman"/>
+        </w:rPr>
+        <w:t xml:space="preserve">Batch normalization </w:t>
+      </w:r>
+      <w:r>
+        <w:rPr>
+          <w:rFonts w:ascii="Times New Roman" w:hAnsi="Times New Roman" w:cs="Times New Roman"/>
+        </w:rPr>
+        <w:t>is</w:t>
+      </w:r>
+      <w:r>
+        <w:rPr>
+          <w:rFonts w:ascii="Times New Roman" w:hAnsi="Times New Roman" w:cs="Times New Roman"/>
+        </w:rPr>
+        <w:t xml:space="preserve"> used by neural networks to improve the speed and stability of the training process. Critical to the discussion is the fact that Sergey and Szegedy (20</w:t>
+      </w:r>
+      <w:r>
+        <w:rPr>
+          <w:rFonts w:ascii="Times New Roman" w:hAnsi="Times New Roman" w:cs="Times New Roman"/>
+        </w:rPr>
+        <w:t>1</w:t>
+      </w:r>
+      <w:r>
+        <w:rPr>
+          <w:rFonts w:ascii="Times New Roman" w:hAnsi="Times New Roman" w:cs="Times New Roman"/>
+        </w:rPr>
+        <w:t xml:space="preserve">5) have a publication on some of the benefits of batch normalization. This owes to the fact that batch normalization does not only improve the speed and the stability of the training process, but also reduces the internal covariate shift. The term internal covariate shift could be defined as a phenomenon where the distribution of outputs of a </w:t>
+      </w:r>
+      <w:r>
+        <w:rPr>
+          <w:rFonts w:ascii="Times New Roman" w:hAnsi="Times New Roman" w:cs="Times New Roman"/>
+        </w:rPr>
+        <w:t>neural network change</w:t>
+      </w:r>
+      <w:r>
+        <w:rPr>
+          <w:rFonts w:ascii="Times New Roman" w:hAnsi="Times New Roman" w:cs="Times New Roman"/>
+        </w:rPr>
+        <w:t xml:space="preserve"> when the model is still being updated. This technique occurs by adjusting the values in each variable </w:t>
+      </w:r>
+      <w:r>
+        <w:rPr>
+          <w:rFonts w:ascii="Times New Roman" w:hAnsi="Times New Roman" w:cs="Times New Roman"/>
+        </w:rPr>
+        <w:t>using the mean, standard deviation, scaling parameter, and a bias. This is done using equation 3.39 below. It is important to highlight that the scaling parameter and the bias, like the weights of a neural network, are adjusted in order to minimize the loss function.</w:t>
+      </w:r>
+    </w:p>
+    <w:p>
+      <w:pPr>
+        <w:pStyle w:val="Caption"/>
+        <w:rPr>
+          <w:rFonts w:ascii="Times New Roman" w:hAnsi="Times New Roman" w:cs="Times New Roman"/>
+        </w:rPr>
+      </w:pPr>
+      <m:oMath>
+        <m:sSub>
+          <m:sSubPr>
+            <m:ctrlPr>
+              <w:rPr>
+                <w:rFonts w:ascii="Cambria Math" w:hAnsi="Cambria Math" w:cs="Times New Roman"/>
+                <w:iCs w:val="0"/>
+              </w:rPr>
+            </m:ctrlPr>
+          </m:sSubPr>
+          <m:e>
+            <m:r>
+              <m:rPr>
+                <m:sty m:val="p"/>
+              </m:rPr>
+              <w:rPr>
+                <w:rFonts w:ascii="Cambria Math" w:hAnsi="Cambria Math" w:cs="Times New Roman"/>
+              </w:rPr>
+              <m:t>y</m:t>
+            </m:r>
+          </m:e>
+          <m:sub>
+            <m:r>
+              <m:rPr>
+                <m:sty m:val="p"/>
+              </m:rPr>
+              <w:rPr>
+                <w:rFonts w:ascii="Cambria Math" w:hAnsi="Cambria Math" w:cs="Times New Roman"/>
+              </w:rPr>
+              <m:t>i</m:t>
+            </m:r>
+          </m:sub>
+        </m:sSub>
+        <m:r>
+          <m:rPr>
+            <m:sty m:val="p"/>
+          </m:rPr>
+          <w:rPr>
+            <w:rFonts w:ascii="Cambria Math" w:hAnsi="Cambria Math" w:cs="Times New Roman"/>
+          </w:rPr>
+          <m:t>= γ</m:t>
+        </m:r>
+        <m:acc>
+          <m:accPr>
+            <m:ctrlPr>
+              <w:rPr>
+                <w:rFonts w:ascii="Cambria Math" w:hAnsi="Cambria Math" w:cs="Times New Roman"/>
+                <w:iCs w:val="0"/>
+              </w:rPr>
+            </m:ctrlPr>
+          </m:accPr>
+          <m:e>
+            <m:sSub>
+              <m:sSubPr>
+                <m:ctrlPr>
+                  <w:rPr>
+                    <w:rFonts w:ascii="Cambria Math" w:hAnsi="Cambria Math" w:cs="Times New Roman"/>
+                    <w:iCs w:val="0"/>
+                  </w:rPr>
+                </m:ctrlPr>
+              </m:sSubPr>
+              <m:e>
+                <m:r>
+                  <m:rPr>
+                    <m:sty m:val="p"/>
+                  </m:rPr>
+                  <w:rPr>
+                    <w:rFonts w:ascii="Cambria Math" w:hAnsi="Cambria Math" w:cs="Times New Roman"/>
+                  </w:rPr>
+                  <m:t>x</m:t>
+                </m:r>
+              </m:e>
+              <m:sub>
+                <m:r>
+                  <m:rPr>
+                    <m:sty m:val="p"/>
+                  </m:rPr>
+                  <w:rPr>
+                    <w:rFonts w:ascii="Cambria Math" w:hAnsi="Cambria Math" w:cs="Times New Roman"/>
+                  </w:rPr>
+                  <m:t>i</m:t>
+                </m:r>
+              </m:sub>
+            </m:sSub>
+          </m:e>
+        </m:acc>
+        <m:r>
+          <m:rPr>
+            <m:sty m:val="p"/>
+          </m:rPr>
+          <w:rPr>
+            <w:rFonts w:ascii="Cambria Math" w:hAnsi="Cambria Math" w:cs="Times New Roman"/>
+          </w:rPr>
+          <m:t>+β</m:t>
+        </m:r>
+      </m:oMath>
+      <w:r>
+        <w:rPr>
+          <w:rFonts w:ascii="Times New Roman" w:hAnsi="Times New Roman" w:cs="Times New Roman"/>
+        </w:rPr>
+        <w:t xml:space="preserve">          </w:t>
+      </w:r>
+      <w:r>
+        <w:rPr>
+          <w:rFonts w:ascii="Times New Roman" w:hAnsi="Times New Roman" w:cs="Times New Roman"/>
+          <w:i w:val="0"/>
+          <w:iCs w:val="0"/>
+        </w:rPr>
+        <w:t>where</w:t>
+      </w:r>
+      <w:r>
+        <w:rPr>
+          <w:rFonts w:ascii="Times New Roman" w:hAnsi="Times New Roman" w:cs="Times New Roman"/>
+        </w:rPr>
+        <w:t xml:space="preserve">                                                                                                           </w:t>
+      </w:r>
+      <w:r>
+        <w:rPr>
+          <w:rFonts w:ascii="Times New Roman" w:hAnsi="Times New Roman" w:cs="Times New Roman"/>
+        </w:rPr>
+        <w:fldChar w:fldCharType="begin"/>
+      </w:r>
+      <w:r>
+        <w:rPr>
+          <w:rFonts w:ascii="Times New Roman" w:hAnsi="Times New Roman" w:cs="Times New Roman"/>
+        </w:rPr>
+        <w:instrText xml:space="preserve"> STYLEREF 1 \s </w:instrText>
+      </w:r>
+      <w:r>
+        <w:rPr>
+          <w:rFonts w:ascii="Times New Roman" w:hAnsi="Times New Roman" w:cs="Times New Roman"/>
+        </w:rPr>
+        <w:fldChar w:fldCharType="separate"/>
+      </w:r>
+      <w:r>
+        <w:rPr>
+          <w:rFonts w:ascii="Times New Roman" w:hAnsi="Times New Roman" w:cs="Times New Roman"/>
+          <w:noProof/>
+        </w:rPr>
+        <w:t>0</w:t>
+      </w:r>
+      <w:r>
+        <w:rPr>
+          <w:rFonts w:ascii="Times New Roman" w:hAnsi="Times New Roman" w:cs="Times New Roman"/>
+        </w:rPr>
+        <w:fldChar w:fldCharType="end"/>
+      </w:r>
+      <w:r>
+        <w:rPr>
+          <w:rFonts w:ascii="Times New Roman" w:hAnsi="Times New Roman" w:cs="Times New Roman"/>
+        </w:rPr>
+        <w:t>.</w:t>
+      </w:r>
+      <w:r>
+        <w:rPr>
+          <w:rFonts w:ascii="Times New Roman" w:hAnsi="Times New Roman" w:cs="Times New Roman"/>
+        </w:rPr>
+        <w:fldChar w:fldCharType="begin"/>
+      </w:r>
+      <w:r>
+        <w:rPr>
+          <w:rFonts w:ascii="Times New Roman" w:hAnsi="Times New Roman" w:cs="Times New Roman"/>
+        </w:rPr>
+        <w:instrText xml:space="preserve"> SEQ Equation \* ARABIC \s 1 </w:instrText>
+      </w:r>
+      <w:r>
+        <w:rPr>
+          <w:rFonts w:ascii="Times New Roman" w:hAnsi="Times New Roman" w:cs="Times New Roman"/>
+        </w:rPr>
+        <w:fldChar w:fldCharType="separate"/>
+      </w:r>
+      <w:r>
+        <w:rPr>
+          <w:rFonts w:ascii="Times New Roman" w:hAnsi="Times New Roman" w:cs="Times New Roman"/>
+          <w:noProof/>
+        </w:rPr>
+        <w:t>39</w:t>
+      </w:r>
+      <w:r>
+        <w:rPr>
+          <w:rFonts w:ascii="Times New Roman" w:hAnsi="Times New Roman" w:cs="Times New Roman"/>
+        </w:rPr>
+        <w:fldChar w:fldCharType="end"/>
+      </w:r>
+    </w:p>
+    <w:p>
+      <w:pPr>
+        <w:pStyle w:val="Caption"/>
+        <w:rPr>
+          <w:rFonts w:ascii="Times New Roman" w:hAnsi="Times New Roman" w:cs="Times New Roman"/>
+          <w:i w:val="0"/>
+          <w:iCs w:val="0"/>
+        </w:rPr>
+      </w:pPr>
+      <m:oMath>
+        <m:acc>
+          <m:accPr>
+            <m:ctrlPr>
+              <w:rPr>
+                <w:rFonts w:ascii="Cambria Math" w:hAnsi="Cambria Math" w:cs="Times New Roman"/>
+              </w:rPr>
+            </m:ctrlPr>
+          </m:accPr>
+          <m:e>
+            <m:sSub>
+              <m:sSubPr>
+                <m:ctrlPr>
+                  <w:rPr>
+                    <w:rFonts w:ascii="Cambria Math" w:hAnsi="Cambria Math" w:cs="Times New Roman"/>
+                  </w:rPr>
+                </m:ctrlPr>
+              </m:sSubPr>
+              <m:e>
+                <m:r>
+                  <w:rPr>
+                    <w:rFonts w:ascii="Cambria Math" w:hAnsi="Cambria Math" w:cs="Times New Roman"/>
+                  </w:rPr>
+                  <m:t>x</m:t>
+                </m:r>
+              </m:e>
+              <m:sub>
+                <m:r>
+                  <w:rPr>
+                    <w:rFonts w:ascii="Cambria Math" w:hAnsi="Cambria Math" w:cs="Times New Roman"/>
+                  </w:rPr>
+                  <m:t>i</m:t>
+                </m:r>
+              </m:sub>
+            </m:sSub>
+          </m:e>
+        </m:acc>
+        <m:r>
+          <w:rPr>
+            <w:rFonts w:ascii="Cambria Math" w:hAnsi="Cambria Math" w:cs="Times New Roman"/>
+          </w:rPr>
+          <m:t xml:space="preserve">= </m:t>
+        </m:r>
+        <m:f>
+          <m:fPr>
+            <m:ctrlPr>
+              <w:rPr>
+                <w:rFonts w:ascii="Cambria Math" w:hAnsi="Cambria Math" w:cs="Times New Roman"/>
+              </w:rPr>
+            </m:ctrlPr>
+          </m:fPr>
+          <m:num>
+            <m:sSub>
+              <m:sSubPr>
+                <m:ctrlPr>
+                  <w:rPr>
+                    <w:rFonts w:ascii="Cambria Math" w:hAnsi="Cambria Math" w:cs="Times New Roman"/>
+                  </w:rPr>
+                </m:ctrlPr>
+              </m:sSubPr>
+              <m:e>
+                <m:r>
+                  <w:rPr>
+                    <w:rFonts w:ascii="Cambria Math" w:hAnsi="Cambria Math" w:cs="Times New Roman"/>
+                  </w:rPr>
+                  <m:t>x</m:t>
+                </m:r>
+              </m:e>
+              <m:sub>
+                <m:r>
+                  <w:rPr>
+                    <w:rFonts w:ascii="Cambria Math" w:hAnsi="Cambria Math" w:cs="Times New Roman"/>
+                  </w:rPr>
+                  <m:t xml:space="preserve">i </m:t>
+                </m:r>
+              </m:sub>
+            </m:sSub>
+            <m:r>
+              <w:rPr>
+                <w:rFonts w:ascii="Cambria Math" w:hAnsi="Cambria Math" w:cs="Times New Roman"/>
+              </w:rPr>
+              <m:t xml:space="preserve">- </m:t>
+            </m:r>
+            <m:sSub>
+              <m:sSubPr>
+                <m:ctrlPr>
+                  <w:rPr>
+                    <w:rFonts w:ascii="Cambria Math" w:hAnsi="Cambria Math" w:cs="Times New Roman"/>
+                  </w:rPr>
+                </m:ctrlPr>
+              </m:sSubPr>
+              <m:e>
+                <m:r>
+                  <w:rPr>
+                    <w:rFonts w:ascii="Cambria Math" w:hAnsi="Cambria Math" w:cs="Times New Roman"/>
+                  </w:rPr>
+                  <m:t>μ</m:t>
+                </m:r>
+              </m:e>
+              <m:sub>
+                <m:r>
+                  <w:rPr>
+                    <w:rFonts w:ascii="Cambria Math" w:hAnsi="Cambria Math" w:cs="Times New Roman"/>
+                  </w:rPr>
+                  <m:t>β</m:t>
+                </m:r>
+              </m:sub>
+            </m:sSub>
+          </m:num>
+          <m:den>
+            <m:rad>
+              <m:radPr>
+                <m:degHide m:val="1"/>
+                <m:ctrlPr>
+                  <w:rPr>
+                    <w:rFonts w:ascii="Cambria Math" w:hAnsi="Cambria Math" w:cs="Times New Roman"/>
+                  </w:rPr>
+                </m:ctrlPr>
+              </m:radPr>
+              <m:deg/>
+              <m:e>
+                <m:sSubSup>
+                  <m:sSubSupPr>
+                    <m:ctrlPr>
+                      <w:rPr>
+                        <w:rFonts w:ascii="Cambria Math" w:hAnsi="Cambria Math" w:cs="Times New Roman"/>
+                      </w:rPr>
+                    </m:ctrlPr>
+                  </m:sSubSupPr>
+                  <m:e>
+                    <m:r>
+                      <w:rPr>
+                        <w:rFonts w:ascii="Cambria Math" w:hAnsi="Cambria Math" w:cs="Times New Roman"/>
+                      </w:rPr>
+                      <m:t>δ</m:t>
+                    </m:r>
+                  </m:e>
+                  <m:sub>
+                    <m:r>
+                      <w:rPr>
+                        <w:rFonts w:ascii="Cambria Math" w:hAnsi="Cambria Math" w:cs="Times New Roman"/>
+                      </w:rPr>
+                      <m:t>β</m:t>
+                    </m:r>
+                  </m:sub>
+                  <m:sup>
+                    <m:r>
+                      <w:rPr>
+                        <w:rFonts w:ascii="Cambria Math" w:hAnsi="Cambria Math" w:cs="Times New Roman"/>
+                      </w:rPr>
+                      <m:t>2</m:t>
+                    </m:r>
+                  </m:sup>
+                </m:sSubSup>
+              </m:e>
+            </m:rad>
+            <m:r>
+              <w:rPr>
+                <w:rFonts w:ascii="Cambria Math" w:hAnsi="Cambria Math" w:cs="Times New Roman"/>
+              </w:rPr>
+              <m:t>+ε</m:t>
+            </m:r>
+          </m:den>
+        </m:f>
+        <m:r>
+          <w:rPr>
+            <w:rFonts w:ascii="Cambria Math" w:hAnsi="Cambria Math" w:cs="Times New Roman"/>
+          </w:rPr>
+          <m:t xml:space="preserve">  </m:t>
+        </m:r>
+      </m:oMath>
+      <w:r>
+        <w:rPr>
+          <w:rFonts w:ascii="Times New Roman" w:hAnsi="Times New Roman" w:cs="Times New Roman"/>
+          <w:i w:val="0"/>
+        </w:rPr>
+        <w:t xml:space="preserve">                                                                                                                                </w:t>
+      </w:r>
+      <w:r>
+        <w:rPr>
+          <w:rFonts w:ascii="Times New Roman" w:hAnsi="Times New Roman" w:cs="Times New Roman"/>
+          <w:i w:val="0"/>
+        </w:rPr>
+        <w:fldChar w:fldCharType="begin"/>
+      </w:r>
+      <w:r>
+        <w:rPr>
+          <w:rFonts w:ascii="Times New Roman" w:hAnsi="Times New Roman" w:cs="Times New Roman"/>
+          <w:i w:val="0"/>
+        </w:rPr>
+        <w:instrText xml:space="preserve"> STYLEREF 1 \s </w:instrText>
+      </w:r>
+      <w:r>
+        <w:rPr>
+          <w:rFonts w:ascii="Times New Roman" w:hAnsi="Times New Roman" w:cs="Times New Roman"/>
+          <w:i w:val="0"/>
+        </w:rPr>
+        <w:fldChar w:fldCharType="separate"/>
+      </w:r>
+      <w:r>
+        <w:rPr>
+          <w:rFonts w:ascii="Times New Roman" w:hAnsi="Times New Roman" w:cs="Times New Roman"/>
+          <w:i w:val="0"/>
+          <w:noProof/>
+        </w:rPr>
+        <w:t>0</w:t>
+      </w:r>
+      <w:r>
+        <w:rPr>
+          <w:rFonts w:ascii="Times New Roman" w:hAnsi="Times New Roman" w:cs="Times New Roman"/>
+          <w:i w:val="0"/>
+        </w:rPr>
+        <w:fldChar w:fldCharType="end"/>
+      </w:r>
+      <w:r>
+        <w:rPr>
+          <w:rFonts w:ascii="Times New Roman" w:hAnsi="Times New Roman" w:cs="Times New Roman"/>
+          <w:i w:val="0"/>
+        </w:rPr>
+        <w:t>.</w:t>
+      </w:r>
+      <w:r>
+        <w:rPr>
+          <w:rFonts w:ascii="Times New Roman" w:hAnsi="Times New Roman" w:cs="Times New Roman"/>
+          <w:i w:val="0"/>
+        </w:rPr>
+        <w:fldChar w:fldCharType="begin"/>
+      </w:r>
+      <w:r>
+        <w:rPr>
+          <w:rFonts w:ascii="Times New Roman" w:hAnsi="Times New Roman" w:cs="Times New Roman"/>
+          <w:i w:val="0"/>
+        </w:rPr>
+        <w:instrText xml:space="preserve"> SEQ Equation \* ARABIC \s 1 </w:instrText>
+      </w:r>
+      <w:r>
+        <w:rPr>
+          <w:rFonts w:ascii="Times New Roman" w:hAnsi="Times New Roman" w:cs="Times New Roman"/>
+          <w:i w:val="0"/>
+        </w:rPr>
+        <w:fldChar w:fldCharType="separate"/>
+      </w:r>
+      <w:r>
+        <w:rPr>
+          <w:rFonts w:ascii="Times New Roman" w:hAnsi="Times New Roman" w:cs="Times New Roman"/>
+          <w:i w:val="0"/>
+          <w:noProof/>
+        </w:rPr>
+        <w:t>40</w:t>
+      </w:r>
+      <w:r>
+        <w:rPr>
+          <w:rFonts w:ascii="Times New Roman" w:hAnsi="Times New Roman" w:cs="Times New Roman"/>
+          <w:i w:val="0"/>
+        </w:rPr>
+        <w:fldChar w:fldCharType="end"/>
       </w:r>
     </w:p>
     <w:p>
@@ -40139,6 +40860,7 @@
   <w:style w:type="character" w:default="1" w:styleId="DefaultParagraphFont">
     <w:name w:val="Default Paragraph Font"/>
     <w:uiPriority w:val="1"/>
+    <w:semiHidden/>
     <w:unhideWhenUsed/>
   </w:style>
   <w:style w:type="table" w:default="1" w:styleId="TableNormal">

--- a/mydocuments/Revision4/Sikolia_Thesis_Revision_4.docx
+++ b/mydocuments/Revision4/Sikolia_Thesis_Revision_4.docx
@@ -7092,21 +7092,7 @@
         <w:rPr>
           <w:rFonts w:ascii="Times New Roman" w:hAnsi="Times New Roman" w:cs="Times New Roman"/>
         </w:rPr>
-        <w:t xml:space="preserve"> feature invariant based methods and concluded that the texture based method is more accurate. However, the authors argue that feature </w:t>
-      </w:r>
-      <w:proofErr w:type="gramStart"/>
-      <w:r>
-        <w:rPr>
-          <w:rFonts w:ascii="Times New Roman" w:hAnsi="Times New Roman" w:cs="Times New Roman"/>
-        </w:rPr>
-        <w:t>invariant based</w:t>
-      </w:r>
-      <w:proofErr w:type="gramEnd"/>
-      <w:r>
-        <w:rPr>
-          <w:rFonts w:ascii="Times New Roman" w:hAnsi="Times New Roman" w:cs="Times New Roman"/>
-        </w:rPr>
-        <w:t xml:space="preserve"> methods are computationally expensive.</w:t>
+        <w:t xml:space="preserve"> feature invariant based methods and concluded that the texture based method is more accurate. However, the authors argue that feature invariant based methods are computationally expensive.</w:t>
       </w:r>
     </w:p>
     <w:p>
@@ -10904,6 +10890,42 @@
       <w:pPr>
         <w:pStyle w:val="Heading2"/>
       </w:pPr>
+      <w:r>
+        <w:t>Introduction</w:t>
+      </w:r>
+    </w:p>
+    <w:p>
+      <w:pPr>
+        <w:pStyle w:val="BodyText"/>
+        <w:spacing w:before="240" w:line="480" w:lineRule="auto"/>
+        <w:ind w:firstLine="576"/>
+      </w:pPr>
+      <w:r>
+        <w:t xml:space="preserve">This section discusses the theory behind neural networks </w:t>
+      </w:r>
+      <w:r>
+        <w:t>by</w:t>
+      </w:r>
+      <w:r>
+        <w:t xml:space="preserve"> </w:t>
+      </w:r>
+      <w:r>
+        <w:t xml:space="preserve">deriving the back propagation algorithm. The section also discusses techniques used in </w:t>
+      </w:r>
+      <w:r>
+        <w:t xml:space="preserve">convolution </w:t>
+      </w:r>
+      <w:r>
+        <w:t>neural networks by describing how CNNs extract data from images. Specifically, this section focusses on major techniques used in CNNs such as filtering, strides, padding, pooling and batch normalization.</w:t>
+      </w:r>
+      <w:r>
+        <w:t xml:space="preserve"> </w:t>
+      </w:r>
+    </w:p>
+    <w:p>
+      <w:pPr>
+        <w:pStyle w:val="Heading2"/>
+      </w:pPr>
       <w:bookmarkStart w:id="54" w:name="_Toc178527565"/>
       <w:r>
         <w:t>Artificial Neural Networks</w:t>
@@ -11246,6 +11268,7 @@
         <w:rPr>
           <w:rFonts w:ascii="Times New Roman" w:hAnsi="Times New Roman" w:cs="Times New Roman"/>
         </w:rPr>
+        <w:lastRenderedPageBreak/>
         <w:tab/>
       </w:r>
     </w:p>
@@ -11327,14 +11350,7 @@
         <w:rPr>
           <w:rFonts w:ascii="Times New Roman" w:hAnsi="Times New Roman" w:cs="Times New Roman"/>
         </w:rPr>
-        <w:t xml:space="preserve">) with </w:t>
-      </w:r>
-      <w:r>
-        <w:rPr>
-          <w:rFonts w:ascii="Times New Roman" w:hAnsi="Times New Roman" w:cs="Times New Roman"/>
-        </w:rPr>
-        <w:lastRenderedPageBreak/>
-        <w:t>weights (W</w:t>
+        <w:t>) with weights (W</w:t>
       </w:r>
       <w:r>
         <w:rPr>
@@ -11689,6 +11705,7 @@
           <w:rFonts w:ascii="Times New Roman" w:hAnsi="Times New Roman" w:cs="Times New Roman"/>
           <w:noProof/>
         </w:rPr>
+        <w:lastRenderedPageBreak/>
         <w:drawing>
           <wp:anchor distT="0" distB="0" distL="0" distR="0" simplePos="0" relativeHeight="251660288" behindDoc="0" locked="0" layoutInCell="0" allowOverlap="1" wp14:anchorId="12939943" wp14:editId="019A7816">
             <wp:simplePos x="0" y="0"/>
@@ -11982,7 +11999,6 @@
         <w:rPr>
           <w:rFonts w:ascii="Times New Roman" w:hAnsi="Times New Roman" w:cs="Times New Roman"/>
         </w:rPr>
-        <w:lastRenderedPageBreak/>
         <w:t>Thus, the perceptron of a single layer neural network is shown in the formula</w:t>
       </w:r>
       <w:r>
@@ -12459,7 +12475,6 @@
         </w:rPr>
         <w:t xml:space="preserve"> be the weight matrices denoting the value of the synaptic weight that connects the j</w:t>
       </w:r>
-      <w:proofErr w:type="spellStart"/>
       <w:r>
         <w:rPr>
           <w:rFonts w:ascii="Times New Roman" w:hAnsi="Times New Roman" w:cs="Times New Roman"/>
@@ -12467,7 +12482,6 @@
         </w:rPr>
         <w:t>th</w:t>
       </w:r>
-      <w:proofErr w:type="spellEnd"/>
       <w:r>
         <w:rPr>
           <w:rFonts w:ascii="Times New Roman" w:hAnsi="Times New Roman" w:cs="Times New Roman"/>
@@ -12550,7 +12564,6 @@
         </w:rPr>
         <w:t xml:space="preserve"> Is the synaptic weight connecting the j</w:t>
       </w:r>
-      <w:proofErr w:type="spellStart"/>
       <w:r>
         <w:rPr>
           <w:rFonts w:ascii="Times New Roman" w:hAnsi="Times New Roman" w:cs="Times New Roman"/>
@@ -12558,7 +12571,6 @@
         </w:rPr>
         <w:t>th</w:t>
       </w:r>
-      <w:proofErr w:type="spellEnd"/>
       <w:r>
         <w:rPr>
           <w:rFonts w:ascii="Times New Roman" w:hAnsi="Times New Roman" w:cs="Times New Roman"/>
@@ -12641,7 +12653,6 @@
         </w:rPr>
         <w:t xml:space="preserve"> Is the synaptic weight connecting the j</w:t>
       </w:r>
-      <w:proofErr w:type="spellStart"/>
       <w:r>
         <w:rPr>
           <w:rFonts w:ascii="Times New Roman" w:hAnsi="Times New Roman" w:cs="Times New Roman"/>
@@ -12649,7 +12660,6 @@
         </w:rPr>
         <w:t>th</w:t>
       </w:r>
-      <w:proofErr w:type="spellEnd"/>
       <w:r>
         <w:rPr>
           <w:rFonts w:ascii="Times New Roman" w:hAnsi="Times New Roman" w:cs="Times New Roman"/>
@@ -12732,7 +12742,6 @@
         </w:rPr>
         <w:t xml:space="preserve"> Is the synaptic weight connecting the j</w:t>
       </w:r>
-      <w:proofErr w:type="spellStart"/>
       <w:r>
         <w:rPr>
           <w:rFonts w:ascii="Times New Roman" w:hAnsi="Times New Roman" w:cs="Times New Roman"/>
@@ -12740,7 +12749,6 @@
         </w:rPr>
         <w:t>th</w:t>
       </w:r>
-      <w:proofErr w:type="spellEnd"/>
       <w:r>
         <w:rPr>
           <w:rFonts w:ascii="Times New Roman" w:hAnsi="Times New Roman" w:cs="Times New Roman"/>
@@ -12780,6 +12788,7 @@
         <w:rPr>
           <w:noProof/>
         </w:rPr>
+        <w:lastRenderedPageBreak/>
         <w:drawing>
           <wp:inline distT="0" distB="0" distL="0" distR="0" wp14:anchorId="62750752" wp14:editId="3EA6D1EB">
             <wp:extent cx="4171950" cy="2581275"/>
@@ -12877,7 +12886,6 @@
         <w:spacing w:line="480" w:lineRule="auto"/>
       </w:pPr>
       <w:r>
-        <w:lastRenderedPageBreak/>
         <w:t xml:space="preserve">Let </w:t>
       </w:r>
       <m:oMath>
@@ -12919,14 +12927,12 @@
       <w:r>
         <w:t xml:space="preserve"> be vectors whose elements denote the weighted inputs of the j</w:t>
       </w:r>
-      <w:proofErr w:type="spellStart"/>
       <w:r>
         <w:rPr>
           <w:vertAlign w:val="superscript"/>
         </w:rPr>
         <w:t>th</w:t>
       </w:r>
-      <w:proofErr w:type="spellEnd"/>
       <w:r>
         <w:t xml:space="preserve"> neuron of layer L and are defined as the following.</w:t>
       </w:r>
@@ -15326,6 +15332,7 @@
           <w:rPr>
             <w:rFonts w:ascii="Cambria Math" w:hAnsi="Cambria Math"/>
           </w:rPr>
+          <w:lastRenderedPageBreak/>
           <m:t>E</m:t>
         </m:r>
         <m:d>
@@ -15716,14 +15723,12 @@
       <w:r>
         <w:t xml:space="preserve">  is the value produced by the jth output neuron of the network for the k</w:t>
       </w:r>
-      <w:proofErr w:type="spellStart"/>
       <w:r>
         <w:rPr>
           <w:vertAlign w:val="superscript"/>
         </w:rPr>
         <w:t>th</w:t>
       </w:r>
-      <w:proofErr w:type="spellEnd"/>
       <w:r>
         <w:t xml:space="preserve"> training sample, while </w:t>
       </w:r>
@@ -15774,15 +15779,7 @@
         </m:d>
       </m:oMath>
       <w:r>
-        <w:t xml:space="preserve"> is the corresponding desired value. If there are p training samples the perfor</w:t>
-      </w:r>
-      <w:proofErr w:type="spellStart"/>
-      <w:r>
-        <w:t>mance</w:t>
-      </w:r>
-      <w:proofErr w:type="spellEnd"/>
-      <w:r>
-        <w:t xml:space="preserve"> of the backpropagation algorithm would be calculated using the mean squared error defined by</w:t>
+        <w:t xml:space="preserve"> is the corresponding desired value. If there are p training samples the performance of the backpropagation algorithm would be calculated using the mean squared error defined by</w:t>
       </w:r>
     </w:p>
     <w:p>
@@ -16074,11 +16071,7 @@
         <w:t>3.9</w:t>
       </w:r>
       <w:r>
-        <w:t xml:space="preserve">. In order to communicate the derivation of the backpropagation algorithm the process will be divided into two parts. The first part will focus </w:t>
-      </w:r>
-      <w:r>
-        <w:lastRenderedPageBreak/>
-        <w:t xml:space="preserve">on the synaptic adjustment of weight matrix </w:t>
+        <w:t xml:space="preserve">. In order to communicate the derivation of the backpropagation algorithm the process will be divided into two parts. The first part will focus on the synaptic adjustment of weight matrix </w:t>
       </w:r>
       <m:oMath>
         <m:sSubSup>
@@ -17693,15 +17686,7 @@
         </m:sSup>
       </m:oMath>
       <w:r>
-        <w:t xml:space="preserve"> denotes the first order derivative of the activation fun</w:t>
-      </w:r>
-      <w:proofErr w:type="spellStart"/>
-      <w:r>
-        <w:t>ction</w:t>
-      </w:r>
-      <w:proofErr w:type="spellEnd"/>
-      <w:r>
-        <w:t xml:space="preserve">. Replacing equations </w:t>
+        <w:t xml:space="preserve"> denotes the first order derivative of the activation function. Replacing equations </w:t>
       </w:r>
       <w:r>
         <w:t>3.12</w:t>
@@ -19205,7 +19190,6 @@
         <w:spacing w:line="480" w:lineRule="auto"/>
       </w:pPr>
       <w:r>
-        <w:lastRenderedPageBreak/>
         <w:t>In short, we have shown through equation</w:t>
       </w:r>
       <w:r>
@@ -21151,6 +21135,7 @@
         <w:spacing w:line="480" w:lineRule="auto"/>
       </w:pPr>
       <w:r>
+        <w:lastRenderedPageBreak/>
         <w:t xml:space="preserve">Note that the partial derivative of parcel (ii) with respect to </w:t>
       </w:r>
       <m:oMath>
@@ -21690,11 +21675,7 @@
         <w:t>3.22</w:t>
       </w:r>
       <w:r>
-        <w:t xml:space="preserve">, the result can be simplified by </w:t>
-      </w:r>
-      <w:r>
-        <w:lastRenderedPageBreak/>
-        <w:t xml:space="preserve">multiplying equations </w:t>
+        <w:t xml:space="preserve">, the result can be simplified by multiplying equations </w:t>
       </w:r>
       <w:r>
         <w:t>3.13</w:t>
@@ -23765,6 +23746,7 @@
         <w:ind w:firstLine="720"/>
       </w:pPr>
       <w:r>
+        <w:lastRenderedPageBreak/>
         <w:t xml:space="preserve">The objective of the training process of the first hidden layer consists of adjusting the weight matrix </w:t>
       </w:r>
       <m:oMath>
@@ -28236,7 +28218,6 @@
         <w:spacing w:line="480" w:lineRule="auto"/>
       </w:pPr>
       <w:r>
-        <w:lastRenderedPageBreak/>
         <w:t>T</w:t>
       </w:r>
       <w:r>
@@ -28394,6 +28375,7 @@
         </w:rPr>
       </w:pPr>
       <w:r>
+        <w:lastRenderedPageBreak/>
         <w:t xml:space="preserve">Figure </w:t>
       </w:r>
       <w:r>
@@ -28585,14 +28567,7 @@
         <w:rPr>
           <w:rFonts w:ascii="Times New Roman" w:hAnsi="Times New Roman" w:cs="Times New Roman"/>
         </w:rPr>
-        <w:t xml:space="preserve">takes a 3 by 3 matrix from row R1 column C2 to row R3 </w:t>
-      </w:r>
-      <w:r>
-        <w:rPr>
-          <w:rFonts w:ascii="Times New Roman" w:hAnsi="Times New Roman" w:cs="Times New Roman"/>
-        </w:rPr>
-        <w:lastRenderedPageBreak/>
-        <w:t>column C4</w:t>
+        <w:t>takes a 3 by 3 matrix from row R1 column C2 to row R3 column C4</w:t>
       </w:r>
       <w:r>
         <w:rPr>
@@ -28810,7 +28785,11 @@
         <w:t xml:space="preserve">(assuming that we have a stride of 1) </w:t>
       </w:r>
       <w:r>
-        <w:t xml:space="preserve">and use it to explain how strides are used in convolution neural networks. The filter will begin in the same position as the filtering process i.e. </w:t>
+        <w:t xml:space="preserve">and use it to explain how strides are used in convolution neural networks. </w:t>
+      </w:r>
+      <w:r>
+        <w:lastRenderedPageBreak/>
+        <w:t xml:space="preserve">The filter will begin in the same position as the filtering process i.e. </w:t>
       </w:r>
       <w:r>
         <w:rPr>
@@ -28835,7 +28814,6 @@
           <w:noProof/>
           <w:lang w:val="en-KE"/>
         </w:rPr>
-        <w:lastRenderedPageBreak/>
         <w:drawing>
           <wp:inline distT="0" distB="0" distL="0" distR="0" wp14:anchorId="5C87E9C4" wp14:editId="09D771AC">
             <wp:extent cx="971550" cy="1209675"/>
@@ -29049,6 +29027,7 @@
           <w:noProof/>
           <w:lang w:val="en-KE"/>
         </w:rPr>
+        <w:lastRenderedPageBreak/>
         <w:drawing>
           <wp:inline distT="0" distB="0" distL="0" distR="0" wp14:anchorId="530C0A74" wp14:editId="73B85C6C">
             <wp:extent cx="4495800" cy="2508581"/>
@@ -29169,7 +29148,6 @@
         <w:pStyle w:val="Heading3"/>
       </w:pPr>
       <w:r>
-        <w:lastRenderedPageBreak/>
         <w:t>Pooling in Convolution Neural Networks</w:t>
       </w:r>
     </w:p>
@@ -29362,6 +29340,7 @@
           <w:noProof/>
           <w:lang w:val="en-KE"/>
         </w:rPr>
+        <w:lastRenderedPageBreak/>
         <w:drawing>
           <wp:inline distT="0" distB="0" distL="0" distR="0" wp14:anchorId="36663020" wp14:editId="23BB2003">
             <wp:extent cx="5400675" cy="2343150"/>
@@ -29486,7 +29465,6 @@
         <w:pStyle w:val="Heading3"/>
       </w:pPr>
       <w:r>
-        <w:lastRenderedPageBreak/>
         <w:t>Batch Normalization</w:t>
       </w:r>
     </w:p>
@@ -29566,9 +29544,6 @@
           </m:sSubPr>
           <m:e>
             <m:r>
-              <m:rPr>
-                <m:sty m:val="p"/>
-              </m:rPr>
               <w:rPr>
                 <w:rFonts w:ascii="Cambria Math" w:hAnsi="Cambria Math" w:cs="Times New Roman"/>
               </w:rPr>
@@ -29577,9 +29552,6 @@
           </m:e>
           <m:sub>
             <m:r>
-              <m:rPr>
-                <m:sty m:val="p"/>
-              </m:rPr>
               <w:rPr>
                 <w:rFonts w:ascii="Cambria Math" w:hAnsi="Cambria Math" w:cs="Times New Roman"/>
               </w:rPr>
@@ -29588,9 +29560,6 @@
           </m:sub>
         </m:sSub>
         <m:r>
-          <m:rPr>
-            <m:sty m:val="p"/>
-          </m:rPr>
           <w:rPr>
             <w:rFonts w:ascii="Cambria Math" w:hAnsi="Cambria Math" w:cs="Times New Roman"/>
           </w:rPr>
@@ -29617,9 +29586,6 @@
               </m:sSubPr>
               <m:e>
                 <m:r>
-                  <m:rPr>
-                    <m:sty m:val="p"/>
-                  </m:rPr>
                   <w:rPr>
                     <w:rFonts w:ascii="Cambria Math" w:hAnsi="Cambria Math" w:cs="Times New Roman"/>
                   </w:rPr>
@@ -29628,9 +29594,6 @@
               </m:e>
               <m:sub>
                 <m:r>
-                  <m:rPr>
-                    <m:sty m:val="p"/>
-                  </m:rPr>
                   <w:rPr>
                     <w:rFonts w:ascii="Cambria Math" w:hAnsi="Cambria Math" w:cs="Times New Roman"/>
                   </w:rPr>
@@ -29641,9 +29604,6 @@
           </m:e>
         </m:acc>
         <m:r>
-          <m:rPr>
-            <m:sty m:val="p"/>
-          </m:rPr>
           <w:rPr>
             <w:rFonts w:ascii="Cambria Math" w:hAnsi="Cambria Math" w:cs="Times New Roman"/>
           </w:rPr>

--- a/mydocuments/Revision4/Sikolia_Thesis_Revision_4.docx
+++ b/mydocuments/Revision4/Sikolia_Thesis_Revision_4.docx
@@ -8132,45 +8132,25 @@
                             <w:r>
                               <w:t xml:space="preserve">Figure </w:t>
                             </w:r>
-                            <w:r>
-                              <w:fldChar w:fldCharType="begin"/>
-                            </w:r>
-                            <w:r>
-                              <w:instrText xml:space="preserve"> STYLEREF 1 \s </w:instrText>
-                            </w:r>
-                            <w:r>
-                              <w:fldChar w:fldCharType="separate"/>
-                            </w:r>
-                            <w:r>
-                              <w:rPr>
-                                <w:noProof/>
-                              </w:rPr>
-                              <w:t>0</w:t>
-                            </w:r>
-                            <w:r>
-                              <w:fldChar w:fldCharType="end"/>
-                            </w:r>
+                            <w:fldSimple w:instr=" STYLEREF 1 \s ">
+                              <w:r>
+                                <w:rPr>
+                                  <w:noProof/>
+                                </w:rPr>
+                                <w:t>0</w:t>
+                              </w:r>
+                            </w:fldSimple>
                             <w:r>
                               <w:t>.</w:t>
                             </w:r>
-                            <w:r>
-                              <w:fldChar w:fldCharType="begin"/>
-                            </w:r>
-                            <w:r>
-                              <w:instrText xml:space="preserve"> SEQ Figure \* ARABIC \s 1 </w:instrText>
-                            </w:r>
-                            <w:r>
-                              <w:fldChar w:fldCharType="separate"/>
-                            </w:r>
-                            <w:r>
-                              <w:rPr>
-                                <w:noProof/>
-                              </w:rPr>
-                              <w:t>1</w:t>
-                            </w:r>
-                            <w:r>
-                              <w:fldChar w:fldCharType="end"/>
-                            </w:r>
+                            <w:fldSimple w:instr=" SEQ Figure \* ARABIC \s 1 ">
+                              <w:r>
+                                <w:rPr>
+                                  <w:noProof/>
+                                </w:rPr>
+                                <w:t>1</w:t>
+                              </w:r>
+                            </w:fldSimple>
                             <w:r>
                               <w:t>: Zero Padding</w:t>
                             </w:r>
@@ -8210,45 +8190,25 @@
                       <w:r>
                         <w:t xml:space="preserve">Figure </w:t>
                       </w:r>
-                      <w:r>
-                        <w:fldChar w:fldCharType="begin"/>
-                      </w:r>
-                      <w:r>
-                        <w:instrText xml:space="preserve"> STYLEREF 1 \s </w:instrText>
-                      </w:r>
-                      <w:r>
-                        <w:fldChar w:fldCharType="separate"/>
-                      </w:r>
-                      <w:r>
-                        <w:rPr>
-                          <w:noProof/>
-                        </w:rPr>
-                        <w:t>0</w:t>
-                      </w:r>
-                      <w:r>
-                        <w:fldChar w:fldCharType="end"/>
-                      </w:r>
+                      <w:fldSimple w:instr=" STYLEREF 1 \s ">
+                        <w:r>
+                          <w:rPr>
+                            <w:noProof/>
+                          </w:rPr>
+                          <w:t>0</w:t>
+                        </w:r>
+                      </w:fldSimple>
                       <w:r>
                         <w:t>.</w:t>
                       </w:r>
-                      <w:r>
-                        <w:fldChar w:fldCharType="begin"/>
-                      </w:r>
-                      <w:r>
-                        <w:instrText xml:space="preserve"> SEQ Figure \* ARABIC \s 1 </w:instrText>
-                      </w:r>
-                      <w:r>
-                        <w:fldChar w:fldCharType="separate"/>
-                      </w:r>
-                      <w:r>
-                        <w:rPr>
-                          <w:noProof/>
-                        </w:rPr>
-                        <w:t>1</w:t>
-                      </w:r>
-                      <w:r>
-                        <w:fldChar w:fldCharType="end"/>
-                      </w:r>
+                      <w:fldSimple w:instr=" SEQ Figure \* ARABIC \s 1 ">
+                        <w:r>
+                          <w:rPr>
+                            <w:noProof/>
+                          </w:rPr>
+                          <w:t>1</w:t>
+                        </w:r>
+                      </w:fldSimple>
                       <w:r>
                         <w:t>: Zero Padding</w:t>
                       </w:r>
@@ -8493,45 +8453,25 @@
                             <w:r>
                               <w:t xml:space="preserve">Figure </w:t>
                             </w:r>
-                            <w:r>
-                              <w:fldChar w:fldCharType="begin"/>
-                            </w:r>
-                            <w:r>
-                              <w:instrText xml:space="preserve"> STYLEREF 1 \s </w:instrText>
-                            </w:r>
-                            <w:r>
-                              <w:fldChar w:fldCharType="separate"/>
-                            </w:r>
-                            <w:r>
-                              <w:rPr>
-                                <w:noProof/>
-                              </w:rPr>
-                              <w:t>0</w:t>
-                            </w:r>
-                            <w:r>
-                              <w:fldChar w:fldCharType="end"/>
-                            </w:r>
+                            <w:fldSimple w:instr=" STYLEREF 1 \s ">
+                              <w:r>
+                                <w:rPr>
+                                  <w:noProof/>
+                                </w:rPr>
+                                <w:t>0</w:t>
+                              </w:r>
+                            </w:fldSimple>
                             <w:r>
                               <w:t>.</w:t>
                             </w:r>
-                            <w:r>
-                              <w:fldChar w:fldCharType="begin"/>
-                            </w:r>
-                            <w:r>
-                              <w:instrText xml:space="preserve"> SEQ Figure \* ARABIC \s 1 </w:instrText>
-                            </w:r>
-                            <w:r>
-                              <w:fldChar w:fldCharType="separate"/>
-                            </w:r>
-                            <w:r>
-                              <w:rPr>
-                                <w:noProof/>
-                              </w:rPr>
-                              <w:t>2</w:t>
-                            </w:r>
-                            <w:r>
-                              <w:fldChar w:fldCharType="end"/>
-                            </w:r>
+                            <w:fldSimple w:instr=" SEQ Figure \* ARABIC \s 1 ">
+                              <w:r>
+                                <w:rPr>
+                                  <w:noProof/>
+                                </w:rPr>
+                                <w:t>2</w:t>
+                              </w:r>
+                            </w:fldSimple>
                             <w:r>
                               <w:t>: Reflection Padding</w:t>
                             </w:r>
@@ -8568,45 +8508,25 @@
                       <w:r>
                         <w:t xml:space="preserve">Figure </w:t>
                       </w:r>
-                      <w:r>
-                        <w:fldChar w:fldCharType="begin"/>
-                      </w:r>
-                      <w:r>
-                        <w:instrText xml:space="preserve"> STYLEREF 1 \s </w:instrText>
-                      </w:r>
-                      <w:r>
-                        <w:fldChar w:fldCharType="separate"/>
-                      </w:r>
-                      <w:r>
-                        <w:rPr>
-                          <w:noProof/>
-                        </w:rPr>
-                        <w:t>0</w:t>
-                      </w:r>
-                      <w:r>
-                        <w:fldChar w:fldCharType="end"/>
-                      </w:r>
+                      <w:fldSimple w:instr=" STYLEREF 1 \s ">
+                        <w:r>
+                          <w:rPr>
+                            <w:noProof/>
+                          </w:rPr>
+                          <w:t>0</w:t>
+                        </w:r>
+                      </w:fldSimple>
                       <w:r>
                         <w:t>.</w:t>
                       </w:r>
-                      <w:r>
-                        <w:fldChar w:fldCharType="begin"/>
-                      </w:r>
-                      <w:r>
-                        <w:instrText xml:space="preserve"> SEQ Figure \* ARABIC \s 1 </w:instrText>
-                      </w:r>
-                      <w:r>
-                        <w:fldChar w:fldCharType="separate"/>
-                      </w:r>
-                      <w:r>
-                        <w:rPr>
-                          <w:noProof/>
-                        </w:rPr>
-                        <w:t>2</w:t>
-                      </w:r>
-                      <w:r>
-                        <w:fldChar w:fldCharType="end"/>
-                      </w:r>
+                      <w:fldSimple w:instr=" SEQ Figure \* ARABIC \s 1 ">
+                        <w:r>
+                          <w:rPr>
+                            <w:noProof/>
+                          </w:rPr>
+                          <w:t>2</w:t>
+                        </w:r>
+                      </w:fldSimple>
                       <w:r>
                         <w:t>: Reflection Padding</w:t>
                       </w:r>
@@ -8800,45 +8720,25 @@
                             <w:r>
                               <w:t xml:space="preserve">Figure </w:t>
                             </w:r>
-                            <w:r>
-                              <w:fldChar w:fldCharType="begin"/>
-                            </w:r>
-                            <w:r>
-                              <w:instrText xml:space="preserve"> STYLEREF 1 \s </w:instrText>
-                            </w:r>
-                            <w:r>
-                              <w:fldChar w:fldCharType="separate"/>
-                            </w:r>
-                            <w:r>
-                              <w:rPr>
-                                <w:noProof/>
-                              </w:rPr>
-                              <w:t>0</w:t>
-                            </w:r>
-                            <w:r>
-                              <w:fldChar w:fldCharType="end"/>
-                            </w:r>
+                            <w:fldSimple w:instr=" STYLEREF 1 \s ">
+                              <w:r>
+                                <w:rPr>
+                                  <w:noProof/>
+                                </w:rPr>
+                                <w:t>0</w:t>
+                              </w:r>
+                            </w:fldSimple>
                             <w:r>
                               <w:t>.</w:t>
                             </w:r>
-                            <w:r>
-                              <w:fldChar w:fldCharType="begin"/>
-                            </w:r>
-                            <w:r>
-                              <w:instrText xml:space="preserve"> SEQ Figure \* ARABIC \s 1 </w:instrText>
-                            </w:r>
-                            <w:r>
-                              <w:fldChar w:fldCharType="separate"/>
-                            </w:r>
-                            <w:r>
-                              <w:rPr>
-                                <w:noProof/>
-                              </w:rPr>
-                              <w:t>3</w:t>
-                            </w:r>
-                            <w:r>
-                              <w:fldChar w:fldCharType="end"/>
-                            </w:r>
+                            <w:fldSimple w:instr=" SEQ Figure \* ARABIC \s 1 ">
+                              <w:r>
+                                <w:rPr>
+                                  <w:noProof/>
+                                </w:rPr>
+                                <w:t>3</w:t>
+                              </w:r>
+                            </w:fldSimple>
                             <w:r>
                               <w:t>: Replication Padding</w:t>
                             </w:r>
@@ -8875,45 +8775,25 @@
                       <w:r>
                         <w:t xml:space="preserve">Figure </w:t>
                       </w:r>
-                      <w:r>
-                        <w:fldChar w:fldCharType="begin"/>
-                      </w:r>
-                      <w:r>
-                        <w:instrText xml:space="preserve"> STYLEREF 1 \s </w:instrText>
-                      </w:r>
-                      <w:r>
-                        <w:fldChar w:fldCharType="separate"/>
-                      </w:r>
-                      <w:r>
-                        <w:rPr>
-                          <w:noProof/>
-                        </w:rPr>
-                        <w:t>0</w:t>
-                      </w:r>
-                      <w:r>
-                        <w:fldChar w:fldCharType="end"/>
-                      </w:r>
+                      <w:fldSimple w:instr=" STYLEREF 1 \s ">
+                        <w:r>
+                          <w:rPr>
+                            <w:noProof/>
+                          </w:rPr>
+                          <w:t>0</w:t>
+                        </w:r>
+                      </w:fldSimple>
                       <w:r>
                         <w:t>.</w:t>
                       </w:r>
-                      <w:r>
-                        <w:fldChar w:fldCharType="begin"/>
-                      </w:r>
-                      <w:r>
-                        <w:instrText xml:space="preserve"> SEQ Figure \* ARABIC \s 1 </w:instrText>
-                      </w:r>
-                      <w:r>
-                        <w:fldChar w:fldCharType="separate"/>
-                      </w:r>
-                      <w:r>
-                        <w:rPr>
-                          <w:noProof/>
-                        </w:rPr>
-                        <w:t>3</w:t>
-                      </w:r>
-                      <w:r>
-                        <w:fldChar w:fldCharType="end"/>
-                      </w:r>
+                      <w:fldSimple w:instr=" SEQ Figure \* ARABIC \s 1 ">
+                        <w:r>
+                          <w:rPr>
+                            <w:noProof/>
+                          </w:rPr>
+                          <w:t>3</w:t>
+                        </w:r>
+                      </w:fldSimple>
                       <w:r>
                         <w:t>: Replication Padding</w:t>
                       </w:r>
@@ -9150,45 +9030,25 @@
                             <w:r>
                               <w:t xml:space="preserve">Figure </w:t>
                             </w:r>
-                            <w:r>
-                              <w:fldChar w:fldCharType="begin"/>
-                            </w:r>
-                            <w:r>
-                              <w:instrText xml:space="preserve"> STYLEREF 1 \s </w:instrText>
-                            </w:r>
-                            <w:r>
-                              <w:fldChar w:fldCharType="separate"/>
-                            </w:r>
-                            <w:r>
-                              <w:rPr>
-                                <w:noProof/>
-                              </w:rPr>
-                              <w:t>0</w:t>
-                            </w:r>
-                            <w:r>
-                              <w:fldChar w:fldCharType="end"/>
-                            </w:r>
+                            <w:fldSimple w:instr=" STYLEREF 1 \s ">
+                              <w:r>
+                                <w:rPr>
+                                  <w:noProof/>
+                                </w:rPr>
+                                <w:t>0</w:t>
+                              </w:r>
+                            </w:fldSimple>
                             <w:r>
                               <w:t>.</w:t>
                             </w:r>
-                            <w:r>
-                              <w:fldChar w:fldCharType="begin"/>
-                            </w:r>
-                            <w:r>
-                              <w:instrText xml:space="preserve"> SEQ Figure \* ARABIC \s 1 </w:instrText>
-                            </w:r>
-                            <w:r>
-                              <w:fldChar w:fldCharType="separate"/>
-                            </w:r>
-                            <w:r>
-                              <w:rPr>
-                                <w:noProof/>
-                              </w:rPr>
-                              <w:t>4</w:t>
-                            </w:r>
-                            <w:r>
-                              <w:fldChar w:fldCharType="end"/>
-                            </w:r>
+                            <w:fldSimple w:instr=" SEQ Figure \* ARABIC \s 1 ">
+                              <w:r>
+                                <w:rPr>
+                                  <w:noProof/>
+                                </w:rPr>
+                                <w:t>4</w:t>
+                              </w:r>
+                            </w:fldSimple>
                             <w:r>
                               <w:t>: Circular Padding</w:t>
                             </w:r>
@@ -9225,45 +9085,25 @@
                       <w:r>
                         <w:t xml:space="preserve">Figure </w:t>
                       </w:r>
-                      <w:r>
-                        <w:fldChar w:fldCharType="begin"/>
-                      </w:r>
-                      <w:r>
-                        <w:instrText xml:space="preserve"> STYLEREF 1 \s </w:instrText>
-                      </w:r>
-                      <w:r>
-                        <w:fldChar w:fldCharType="separate"/>
-                      </w:r>
-                      <w:r>
-                        <w:rPr>
-                          <w:noProof/>
-                        </w:rPr>
-                        <w:t>0</w:t>
-                      </w:r>
-                      <w:r>
-                        <w:fldChar w:fldCharType="end"/>
-                      </w:r>
+                      <w:fldSimple w:instr=" STYLEREF 1 \s ">
+                        <w:r>
+                          <w:rPr>
+                            <w:noProof/>
+                          </w:rPr>
+                          <w:t>0</w:t>
+                        </w:r>
+                      </w:fldSimple>
                       <w:r>
                         <w:t>.</w:t>
                       </w:r>
-                      <w:r>
-                        <w:fldChar w:fldCharType="begin"/>
-                      </w:r>
-                      <w:r>
-                        <w:instrText xml:space="preserve"> SEQ Figure \* ARABIC \s 1 </w:instrText>
-                      </w:r>
-                      <w:r>
-                        <w:fldChar w:fldCharType="separate"/>
-                      </w:r>
-                      <w:r>
-                        <w:rPr>
-                          <w:noProof/>
-                        </w:rPr>
-                        <w:t>4</w:t>
-                      </w:r>
-                      <w:r>
-                        <w:fldChar w:fldCharType="end"/>
-                      </w:r>
+                      <w:fldSimple w:instr=" SEQ Figure \* ARABIC \s 1 ">
+                        <w:r>
+                          <w:rPr>
+                            <w:noProof/>
+                          </w:rPr>
+                          <w:t>4</w:t>
+                        </w:r>
+                      </w:fldSimple>
                       <w:r>
                         <w:t>: Circular Padding</w:t>
                       </w:r>
@@ -9473,45 +9313,25 @@
                             <w:r>
                               <w:t xml:space="preserve">Figure </w:t>
                             </w:r>
-                            <w:r>
-                              <w:fldChar w:fldCharType="begin"/>
-                            </w:r>
-                            <w:r>
-                              <w:instrText xml:space="preserve"> STYLEREF 1 \s </w:instrText>
-                            </w:r>
-                            <w:r>
-                              <w:fldChar w:fldCharType="separate"/>
-                            </w:r>
-                            <w:r>
-                              <w:rPr>
-                                <w:noProof/>
-                              </w:rPr>
-                              <w:t>0</w:t>
-                            </w:r>
-                            <w:r>
-                              <w:fldChar w:fldCharType="end"/>
-                            </w:r>
+                            <w:fldSimple w:instr=" STYLEREF 1 \s ">
+                              <w:r>
+                                <w:rPr>
+                                  <w:noProof/>
+                                </w:rPr>
+                                <w:t>0</w:t>
+                              </w:r>
+                            </w:fldSimple>
                             <w:r>
                               <w:t>.</w:t>
                             </w:r>
-                            <w:r>
-                              <w:fldChar w:fldCharType="begin"/>
-                            </w:r>
-                            <w:r>
-                              <w:instrText xml:space="preserve"> SEQ Figure \* ARABIC \s 1 </w:instrText>
-                            </w:r>
-                            <w:r>
-                              <w:fldChar w:fldCharType="separate"/>
-                            </w:r>
-                            <w:r>
-                              <w:rPr>
-                                <w:noProof/>
-                              </w:rPr>
-                              <w:t>5</w:t>
-                            </w:r>
-                            <w:r>
-                              <w:fldChar w:fldCharType="end"/>
-                            </w:r>
+                            <w:fldSimple w:instr=" SEQ Figure \* ARABIC \s 1 ">
+                              <w:r>
+                                <w:rPr>
+                                  <w:noProof/>
+                                </w:rPr>
+                                <w:t>5</w:t>
+                              </w:r>
+                            </w:fldSimple>
                             <w:r>
                               <w:t>: Sequence Padding</w:t>
                             </w:r>
@@ -9547,45 +9367,25 @@
                       <w:r>
                         <w:t xml:space="preserve">Figure </w:t>
                       </w:r>
-                      <w:r>
-                        <w:fldChar w:fldCharType="begin"/>
-                      </w:r>
-                      <w:r>
-                        <w:instrText xml:space="preserve"> STYLEREF 1 \s </w:instrText>
-                      </w:r>
-                      <w:r>
-                        <w:fldChar w:fldCharType="separate"/>
-                      </w:r>
-                      <w:r>
-                        <w:rPr>
-                          <w:noProof/>
-                        </w:rPr>
-                        <w:t>0</w:t>
-                      </w:r>
-                      <w:r>
-                        <w:fldChar w:fldCharType="end"/>
-                      </w:r>
+                      <w:fldSimple w:instr=" STYLEREF 1 \s ">
+                        <w:r>
+                          <w:rPr>
+                            <w:noProof/>
+                          </w:rPr>
+                          <w:t>0</w:t>
+                        </w:r>
+                      </w:fldSimple>
                       <w:r>
                         <w:t>.</w:t>
                       </w:r>
-                      <w:r>
-                        <w:fldChar w:fldCharType="begin"/>
-                      </w:r>
-                      <w:r>
-                        <w:instrText xml:space="preserve"> SEQ Figure \* ARABIC \s 1 </w:instrText>
-                      </w:r>
-                      <w:r>
-                        <w:fldChar w:fldCharType="separate"/>
-                      </w:r>
-                      <w:r>
-                        <w:rPr>
-                          <w:noProof/>
-                        </w:rPr>
-                        <w:t>5</w:t>
-                      </w:r>
-                      <w:r>
-                        <w:fldChar w:fldCharType="end"/>
-                      </w:r>
+                      <w:fldSimple w:instr=" SEQ Figure \* ARABIC \s 1 ">
+                        <w:r>
+                          <w:rPr>
+                            <w:noProof/>
+                          </w:rPr>
+                          <w:t>5</w:t>
+                        </w:r>
+                      </w:fldSimple>
                       <w:r>
                         <w:t>: Sequence Padding</w:t>
                       </w:r>
@@ -10667,45 +10467,25 @@
       <w:r>
         <w:t xml:space="preserve">Figure </w:t>
       </w:r>
-      <w:r>
-        <w:fldChar w:fldCharType="begin"/>
-      </w:r>
-      <w:r>
-        <w:instrText xml:space="preserve"> STYLEREF 1 \s </w:instrText>
-      </w:r>
-      <w:r>
-        <w:fldChar w:fldCharType="separate"/>
-      </w:r>
-      <w:r>
-        <w:rPr>
-          <w:noProof/>
-        </w:rPr>
-        <w:t>0</w:t>
-      </w:r>
-      <w:r>
-        <w:fldChar w:fldCharType="end"/>
-      </w:r>
+      <w:fldSimple w:instr=" STYLEREF 1 \s ">
+        <w:r>
+          <w:rPr>
+            <w:noProof/>
+          </w:rPr>
+          <w:t>0</w:t>
+        </w:r>
+      </w:fldSimple>
       <w:r>
         <w:t>.</w:t>
       </w:r>
-      <w:r>
-        <w:fldChar w:fldCharType="begin"/>
-      </w:r>
-      <w:r>
-        <w:instrText xml:space="preserve"> SEQ Figure \* ARABIC \s 1 </w:instrText>
-      </w:r>
-      <w:r>
-        <w:fldChar w:fldCharType="separate"/>
-      </w:r>
-      <w:r>
-        <w:rPr>
-          <w:noProof/>
-        </w:rPr>
-        <w:t>6</w:t>
-      </w:r>
-      <w:r>
-        <w:fldChar w:fldCharType="end"/>
-      </w:r>
+      <w:fldSimple w:instr=" SEQ Figure \* ARABIC \s 1 ">
+        <w:r>
+          <w:rPr>
+            <w:noProof/>
+          </w:rPr>
+          <w:t>6</w:t>
+        </w:r>
+      </w:fldSimple>
       <w:r>
         <w:t>: Face Alignment</w:t>
       </w:r>
@@ -11032,45 +10812,25 @@
                             <w:r>
                               <w:t xml:space="preserve">Figure </w:t>
                             </w:r>
-                            <w:r>
-                              <w:fldChar w:fldCharType="begin"/>
-                            </w:r>
-                            <w:r>
-                              <w:instrText xml:space="preserve"> STYLEREF 1 \s </w:instrText>
-                            </w:r>
-                            <w:r>
-                              <w:fldChar w:fldCharType="separate"/>
-                            </w:r>
-                            <w:r>
-                              <w:rPr>
-                                <w:noProof/>
-                              </w:rPr>
-                              <w:t>0</w:t>
-                            </w:r>
-                            <w:r>
-                              <w:fldChar w:fldCharType="end"/>
-                            </w:r>
+                            <w:fldSimple w:instr=" STYLEREF 1 \s ">
+                              <w:r>
+                                <w:rPr>
+                                  <w:noProof/>
+                                </w:rPr>
+                                <w:t>0</w:t>
+                              </w:r>
+                            </w:fldSimple>
                             <w:r>
                               <w:t>.</w:t>
                             </w:r>
-                            <w:r>
-                              <w:fldChar w:fldCharType="begin"/>
-                            </w:r>
-                            <w:r>
-                              <w:instrText xml:space="preserve"> SEQ Figure \* ARABIC \s 1 </w:instrText>
-                            </w:r>
-                            <w:r>
-                              <w:fldChar w:fldCharType="separate"/>
-                            </w:r>
-                            <w:r>
-                              <w:rPr>
-                                <w:noProof/>
-                              </w:rPr>
-                              <w:t>1</w:t>
-                            </w:r>
-                            <w:r>
-                              <w:fldChar w:fldCharType="end"/>
-                            </w:r>
+                            <w:fldSimple w:instr=" SEQ Figure \* ARABIC \s 1 ">
+                              <w:r>
+                                <w:rPr>
+                                  <w:noProof/>
+                                </w:rPr>
+                                <w:t>1</w:t>
+                              </w:r>
+                            </w:fldSimple>
                             <w:r>
                               <w:t>: Artificial Neural Network</w:t>
                             </w:r>
@@ -11107,45 +10867,25 @@
                       <w:r>
                         <w:t xml:space="preserve">Figure </w:t>
                       </w:r>
-                      <w:r>
-                        <w:fldChar w:fldCharType="begin"/>
-                      </w:r>
-                      <w:r>
-                        <w:instrText xml:space="preserve"> STYLEREF 1 \s </w:instrText>
-                      </w:r>
-                      <w:r>
-                        <w:fldChar w:fldCharType="separate"/>
-                      </w:r>
-                      <w:r>
-                        <w:rPr>
-                          <w:noProof/>
-                        </w:rPr>
-                        <w:t>0</w:t>
-                      </w:r>
-                      <w:r>
-                        <w:fldChar w:fldCharType="end"/>
-                      </w:r>
+                      <w:fldSimple w:instr=" STYLEREF 1 \s ">
+                        <w:r>
+                          <w:rPr>
+                            <w:noProof/>
+                          </w:rPr>
+                          <w:t>0</w:t>
+                        </w:r>
+                      </w:fldSimple>
                       <w:r>
                         <w:t>.</w:t>
                       </w:r>
-                      <w:r>
-                        <w:fldChar w:fldCharType="begin"/>
-                      </w:r>
-                      <w:r>
-                        <w:instrText xml:space="preserve"> SEQ Figure \* ARABIC \s 1 </w:instrText>
-                      </w:r>
-                      <w:r>
-                        <w:fldChar w:fldCharType="separate"/>
-                      </w:r>
-                      <w:r>
-                        <w:rPr>
-                          <w:noProof/>
-                        </w:rPr>
-                        <w:t>1</w:t>
-                      </w:r>
-                      <w:r>
-                        <w:fldChar w:fldCharType="end"/>
-                      </w:r>
+                      <w:fldSimple w:instr=" SEQ Figure \* ARABIC \s 1 ">
+                        <w:r>
+                          <w:rPr>
+                            <w:noProof/>
+                          </w:rPr>
+                          <w:t>1</w:t>
+                        </w:r>
+                      </w:fldSimple>
                       <w:r>
                         <w:t>: Artificial Neural Network</w:t>
                       </w:r>
@@ -11850,45 +11590,25 @@
                             <w:r>
                               <w:t xml:space="preserve">Figure </w:t>
                             </w:r>
-                            <w:r>
-                              <w:fldChar w:fldCharType="begin"/>
-                            </w:r>
-                            <w:r>
-                              <w:instrText xml:space="preserve"> STYLEREF 1 \s </w:instrText>
-                            </w:r>
-                            <w:r>
-                              <w:fldChar w:fldCharType="separate"/>
-                            </w:r>
-                            <w:r>
-                              <w:rPr>
-                                <w:noProof/>
-                              </w:rPr>
-                              <w:t>0</w:t>
-                            </w:r>
-                            <w:r>
-                              <w:fldChar w:fldCharType="end"/>
-                            </w:r>
+                            <w:fldSimple w:instr=" STYLEREF 1 \s ">
+                              <w:r>
+                                <w:rPr>
+                                  <w:noProof/>
+                                </w:rPr>
+                                <w:t>0</w:t>
+                              </w:r>
+                            </w:fldSimple>
                             <w:r>
                               <w:t>.</w:t>
                             </w:r>
-                            <w:r>
-                              <w:fldChar w:fldCharType="begin"/>
-                            </w:r>
-                            <w:r>
-                              <w:instrText xml:space="preserve"> SEQ Figure \* ARABIC \s 1 </w:instrText>
-                            </w:r>
-                            <w:r>
-                              <w:fldChar w:fldCharType="separate"/>
-                            </w:r>
-                            <w:r>
-                              <w:rPr>
-                                <w:noProof/>
-                              </w:rPr>
-                              <w:t>2</w:t>
-                            </w:r>
-                            <w:r>
-                              <w:fldChar w:fldCharType="end"/>
-                            </w:r>
+                            <w:fldSimple w:instr=" SEQ Figure \* ARABIC \s 1 ">
+                              <w:r>
+                                <w:rPr>
+                                  <w:noProof/>
+                                </w:rPr>
+                                <w:t>2</w:t>
+                              </w:r>
+                            </w:fldSimple>
                             <w:r>
                               <w:t>: An Artificial Neural Network with a Bias</w:t>
                             </w:r>
@@ -11928,45 +11648,25 @@
                       <w:r>
                         <w:t xml:space="preserve">Figure </w:t>
                       </w:r>
-                      <w:r>
-                        <w:fldChar w:fldCharType="begin"/>
-                      </w:r>
-                      <w:r>
-                        <w:instrText xml:space="preserve"> STYLEREF 1 \s </w:instrText>
-                      </w:r>
-                      <w:r>
-                        <w:fldChar w:fldCharType="separate"/>
-                      </w:r>
-                      <w:r>
-                        <w:rPr>
-                          <w:noProof/>
-                        </w:rPr>
-                        <w:t>0</w:t>
-                      </w:r>
-                      <w:r>
-                        <w:fldChar w:fldCharType="end"/>
-                      </w:r>
+                      <w:fldSimple w:instr=" STYLEREF 1 \s ">
+                        <w:r>
+                          <w:rPr>
+                            <w:noProof/>
+                          </w:rPr>
+                          <w:t>0</w:t>
+                        </w:r>
+                      </w:fldSimple>
                       <w:r>
                         <w:t>.</w:t>
                       </w:r>
-                      <w:r>
-                        <w:fldChar w:fldCharType="begin"/>
-                      </w:r>
-                      <w:r>
-                        <w:instrText xml:space="preserve"> SEQ Figure \* ARABIC \s 1 </w:instrText>
-                      </w:r>
-                      <w:r>
-                        <w:fldChar w:fldCharType="separate"/>
-                      </w:r>
-                      <w:r>
-                        <w:rPr>
-                          <w:noProof/>
-                        </w:rPr>
-                        <w:t>2</w:t>
-                      </w:r>
-                      <w:r>
-                        <w:fldChar w:fldCharType="end"/>
-                      </w:r>
+                      <w:fldSimple w:instr=" SEQ Figure \* ARABIC \s 1 ">
+                        <w:r>
+                          <w:rPr>
+                            <w:noProof/>
+                          </w:rPr>
+                          <w:t>2</w:t>
+                        </w:r>
+                      </w:fldSimple>
                       <w:r>
                         <w:t>: An Artificial Neural Network with a Bias</w:t>
                       </w:r>
@@ -12837,45 +12537,25 @@
       <w:r>
         <w:t xml:space="preserve">Figure </w:t>
       </w:r>
-      <w:r>
-        <w:fldChar w:fldCharType="begin"/>
-      </w:r>
-      <w:r>
-        <w:instrText xml:space="preserve"> STYLEREF 1 \s </w:instrText>
-      </w:r>
-      <w:r>
-        <w:fldChar w:fldCharType="separate"/>
-      </w:r>
-      <w:r>
-        <w:rPr>
-          <w:noProof/>
-        </w:rPr>
-        <w:t>0</w:t>
-      </w:r>
-      <w:r>
-        <w:fldChar w:fldCharType="end"/>
-      </w:r>
+      <w:fldSimple w:instr=" STYLEREF 1 \s ">
+        <w:r>
+          <w:rPr>
+            <w:noProof/>
+          </w:rPr>
+          <w:t>0</w:t>
+        </w:r>
+      </w:fldSimple>
       <w:r>
         <w:t>.</w:t>
       </w:r>
-      <w:r>
-        <w:fldChar w:fldCharType="begin"/>
-      </w:r>
-      <w:r>
-        <w:instrText xml:space="preserve"> SEQ Figure \* ARABIC \s 1 </w:instrText>
-      </w:r>
-      <w:r>
-        <w:fldChar w:fldCharType="separate"/>
-      </w:r>
-      <w:r>
-        <w:rPr>
-          <w:noProof/>
-        </w:rPr>
-        <w:t>3</w:t>
-      </w:r>
-      <w:r>
-        <w:fldChar w:fldCharType="end"/>
-      </w:r>
+      <w:fldSimple w:instr=" SEQ Figure \* ARABIC \s 1 ">
+        <w:r>
+          <w:rPr>
+            <w:noProof/>
+          </w:rPr>
+          <w:t>3</w:t>
+        </w:r>
+      </w:fldSimple>
       <w:r>
         <w:t>: Image Showing an Artificial Neural Network</w:t>
       </w:r>
@@ -28378,45 +28058,25 @@
         <w:lastRenderedPageBreak/>
         <w:t xml:space="preserve">Figure </w:t>
       </w:r>
-      <w:r>
-        <w:fldChar w:fldCharType="begin"/>
-      </w:r>
-      <w:r>
-        <w:instrText xml:space="preserve"> STYLEREF 1 \s </w:instrText>
-      </w:r>
-      <w:r>
-        <w:fldChar w:fldCharType="separate"/>
-      </w:r>
-      <w:r>
-        <w:rPr>
-          <w:noProof/>
-        </w:rPr>
-        <w:t>0</w:t>
-      </w:r>
-      <w:r>
-        <w:fldChar w:fldCharType="end"/>
-      </w:r>
+      <w:fldSimple w:instr=" STYLEREF 1 \s ">
+        <w:r>
+          <w:rPr>
+            <w:noProof/>
+          </w:rPr>
+          <w:t>0</w:t>
+        </w:r>
+      </w:fldSimple>
       <w:r>
         <w:t>.</w:t>
       </w:r>
-      <w:r>
-        <w:fldChar w:fldCharType="begin"/>
-      </w:r>
-      <w:r>
-        <w:instrText xml:space="preserve"> SEQ Figure \* ARABIC \s 1 </w:instrText>
-      </w:r>
-      <w:r>
-        <w:fldChar w:fldCharType="separate"/>
-      </w:r>
-      <w:r>
-        <w:rPr>
-          <w:noProof/>
-        </w:rPr>
-        <w:t>4</w:t>
-      </w:r>
-      <w:r>
-        <w:fldChar w:fldCharType="end"/>
-      </w:r>
+      <w:fldSimple w:instr=" SEQ Figure \* ARABIC \s 1 ">
+        <w:r>
+          <w:rPr>
+            <w:noProof/>
+          </w:rPr>
+          <w:t>4</w:t>
+        </w:r>
+      </w:fldSimple>
       <w:r>
         <w:t>: Sample Matrix and a Kernel</w:t>
       </w:r>
@@ -28712,45 +28372,25 @@
       <w:r>
         <w:t xml:space="preserve">Figure </w:t>
       </w:r>
-      <w:r>
-        <w:fldChar w:fldCharType="begin"/>
-      </w:r>
-      <w:r>
-        <w:instrText xml:space="preserve"> STYLEREF 1 \s </w:instrText>
-      </w:r>
-      <w:r>
-        <w:fldChar w:fldCharType="separate"/>
-      </w:r>
-      <w:r>
-        <w:rPr>
-          <w:noProof/>
-        </w:rPr>
-        <w:t>0</w:t>
-      </w:r>
-      <w:r>
-        <w:fldChar w:fldCharType="end"/>
-      </w:r>
+      <w:fldSimple w:instr=" STYLEREF 1 \s ">
+        <w:r>
+          <w:rPr>
+            <w:noProof/>
+          </w:rPr>
+          <w:t>0</w:t>
+        </w:r>
+      </w:fldSimple>
       <w:r>
         <w:t>.</w:t>
       </w:r>
-      <w:r>
-        <w:fldChar w:fldCharType="begin"/>
-      </w:r>
-      <w:r>
-        <w:instrText xml:space="preserve"> SEQ Figure \* ARABIC \s 1 </w:instrText>
-      </w:r>
-      <w:r>
-        <w:fldChar w:fldCharType="separate"/>
-      </w:r>
-      <w:r>
-        <w:rPr>
-          <w:noProof/>
-        </w:rPr>
-        <w:t>5</w:t>
-      </w:r>
-      <w:r>
-        <w:fldChar w:fldCharType="end"/>
-      </w:r>
+      <w:fldSimple w:instr=" SEQ Figure \* ARABIC \s 1 ">
+        <w:r>
+          <w:rPr>
+            <w:noProof/>
+          </w:rPr>
+          <w:t>5</w:t>
+        </w:r>
+      </w:fldSimple>
       <w:r>
         <w:t>Feature Map</w:t>
       </w:r>
@@ -28873,45 +28513,25 @@
       <w:r>
         <w:t xml:space="preserve">Figure </w:t>
       </w:r>
-      <w:r>
-        <w:fldChar w:fldCharType="begin"/>
-      </w:r>
-      <w:r>
-        <w:instrText xml:space="preserve"> STYLEREF 1 \s </w:instrText>
-      </w:r>
-      <w:r>
-        <w:fldChar w:fldCharType="separate"/>
-      </w:r>
-      <w:r>
-        <w:rPr>
-          <w:noProof/>
-        </w:rPr>
-        <w:t>0</w:t>
-      </w:r>
-      <w:r>
-        <w:fldChar w:fldCharType="end"/>
-      </w:r>
+      <w:fldSimple w:instr=" STYLEREF 1 \s ">
+        <w:r>
+          <w:rPr>
+            <w:noProof/>
+          </w:rPr>
+          <w:t>0</w:t>
+        </w:r>
+      </w:fldSimple>
       <w:r>
         <w:t>.</w:t>
       </w:r>
-      <w:r>
-        <w:fldChar w:fldCharType="begin"/>
-      </w:r>
-      <w:r>
-        <w:instrText xml:space="preserve"> SEQ Figure \* ARABIC \s 1 </w:instrText>
-      </w:r>
-      <w:r>
-        <w:fldChar w:fldCharType="separate"/>
-      </w:r>
-      <w:r>
-        <w:rPr>
-          <w:noProof/>
-        </w:rPr>
-        <w:t>6</w:t>
-      </w:r>
-      <w:r>
-        <w:fldChar w:fldCharType="end"/>
-      </w:r>
+      <w:fldSimple w:instr=" SEQ Figure \* ARABIC \s 1 ">
+        <w:r>
+          <w:rPr>
+            <w:noProof/>
+          </w:rPr>
+          <w:t>6</w:t>
+        </w:r>
+      </w:fldSimple>
       <w:r>
         <w:t xml:space="preserve"> Filtering with a Stride of 1</w:t>
       </w:r>
@@ -29090,45 +28710,25 @@
       <w:r>
         <w:t xml:space="preserve">Figure </w:t>
       </w:r>
-      <w:r>
-        <w:fldChar w:fldCharType="begin"/>
-      </w:r>
-      <w:r>
-        <w:instrText xml:space="preserve"> STYLEREF 1 \s </w:instrText>
-      </w:r>
-      <w:r>
-        <w:fldChar w:fldCharType="separate"/>
-      </w:r>
-      <w:r>
-        <w:rPr>
-          <w:noProof/>
-        </w:rPr>
-        <w:t>0</w:t>
-      </w:r>
-      <w:r>
-        <w:fldChar w:fldCharType="end"/>
-      </w:r>
+      <w:fldSimple w:instr=" STYLEREF 1 \s ">
+        <w:r>
+          <w:rPr>
+            <w:noProof/>
+          </w:rPr>
+          <w:t>0</w:t>
+        </w:r>
+      </w:fldSimple>
       <w:r>
         <w:t>.</w:t>
       </w:r>
-      <w:r>
-        <w:fldChar w:fldCharType="begin"/>
-      </w:r>
-      <w:r>
-        <w:instrText xml:space="preserve"> SEQ Figure \* ARABIC \s 1 </w:instrText>
-      </w:r>
-      <w:r>
-        <w:fldChar w:fldCharType="separate"/>
-      </w:r>
-      <w:r>
-        <w:rPr>
-          <w:noProof/>
-        </w:rPr>
-        <w:t>7</w:t>
-      </w:r>
-      <w:r>
-        <w:fldChar w:fldCharType="end"/>
-      </w:r>
+      <w:fldSimple w:instr=" SEQ Figure \* ARABIC \s 1 ">
+        <w:r>
+          <w:rPr>
+            <w:noProof/>
+          </w:rPr>
+          <w:t>7</w:t>
+        </w:r>
+      </w:fldSimple>
       <w:r>
         <w:t>: Padding in CNNs</w:t>
       </w:r>
@@ -29403,45 +29003,25 @@
       <w:r>
         <w:t xml:space="preserve">Figure </w:t>
       </w:r>
-      <w:r>
-        <w:fldChar w:fldCharType="begin"/>
-      </w:r>
-      <w:r>
-        <w:instrText xml:space="preserve"> STYLEREF 1 \s </w:instrText>
-      </w:r>
-      <w:r>
-        <w:fldChar w:fldCharType="separate"/>
-      </w:r>
-      <w:r>
-        <w:rPr>
-          <w:noProof/>
-        </w:rPr>
-        <w:t>0</w:t>
-      </w:r>
-      <w:r>
-        <w:fldChar w:fldCharType="end"/>
-      </w:r>
+      <w:fldSimple w:instr=" STYLEREF 1 \s ">
+        <w:r>
+          <w:rPr>
+            <w:noProof/>
+          </w:rPr>
+          <w:t>0</w:t>
+        </w:r>
+      </w:fldSimple>
       <w:r>
         <w:t>.</w:t>
       </w:r>
-      <w:r>
-        <w:fldChar w:fldCharType="begin"/>
-      </w:r>
-      <w:r>
-        <w:instrText xml:space="preserve"> SEQ Figure \* ARABIC \s 1 </w:instrText>
-      </w:r>
-      <w:r>
-        <w:fldChar w:fldCharType="separate"/>
-      </w:r>
-      <w:r>
-        <w:rPr>
-          <w:noProof/>
-        </w:rPr>
-        <w:t>8</w:t>
-      </w:r>
-      <w:r>
-        <w:fldChar w:fldCharType="end"/>
-      </w:r>
+      <w:fldSimple w:instr=" SEQ Figure \* ARABIC \s 1 ">
+        <w:r>
+          <w:rPr>
+            <w:noProof/>
+          </w:rPr>
+          <w:t>8</w:t>
+        </w:r>
+      </w:fldSimple>
       <w:r>
         <w:t>: Max pooling and average pooling</w:t>
       </w:r>
@@ -29516,7 +29096,19 @@
         <w:rPr>
           <w:rFonts w:ascii="Times New Roman" w:hAnsi="Times New Roman" w:cs="Times New Roman"/>
         </w:rPr>
-        <w:t xml:space="preserve"> when the model is still being updated. This technique occurs by adjusting the values in each variable </w:t>
+        <w:t xml:space="preserve"> when the model is still being updated. </w:t>
+      </w:r>
+      <w:r>
+        <w:rPr>
+          <w:rFonts w:ascii="Times New Roman" w:hAnsi="Times New Roman" w:cs="Times New Roman"/>
+        </w:rPr>
+        <w:t>That said, t</w:t>
+      </w:r>
+      <w:r>
+        <w:rPr>
+          <w:rFonts w:ascii="Times New Roman" w:hAnsi="Times New Roman" w:cs="Times New Roman"/>
+        </w:rPr>
+        <w:t xml:space="preserve">his technique occurs by adjusting the values in each variable </w:t>
       </w:r>
       <w:r>
         <w:rPr>

--- a/mydocuments/Revision4/Sikolia_Thesis_Revision_4.docx
+++ b/mydocuments/Revision4/Sikolia_Thesis_Revision_4.docx
@@ -1,6 +1,6 @@
 
 <file path=word/document.xml><?xml version="1.0" encoding="utf-8"?>
-<w:document xmlns:wpc="http://schemas.microsoft.com/office/word/2010/wordprocessingCanvas" xmlns:cx="http://schemas.microsoft.com/office/drawing/2014/chartex" xmlns:cx1="http://schemas.microsoft.com/office/drawing/2015/9/8/chartex" xmlns:cx2="http://schemas.microsoft.com/office/drawing/2015/10/21/chartex" xmlns:cx3="http://schemas.microsoft.com/office/drawing/2016/5/9/chartex" xmlns:cx4="http://schemas.microsoft.com/office/drawing/2016/5/10/chartex" xmlns:cx5="http://schemas.microsoft.com/office/drawing/2016/5/11/chartex" xmlns:cx6="http://schemas.microsoft.com/office/drawing/2016/5/12/chartex" xmlns:cx7="http://schemas.microsoft.com/office/drawing/2016/5/13/chartex" xmlns:cx8="http://schemas.microsoft.com/office/drawing/2016/5/14/chartex" xmlns:mc="http://schemas.openxmlformats.org/markup-compatibility/2006" xmlns:aink="http://schemas.microsoft.com/office/drawing/2016/ink" xmlns:am3d="http://schemas.microsoft.com/office/drawing/2017/model3d" xmlns:o="urn:schemas-microsoft-com:office:office" xmlns:oel="http://schemas.microsoft.com/office/2019/extlst" xmlns:r="http://schemas.openxmlformats.org/officeDocument/2006/relationships" xmlns:m="http://schemas.openxmlformats.org/officeDocument/2006/math" xmlns:v="urn:schemas-microsoft-com:vml" xmlns:wp14="http://schemas.microsoft.com/office/word/2010/wordprocessingDrawing" xmlns:wp="http://schemas.openxmlformats.org/drawingml/2006/wordprocessingDrawing" xmlns:w10="urn:schemas-microsoft-com:office:word" xmlns:w="http://schemas.openxmlformats.org/wordprocessingml/2006/main" xmlns:w14="http://schemas.microsoft.com/office/word/2010/wordml" xmlns:w15="http://schemas.microsoft.com/office/word/2012/wordml" xmlns:w16cex="http://schemas.microsoft.com/office/word/2018/wordml/cex" xmlns:w16cid="http://schemas.microsoft.com/office/word/2016/wordml/cid" xmlns:w16="http://schemas.microsoft.com/office/word/2018/wordml" xmlns:w16du="http://schemas.microsoft.com/office/word/2023/wordml/word16du" xmlns:w16sdtdh="http://schemas.microsoft.com/office/word/2020/wordml/sdtdatahash" xmlns:w16se="http://schemas.microsoft.com/office/word/2015/wordml/symex" xmlns:wpg="http://schemas.microsoft.com/office/word/2010/wordprocessingGroup" xmlns:wpi="http://schemas.microsoft.com/office/word/2010/wordprocessingInk" xmlns:wne="http://schemas.microsoft.com/office/word/2006/wordml" xmlns:wps="http://schemas.microsoft.com/office/word/2010/wordprocessingShape" mc:Ignorable="w14 w15 w16se w16cid w16 w16cex w16sdtdh w16du wp14">
+<w:document xmlns:wpc="http://schemas.microsoft.com/office/word/2010/wordprocessingCanvas" xmlns:cx="http://schemas.microsoft.com/office/drawing/2014/chartex" xmlns:cx1="http://schemas.microsoft.com/office/drawing/2015/9/8/chartex" xmlns:cx2="http://schemas.microsoft.com/office/drawing/2015/10/21/chartex" xmlns:cx3="http://schemas.microsoft.com/office/drawing/2016/5/9/chartex" xmlns:cx4="http://schemas.microsoft.com/office/drawing/2016/5/10/chartex" xmlns:cx5="http://schemas.microsoft.com/office/drawing/2016/5/11/chartex" xmlns:cx6="http://schemas.microsoft.com/office/drawing/2016/5/12/chartex" xmlns:cx7="http://schemas.microsoft.com/office/drawing/2016/5/13/chartex" xmlns:cx8="http://schemas.microsoft.com/office/drawing/2016/5/14/chartex" xmlns:mc="http://schemas.openxmlformats.org/markup-compatibility/2006" xmlns:aink="http://schemas.microsoft.com/office/drawing/2016/ink" xmlns:am3d="http://schemas.microsoft.com/office/drawing/2017/model3d" xmlns:o="urn:schemas-microsoft-com:office:office" xmlns:oel="http://schemas.microsoft.com/office/2019/extlst" xmlns:r="http://schemas.openxmlformats.org/officeDocument/2006/relationships" xmlns:m="http://schemas.openxmlformats.org/officeDocument/2006/math" xmlns:v="urn:schemas-microsoft-com:vml" xmlns:wp14="http://schemas.microsoft.com/office/word/2010/wordprocessingDrawing" xmlns:wp="http://schemas.openxmlformats.org/drawingml/2006/wordprocessingDrawing" xmlns:w10="urn:schemas-microsoft-com:office:word" xmlns:w="http://schemas.openxmlformats.org/wordprocessingml/2006/main" xmlns:w14="http://schemas.microsoft.com/office/word/2010/wordml" xmlns:w15="http://schemas.microsoft.com/office/word/2012/wordml" xmlns:w16cex="http://schemas.microsoft.com/office/word/2018/wordml/cex" xmlns:w16cid="http://schemas.microsoft.com/office/word/2016/wordml/cid" xmlns:w16="http://schemas.microsoft.com/office/word/2018/wordml" xmlns:w16du="http://schemas.microsoft.com/office/word/2023/wordml/word16du" xmlns:w16sdtdh="http://schemas.microsoft.com/office/word/2020/wordml/sdtdatahash" xmlns:w16sdtfl="http://schemas.microsoft.com/office/word/2024/wordml/sdtformatlock" xmlns:w16se="http://schemas.microsoft.com/office/word/2015/wordml/symex" xmlns:wpg="http://schemas.microsoft.com/office/word/2010/wordprocessingGroup" xmlns:wpi="http://schemas.microsoft.com/office/word/2010/wordprocessingInk" xmlns:wne="http://schemas.microsoft.com/office/word/2006/wordml" xmlns:wps="http://schemas.microsoft.com/office/word/2010/wordprocessingShape" mc:Ignorable="w14 w15 w16se w16cid w16 w16cex w16sdtdh w16sdtfl w16du wp14">
   <w:body>
     <w:p>
       <w:pPr>
@@ -1062,7 +1062,7 @@
               <w:noProof/>
               <w:sz w:val="22"/>
               <w:szCs w:val="22"/>
-              <w:lang w:val="en-KE" w:eastAsia="en-KE" w:bidi="ar-SA"/>
+              <w:lang w:bidi="ar-SA"/>
               <w14:ligatures w14:val="standardContextual"/>
             </w:rPr>
           </w:pPr>
@@ -1135,7 +1135,7 @@
               <w:noProof/>
               <w:sz w:val="22"/>
               <w:szCs w:val="22"/>
-              <w:lang w:val="en-KE" w:eastAsia="en-KE" w:bidi="ar-SA"/>
+              <w:lang w:bidi="ar-SA"/>
               <w14:ligatures w14:val="standardContextual"/>
             </w:rPr>
           </w:pPr>
@@ -1199,7 +1199,7 @@
               <w:noProof/>
               <w:sz w:val="22"/>
               <w:szCs w:val="22"/>
-              <w:lang w:val="en-KE" w:eastAsia="en-KE" w:bidi="ar-SA"/>
+              <w:lang w:bidi="ar-SA"/>
               <w14:ligatures w14:val="standardContextual"/>
             </w:rPr>
           </w:pPr>
@@ -1263,7 +1263,7 @@
               <w:noProof/>
               <w:sz w:val="22"/>
               <w:szCs w:val="22"/>
-              <w:lang w:val="en-KE" w:eastAsia="en-KE" w:bidi="ar-SA"/>
+              <w:lang w:bidi="ar-SA"/>
               <w14:ligatures w14:val="standardContextual"/>
             </w:rPr>
           </w:pPr>
@@ -1327,7 +1327,7 @@
               <w:noProof/>
               <w:sz w:val="22"/>
               <w:szCs w:val="22"/>
-              <w:lang w:val="en-KE" w:eastAsia="en-KE" w:bidi="ar-SA"/>
+              <w:lang w:bidi="ar-SA"/>
               <w14:ligatures w14:val="standardContextual"/>
             </w:rPr>
           </w:pPr>
@@ -1391,7 +1391,7 @@
               <w:noProof/>
               <w:sz w:val="22"/>
               <w:szCs w:val="22"/>
-              <w:lang w:val="en-KE" w:eastAsia="en-KE" w:bidi="ar-SA"/>
+              <w:lang w:bidi="ar-SA"/>
               <w14:ligatures w14:val="standardContextual"/>
             </w:rPr>
           </w:pPr>
@@ -1455,7 +1455,7 @@
               <w:noProof/>
               <w:sz w:val="22"/>
               <w:szCs w:val="22"/>
-              <w:lang w:val="en-KE" w:eastAsia="en-KE" w:bidi="ar-SA"/>
+              <w:lang w:bidi="ar-SA"/>
               <w14:ligatures w14:val="standardContextual"/>
             </w:rPr>
           </w:pPr>
@@ -1521,7 +1521,7 @@
               <w:noProof/>
               <w:sz w:val="22"/>
               <w:szCs w:val="22"/>
-              <w:lang w:val="en-KE" w:eastAsia="en-KE" w:bidi="ar-SA"/>
+              <w:lang w:bidi="ar-SA"/>
               <w14:ligatures w14:val="standardContextual"/>
             </w:rPr>
           </w:pPr>
@@ -1539,7 +1539,7 @@
                 <w:noProof/>
                 <w:sz w:val="22"/>
                 <w:szCs w:val="22"/>
-                <w:lang w:val="en-KE" w:eastAsia="en-KE" w:bidi="ar-SA"/>
+                <w:lang w:bidi="ar-SA"/>
                 <w14:ligatures w14:val="standardContextual"/>
               </w:rPr>
               <w:tab/>
@@ -1602,7 +1602,7 @@
               <w:noProof/>
               <w:sz w:val="22"/>
               <w:szCs w:val="22"/>
-              <w:lang w:val="en-KE" w:eastAsia="en-KE" w:bidi="ar-SA"/>
+              <w:lang w:bidi="ar-SA"/>
               <w14:ligatures w14:val="standardContextual"/>
             </w:rPr>
           </w:pPr>
@@ -1669,7 +1669,7 @@
               <w:noProof/>
               <w:sz w:val="22"/>
               <w:szCs w:val="22"/>
-              <w:lang w:val="en-KE" w:eastAsia="en-KE" w:bidi="ar-SA"/>
+              <w:lang w:bidi="ar-SA"/>
               <w14:ligatures w14:val="standardContextual"/>
             </w:rPr>
           </w:pPr>
@@ -1688,7 +1688,7 @@
                 <w:noProof/>
                 <w:sz w:val="22"/>
                 <w:szCs w:val="22"/>
-                <w:lang w:val="en-KE" w:eastAsia="en-KE" w:bidi="ar-SA"/>
+                <w:lang w:bidi="ar-SA"/>
                 <w14:ligatures w14:val="standardContextual"/>
               </w:rPr>
               <w:tab/>
@@ -1756,7 +1756,7 @@
               <w:noProof/>
               <w:sz w:val="22"/>
               <w:szCs w:val="22"/>
-              <w:lang w:val="en-KE" w:eastAsia="en-KE" w:bidi="ar-SA"/>
+              <w:lang w:bidi="ar-SA"/>
               <w14:ligatures w14:val="standardContextual"/>
             </w:rPr>
           </w:pPr>
@@ -1775,7 +1775,7 @@
                 <w:noProof/>
                 <w:sz w:val="22"/>
                 <w:szCs w:val="22"/>
-                <w:lang w:val="en-KE" w:eastAsia="en-KE" w:bidi="ar-SA"/>
+                <w:lang w:bidi="ar-SA"/>
                 <w14:ligatures w14:val="standardContextual"/>
               </w:rPr>
               <w:tab/>
@@ -1843,7 +1843,7 @@
               <w:noProof/>
               <w:sz w:val="22"/>
               <w:szCs w:val="22"/>
-              <w:lang w:val="en-KE" w:eastAsia="en-KE" w:bidi="ar-SA"/>
+              <w:lang w:bidi="ar-SA"/>
               <w14:ligatures w14:val="standardContextual"/>
             </w:rPr>
           </w:pPr>
@@ -1862,7 +1862,7 @@
                 <w:noProof/>
                 <w:sz w:val="22"/>
                 <w:szCs w:val="22"/>
-                <w:lang w:val="en-KE" w:eastAsia="en-KE" w:bidi="ar-SA"/>
+                <w:lang w:bidi="ar-SA"/>
                 <w14:ligatures w14:val="standardContextual"/>
               </w:rPr>
               <w:tab/>
@@ -1930,7 +1930,7 @@
               <w:noProof/>
               <w:sz w:val="22"/>
               <w:szCs w:val="22"/>
-              <w:lang w:val="en-KE" w:eastAsia="en-KE" w:bidi="ar-SA"/>
+              <w:lang w:bidi="ar-SA"/>
               <w14:ligatures w14:val="standardContextual"/>
             </w:rPr>
           </w:pPr>
@@ -1948,7 +1948,7 @@
                 <w:noProof/>
                 <w:sz w:val="22"/>
                 <w:szCs w:val="22"/>
-                <w:lang w:val="en-KE" w:eastAsia="en-KE" w:bidi="ar-SA"/>
+                <w:lang w:bidi="ar-SA"/>
                 <w14:ligatures w14:val="standardContextual"/>
               </w:rPr>
               <w:tab/>
@@ -2016,7 +2016,7 @@
               <w:noProof/>
               <w:sz w:val="22"/>
               <w:szCs w:val="22"/>
-              <w:lang w:val="en-KE" w:eastAsia="en-KE" w:bidi="ar-SA"/>
+              <w:lang w:bidi="ar-SA"/>
               <w14:ligatures w14:val="standardContextual"/>
             </w:rPr>
           </w:pPr>
@@ -2035,7 +2035,7 @@
                 <w:noProof/>
                 <w:sz w:val="22"/>
                 <w:szCs w:val="22"/>
-                <w:lang w:val="en-KE" w:eastAsia="en-KE" w:bidi="ar-SA"/>
+                <w:lang w:bidi="ar-SA"/>
                 <w14:ligatures w14:val="standardContextual"/>
               </w:rPr>
               <w:tab/>
@@ -2103,7 +2103,7 @@
               <w:noProof/>
               <w:sz w:val="22"/>
               <w:szCs w:val="22"/>
-              <w:lang w:val="en-KE" w:eastAsia="en-KE" w:bidi="ar-SA"/>
+              <w:lang w:bidi="ar-SA"/>
               <w14:ligatures w14:val="standardContextual"/>
             </w:rPr>
           </w:pPr>
@@ -2122,7 +2122,7 @@
                 <w:noProof/>
                 <w:sz w:val="22"/>
                 <w:szCs w:val="22"/>
-                <w:lang w:val="en-KE" w:eastAsia="en-KE" w:bidi="ar-SA"/>
+                <w:lang w:bidi="ar-SA"/>
                 <w14:ligatures w14:val="standardContextual"/>
               </w:rPr>
               <w:tab/>
@@ -2189,7 +2189,7 @@
               <w:noProof/>
               <w:sz w:val="22"/>
               <w:szCs w:val="22"/>
-              <w:lang w:val="en-KE" w:eastAsia="en-KE" w:bidi="ar-SA"/>
+              <w:lang w:bidi="ar-SA"/>
               <w14:ligatures w14:val="standardContextual"/>
             </w:rPr>
           </w:pPr>
@@ -2208,7 +2208,7 @@
                 <w:noProof/>
                 <w:sz w:val="22"/>
                 <w:szCs w:val="22"/>
-                <w:lang w:val="en-KE" w:eastAsia="en-KE" w:bidi="ar-SA"/>
+                <w:lang w:bidi="ar-SA"/>
                 <w14:ligatures w14:val="standardContextual"/>
               </w:rPr>
               <w:tab/>
@@ -2272,7 +2272,7 @@
               <w:noProof/>
               <w:sz w:val="22"/>
               <w:szCs w:val="22"/>
-              <w:lang w:val="en-KE" w:eastAsia="en-KE" w:bidi="ar-SA"/>
+              <w:lang w:bidi="ar-SA"/>
               <w14:ligatures w14:val="standardContextual"/>
             </w:rPr>
           </w:pPr>
@@ -2339,7 +2339,7 @@
               <w:noProof/>
               <w:sz w:val="22"/>
               <w:szCs w:val="22"/>
-              <w:lang w:val="en-KE" w:eastAsia="en-KE" w:bidi="ar-SA"/>
+              <w:lang w:bidi="ar-SA"/>
               <w14:ligatures w14:val="standardContextual"/>
             </w:rPr>
           </w:pPr>
@@ -2357,7 +2357,7 @@
                 <w:noProof/>
                 <w:sz w:val="22"/>
                 <w:szCs w:val="22"/>
-                <w:lang w:val="en-KE" w:eastAsia="en-KE" w:bidi="ar-SA"/>
+                <w:lang w:bidi="ar-SA"/>
                 <w14:ligatures w14:val="standardContextual"/>
               </w:rPr>
               <w:tab/>
@@ -2424,7 +2424,7 @@
               <w:noProof/>
               <w:sz w:val="22"/>
               <w:szCs w:val="22"/>
-              <w:lang w:val="en-KE" w:eastAsia="en-KE" w:bidi="ar-SA"/>
+              <w:lang w:bidi="ar-SA"/>
               <w14:ligatures w14:val="standardContextual"/>
             </w:rPr>
           </w:pPr>
@@ -2442,7 +2442,7 @@
                 <w:noProof/>
                 <w:sz w:val="22"/>
                 <w:szCs w:val="22"/>
-                <w:lang w:val="en-KE" w:eastAsia="en-KE" w:bidi="ar-SA"/>
+                <w:lang w:bidi="ar-SA"/>
                 <w14:ligatures w14:val="standardContextual"/>
               </w:rPr>
               <w:tab/>
@@ -2509,7 +2509,7 @@
               <w:noProof/>
               <w:sz w:val="22"/>
               <w:szCs w:val="22"/>
-              <w:lang w:val="en-KE" w:eastAsia="en-KE" w:bidi="ar-SA"/>
+              <w:lang w:bidi="ar-SA"/>
               <w14:ligatures w14:val="standardContextual"/>
             </w:rPr>
           </w:pPr>
@@ -2527,7 +2527,7 @@
                 <w:noProof/>
                 <w:sz w:val="22"/>
                 <w:szCs w:val="22"/>
-                <w:lang w:val="en-KE" w:eastAsia="en-KE" w:bidi="ar-SA"/>
+                <w:lang w:bidi="ar-SA"/>
                 <w14:ligatures w14:val="standardContextual"/>
               </w:rPr>
               <w:tab/>
@@ -2594,7 +2594,7 @@
               <w:noProof/>
               <w:sz w:val="22"/>
               <w:szCs w:val="22"/>
-              <w:lang w:val="en-KE" w:eastAsia="en-KE" w:bidi="ar-SA"/>
+              <w:lang w:bidi="ar-SA"/>
               <w14:ligatures w14:val="standardContextual"/>
             </w:rPr>
           </w:pPr>
@@ -2612,7 +2612,7 @@
                 <w:noProof/>
                 <w:sz w:val="22"/>
                 <w:szCs w:val="22"/>
-                <w:lang w:val="en-KE" w:eastAsia="en-KE" w:bidi="ar-SA"/>
+                <w:lang w:bidi="ar-SA"/>
                 <w14:ligatures w14:val="standardContextual"/>
               </w:rPr>
               <w:tab/>
@@ -2679,7 +2679,7 @@
               <w:noProof/>
               <w:sz w:val="22"/>
               <w:szCs w:val="22"/>
-              <w:lang w:val="en-KE" w:eastAsia="en-KE" w:bidi="ar-SA"/>
+              <w:lang w:bidi="ar-SA"/>
               <w14:ligatures w14:val="standardContextual"/>
             </w:rPr>
           </w:pPr>
@@ -2697,7 +2697,7 @@
                 <w:noProof/>
                 <w:sz w:val="22"/>
                 <w:szCs w:val="22"/>
-                <w:lang w:val="en-KE" w:eastAsia="en-KE" w:bidi="ar-SA"/>
+                <w:lang w:bidi="ar-SA"/>
                 <w14:ligatures w14:val="standardContextual"/>
               </w:rPr>
               <w:tab/>
@@ -2764,7 +2764,7 @@
               <w:noProof/>
               <w:sz w:val="22"/>
               <w:szCs w:val="22"/>
-              <w:lang w:val="en-KE" w:eastAsia="en-KE" w:bidi="ar-SA"/>
+              <w:lang w:bidi="ar-SA"/>
               <w14:ligatures w14:val="standardContextual"/>
             </w:rPr>
           </w:pPr>
@@ -2782,7 +2782,7 @@
                 <w:noProof/>
                 <w:sz w:val="22"/>
                 <w:szCs w:val="22"/>
-                <w:lang w:val="en-KE" w:eastAsia="en-KE" w:bidi="ar-SA"/>
+                <w:lang w:bidi="ar-SA"/>
                 <w14:ligatures w14:val="standardContextual"/>
               </w:rPr>
               <w:tab/>
@@ -2849,7 +2849,7 @@
               <w:noProof/>
               <w:sz w:val="22"/>
               <w:szCs w:val="22"/>
-              <w:lang w:val="en-KE" w:eastAsia="en-KE" w:bidi="ar-SA"/>
+              <w:lang w:bidi="ar-SA"/>
               <w14:ligatures w14:val="standardContextual"/>
             </w:rPr>
           </w:pPr>
@@ -2867,7 +2867,7 @@
                 <w:noProof/>
                 <w:sz w:val="22"/>
                 <w:szCs w:val="22"/>
-                <w:lang w:val="en-KE" w:eastAsia="en-KE" w:bidi="ar-SA"/>
+                <w:lang w:bidi="ar-SA"/>
                 <w14:ligatures w14:val="standardContextual"/>
               </w:rPr>
               <w:tab/>
@@ -2934,7 +2934,7 @@
               <w:noProof/>
               <w:sz w:val="22"/>
               <w:szCs w:val="22"/>
-              <w:lang w:val="en-KE" w:eastAsia="en-KE" w:bidi="ar-SA"/>
+              <w:lang w:bidi="ar-SA"/>
               <w14:ligatures w14:val="standardContextual"/>
             </w:rPr>
           </w:pPr>
@@ -2952,7 +2952,7 @@
                 <w:noProof/>
                 <w:sz w:val="22"/>
                 <w:szCs w:val="22"/>
-                <w:lang w:val="en-KE" w:eastAsia="en-KE" w:bidi="ar-SA"/>
+                <w:lang w:bidi="ar-SA"/>
                 <w14:ligatures w14:val="standardContextual"/>
               </w:rPr>
               <w:tab/>
@@ -3019,7 +3019,7 @@
               <w:noProof/>
               <w:sz w:val="22"/>
               <w:szCs w:val="22"/>
-              <w:lang w:val="en-KE" w:eastAsia="en-KE" w:bidi="ar-SA"/>
+              <w:lang w:bidi="ar-SA"/>
               <w14:ligatures w14:val="standardContextual"/>
             </w:rPr>
           </w:pPr>
@@ -3037,7 +3037,7 @@
                 <w:noProof/>
                 <w:sz w:val="22"/>
                 <w:szCs w:val="22"/>
-                <w:lang w:val="en-KE" w:eastAsia="en-KE" w:bidi="ar-SA"/>
+                <w:lang w:bidi="ar-SA"/>
                 <w14:ligatures w14:val="standardContextual"/>
               </w:rPr>
               <w:tab/>
@@ -3104,7 +3104,7 @@
               <w:noProof/>
               <w:sz w:val="22"/>
               <w:szCs w:val="22"/>
-              <w:lang w:val="en-KE" w:eastAsia="en-KE" w:bidi="ar-SA"/>
+              <w:lang w:bidi="ar-SA"/>
               <w14:ligatures w14:val="standardContextual"/>
             </w:rPr>
           </w:pPr>
@@ -3122,7 +3122,7 @@
                 <w:noProof/>
                 <w:sz w:val="22"/>
                 <w:szCs w:val="22"/>
-                <w:lang w:val="en-KE" w:eastAsia="en-KE" w:bidi="ar-SA"/>
+                <w:lang w:bidi="ar-SA"/>
                 <w14:ligatures w14:val="standardContextual"/>
               </w:rPr>
               <w:tab/>
@@ -3189,7 +3189,7 @@
               <w:noProof/>
               <w:sz w:val="22"/>
               <w:szCs w:val="22"/>
-              <w:lang w:val="en-KE" w:eastAsia="en-KE" w:bidi="ar-SA"/>
+              <w:lang w:bidi="ar-SA"/>
               <w14:ligatures w14:val="standardContextual"/>
             </w:rPr>
           </w:pPr>
@@ -3207,7 +3207,7 @@
                 <w:noProof/>
                 <w:sz w:val="22"/>
                 <w:szCs w:val="22"/>
-                <w:lang w:val="en-KE" w:eastAsia="en-KE" w:bidi="ar-SA"/>
+                <w:lang w:bidi="ar-SA"/>
                 <w14:ligatures w14:val="standardContextual"/>
               </w:rPr>
               <w:tab/>
@@ -3274,7 +3274,7 @@
               <w:noProof/>
               <w:sz w:val="22"/>
               <w:szCs w:val="22"/>
-              <w:lang w:val="en-KE" w:eastAsia="en-KE" w:bidi="ar-SA"/>
+              <w:lang w:bidi="ar-SA"/>
               <w14:ligatures w14:val="standardContextual"/>
             </w:rPr>
           </w:pPr>
@@ -3292,7 +3292,7 @@
                 <w:noProof/>
                 <w:sz w:val="22"/>
                 <w:szCs w:val="22"/>
-                <w:lang w:val="en-KE" w:eastAsia="en-KE" w:bidi="ar-SA"/>
+                <w:lang w:bidi="ar-SA"/>
                 <w14:ligatures w14:val="standardContextual"/>
               </w:rPr>
               <w:tab/>
@@ -3359,7 +3359,7 @@
               <w:noProof/>
               <w:sz w:val="22"/>
               <w:szCs w:val="22"/>
-              <w:lang w:val="en-KE" w:eastAsia="en-KE" w:bidi="ar-SA"/>
+              <w:lang w:bidi="ar-SA"/>
               <w14:ligatures w14:val="standardContextual"/>
             </w:rPr>
           </w:pPr>
@@ -3368,7 +3368,7 @@
               <w:rPr>
                 <w:rStyle w:val="Hyperlink"/>
                 <w:noProof/>
-                <w:lang w:val="en-KE"/>
+                <w:lang/>
               </w:rPr>
               <w:t>2.4</w:t>
             </w:r>
@@ -3378,7 +3378,7 @@
                 <w:noProof/>
                 <w:sz w:val="22"/>
                 <w:szCs w:val="22"/>
-                <w:lang w:val="en-KE" w:eastAsia="en-KE" w:bidi="ar-SA"/>
+                <w:lang w:bidi="ar-SA"/>
                 <w14:ligatures w14:val="standardContextual"/>
               </w:rPr>
               <w:tab/>
@@ -3387,7 +3387,7 @@
               <w:rPr>
                 <w:rStyle w:val="Hyperlink"/>
                 <w:noProof/>
-                <w:lang w:val="en-KE"/>
+                <w:lang/>
               </w:rPr>
               <w:t>Facial Recognition Datasets</w:t>
             </w:r>
@@ -3446,7 +3446,7 @@
               <w:noProof/>
               <w:sz w:val="22"/>
               <w:szCs w:val="22"/>
-              <w:lang w:val="en-KE" w:eastAsia="en-KE" w:bidi="ar-SA"/>
+              <w:lang w:bidi="ar-SA"/>
               <w14:ligatures w14:val="standardContextual"/>
             </w:rPr>
           </w:pPr>
@@ -3455,7 +3455,7 @@
               <w:rPr>
                 <w:rStyle w:val="Hyperlink"/>
                 <w:noProof/>
-                <w:lang w:val="en-KE"/>
+                <w:lang/>
               </w:rPr>
               <w:t>2.4.1</w:t>
             </w:r>
@@ -3465,7 +3465,7 @@
                 <w:noProof/>
                 <w:sz w:val="22"/>
                 <w:szCs w:val="22"/>
-                <w:lang w:val="en-KE" w:eastAsia="en-KE" w:bidi="ar-SA"/>
+                <w:lang w:bidi="ar-SA"/>
                 <w14:ligatures w14:val="standardContextual"/>
               </w:rPr>
               <w:tab/>
@@ -3474,7 +3474,7 @@
               <w:rPr>
                 <w:rStyle w:val="Hyperlink"/>
                 <w:noProof/>
-                <w:lang w:val="en-KE"/>
+                <w:lang/>
               </w:rPr>
               <w:t>Disguised Faces in The Wild Dataset</w:t>
             </w:r>
@@ -3533,7 +3533,7 @@
               <w:noProof/>
               <w:sz w:val="22"/>
               <w:szCs w:val="22"/>
-              <w:lang w:val="en-KE" w:eastAsia="en-KE" w:bidi="ar-SA"/>
+              <w:lang w:bidi="ar-SA"/>
               <w14:ligatures w14:val="standardContextual"/>
             </w:rPr>
           </w:pPr>
@@ -3542,7 +3542,7 @@
               <w:rPr>
                 <w:rStyle w:val="Hyperlink"/>
                 <w:noProof/>
-                <w:lang w:val="en-KE"/>
+                <w:lang/>
               </w:rPr>
               <w:t>2.4.2</w:t>
             </w:r>
@@ -3552,7 +3552,7 @@
                 <w:noProof/>
                 <w:sz w:val="22"/>
                 <w:szCs w:val="22"/>
-                <w:lang w:val="en-KE" w:eastAsia="en-KE" w:bidi="ar-SA"/>
+                <w:lang w:bidi="ar-SA"/>
                 <w14:ligatures w14:val="standardContextual"/>
               </w:rPr>
               <w:tab/>
@@ -3561,7 +3561,7 @@
               <w:rPr>
                 <w:rStyle w:val="Hyperlink"/>
                 <w:noProof/>
-                <w:lang w:val="en-KE"/>
+                <w:lang/>
               </w:rPr>
               <w:t>VGGFACE</w:t>
             </w:r>
@@ -3620,7 +3620,7 @@
               <w:noProof/>
               <w:sz w:val="22"/>
               <w:szCs w:val="22"/>
-              <w:lang w:val="en-KE" w:eastAsia="en-KE" w:bidi="ar-SA"/>
+              <w:lang w:bidi="ar-SA"/>
               <w14:ligatures w14:val="standardContextual"/>
             </w:rPr>
           </w:pPr>
@@ -3629,7 +3629,7 @@
               <w:rPr>
                 <w:rStyle w:val="Hyperlink"/>
                 <w:noProof/>
-                <w:lang w:val="en-KE"/>
+                <w:lang/>
               </w:rPr>
               <w:t>2.4.3</w:t>
             </w:r>
@@ -3639,7 +3639,7 @@
                 <w:noProof/>
                 <w:sz w:val="22"/>
                 <w:szCs w:val="22"/>
-                <w:lang w:val="en-KE" w:eastAsia="en-KE" w:bidi="ar-SA"/>
+                <w:lang w:bidi="ar-SA"/>
                 <w14:ligatures w14:val="standardContextual"/>
               </w:rPr>
               <w:tab/>
@@ -3648,7 +3648,7 @@
               <w:rPr>
                 <w:rStyle w:val="Hyperlink"/>
                 <w:noProof/>
-                <w:lang w:val="en-KE"/>
+                <w:lang/>
               </w:rPr>
               <w:t>KomNET Face Dataset</w:t>
             </w:r>
@@ -3707,7 +3707,7 @@
               <w:noProof/>
               <w:sz w:val="22"/>
               <w:szCs w:val="22"/>
-              <w:lang w:val="en-KE" w:eastAsia="en-KE" w:bidi="ar-SA"/>
+              <w:lang w:bidi="ar-SA"/>
               <w14:ligatures w14:val="standardContextual"/>
             </w:rPr>
           </w:pPr>
@@ -3725,7 +3725,7 @@
                 <w:noProof/>
                 <w:sz w:val="22"/>
                 <w:szCs w:val="22"/>
-                <w:lang w:val="en-KE" w:eastAsia="en-KE" w:bidi="ar-SA"/>
+                <w:lang w:bidi="ar-SA"/>
                 <w14:ligatures w14:val="standardContextual"/>
               </w:rPr>
               <w:tab/>
@@ -3792,7 +3792,7 @@
               <w:noProof/>
               <w:sz w:val="22"/>
               <w:szCs w:val="22"/>
-              <w:lang w:val="en-KE" w:eastAsia="en-KE" w:bidi="ar-SA"/>
+              <w:lang w:bidi="ar-SA"/>
               <w14:ligatures w14:val="standardContextual"/>
             </w:rPr>
           </w:pPr>
@@ -3801,7 +3801,7 @@
               <w:rPr>
                 <w:rStyle w:val="Hyperlink"/>
                 <w:noProof/>
-                <w:lang w:val="en-KE"/>
+                <w:lang/>
               </w:rPr>
               <w:t>2.5.1</w:t>
             </w:r>
@@ -3811,7 +3811,7 @@
                 <w:noProof/>
                 <w:sz w:val="22"/>
                 <w:szCs w:val="22"/>
-                <w:lang w:val="en-KE" w:eastAsia="en-KE" w:bidi="ar-SA"/>
+                <w:lang w:bidi="ar-SA"/>
                 <w14:ligatures w14:val="standardContextual"/>
               </w:rPr>
               <w:tab/>
@@ -3820,7 +3820,7 @@
               <w:rPr>
                 <w:rStyle w:val="Hyperlink"/>
                 <w:noProof/>
-                <w:lang w:val="en-KE"/>
+                <w:lang/>
               </w:rPr>
               <w:t>Google </w:t>
             </w:r>
@@ -3886,7 +3886,7 @@
               <w:noProof/>
               <w:sz w:val="22"/>
               <w:szCs w:val="22"/>
-              <w:lang w:val="en-KE" w:eastAsia="en-KE" w:bidi="ar-SA"/>
+              <w:lang w:bidi="ar-SA"/>
               <w14:ligatures w14:val="standardContextual"/>
             </w:rPr>
           </w:pPr>
@@ -3904,7 +3904,7 @@
                 <w:noProof/>
                 <w:sz w:val="22"/>
                 <w:szCs w:val="22"/>
-                <w:lang w:val="en-KE" w:eastAsia="en-KE" w:bidi="ar-SA"/>
+                <w:lang w:bidi="ar-SA"/>
                 <w14:ligatures w14:val="standardContextual"/>
               </w:rPr>
               <w:tab/>
@@ -3970,7 +3970,7 @@
               <w:noProof/>
               <w:sz w:val="22"/>
               <w:szCs w:val="22"/>
-              <w:lang w:val="en-KE" w:eastAsia="en-KE" w:bidi="ar-SA"/>
+              <w:lang w:bidi="ar-SA"/>
               <w14:ligatures w14:val="standardContextual"/>
             </w:rPr>
           </w:pPr>
@@ -3989,7 +3989,7 @@
                 <w:noProof/>
                 <w:sz w:val="22"/>
                 <w:szCs w:val="22"/>
-                <w:lang w:val="en-KE" w:eastAsia="en-KE" w:bidi="ar-SA"/>
+                <w:lang w:bidi="ar-SA"/>
                 <w14:ligatures w14:val="standardContextual"/>
               </w:rPr>
               <w:tab/>
@@ -4053,7 +4053,7 @@
               <w:noProof/>
               <w:sz w:val="22"/>
               <w:szCs w:val="22"/>
-              <w:lang w:val="en-KE" w:eastAsia="en-KE" w:bidi="ar-SA"/>
+              <w:lang w:bidi="ar-SA"/>
               <w14:ligatures w14:val="standardContextual"/>
             </w:rPr>
           </w:pPr>
@@ -4120,7 +4120,7 @@
               <w:noProof/>
               <w:sz w:val="22"/>
               <w:szCs w:val="22"/>
-              <w:lang w:val="en-KE" w:eastAsia="en-KE" w:bidi="ar-SA"/>
+              <w:lang w:bidi="ar-SA"/>
               <w14:ligatures w14:val="standardContextual"/>
             </w:rPr>
           </w:pPr>
@@ -4138,7 +4138,7 @@
                 <w:noProof/>
                 <w:sz w:val="22"/>
                 <w:szCs w:val="22"/>
-                <w:lang w:val="en-KE" w:eastAsia="en-KE" w:bidi="ar-SA"/>
+                <w:lang w:bidi="ar-SA"/>
                 <w14:ligatures w14:val="standardContextual"/>
               </w:rPr>
               <w:tab/>
@@ -4205,7 +4205,7 @@
               <w:noProof/>
               <w:sz w:val="22"/>
               <w:szCs w:val="22"/>
-              <w:lang w:val="en-KE" w:eastAsia="en-KE" w:bidi="ar-SA"/>
+              <w:lang w:bidi="ar-SA"/>
               <w14:ligatures w14:val="standardContextual"/>
             </w:rPr>
           </w:pPr>
@@ -4223,7 +4223,7 @@
                 <w:noProof/>
                 <w:sz w:val="22"/>
                 <w:szCs w:val="22"/>
-                <w:lang w:val="en-KE" w:eastAsia="en-KE" w:bidi="ar-SA"/>
+                <w:lang w:bidi="ar-SA"/>
                 <w14:ligatures w14:val="standardContextual"/>
               </w:rPr>
               <w:tab/>
@@ -4290,7 +4290,7 @@
               <w:noProof/>
               <w:sz w:val="22"/>
               <w:szCs w:val="22"/>
-              <w:lang w:val="en-KE" w:eastAsia="en-KE" w:bidi="ar-SA"/>
+              <w:lang w:bidi="ar-SA"/>
               <w14:ligatures w14:val="standardContextual"/>
             </w:rPr>
           </w:pPr>
@@ -4308,7 +4308,7 @@
                 <w:noProof/>
                 <w:sz w:val="22"/>
                 <w:szCs w:val="22"/>
-                <w:lang w:val="en-KE" w:eastAsia="en-KE" w:bidi="ar-SA"/>
+                <w:lang w:bidi="ar-SA"/>
                 <w14:ligatures w14:val="standardContextual"/>
               </w:rPr>
               <w:tab/>
@@ -4374,7 +4374,7 @@
               <w:noProof/>
               <w:sz w:val="22"/>
               <w:szCs w:val="22"/>
-              <w:lang w:val="en-KE" w:eastAsia="en-KE" w:bidi="ar-SA"/>
+              <w:lang w:bidi="ar-SA"/>
               <w14:ligatures w14:val="standardContextual"/>
             </w:rPr>
           </w:pPr>
@@ -4393,7 +4393,7 @@
                 <w:noProof/>
                 <w:sz w:val="22"/>
                 <w:szCs w:val="22"/>
-                <w:lang w:val="en-KE" w:eastAsia="en-KE" w:bidi="ar-SA"/>
+                <w:lang w:bidi="ar-SA"/>
                 <w14:ligatures w14:val="standardContextual"/>
               </w:rPr>
               <w:tab/>
@@ -4404,7 +4404,23 @@
                 <w:rFonts w:ascii="Times New Roman" w:hAnsi="Times New Roman" w:cs="Times New Roman"/>
                 <w:noProof/>
               </w:rPr>
-              <w:t>References</w:t>
+              <w:t>Refere</w:t>
+            </w:r>
+            <w:r>
+              <w:rPr>
+                <w:rStyle w:val="Hyperlink"/>
+                <w:rFonts w:ascii="Times New Roman" w:hAnsi="Times New Roman" w:cs="Times New Roman"/>
+                <w:noProof/>
+              </w:rPr>
+              <w:t>n</w:t>
+            </w:r>
+            <w:r>
+              <w:rPr>
+                <w:rStyle w:val="Hyperlink"/>
+                <w:rFonts w:ascii="Times New Roman" w:hAnsi="Times New Roman" w:cs="Times New Roman"/>
+                <w:noProof/>
+              </w:rPr>
+              <w:t>ces</w:t>
             </w:r>
             <w:r>
               <w:rPr>
@@ -4460,7 +4476,7 @@
               <w:noProof/>
               <w:sz w:val="22"/>
               <w:szCs w:val="22"/>
-              <w:lang w:val="en-KE" w:eastAsia="en-KE" w:bidi="ar-SA"/>
+              <w:lang w:bidi="ar-SA"/>
               <w14:ligatures w14:val="standardContextual"/>
             </w:rPr>
           </w:pPr>
@@ -4478,7 +4494,7 @@
                 <w:noProof/>
                 <w:sz w:val="22"/>
                 <w:szCs w:val="22"/>
-                <w:lang w:val="en-KE" w:eastAsia="en-KE" w:bidi="ar-SA"/>
+                <w:lang w:bidi="ar-SA"/>
                 <w14:ligatures w14:val="standardContextual"/>
               </w:rPr>
               <w:tab/>
@@ -4545,7 +4561,7 @@
               <w:noProof/>
               <w:sz w:val="22"/>
               <w:szCs w:val="22"/>
-              <w:lang w:val="en-KE" w:eastAsia="en-KE" w:bidi="ar-SA"/>
+              <w:lang w:bidi="ar-SA"/>
               <w14:ligatures w14:val="standardContextual"/>
             </w:rPr>
           </w:pPr>
@@ -4563,7 +4579,7 @@
                 <w:noProof/>
                 <w:sz w:val="22"/>
                 <w:szCs w:val="22"/>
-                <w:lang w:val="en-KE" w:eastAsia="en-KE" w:bidi="ar-SA"/>
+                <w:lang w:bidi="ar-SA"/>
                 <w14:ligatures w14:val="standardContextual"/>
               </w:rPr>
               <w:tab/>
@@ -4630,7 +4646,7 @@
               <w:noProof/>
               <w:sz w:val="22"/>
               <w:szCs w:val="22"/>
-              <w:lang w:val="en-KE" w:eastAsia="en-KE" w:bidi="ar-SA"/>
+              <w:lang w:bidi="ar-SA"/>
               <w14:ligatures w14:val="standardContextual"/>
             </w:rPr>
           </w:pPr>
@@ -4648,7 +4664,7 @@
                 <w:noProof/>
                 <w:sz w:val="22"/>
                 <w:szCs w:val="22"/>
-                <w:lang w:val="en-KE" w:eastAsia="en-KE" w:bidi="ar-SA"/>
+                <w:lang w:bidi="ar-SA"/>
                 <w14:ligatures w14:val="standardContextual"/>
               </w:rPr>
               <w:tab/>
@@ -4892,7 +4908,7 @@
           <w:noProof/>
           <w:sz w:val="22"/>
           <w:szCs w:val="22"/>
-          <w:lang w:val="en-KE" w:eastAsia="en-KE" w:bidi="ar-SA"/>
+          <w:lang w:bidi="ar-SA"/>
           <w14:ligatures w14:val="standardContextual"/>
         </w:rPr>
       </w:pPr>
@@ -4984,7 +5000,7 @@
           <w:noProof/>
           <w:sz w:val="22"/>
           <w:szCs w:val="22"/>
-          <w:lang w:val="en-KE" w:eastAsia="en-KE" w:bidi="ar-SA"/>
+          <w:lang w:bidi="ar-SA"/>
           <w14:ligatures w14:val="standardContextual"/>
         </w:rPr>
       </w:pPr>
@@ -5058,7 +5074,7 @@
           <w:noProof/>
           <w:sz w:val="22"/>
           <w:szCs w:val="22"/>
-          <w:lang w:val="en-KE" w:eastAsia="en-KE" w:bidi="ar-SA"/>
+          <w:lang w:bidi="ar-SA"/>
           <w14:ligatures w14:val="standardContextual"/>
         </w:rPr>
       </w:pPr>
@@ -5132,7 +5148,7 @@
           <w:noProof/>
           <w:sz w:val="22"/>
           <w:szCs w:val="22"/>
-          <w:lang w:val="en-KE" w:eastAsia="en-KE" w:bidi="ar-SA"/>
+          <w:lang w:bidi="ar-SA"/>
           <w14:ligatures w14:val="standardContextual"/>
         </w:rPr>
       </w:pPr>
@@ -5206,7 +5222,7 @@
           <w:noProof/>
           <w:sz w:val="22"/>
           <w:szCs w:val="22"/>
-          <w:lang w:val="en-KE" w:eastAsia="en-KE" w:bidi="ar-SA"/>
+          <w:lang w:bidi="ar-SA"/>
           <w14:ligatures w14:val="standardContextual"/>
         </w:rPr>
       </w:pPr>
@@ -5280,7 +5296,7 @@
           <w:noProof/>
           <w:sz w:val="22"/>
           <w:szCs w:val="22"/>
-          <w:lang w:val="en-KE" w:eastAsia="en-KE" w:bidi="ar-SA"/>
+          <w:lang w:bidi="ar-SA"/>
           <w14:ligatures w14:val="standardContextual"/>
         </w:rPr>
       </w:pPr>
@@ -5354,7 +5370,7 @@
           <w:noProof/>
           <w:sz w:val="22"/>
           <w:szCs w:val="22"/>
-          <w:lang w:val="en-KE" w:eastAsia="en-KE" w:bidi="ar-SA"/>
+          <w:lang w:bidi="ar-SA"/>
           <w14:ligatures w14:val="standardContextual"/>
         </w:rPr>
       </w:pPr>
@@ -5428,7 +5444,7 @@
           <w:noProof/>
           <w:sz w:val="22"/>
           <w:szCs w:val="22"/>
-          <w:lang w:val="en-KE" w:eastAsia="en-KE" w:bidi="ar-SA"/>
+          <w:lang w:bidi="ar-SA"/>
           <w14:ligatures w14:val="standardContextual"/>
         </w:rPr>
       </w:pPr>
@@ -5502,7 +5518,7 @@
           <w:noProof/>
           <w:sz w:val="22"/>
           <w:szCs w:val="22"/>
-          <w:lang w:val="en-KE" w:eastAsia="en-KE" w:bidi="ar-SA"/>
+          <w:lang w:bidi="ar-SA"/>
           <w14:ligatures w14:val="standardContextual"/>
         </w:rPr>
       </w:pPr>
@@ -5767,7 +5783,7 @@
         <w:pStyle w:val="BodyText"/>
         <w:ind w:firstLine="720"/>
         <w:rPr>
-          <w:lang w:val="en-KE"/>
+          <w:lang/>
         </w:rPr>
       </w:pPr>
       <w:r>
@@ -5810,7 +5826,7 @@
       </w:r>
       <w:r>
         <w:rPr>
-          <w:lang w:val="en-KE"/>
+          <w:lang/>
         </w:rPr>
         <w:t>Disguised Faces in The Wild</w:t>
       </w:r>
@@ -5820,36 +5836,36 @@
         <w:pStyle w:val="BodyText"/>
         <w:ind w:firstLine="720"/>
         <w:rPr>
-          <w:lang w:val="en-KE"/>
-        </w:rPr>
-      </w:pPr>
-      <w:r>
-        <w:rPr>
-          <w:lang w:val="en-KE"/>
+          <w:lang/>
+        </w:rPr>
+      </w:pPr>
+      <w:r>
+        <w:rPr>
+          <w:lang/>
         </w:rPr>
         <w:t>IOT</w:t>
       </w:r>
       <w:r>
         <w:rPr>
-          <w:lang w:val="en-KE"/>
+          <w:lang/>
         </w:rPr>
         <w:tab/>
       </w:r>
       <w:r>
         <w:rPr>
-          <w:lang w:val="en-KE"/>
+          <w:lang/>
         </w:rPr>
         <w:tab/>
       </w:r>
       <w:r>
         <w:rPr>
-          <w:lang w:val="en-KE"/>
+          <w:lang/>
         </w:rPr>
         <w:t>..................................................</w:t>
       </w:r>
       <w:r>
         <w:rPr>
-          <w:lang w:val="en-KE"/>
+          <w:lang/>
         </w:rPr>
         <w:tab/>
         <w:t>Internet of Things</w:t>
@@ -5906,36 +5922,36 @@
         <w:pStyle w:val="BodyText"/>
         <w:ind w:firstLine="720"/>
         <w:rPr>
-          <w:lang w:val="en-KE"/>
-        </w:rPr>
-      </w:pPr>
-      <w:r>
-        <w:rPr>
-          <w:lang w:val="en-KE"/>
+          <w:lang/>
+        </w:rPr>
+      </w:pPr>
+      <w:r>
+        <w:rPr>
+          <w:lang/>
         </w:rPr>
         <w:t>VGG</w:t>
       </w:r>
       <w:r>
         <w:rPr>
-          <w:lang w:val="en-KE"/>
+          <w:lang/>
         </w:rPr>
         <w:tab/>
       </w:r>
       <w:r>
         <w:rPr>
-          <w:lang w:val="en-KE"/>
+          <w:lang/>
         </w:rPr>
         <w:tab/>
       </w:r>
       <w:r>
         <w:rPr>
-          <w:lang w:val="en-KE"/>
+          <w:lang/>
         </w:rPr>
         <w:t>...................................................</w:t>
       </w:r>
       <w:r>
         <w:rPr>
-          <w:lang w:val="en-KE"/>
+          <w:lang/>
         </w:rPr>
         <w:tab/>
         <w:t>Visual Geometry Group</w:t>
@@ -5946,30 +5962,30 @@
         <w:pStyle w:val="BodyText"/>
         <w:ind w:firstLine="720"/>
         <w:rPr>
-          <w:lang w:val="en-KE"/>
-        </w:rPr>
-      </w:pPr>
-      <w:r>
-        <w:rPr>
-          <w:lang w:val="en-KE"/>
+          <w:lang/>
+        </w:rPr>
+      </w:pPr>
+      <w:r>
+        <w:rPr>
+          <w:lang/>
         </w:rPr>
         <w:t xml:space="preserve">VGG16 </w:t>
       </w:r>
       <w:r>
         <w:rPr>
-          <w:lang w:val="en-KE"/>
+          <w:lang/>
         </w:rPr>
         <w:tab/>
       </w:r>
       <w:r>
         <w:rPr>
-          <w:lang w:val="en-KE"/>
+          <w:lang/>
         </w:rPr>
         <w:t>....................................................</w:t>
       </w:r>
       <w:r>
         <w:rPr>
-          <w:lang w:val="en-KE"/>
+          <w:lang/>
         </w:rPr>
         <w:tab/>
         <w:t>Visual Geometry Group 16</w:t>
@@ -5980,30 +5996,30 @@
         <w:pStyle w:val="BodyText"/>
         <w:ind w:firstLine="720"/>
         <w:rPr>
-          <w:lang w:val="en-KE"/>
-        </w:rPr>
-      </w:pPr>
-      <w:r>
-        <w:rPr>
-          <w:lang w:val="en-KE"/>
+          <w:lang/>
+        </w:rPr>
+      </w:pPr>
+      <w:r>
+        <w:rPr>
+          <w:lang/>
         </w:rPr>
         <w:t xml:space="preserve">VGG19 </w:t>
       </w:r>
       <w:r>
         <w:rPr>
-          <w:lang w:val="en-KE"/>
+          <w:lang/>
         </w:rPr>
         <w:tab/>
       </w:r>
       <w:r>
         <w:rPr>
-          <w:lang w:val="en-KE"/>
+          <w:lang/>
         </w:rPr>
         <w:t>....................................................</w:t>
       </w:r>
       <w:r>
         <w:rPr>
-          <w:lang w:val="en-KE"/>
+          <w:lang/>
         </w:rPr>
         <w:tab/>
         <w:t>Visual Geometry Group 19</w:t>
@@ -6014,30 +6030,30 @@
         <w:pStyle w:val="BodyText"/>
         <w:ind w:firstLine="720"/>
         <w:rPr>
-          <w:lang w:val="en-KE"/>
-        </w:rPr>
-      </w:pPr>
-      <w:r>
-        <w:rPr>
-          <w:lang w:val="en-KE"/>
+          <w:lang/>
+        </w:rPr>
+      </w:pPr>
+      <w:r>
+        <w:rPr>
+          <w:lang/>
         </w:rPr>
         <w:t xml:space="preserve">VGGFACE </w:t>
       </w:r>
       <w:r>
         <w:rPr>
-          <w:lang w:val="en-KE"/>
+          <w:lang/>
         </w:rPr>
         <w:tab/>
       </w:r>
       <w:r>
         <w:rPr>
-          <w:lang w:val="en-KE"/>
+          <w:lang/>
         </w:rPr>
         <w:t>.....................................................</w:t>
       </w:r>
       <w:r>
         <w:rPr>
-          <w:lang w:val="en-KE"/>
+          <w:lang/>
         </w:rPr>
         <w:tab/>
         <w:t>Visual Geometry Group FACE</w:t>
@@ -6048,25 +6064,25 @@
         <w:pStyle w:val="BodyText"/>
         <w:ind w:firstLine="720"/>
         <w:rPr>
-          <w:lang w:val="en-KE"/>
-        </w:rPr>
-      </w:pPr>
-      <w:r>
-        <w:rPr>
-          <w:lang w:val="en-KE"/>
+          <w:lang/>
+        </w:rPr>
+      </w:pPr>
+      <w:r>
+        <w:rPr>
+          <w:lang/>
         </w:rPr>
         <w:t xml:space="preserve">VGGFACE16 </w:t>
       </w:r>
       <w:r>
         <w:rPr>
-          <w:lang w:val="en-KE"/>
+          <w:lang/>
         </w:rPr>
         <w:tab/>
         <w:t>.....................................................</w:t>
       </w:r>
       <w:r>
         <w:rPr>
-          <w:lang w:val="en-KE"/>
+          <w:lang/>
         </w:rPr>
         <w:tab/>
         <w:t>Visual Geometry Group FACE-16</w:t>
@@ -6077,7 +6093,7 @@
         <w:pStyle w:val="BodyText"/>
         <w:ind w:firstLine="720"/>
         <w:rPr>
-          <w:lang w:val="en-KE"/>
+          <w:lang/>
         </w:rPr>
       </w:pPr>
     </w:p>
@@ -6086,7 +6102,7 @@
         <w:pStyle w:val="BodyText"/>
         <w:ind w:firstLine="720"/>
         <w:rPr>
-          <w:lang w:val="en-KE"/>
+          <w:lang/>
         </w:rPr>
       </w:pPr>
     </w:p>
@@ -6095,7 +6111,7 @@
         <w:pStyle w:val="BodyText"/>
         <w:ind w:firstLine="720"/>
         <w:rPr>
-          <w:lang w:val="en-KE"/>
+          <w:lang/>
         </w:rPr>
       </w:pPr>
     </w:p>
@@ -6809,7 +6825,21 @@
         <w:rPr>
           <w:rFonts w:ascii="Times New Roman" w:hAnsi="Times New Roman" w:cs="Times New Roman"/>
         </w:rPr>
-        <w:t xml:space="preserve"> methods, feature invariant approaches, template matching methods, and appearance based methods. Indeed, the mentioned methods are important when detecting faces from images, but all these methods are accompanied by several challenges. This owes to the reality that Yang </w:t>
+        <w:t xml:space="preserve"> methods, feature invariant approaches, template matching methods, and </w:t>
+      </w:r>
+      <w:proofErr w:type="gramStart"/>
+      <w:r>
+        <w:rPr>
+          <w:rFonts w:ascii="Times New Roman" w:hAnsi="Times New Roman" w:cs="Times New Roman"/>
+        </w:rPr>
+        <w:t>appearance based</w:t>
+      </w:r>
+      <w:proofErr w:type="gramEnd"/>
+      <w:r>
+        <w:rPr>
+          <w:rFonts w:ascii="Times New Roman" w:hAnsi="Times New Roman" w:cs="Times New Roman"/>
+        </w:rPr>
+        <w:t xml:space="preserve"> methods. Indeed, the mentioned methods are important when detecting faces from images, but all these methods are accompanied by several challenges. This owes to the reality that Yang </w:t>
       </w:r>
       <w:r>
         <w:rPr>
@@ -7092,7 +7122,21 @@
         <w:rPr>
           <w:rFonts w:ascii="Times New Roman" w:hAnsi="Times New Roman" w:cs="Times New Roman"/>
         </w:rPr>
-        <w:t xml:space="preserve"> feature invariant based methods and concluded that the texture based method is more accurate. However, the authors argue that feature invariant based methods are computationally expensive.</w:t>
+        <w:t xml:space="preserve"> feature invariant based methods and concluded that the </w:t>
+      </w:r>
+      <w:proofErr w:type="gramStart"/>
+      <w:r>
+        <w:rPr>
+          <w:rFonts w:ascii="Times New Roman" w:hAnsi="Times New Roman" w:cs="Times New Roman"/>
+        </w:rPr>
+        <w:t>texture based</w:t>
+      </w:r>
+      <w:proofErr w:type="gramEnd"/>
+      <w:r>
+        <w:rPr>
+          <w:rFonts w:ascii="Times New Roman" w:hAnsi="Times New Roman" w:cs="Times New Roman"/>
+        </w:rPr>
+        <w:t xml:space="preserve"> method is more accurate. However, the authors argue that feature invariant based methods are computationally expensive.</w:t>
       </w:r>
     </w:p>
     <w:p>
@@ -7865,21 +7909,7 @@
           <w:rFonts w:ascii="Times New Roman" w:hAnsi="Times New Roman" w:cs="Times New Roman"/>
         </w:rPr>
         <w:lastRenderedPageBreak/>
-        <w:t xml:space="preserve">activation function layer, which makes them different from ANNs. </w:t>
-      </w:r>
-      <w:proofErr w:type="spellStart"/>
-      <w:r>
-        <w:rPr>
-          <w:rFonts w:ascii="Times New Roman" w:hAnsi="Times New Roman" w:cs="Times New Roman"/>
-        </w:rPr>
-        <w:t>Koodalsamy</w:t>
-      </w:r>
-      <w:proofErr w:type="spellEnd"/>
-      <w:r>
-        <w:rPr>
-          <w:rFonts w:ascii="Times New Roman" w:hAnsi="Times New Roman" w:cs="Times New Roman"/>
-        </w:rPr>
-        <w:t xml:space="preserve">, </w:t>
+        <w:t xml:space="preserve">activation function layer, which makes them different from ANNs. Koodalsamy, </w:t>
       </w:r>
       <w:r>
         <w:rPr>
@@ -8132,25 +8162,51 @@
                             <w:r>
                               <w:t xml:space="preserve">Figure </w:t>
                             </w:r>
-                            <w:fldSimple w:instr=" STYLEREF 1 \s ">
-                              <w:r>
-                                <w:rPr>
-                                  <w:noProof/>
-                                </w:rPr>
-                                <w:t>0</w:t>
-                              </w:r>
-                            </w:fldSimple>
+                            <w:r>
+                              <w:fldChar w:fldCharType="begin"/>
+                            </w:r>
+                            <w:r>
+                              <w:instrText xml:space="preserve"> STYLEREF 1 \s </w:instrText>
+                            </w:r>
+                            <w:r>
+                              <w:fldChar w:fldCharType="separate"/>
+                            </w:r>
+                            <w:r>
+                              <w:rPr>
+                                <w:noProof/>
+                              </w:rPr>
+                              <w:t>0</w:t>
+                            </w:r>
+                            <w:r>
+                              <w:rPr>
+                                <w:noProof/>
+                              </w:rPr>
+                              <w:fldChar w:fldCharType="end"/>
+                            </w:r>
                             <w:r>
                               <w:t>.</w:t>
                             </w:r>
-                            <w:fldSimple w:instr=" SEQ Figure \* ARABIC \s 1 ">
-                              <w:r>
-                                <w:rPr>
-                                  <w:noProof/>
-                                </w:rPr>
-                                <w:t>1</w:t>
-                              </w:r>
-                            </w:fldSimple>
+                            <w:r>
+                              <w:fldChar w:fldCharType="begin"/>
+                            </w:r>
+                            <w:r>
+                              <w:instrText xml:space="preserve"> SEQ Figure \* ARABIC \s 1 </w:instrText>
+                            </w:r>
+                            <w:r>
+                              <w:fldChar w:fldCharType="separate"/>
+                            </w:r>
+                            <w:r>
+                              <w:rPr>
+                                <w:noProof/>
+                              </w:rPr>
+                              <w:t>1</w:t>
+                            </w:r>
+                            <w:r>
+                              <w:rPr>
+                                <w:noProof/>
+                              </w:rPr>
+                              <w:fldChar w:fldCharType="end"/>
+                            </w:r>
                             <w:r>
                               <w:t>: Zero Padding</w:t>
                             </w:r>
@@ -8190,25 +8246,51 @@
                       <w:r>
                         <w:t xml:space="preserve">Figure </w:t>
                       </w:r>
-                      <w:fldSimple w:instr=" STYLEREF 1 \s ">
-                        <w:r>
-                          <w:rPr>
-                            <w:noProof/>
-                          </w:rPr>
-                          <w:t>0</w:t>
-                        </w:r>
-                      </w:fldSimple>
+                      <w:r>
+                        <w:fldChar w:fldCharType="begin"/>
+                      </w:r>
+                      <w:r>
+                        <w:instrText xml:space="preserve"> STYLEREF 1 \s </w:instrText>
+                      </w:r>
+                      <w:r>
+                        <w:fldChar w:fldCharType="separate"/>
+                      </w:r>
+                      <w:r>
+                        <w:rPr>
+                          <w:noProof/>
+                        </w:rPr>
+                        <w:t>0</w:t>
+                      </w:r>
+                      <w:r>
+                        <w:rPr>
+                          <w:noProof/>
+                        </w:rPr>
+                        <w:fldChar w:fldCharType="end"/>
+                      </w:r>
                       <w:r>
                         <w:t>.</w:t>
                       </w:r>
-                      <w:fldSimple w:instr=" SEQ Figure \* ARABIC \s 1 ">
-                        <w:r>
-                          <w:rPr>
-                            <w:noProof/>
-                          </w:rPr>
-                          <w:t>1</w:t>
-                        </w:r>
-                      </w:fldSimple>
+                      <w:r>
+                        <w:fldChar w:fldCharType="begin"/>
+                      </w:r>
+                      <w:r>
+                        <w:instrText xml:space="preserve"> SEQ Figure \* ARABIC \s 1 </w:instrText>
+                      </w:r>
+                      <w:r>
+                        <w:fldChar w:fldCharType="separate"/>
+                      </w:r>
+                      <w:r>
+                        <w:rPr>
+                          <w:noProof/>
+                        </w:rPr>
+                        <w:t>1</w:t>
+                      </w:r>
+                      <w:r>
+                        <w:rPr>
+                          <w:noProof/>
+                        </w:rPr>
+                        <w:fldChar w:fldCharType="end"/>
+                      </w:r>
                       <w:r>
                         <w:t>: Zero Padding</w:t>
                       </w:r>
@@ -8453,25 +8535,51 @@
                             <w:r>
                               <w:t xml:space="preserve">Figure </w:t>
                             </w:r>
-                            <w:fldSimple w:instr=" STYLEREF 1 \s ">
-                              <w:r>
-                                <w:rPr>
-                                  <w:noProof/>
-                                </w:rPr>
-                                <w:t>0</w:t>
-                              </w:r>
-                            </w:fldSimple>
+                            <w:r>
+                              <w:fldChar w:fldCharType="begin"/>
+                            </w:r>
+                            <w:r>
+                              <w:instrText xml:space="preserve"> STYLEREF 1 \s </w:instrText>
+                            </w:r>
+                            <w:r>
+                              <w:fldChar w:fldCharType="separate"/>
+                            </w:r>
+                            <w:r>
+                              <w:rPr>
+                                <w:noProof/>
+                              </w:rPr>
+                              <w:t>0</w:t>
+                            </w:r>
+                            <w:r>
+                              <w:rPr>
+                                <w:noProof/>
+                              </w:rPr>
+                              <w:fldChar w:fldCharType="end"/>
+                            </w:r>
                             <w:r>
                               <w:t>.</w:t>
                             </w:r>
-                            <w:fldSimple w:instr=" SEQ Figure \* ARABIC \s 1 ">
-                              <w:r>
-                                <w:rPr>
-                                  <w:noProof/>
-                                </w:rPr>
-                                <w:t>2</w:t>
-                              </w:r>
-                            </w:fldSimple>
+                            <w:r>
+                              <w:fldChar w:fldCharType="begin"/>
+                            </w:r>
+                            <w:r>
+                              <w:instrText xml:space="preserve"> SEQ Figure \* ARABIC \s 1 </w:instrText>
+                            </w:r>
+                            <w:r>
+                              <w:fldChar w:fldCharType="separate"/>
+                            </w:r>
+                            <w:r>
+                              <w:rPr>
+                                <w:noProof/>
+                              </w:rPr>
+                              <w:t>2</w:t>
+                            </w:r>
+                            <w:r>
+                              <w:rPr>
+                                <w:noProof/>
+                              </w:rPr>
+                              <w:fldChar w:fldCharType="end"/>
+                            </w:r>
                             <w:r>
                               <w:t>: Reflection Padding</w:t>
                             </w:r>
@@ -8508,25 +8616,51 @@
                       <w:r>
                         <w:t xml:space="preserve">Figure </w:t>
                       </w:r>
-                      <w:fldSimple w:instr=" STYLEREF 1 \s ">
-                        <w:r>
-                          <w:rPr>
-                            <w:noProof/>
-                          </w:rPr>
-                          <w:t>0</w:t>
-                        </w:r>
-                      </w:fldSimple>
+                      <w:r>
+                        <w:fldChar w:fldCharType="begin"/>
+                      </w:r>
+                      <w:r>
+                        <w:instrText xml:space="preserve"> STYLEREF 1 \s </w:instrText>
+                      </w:r>
+                      <w:r>
+                        <w:fldChar w:fldCharType="separate"/>
+                      </w:r>
+                      <w:r>
+                        <w:rPr>
+                          <w:noProof/>
+                        </w:rPr>
+                        <w:t>0</w:t>
+                      </w:r>
+                      <w:r>
+                        <w:rPr>
+                          <w:noProof/>
+                        </w:rPr>
+                        <w:fldChar w:fldCharType="end"/>
+                      </w:r>
                       <w:r>
                         <w:t>.</w:t>
                       </w:r>
-                      <w:fldSimple w:instr=" SEQ Figure \* ARABIC \s 1 ">
-                        <w:r>
-                          <w:rPr>
-                            <w:noProof/>
-                          </w:rPr>
-                          <w:t>2</w:t>
-                        </w:r>
-                      </w:fldSimple>
+                      <w:r>
+                        <w:fldChar w:fldCharType="begin"/>
+                      </w:r>
+                      <w:r>
+                        <w:instrText xml:space="preserve"> SEQ Figure \* ARABIC \s 1 </w:instrText>
+                      </w:r>
+                      <w:r>
+                        <w:fldChar w:fldCharType="separate"/>
+                      </w:r>
+                      <w:r>
+                        <w:rPr>
+                          <w:noProof/>
+                        </w:rPr>
+                        <w:t>2</w:t>
+                      </w:r>
+                      <w:r>
+                        <w:rPr>
+                          <w:noProof/>
+                        </w:rPr>
+                        <w:fldChar w:fldCharType="end"/>
+                      </w:r>
                       <w:r>
                         <w:t>: Reflection Padding</w:t>
                       </w:r>
@@ -8720,25 +8854,51 @@
                             <w:r>
                               <w:t xml:space="preserve">Figure </w:t>
                             </w:r>
-                            <w:fldSimple w:instr=" STYLEREF 1 \s ">
-                              <w:r>
-                                <w:rPr>
-                                  <w:noProof/>
-                                </w:rPr>
-                                <w:t>0</w:t>
-                              </w:r>
-                            </w:fldSimple>
+                            <w:r>
+                              <w:fldChar w:fldCharType="begin"/>
+                            </w:r>
+                            <w:r>
+                              <w:instrText xml:space="preserve"> STYLEREF 1 \s </w:instrText>
+                            </w:r>
+                            <w:r>
+                              <w:fldChar w:fldCharType="separate"/>
+                            </w:r>
+                            <w:r>
+                              <w:rPr>
+                                <w:noProof/>
+                              </w:rPr>
+                              <w:t>0</w:t>
+                            </w:r>
+                            <w:r>
+                              <w:rPr>
+                                <w:noProof/>
+                              </w:rPr>
+                              <w:fldChar w:fldCharType="end"/>
+                            </w:r>
                             <w:r>
                               <w:t>.</w:t>
                             </w:r>
-                            <w:fldSimple w:instr=" SEQ Figure \* ARABIC \s 1 ">
-                              <w:r>
-                                <w:rPr>
-                                  <w:noProof/>
-                                </w:rPr>
-                                <w:t>3</w:t>
-                              </w:r>
-                            </w:fldSimple>
+                            <w:r>
+                              <w:fldChar w:fldCharType="begin"/>
+                            </w:r>
+                            <w:r>
+                              <w:instrText xml:space="preserve"> SEQ Figure \* ARABIC \s 1 </w:instrText>
+                            </w:r>
+                            <w:r>
+                              <w:fldChar w:fldCharType="separate"/>
+                            </w:r>
+                            <w:r>
+                              <w:rPr>
+                                <w:noProof/>
+                              </w:rPr>
+                              <w:t>3</w:t>
+                            </w:r>
+                            <w:r>
+                              <w:rPr>
+                                <w:noProof/>
+                              </w:rPr>
+                              <w:fldChar w:fldCharType="end"/>
+                            </w:r>
                             <w:r>
                               <w:t>: Replication Padding</w:t>
                             </w:r>
@@ -8775,25 +8935,51 @@
                       <w:r>
                         <w:t xml:space="preserve">Figure </w:t>
                       </w:r>
-                      <w:fldSimple w:instr=" STYLEREF 1 \s ">
-                        <w:r>
-                          <w:rPr>
-                            <w:noProof/>
-                          </w:rPr>
-                          <w:t>0</w:t>
-                        </w:r>
-                      </w:fldSimple>
+                      <w:r>
+                        <w:fldChar w:fldCharType="begin"/>
+                      </w:r>
+                      <w:r>
+                        <w:instrText xml:space="preserve"> STYLEREF 1 \s </w:instrText>
+                      </w:r>
+                      <w:r>
+                        <w:fldChar w:fldCharType="separate"/>
+                      </w:r>
+                      <w:r>
+                        <w:rPr>
+                          <w:noProof/>
+                        </w:rPr>
+                        <w:t>0</w:t>
+                      </w:r>
+                      <w:r>
+                        <w:rPr>
+                          <w:noProof/>
+                        </w:rPr>
+                        <w:fldChar w:fldCharType="end"/>
+                      </w:r>
                       <w:r>
                         <w:t>.</w:t>
                       </w:r>
-                      <w:fldSimple w:instr=" SEQ Figure \* ARABIC \s 1 ">
-                        <w:r>
-                          <w:rPr>
-                            <w:noProof/>
-                          </w:rPr>
-                          <w:t>3</w:t>
-                        </w:r>
-                      </w:fldSimple>
+                      <w:r>
+                        <w:fldChar w:fldCharType="begin"/>
+                      </w:r>
+                      <w:r>
+                        <w:instrText xml:space="preserve"> SEQ Figure \* ARABIC \s 1 </w:instrText>
+                      </w:r>
+                      <w:r>
+                        <w:fldChar w:fldCharType="separate"/>
+                      </w:r>
+                      <w:r>
+                        <w:rPr>
+                          <w:noProof/>
+                        </w:rPr>
+                        <w:t>3</w:t>
+                      </w:r>
+                      <w:r>
+                        <w:rPr>
+                          <w:noProof/>
+                        </w:rPr>
+                        <w:fldChar w:fldCharType="end"/>
+                      </w:r>
                       <w:r>
                         <w:t>: Replication Padding</w:t>
                       </w:r>
@@ -9030,25 +9216,51 @@
                             <w:r>
                               <w:t xml:space="preserve">Figure </w:t>
                             </w:r>
-                            <w:fldSimple w:instr=" STYLEREF 1 \s ">
-                              <w:r>
-                                <w:rPr>
-                                  <w:noProof/>
-                                </w:rPr>
-                                <w:t>0</w:t>
-                              </w:r>
-                            </w:fldSimple>
+                            <w:r>
+                              <w:fldChar w:fldCharType="begin"/>
+                            </w:r>
+                            <w:r>
+                              <w:instrText xml:space="preserve"> STYLEREF 1 \s </w:instrText>
+                            </w:r>
+                            <w:r>
+                              <w:fldChar w:fldCharType="separate"/>
+                            </w:r>
+                            <w:r>
+                              <w:rPr>
+                                <w:noProof/>
+                              </w:rPr>
+                              <w:t>0</w:t>
+                            </w:r>
+                            <w:r>
+                              <w:rPr>
+                                <w:noProof/>
+                              </w:rPr>
+                              <w:fldChar w:fldCharType="end"/>
+                            </w:r>
                             <w:r>
                               <w:t>.</w:t>
                             </w:r>
-                            <w:fldSimple w:instr=" SEQ Figure \* ARABIC \s 1 ">
-                              <w:r>
-                                <w:rPr>
-                                  <w:noProof/>
-                                </w:rPr>
-                                <w:t>4</w:t>
-                              </w:r>
-                            </w:fldSimple>
+                            <w:r>
+                              <w:fldChar w:fldCharType="begin"/>
+                            </w:r>
+                            <w:r>
+                              <w:instrText xml:space="preserve"> SEQ Figure \* ARABIC \s 1 </w:instrText>
+                            </w:r>
+                            <w:r>
+                              <w:fldChar w:fldCharType="separate"/>
+                            </w:r>
+                            <w:r>
+                              <w:rPr>
+                                <w:noProof/>
+                              </w:rPr>
+                              <w:t>4</w:t>
+                            </w:r>
+                            <w:r>
+                              <w:rPr>
+                                <w:noProof/>
+                              </w:rPr>
+                              <w:fldChar w:fldCharType="end"/>
+                            </w:r>
                             <w:r>
                               <w:t>: Circular Padding</w:t>
                             </w:r>
@@ -9085,25 +9297,51 @@
                       <w:r>
                         <w:t xml:space="preserve">Figure </w:t>
                       </w:r>
-                      <w:fldSimple w:instr=" STYLEREF 1 \s ">
-                        <w:r>
-                          <w:rPr>
-                            <w:noProof/>
-                          </w:rPr>
-                          <w:t>0</w:t>
-                        </w:r>
-                      </w:fldSimple>
+                      <w:r>
+                        <w:fldChar w:fldCharType="begin"/>
+                      </w:r>
+                      <w:r>
+                        <w:instrText xml:space="preserve"> STYLEREF 1 \s </w:instrText>
+                      </w:r>
+                      <w:r>
+                        <w:fldChar w:fldCharType="separate"/>
+                      </w:r>
+                      <w:r>
+                        <w:rPr>
+                          <w:noProof/>
+                        </w:rPr>
+                        <w:t>0</w:t>
+                      </w:r>
+                      <w:r>
+                        <w:rPr>
+                          <w:noProof/>
+                        </w:rPr>
+                        <w:fldChar w:fldCharType="end"/>
+                      </w:r>
                       <w:r>
                         <w:t>.</w:t>
                       </w:r>
-                      <w:fldSimple w:instr=" SEQ Figure \* ARABIC \s 1 ">
-                        <w:r>
-                          <w:rPr>
-                            <w:noProof/>
-                          </w:rPr>
-                          <w:t>4</w:t>
-                        </w:r>
-                      </w:fldSimple>
+                      <w:r>
+                        <w:fldChar w:fldCharType="begin"/>
+                      </w:r>
+                      <w:r>
+                        <w:instrText xml:space="preserve"> SEQ Figure \* ARABIC \s 1 </w:instrText>
+                      </w:r>
+                      <w:r>
+                        <w:fldChar w:fldCharType="separate"/>
+                      </w:r>
+                      <w:r>
+                        <w:rPr>
+                          <w:noProof/>
+                        </w:rPr>
+                        <w:t>4</w:t>
+                      </w:r>
+                      <w:r>
+                        <w:rPr>
+                          <w:noProof/>
+                        </w:rPr>
+                        <w:fldChar w:fldCharType="end"/>
+                      </w:r>
                       <w:r>
                         <w:t>: Circular Padding</w:t>
                       </w:r>
@@ -9313,25 +9551,51 @@
                             <w:r>
                               <w:t xml:space="preserve">Figure </w:t>
                             </w:r>
-                            <w:fldSimple w:instr=" STYLEREF 1 \s ">
-                              <w:r>
-                                <w:rPr>
-                                  <w:noProof/>
-                                </w:rPr>
-                                <w:t>0</w:t>
-                              </w:r>
-                            </w:fldSimple>
+                            <w:r>
+                              <w:fldChar w:fldCharType="begin"/>
+                            </w:r>
+                            <w:r>
+                              <w:instrText xml:space="preserve"> STYLEREF 1 \s </w:instrText>
+                            </w:r>
+                            <w:r>
+                              <w:fldChar w:fldCharType="separate"/>
+                            </w:r>
+                            <w:r>
+                              <w:rPr>
+                                <w:noProof/>
+                              </w:rPr>
+                              <w:t>0</w:t>
+                            </w:r>
+                            <w:r>
+                              <w:rPr>
+                                <w:noProof/>
+                              </w:rPr>
+                              <w:fldChar w:fldCharType="end"/>
+                            </w:r>
                             <w:r>
                               <w:t>.</w:t>
                             </w:r>
-                            <w:fldSimple w:instr=" SEQ Figure \* ARABIC \s 1 ">
-                              <w:r>
-                                <w:rPr>
-                                  <w:noProof/>
-                                </w:rPr>
-                                <w:t>5</w:t>
-                              </w:r>
-                            </w:fldSimple>
+                            <w:r>
+                              <w:fldChar w:fldCharType="begin"/>
+                            </w:r>
+                            <w:r>
+                              <w:instrText xml:space="preserve"> SEQ Figure \* ARABIC \s 1 </w:instrText>
+                            </w:r>
+                            <w:r>
+                              <w:fldChar w:fldCharType="separate"/>
+                            </w:r>
+                            <w:r>
+                              <w:rPr>
+                                <w:noProof/>
+                              </w:rPr>
+                              <w:t>5</w:t>
+                            </w:r>
+                            <w:r>
+                              <w:rPr>
+                                <w:noProof/>
+                              </w:rPr>
+                              <w:fldChar w:fldCharType="end"/>
+                            </w:r>
                             <w:r>
                               <w:t>: Sequence Padding</w:t>
                             </w:r>
@@ -9367,25 +9631,51 @@
                       <w:r>
                         <w:t xml:space="preserve">Figure </w:t>
                       </w:r>
-                      <w:fldSimple w:instr=" STYLEREF 1 \s ">
-                        <w:r>
-                          <w:rPr>
-                            <w:noProof/>
-                          </w:rPr>
-                          <w:t>0</w:t>
-                        </w:r>
-                      </w:fldSimple>
+                      <w:r>
+                        <w:fldChar w:fldCharType="begin"/>
+                      </w:r>
+                      <w:r>
+                        <w:instrText xml:space="preserve"> STYLEREF 1 \s </w:instrText>
+                      </w:r>
+                      <w:r>
+                        <w:fldChar w:fldCharType="separate"/>
+                      </w:r>
+                      <w:r>
+                        <w:rPr>
+                          <w:noProof/>
+                        </w:rPr>
+                        <w:t>0</w:t>
+                      </w:r>
+                      <w:r>
+                        <w:rPr>
+                          <w:noProof/>
+                        </w:rPr>
+                        <w:fldChar w:fldCharType="end"/>
+                      </w:r>
                       <w:r>
                         <w:t>.</w:t>
                       </w:r>
-                      <w:fldSimple w:instr=" SEQ Figure \* ARABIC \s 1 ">
-                        <w:r>
-                          <w:rPr>
-                            <w:noProof/>
-                          </w:rPr>
-                          <w:t>5</w:t>
-                        </w:r>
-                      </w:fldSimple>
+                      <w:r>
+                        <w:fldChar w:fldCharType="begin"/>
+                      </w:r>
+                      <w:r>
+                        <w:instrText xml:space="preserve"> SEQ Figure \* ARABIC \s 1 </w:instrText>
+                      </w:r>
+                      <w:r>
+                        <w:fldChar w:fldCharType="separate"/>
+                      </w:r>
+                      <w:r>
+                        <w:rPr>
+                          <w:noProof/>
+                        </w:rPr>
+                        <w:t>5</w:t>
+                      </w:r>
+                      <w:r>
+                        <w:rPr>
+                          <w:noProof/>
+                        </w:rPr>
+                        <w:fldChar w:fldCharType="end"/>
+                      </w:r>
                       <w:r>
                         <w:t>: Sequence Padding</w:t>
                       </w:r>
@@ -9681,7 +9971,7 @@
       <w:pPr>
         <w:pStyle w:val="Heading2"/>
         <w:rPr>
-          <w:lang w:val="en-KE"/>
+          <w:lang/>
         </w:rPr>
       </w:pPr>
       <w:r>
@@ -9690,7 +9980,7 @@
       <w:bookmarkStart w:id="44" w:name="_Toc178527556"/>
       <w:r>
         <w:rPr>
-          <w:lang w:val="en-KE"/>
+          <w:lang/>
         </w:rPr>
         <w:t>Facial Recognition Datasets</w:t>
       </w:r>
@@ -9701,100 +9991,92 @@
         <w:spacing w:line="480" w:lineRule="auto"/>
         <w:jc w:val="both"/>
         <w:rPr>
-          <w:lang w:val="en-KE"/>
-        </w:rPr>
-      </w:pPr>
-      <w:r>
-        <w:rPr>
-          <w:lang w:val="en-KE"/>
+          <w:lang/>
+        </w:rPr>
+      </w:pPr>
+      <w:r>
+        <w:rPr>
+          <w:lang/>
         </w:rPr>
         <w:tab/>
         <w:t xml:space="preserve">An array of studies </w:t>
       </w:r>
-      <w:proofErr w:type="gramStart"/>
-      <w:r>
-        <w:rPr>
-          <w:lang w:val="en-KE"/>
-        </w:rPr>
-        <w:t>have</w:t>
-      </w:r>
-      <w:proofErr w:type="gramEnd"/>
-      <w:r>
-        <w:rPr>
-          <w:lang w:val="en-KE"/>
-        </w:rPr>
-        <w:t xml:space="preserve"> been</w:t>
-      </w:r>
-      <w:r>
-        <w:rPr>
-          <w:lang w:val="en-KE"/>
+      <w:r>
+        <w:rPr>
+          <w:lang/>
+        </w:rPr>
+        <w:t>have been</w:t>
+      </w:r>
+      <w:r>
+        <w:rPr>
+          <w:lang/>
         </w:rPr>
         <w:t xml:space="preserve"> conducted on facial recognition implying that there </w:t>
       </w:r>
       <w:r>
         <w:rPr>
-          <w:lang w:val="en-KE"/>
+          <w:lang/>
         </w:rPr>
         <w:t>exist</w:t>
       </w:r>
       <w:r>
         <w:rPr>
-          <w:lang w:val="en-KE"/>
+          <w:lang/>
         </w:rPr>
         <w:t xml:space="preserve"> several datasets that could be used for facial recognition. A</w:t>
       </w:r>
       <w:r>
         <w:rPr>
-          <w:lang w:val="en-KE"/>
+          <w:lang/>
         </w:rPr>
         <w:t>y</w:t>
       </w:r>
       <w:r>
         <w:rPr>
-          <w:lang w:val="en-KE"/>
+          <w:lang/>
         </w:rPr>
         <w:t xml:space="preserve">ad et al., (2023) conducted a study discussing </w:t>
       </w:r>
       <w:r>
         <w:rPr>
-          <w:lang w:val="en-KE"/>
+          <w:lang/>
         </w:rPr>
         <w:t>twenty-one</w:t>
       </w:r>
       <w:r>
         <w:rPr>
-          <w:lang w:val="en-KE"/>
+          <w:lang/>
         </w:rPr>
         <w:t xml:space="preserve"> different datasets that have been used for research in facial recognition. This publication discusses main characteristics of each dataset and should be the first stop shop for authors looking to examine data sets used for facial recognition. Ortis and Becker (2013) also discuss facial recognition </w:t>
       </w:r>
       <w:r>
         <w:rPr>
-          <w:lang w:val="en-KE"/>
+          <w:lang/>
         </w:rPr>
         <w:lastRenderedPageBreak/>
         <w:t>data sets only that they focus on web scale datasets. This owes to the fact that web scale datasets are created for facial recognition in real time and on the web. Such datasets should scale well and be ready to be used for tagging friends or finding celebrities</w:t>
       </w:r>
       <w:r>
         <w:rPr>
-          <w:lang w:val="en-KE"/>
+          <w:lang/>
         </w:rPr>
         <w:t xml:space="preserve"> online</w:t>
       </w:r>
       <w:r>
         <w:rPr>
-          <w:lang w:val="en-KE"/>
+          <w:lang/>
         </w:rPr>
         <w:t xml:space="preserve">. </w:t>
       </w:r>
       <w:r>
         <w:rPr>
-          <w:lang w:val="en-KE"/>
+          <w:lang/>
         </w:rPr>
         <w:t xml:space="preserve">Clearly, there are a lot of data sets that could be used for facial recognition. </w:t>
       </w:r>
       <w:r>
         <w:rPr>
-          <w:lang w:val="en-KE"/>
+          <w:lang/>
         </w:rPr>
         <w:t>However, access to such datasets have been limited due to the recent changes in laws regarding access and use of personal identifiable information.</w:t>
       </w:r>
@@ -9803,19 +10085,19 @@
       <w:pPr>
         <w:pStyle w:val="Heading3"/>
         <w:rPr>
-          <w:lang w:val="en-KE"/>
+          <w:lang/>
         </w:rPr>
       </w:pPr>
       <w:bookmarkStart w:id="45" w:name="_Toc178527557"/>
       <w:r>
         <w:rPr>
-          <w:lang w:val="en-KE"/>
+          <w:lang/>
         </w:rPr>
         <w:t>Disguised Faces in The Wild</w:t>
       </w:r>
       <w:r>
         <w:rPr>
-          <w:lang w:val="en-KE"/>
+          <w:lang/>
         </w:rPr>
         <w:t xml:space="preserve"> Dataset</w:t>
       </w:r>
@@ -9826,79 +10108,79 @@
         <w:spacing w:line="480" w:lineRule="auto"/>
         <w:jc w:val="both"/>
         <w:rPr>
-          <w:lang w:val="en-KE"/>
-        </w:rPr>
-      </w:pPr>
-      <w:r>
-        <w:rPr>
-          <w:lang w:val="en-KE"/>
+          <w:lang/>
+        </w:rPr>
+      </w:pPr>
+      <w:r>
+        <w:rPr>
+          <w:lang/>
         </w:rPr>
         <w:tab/>
         <w:t xml:space="preserve">The disguised faces in the wild dataset contains 11,157 images collected from 1,000 different people. This data set was collected from the internet and was released in 2018 during the </w:t>
       </w:r>
       <w:r>
         <w:rPr>
-          <w:lang w:val="en-KE"/>
+          <w:lang/>
         </w:rPr>
         <w:t>Disguised Faces in the Wild Workshop at International Conference</w:t>
       </w:r>
       <w:r>
         <w:rPr>
-          <w:lang w:val="en-KE"/>
+          <w:lang/>
         </w:rPr>
         <w:t xml:space="preserve"> </w:t>
       </w:r>
       <w:r>
         <w:rPr>
-          <w:lang w:val="en-KE"/>
+          <w:lang/>
         </w:rPr>
         <w:t>on Computer Vision and Pattern Recognition</w:t>
       </w:r>
       <w:r>
         <w:rPr>
-          <w:lang w:val="en-KE"/>
+          <w:lang/>
         </w:rPr>
         <w:t xml:space="preserve"> (Singh et al., 2018). Critical to the discussion is</w:t>
       </w:r>
       <w:r>
         <w:rPr>
-          <w:lang w:val="en-KE"/>
+          <w:lang/>
         </w:rPr>
         <w:t xml:space="preserve"> the reality that the disguised faces in the wild (DFW)</w:t>
       </w:r>
       <w:r>
         <w:rPr>
-          <w:lang w:val="en-KE"/>
+          <w:lang/>
         </w:rPr>
         <w:t xml:space="preserve"> was developed with an aim of creating facial recognition models that are resistant to disguises. This owes to the fact that Singh et al., (2018) acknowledge that humans could artificially alter their faces with an aim of fooling a f</w:t>
       </w:r>
       <w:r>
         <w:rPr>
-          <w:lang w:val="en-KE"/>
+          <w:lang/>
         </w:rPr>
         <w:t xml:space="preserve">acial recognition system. For instance, an individual could try and fool a system by wearing a wig, wearing at artificial beard or putting on heavy make up. It is important to note that a different dataset called </w:t>
       </w:r>
       <w:r>
         <w:rPr>
-          <w:lang w:val="en-KE"/>
+          <w:lang/>
         </w:rPr>
         <w:t>Disguised Faces in the Wild 2019 Dataset</w:t>
       </w:r>
       <w:r>
         <w:rPr>
-          <w:lang w:val="en-KE"/>
+          <w:lang/>
         </w:rPr>
         <w:t xml:space="preserve"> has been published and should be confused for the dataset under discussion (</w:t>
       </w:r>
       <w:r>
         <w:rPr>
-          <w:lang w:val="en-KE"/>
+          <w:lang/>
         </w:rPr>
         <w:t>Singh et al., 2019</w:t>
       </w:r>
       <w:r>
         <w:rPr>
-          <w:lang w:val="en-KE"/>
+          <w:lang/>
         </w:rPr>
         <w:t>). Clearly, this is an interesting subject of study that should be investigated further using the dataset in question.</w:t>
       </w:r>
@@ -9907,13 +10189,13 @@
       <w:pPr>
         <w:pStyle w:val="Heading3"/>
         <w:rPr>
-          <w:lang w:val="en-KE"/>
+          <w:lang/>
         </w:rPr>
       </w:pPr>
       <w:bookmarkStart w:id="46" w:name="_Toc178527558"/>
       <w:r>
         <w:rPr>
-          <w:lang w:val="en-KE"/>
+          <w:lang/>
         </w:rPr>
         <w:t>VGGFACE</w:t>
       </w:r>
@@ -9924,19 +10206,19 @@
         <w:spacing w:line="480" w:lineRule="auto"/>
         <w:jc w:val="both"/>
         <w:rPr>
-          <w:lang w:val="en-KE"/>
-        </w:rPr>
-      </w:pPr>
-      <w:r>
-        <w:rPr>
-          <w:lang w:val="en-KE"/>
+          <w:lang/>
+        </w:rPr>
+      </w:pPr>
+      <w:r>
+        <w:rPr>
+          <w:lang/>
         </w:rPr>
         <w:tab/>
         <w:t>VGG Face dataset is made up of 2.6 million images collected from 2,622 different people. This dataset comprises mostly of politicians, actors, public figures and celebrities, which was made by extracting male’s and females’ information from the Internet Movie Database and ranked by popularity</w:t>
       </w:r>
       <w:r>
         <w:rPr>
-          <w:lang w:val="en-KE"/>
+          <w:lang/>
         </w:rPr>
         <w:t xml:space="preserve"> (</w:t>
       </w:r>
@@ -9948,64 +10230,50 @@
       </w:r>
       <w:r>
         <w:rPr>
-          <w:lang w:val="en-KE"/>
+          <w:lang/>
         </w:rPr>
         <w:t>. Critical to the discussion is the fact that this data set was examined by human annotators to eliminate images that could introduce noise into the dataset. It is important to hi</w:t>
       </w:r>
       <w:r>
         <w:rPr>
-          <w:lang w:val="en-KE"/>
-        </w:rPr>
-        <w:t xml:space="preserve">ghlight that this dataset has been used and cited by authors widely. For example, Ibrahem and </w:t>
-      </w:r>
-      <w:proofErr w:type="spellStart"/>
-      <w:r>
-        <w:rPr>
-          <w:lang w:val="en-KE"/>
-        </w:rPr>
-        <w:t>Abdulameer</w:t>
-      </w:r>
-      <w:proofErr w:type="spellEnd"/>
-      <w:r>
-        <w:rPr>
-          <w:lang w:val="en-KE"/>
-        </w:rPr>
-        <w:t xml:space="preserve"> (2023) examine a pretrained model that was created from this dataset to </w:t>
-      </w:r>
-      <w:r>
-        <w:rPr>
-          <w:lang w:val="en-KE"/>
+          <w:lang/>
+        </w:rPr>
+        <w:t xml:space="preserve">ghlight that this dataset has been used and cited by authors widely. For example, Ibrahem and Abdulameer (2023) examine a pretrained model that was created from this dataset to </w:t>
+      </w:r>
+      <w:r>
+        <w:rPr>
+          <w:lang/>
         </w:rPr>
         <w:t>discuss</w:t>
       </w:r>
       <w:r>
         <w:rPr>
-          <w:lang w:val="en-KE"/>
+          <w:lang/>
         </w:rPr>
         <w:t xml:space="preserve"> a model </w:t>
       </w:r>
       <w:r>
         <w:rPr>
-          <w:lang w:val="en-KE"/>
+          <w:lang/>
         </w:rPr>
         <w:lastRenderedPageBreak/>
         <w:t>aimed at solving the age problem associated with facial recognition.</w:t>
       </w:r>
       <w:r>
         <w:rPr>
-          <w:lang w:val="en-KE"/>
+          <w:lang/>
         </w:rPr>
         <w:t xml:space="preserve"> </w:t>
       </w:r>
       <w:r>
         <w:rPr>
-          <w:lang w:val="en-KE"/>
+          <w:lang/>
         </w:rPr>
         <w:t xml:space="preserve">While the number of publications that have used this dataset remains low, the number of publications that have used the pretrained model from this dataset is high. This explains why the researcher will be using a pretrained model from this </w:t>
       </w:r>
       <w:r>
         <w:rPr>
-          <w:lang w:val="en-KE"/>
+          <w:lang/>
         </w:rPr>
         <w:t>dataset for this study.</w:t>
       </w:r>
@@ -10014,23 +10282,15 @@
       <w:pPr>
         <w:pStyle w:val="Heading3"/>
         <w:rPr>
-          <w:lang w:val="en-KE"/>
+          <w:lang/>
         </w:rPr>
       </w:pPr>
       <w:bookmarkStart w:id="47" w:name="_Toc178527559"/>
-      <w:proofErr w:type="spellStart"/>
-      <w:r>
-        <w:rPr>
-          <w:lang w:val="en-KE"/>
-        </w:rPr>
-        <w:t>KomNET</w:t>
-      </w:r>
-      <w:proofErr w:type="spellEnd"/>
-      <w:r>
-        <w:rPr>
-          <w:lang w:val="en-KE"/>
-        </w:rPr>
-        <w:t xml:space="preserve"> Face Dataset</w:t>
+      <w:r>
+        <w:rPr>
+          <w:lang/>
+        </w:rPr>
+        <w:t>KomNET Face Dataset</w:t>
       </w:r>
       <w:bookmarkEnd w:id="47"/>
     </w:p>
@@ -10039,44 +10299,108 @@
         <w:spacing w:line="480" w:lineRule="auto"/>
         <w:jc w:val="both"/>
         <w:rPr>
-          <w:lang w:val="en-KE"/>
-        </w:rPr>
-      </w:pPr>
-      <w:r>
-        <w:rPr>
-          <w:lang w:val="en-KE"/>
+          <w:lang/>
+        </w:rPr>
+      </w:pPr>
+      <w:r>
+        <w:rPr>
+          <w:lang/>
         </w:rPr>
         <w:tab/>
       </w:r>
       <w:r>
         <w:rPr>
-          <w:lang w:val="en-KE"/>
-        </w:rPr>
-        <w:t xml:space="preserve">The </w:t>
+          <w:lang/>
+        </w:rPr>
+        <w:t xml:space="preserve">The KomNET face dataset </w:t>
+      </w:r>
+      <w:r>
+        <w:rPr>
+          <w:lang/>
+        </w:rPr>
+        <w:t>comprises of 39,600 images but the number of people whose faces were collected from is not stated in the publication associated with the dataset</w:t>
+      </w:r>
+      <w:r>
+        <w:rPr>
+          <w:lang/>
+        </w:rPr>
+        <w:t xml:space="preserve"> (</w:t>
       </w:r>
       <w:proofErr w:type="spellStart"/>
       <w:r>
         <w:rPr>
-          <w:lang w:val="en-KE"/>
-        </w:rPr>
-        <w:t>KomNET</w:t>
+          <w:rStyle w:val="Emphasis"/>
+          <w:rFonts w:ascii="Times New Roman" w:hAnsi="Times New Roman" w:cs="Times New Roman"/>
+          <w:i w:val="0"/>
+          <w:iCs w:val="0"/>
+          <w:color w:val="000000"/>
+        </w:rPr>
+        <w:t>Astawa</w:t>
       </w:r>
       <w:proofErr w:type="spellEnd"/>
       <w:r>
         <w:rPr>
-          <w:lang w:val="en-KE"/>
-        </w:rPr>
-        <w:t xml:space="preserve"> face dataset </w:t>
-      </w:r>
-      <w:r>
-        <w:rPr>
-          <w:lang w:val="en-KE"/>
-        </w:rPr>
-        <w:t>comprises of 39,600 images but the number of people whose faces were collected from is not stated in the publication associated with the dataset</w:t>
-      </w:r>
-      <w:r>
-        <w:rPr>
-          <w:lang w:val="en-KE"/>
+          <w:lang/>
+        </w:rPr>
+        <w:t xml:space="preserve"> et al., 2020)</w:t>
+      </w:r>
+      <w:r>
+        <w:rPr>
+          <w:lang/>
+        </w:rPr>
+        <w:t xml:space="preserve">. It is however crucial to note that the dataset was collected from social media, collected using a digital camera, and a smartphone. As already mentioned, </w:t>
+      </w:r>
+      <w:r>
+        <w:rPr>
+          <w:lang/>
+        </w:rPr>
+        <w:t xml:space="preserve">some of the challenges associated with facial recognition include occlusion and the lighting conditions in images. That said, it is important to highlight the dataset in question is limited by the fact that different lighting conditions were not taken into consideration while collecting the images. </w:t>
+      </w:r>
+      <w:r>
+        <w:rPr>
+          <w:lang/>
+        </w:rPr>
+        <w:t xml:space="preserve">Moreover, the number of images collected was </w:t>
+      </w:r>
+      <w:r>
+        <w:rPr>
+          <w:lang/>
+        </w:rPr>
+        <w:t>1,200 images but they were subjected to augmentation to make them 39,600. Specifically, the images were subjected to augmentation</w:t>
+      </w:r>
+      <w:r>
+        <w:rPr>
+          <w:lang/>
+        </w:rPr>
+        <w:t xml:space="preserve"> techniques</w:t>
+      </w:r>
+      <w:r>
+        <w:rPr>
+          <w:lang/>
+        </w:rPr>
+        <w:t xml:space="preserve"> such as </w:t>
+      </w:r>
+      <w:r>
+        <w:rPr>
+          <w:lang/>
+        </w:rPr>
+        <w:t>average blur, emboss, flip, gamma contrast, gaussian blur,</w:t>
+      </w:r>
+      <w:r>
+        <w:rPr>
+          <w:lang/>
+        </w:rPr>
+        <w:t xml:space="preserve"> </w:t>
+      </w:r>
+      <w:r>
+        <w:rPr>
+          <w:lang/>
+        </w:rPr>
+        <w:t>histogram equalization, rotate, hue and saturation, sharpen, and sigmoid contrast</w:t>
+      </w:r>
+      <w:r>
+        <w:rPr>
+          <w:lang/>
         </w:rPr>
         <w:t xml:space="preserve"> (</w:t>
       </w:r>
@@ -10094,85 +10418,7 @@
       <w:proofErr w:type="spellEnd"/>
       <w:r>
         <w:rPr>
-          <w:lang w:val="en-KE"/>
-        </w:rPr>
-        <w:t xml:space="preserve"> et al., 2020)</w:t>
-      </w:r>
-      <w:r>
-        <w:rPr>
-          <w:lang w:val="en-KE"/>
-        </w:rPr>
-        <w:t xml:space="preserve">. It is however crucial to note that the dataset was collected from social media, collected using a digital camera, and a smartphone. As already mentioned, </w:t>
-      </w:r>
-      <w:r>
-        <w:rPr>
-          <w:lang w:val="en-KE"/>
-        </w:rPr>
-        <w:t xml:space="preserve">some of the challenges associated with facial recognition include occlusion and the lighting conditions in images. That said, it is important to highlight the dataset in question is limited by the fact that different lighting conditions were not taken into consideration while collecting the images. </w:t>
-      </w:r>
-      <w:r>
-        <w:rPr>
-          <w:lang w:val="en-KE"/>
-        </w:rPr>
-        <w:t xml:space="preserve">Moreover, the number of images collected was </w:t>
-      </w:r>
-      <w:r>
-        <w:rPr>
-          <w:lang w:val="en-KE"/>
-        </w:rPr>
-        <w:t>1,200 images but they were subjected to augmentation to make them 39,600. Specifically, the images were subjected to augmentation</w:t>
-      </w:r>
-      <w:r>
-        <w:rPr>
-          <w:lang w:val="en-KE"/>
-        </w:rPr>
-        <w:t xml:space="preserve"> techniques</w:t>
-      </w:r>
-      <w:r>
-        <w:rPr>
-          <w:lang w:val="en-KE"/>
-        </w:rPr>
-        <w:t xml:space="preserve"> such as </w:t>
-      </w:r>
-      <w:r>
-        <w:rPr>
-          <w:lang w:val="en-KE"/>
-        </w:rPr>
-        <w:t>average blur, emboss, flip, gamma contrast, gaussian blur,</w:t>
-      </w:r>
-      <w:r>
-        <w:rPr>
-          <w:lang w:val="en-KE"/>
-        </w:rPr>
-        <w:t xml:space="preserve"> </w:t>
-      </w:r>
-      <w:r>
-        <w:rPr>
-          <w:lang w:val="en-KE"/>
-        </w:rPr>
-        <w:t>histogram equalization, rotate, hue and saturation, sharpen, and sigmoid contrast</w:t>
-      </w:r>
-      <w:r>
-        <w:rPr>
-          <w:lang w:val="en-KE"/>
-        </w:rPr>
-        <w:t xml:space="preserve"> (</w:t>
-      </w:r>
-      <w:proofErr w:type="spellStart"/>
-      <w:r>
-        <w:rPr>
-          <w:rStyle w:val="Emphasis"/>
-          <w:rFonts w:ascii="Times New Roman" w:hAnsi="Times New Roman" w:cs="Times New Roman"/>
-          <w:i w:val="0"/>
-          <w:iCs w:val="0"/>
-          <w:color w:val="000000"/>
-        </w:rPr>
-        <w:t>Astawa</w:t>
-      </w:r>
-      <w:proofErr w:type="spellEnd"/>
-      <w:r>
-        <w:rPr>
-          <w:lang w:val="en-KE"/>
+          <w:lang/>
         </w:rPr>
         <w:t xml:space="preserve"> et al., 2020). </w:t>
       </w:r>
@@ -10208,7 +10454,23 @@
         <w:t xml:space="preserve"> to match or a recognize a face belonging to a particular person. An example of an author that has conducted review on facial recognition architectures is sun and Redei (2022). </w:t>
       </w:r>
       <w:r>
-        <w:t xml:space="preserve">Specifically, the authors in question discuss architectures such as FaceNet, DeepFace, </w:t>
+        <w:t xml:space="preserve">Specifically, the authors in question discuss architectures such as </w:t>
+      </w:r>
+      <w:proofErr w:type="spellStart"/>
+      <w:r>
+        <w:t>FaceNet</w:t>
+      </w:r>
+      <w:proofErr w:type="spellEnd"/>
+      <w:r>
+        <w:t xml:space="preserve">, </w:t>
+      </w:r>
+      <w:proofErr w:type="spellStart"/>
+      <w:r>
+        <w:t>DeepFace</w:t>
+      </w:r>
+      <w:proofErr w:type="spellEnd"/>
+      <w:r>
+        <w:t xml:space="preserve">, </w:t>
       </w:r>
       <w:proofErr w:type="spellStart"/>
       <w:r>
@@ -10228,16 +10490,32 @@
       </w:r>
       <w:proofErr w:type="spellEnd"/>
       <w:r>
-        <w:t>, DeepFace,</w:t>
+        <w:t xml:space="preserve">, </w:t>
+      </w:r>
+      <w:proofErr w:type="spellStart"/>
+      <w:r>
+        <w:t>DeepFace</w:t>
+      </w:r>
+      <w:proofErr w:type="spellEnd"/>
+      <w:r>
+        <w:t>,</w:t>
       </w:r>
       <w:r>
         <w:t xml:space="preserve"> </w:t>
       </w:r>
       <w:r>
-        <w:t xml:space="preserve">VGG Net, FaceNet, and </w:t>
+        <w:t xml:space="preserve">VGG Net, </w:t>
       </w:r>
       <w:proofErr w:type="spellStart"/>
       <w:r>
+        <w:t>FaceNet</w:t>
+      </w:r>
+      <w:proofErr w:type="spellEnd"/>
+      <w:r>
+        <w:t xml:space="preserve">, and </w:t>
+      </w:r>
+      <w:proofErr w:type="spellStart"/>
+      <w:r>
         <w:t>DeepId</w:t>
       </w:r>
       <w:proofErr w:type="spellEnd"/>
@@ -10252,13 +10530,13 @@
       <w:pPr>
         <w:pStyle w:val="Heading3"/>
         <w:rPr>
-          <w:lang w:val="en-KE"/>
+          <w:lang/>
         </w:rPr>
       </w:pPr>
       <w:bookmarkStart w:id="49" w:name="_Toc178527561"/>
       <w:r>
         <w:rPr>
-          <w:lang w:val="en-KE"/>
+          <w:lang/>
         </w:rPr>
         <w:t>Google </w:t>
       </w:r>
@@ -10467,25 +10745,51 @@
       <w:r>
         <w:t xml:space="preserve">Figure </w:t>
       </w:r>
-      <w:fldSimple w:instr=" STYLEREF 1 \s ">
-        <w:r>
-          <w:rPr>
-            <w:noProof/>
-          </w:rPr>
-          <w:t>0</w:t>
-        </w:r>
-      </w:fldSimple>
+      <w:r>
+        <w:fldChar w:fldCharType="begin"/>
+      </w:r>
+      <w:r>
+        <w:instrText xml:space="preserve"> STYLEREF 1 \s </w:instrText>
+      </w:r>
+      <w:r>
+        <w:fldChar w:fldCharType="separate"/>
+      </w:r>
+      <w:r>
+        <w:rPr>
+          <w:noProof/>
+        </w:rPr>
+        <w:t>0</w:t>
+      </w:r>
+      <w:r>
+        <w:rPr>
+          <w:noProof/>
+        </w:rPr>
+        <w:fldChar w:fldCharType="end"/>
+      </w:r>
       <w:r>
         <w:t>.</w:t>
       </w:r>
-      <w:fldSimple w:instr=" SEQ Figure \* ARABIC \s 1 ">
-        <w:r>
-          <w:rPr>
-            <w:noProof/>
-          </w:rPr>
-          <w:t>6</w:t>
-        </w:r>
-      </w:fldSimple>
+      <w:r>
+        <w:fldChar w:fldCharType="begin"/>
+      </w:r>
+      <w:r>
+        <w:instrText xml:space="preserve"> SEQ Figure \* ARABIC \s 1 </w:instrText>
+      </w:r>
+      <w:r>
+        <w:fldChar w:fldCharType="separate"/>
+      </w:r>
+      <w:r>
+        <w:rPr>
+          <w:noProof/>
+        </w:rPr>
+        <w:t>6</w:t>
+      </w:r>
+      <w:r>
+        <w:rPr>
+          <w:noProof/>
+        </w:rPr>
+        <w:fldChar w:fldCharType="end"/>
+      </w:r>
       <w:r>
         <w:t>: Face Alignment</w:t>
       </w:r>
@@ -10578,7 +10882,15 @@
       </w:r>
       <w:proofErr w:type="spellEnd"/>
       <w:r>
-        <w:t xml:space="preserve"> and DeepFace, VGGFACE-16 was also tested on famous datasets such as the </w:t>
+        <w:t xml:space="preserve"> and </w:t>
+      </w:r>
+      <w:proofErr w:type="spellStart"/>
+      <w:r>
+        <w:t>DeepFace</w:t>
+      </w:r>
+      <w:proofErr w:type="spellEnd"/>
+      <w:r>
+        <w:t xml:space="preserve">, VGGFACE-16 was also tested on famous datasets such as the </w:t>
       </w:r>
       <w:r>
         <w:t>Labeled Faces in the Wild dataset</w:t>
@@ -10722,21 +11034,7 @@
           <w:rFonts w:ascii="Times New Roman" w:hAnsi="Times New Roman" w:cs="Times New Roman"/>
         </w:rPr>
         <w:tab/>
-        <w:t xml:space="preserve">Artificial neural networks </w:t>
-      </w:r>
-      <w:proofErr w:type="gramStart"/>
-      <w:r>
-        <w:rPr>
-          <w:rFonts w:ascii="Times New Roman" w:hAnsi="Times New Roman" w:cs="Times New Roman"/>
-        </w:rPr>
-        <w:t>is</w:t>
-      </w:r>
-      <w:proofErr w:type="gramEnd"/>
-      <w:r>
-        <w:rPr>
-          <w:rFonts w:ascii="Times New Roman" w:hAnsi="Times New Roman" w:cs="Times New Roman"/>
-        </w:rPr>
-        <w:t xml:space="preserve"> a machine learning technique that tries to imitate the intelligence of a human brain. The human brain contains neurons that are connected to one another through axons and dendrites. The connecting region between axons and dendrites is called a synapse. The strength of synaptic connections often changes due to changes in external stimuli, which in turn influence how learning occurs in the human brain</w:t>
+        <w:t>Artificial neural networks is a machine learning technique that tries to imitate the intelligence of a human brain. The human brain contains neurons that are connected to one another through axons and dendrites. The connecting region between axons and dendrites is called a synapse. The strength of synaptic connections often changes due to changes in external stimuli, which in turn influence how learning occurs in the human brain</w:t>
       </w:r>
       <w:r>
         <w:rPr>
@@ -10812,25 +11110,51 @@
                             <w:r>
                               <w:t xml:space="preserve">Figure </w:t>
                             </w:r>
-                            <w:fldSimple w:instr=" STYLEREF 1 \s ">
-                              <w:r>
-                                <w:rPr>
-                                  <w:noProof/>
-                                </w:rPr>
-                                <w:t>0</w:t>
-                              </w:r>
-                            </w:fldSimple>
+                            <w:r>
+                              <w:fldChar w:fldCharType="begin"/>
+                            </w:r>
+                            <w:r>
+                              <w:instrText xml:space="preserve"> STYLEREF 1 \s </w:instrText>
+                            </w:r>
+                            <w:r>
+                              <w:fldChar w:fldCharType="separate"/>
+                            </w:r>
+                            <w:r>
+                              <w:rPr>
+                                <w:noProof/>
+                              </w:rPr>
+                              <w:t>0</w:t>
+                            </w:r>
+                            <w:r>
+                              <w:rPr>
+                                <w:noProof/>
+                              </w:rPr>
+                              <w:fldChar w:fldCharType="end"/>
+                            </w:r>
                             <w:r>
                               <w:t>.</w:t>
                             </w:r>
-                            <w:fldSimple w:instr=" SEQ Figure \* ARABIC \s 1 ">
-                              <w:r>
-                                <w:rPr>
-                                  <w:noProof/>
-                                </w:rPr>
-                                <w:t>1</w:t>
-                              </w:r>
-                            </w:fldSimple>
+                            <w:r>
+                              <w:fldChar w:fldCharType="begin"/>
+                            </w:r>
+                            <w:r>
+                              <w:instrText xml:space="preserve"> SEQ Figure \* ARABIC \s 1 </w:instrText>
+                            </w:r>
+                            <w:r>
+                              <w:fldChar w:fldCharType="separate"/>
+                            </w:r>
+                            <w:r>
+                              <w:rPr>
+                                <w:noProof/>
+                              </w:rPr>
+                              <w:t>1</w:t>
+                            </w:r>
+                            <w:r>
+                              <w:rPr>
+                                <w:noProof/>
+                              </w:rPr>
+                              <w:fldChar w:fldCharType="end"/>
+                            </w:r>
                             <w:r>
                               <w:t>: Artificial Neural Network</w:t>
                             </w:r>
@@ -10867,25 +11191,51 @@
                       <w:r>
                         <w:t xml:space="preserve">Figure </w:t>
                       </w:r>
-                      <w:fldSimple w:instr=" STYLEREF 1 \s ">
-                        <w:r>
-                          <w:rPr>
-                            <w:noProof/>
-                          </w:rPr>
-                          <w:t>0</w:t>
-                        </w:r>
-                      </w:fldSimple>
+                      <w:r>
+                        <w:fldChar w:fldCharType="begin"/>
+                      </w:r>
+                      <w:r>
+                        <w:instrText xml:space="preserve"> STYLEREF 1 \s </w:instrText>
+                      </w:r>
+                      <w:r>
+                        <w:fldChar w:fldCharType="separate"/>
+                      </w:r>
+                      <w:r>
+                        <w:rPr>
+                          <w:noProof/>
+                        </w:rPr>
+                        <w:t>0</w:t>
+                      </w:r>
+                      <w:r>
+                        <w:rPr>
+                          <w:noProof/>
+                        </w:rPr>
+                        <w:fldChar w:fldCharType="end"/>
+                      </w:r>
                       <w:r>
                         <w:t>.</w:t>
                       </w:r>
-                      <w:fldSimple w:instr=" SEQ Figure \* ARABIC \s 1 ">
-                        <w:r>
-                          <w:rPr>
-                            <w:noProof/>
-                          </w:rPr>
-                          <w:t>1</w:t>
-                        </w:r>
-                      </w:fldSimple>
+                      <w:r>
+                        <w:fldChar w:fldCharType="begin"/>
+                      </w:r>
+                      <w:r>
+                        <w:instrText xml:space="preserve"> SEQ Figure \* ARABIC \s 1 </w:instrText>
+                      </w:r>
+                      <w:r>
+                        <w:fldChar w:fldCharType="separate"/>
+                      </w:r>
+                      <w:r>
+                        <w:rPr>
+                          <w:noProof/>
+                        </w:rPr>
+                        <w:t>1</w:t>
+                      </w:r>
+                      <w:r>
+                        <w:rPr>
+                          <w:noProof/>
+                        </w:rPr>
+                        <w:fldChar w:fldCharType="end"/>
+                      </w:r>
                       <w:r>
                         <w:t>: Artificial Neural Network</w:t>
                       </w:r>
@@ -11590,25 +11940,51 @@
                             <w:r>
                               <w:t xml:space="preserve">Figure </w:t>
                             </w:r>
-                            <w:fldSimple w:instr=" STYLEREF 1 \s ">
-                              <w:r>
-                                <w:rPr>
-                                  <w:noProof/>
-                                </w:rPr>
-                                <w:t>0</w:t>
-                              </w:r>
-                            </w:fldSimple>
+                            <w:r>
+                              <w:fldChar w:fldCharType="begin"/>
+                            </w:r>
+                            <w:r>
+                              <w:instrText xml:space="preserve"> STYLEREF 1 \s </w:instrText>
+                            </w:r>
+                            <w:r>
+                              <w:fldChar w:fldCharType="separate"/>
+                            </w:r>
+                            <w:r>
+                              <w:rPr>
+                                <w:noProof/>
+                              </w:rPr>
+                              <w:t>0</w:t>
+                            </w:r>
+                            <w:r>
+                              <w:rPr>
+                                <w:noProof/>
+                              </w:rPr>
+                              <w:fldChar w:fldCharType="end"/>
+                            </w:r>
                             <w:r>
                               <w:t>.</w:t>
                             </w:r>
-                            <w:fldSimple w:instr=" SEQ Figure \* ARABIC \s 1 ">
-                              <w:r>
-                                <w:rPr>
-                                  <w:noProof/>
-                                </w:rPr>
-                                <w:t>2</w:t>
-                              </w:r>
-                            </w:fldSimple>
+                            <w:r>
+                              <w:fldChar w:fldCharType="begin"/>
+                            </w:r>
+                            <w:r>
+                              <w:instrText xml:space="preserve"> SEQ Figure \* ARABIC \s 1 </w:instrText>
+                            </w:r>
+                            <w:r>
+                              <w:fldChar w:fldCharType="separate"/>
+                            </w:r>
+                            <w:r>
+                              <w:rPr>
+                                <w:noProof/>
+                              </w:rPr>
+                              <w:t>2</w:t>
+                            </w:r>
+                            <w:r>
+                              <w:rPr>
+                                <w:noProof/>
+                              </w:rPr>
+                              <w:fldChar w:fldCharType="end"/>
+                            </w:r>
                             <w:r>
                               <w:t>: An Artificial Neural Network with a Bias</w:t>
                             </w:r>
@@ -11648,25 +12024,51 @@
                       <w:r>
                         <w:t xml:space="preserve">Figure </w:t>
                       </w:r>
-                      <w:fldSimple w:instr=" STYLEREF 1 \s ">
-                        <w:r>
-                          <w:rPr>
-                            <w:noProof/>
-                          </w:rPr>
-                          <w:t>0</w:t>
-                        </w:r>
-                      </w:fldSimple>
+                      <w:r>
+                        <w:fldChar w:fldCharType="begin"/>
+                      </w:r>
+                      <w:r>
+                        <w:instrText xml:space="preserve"> STYLEREF 1 \s </w:instrText>
+                      </w:r>
+                      <w:r>
+                        <w:fldChar w:fldCharType="separate"/>
+                      </w:r>
+                      <w:r>
+                        <w:rPr>
+                          <w:noProof/>
+                        </w:rPr>
+                        <w:t>0</w:t>
+                      </w:r>
+                      <w:r>
+                        <w:rPr>
+                          <w:noProof/>
+                        </w:rPr>
+                        <w:fldChar w:fldCharType="end"/>
+                      </w:r>
                       <w:r>
                         <w:t>.</w:t>
                       </w:r>
-                      <w:fldSimple w:instr=" SEQ Figure \* ARABIC \s 1 ">
-                        <w:r>
-                          <w:rPr>
-                            <w:noProof/>
-                          </w:rPr>
-                          <w:t>2</w:t>
-                        </w:r>
-                      </w:fldSimple>
+                      <w:r>
+                        <w:fldChar w:fldCharType="begin"/>
+                      </w:r>
+                      <w:r>
+                        <w:instrText xml:space="preserve"> SEQ Figure \* ARABIC \s 1 </w:instrText>
+                      </w:r>
+                      <w:r>
+                        <w:fldChar w:fldCharType="separate"/>
+                      </w:r>
+                      <w:r>
+                        <w:rPr>
+                          <w:noProof/>
+                        </w:rPr>
+                        <w:t>2</w:t>
+                      </w:r>
+                      <w:r>
+                        <w:rPr>
+                          <w:noProof/>
+                        </w:rPr>
+                        <w:fldChar w:fldCharType="end"/>
+                      </w:r>
                       <w:r>
                         <w:t>: An Artificial Neural Network with a Bias</w:t>
                       </w:r>
@@ -12537,25 +12939,51 @@
       <w:r>
         <w:t xml:space="preserve">Figure </w:t>
       </w:r>
-      <w:fldSimple w:instr=" STYLEREF 1 \s ">
-        <w:r>
-          <w:rPr>
-            <w:noProof/>
-          </w:rPr>
-          <w:t>0</w:t>
-        </w:r>
-      </w:fldSimple>
+      <w:r>
+        <w:fldChar w:fldCharType="begin"/>
+      </w:r>
+      <w:r>
+        <w:instrText xml:space="preserve"> STYLEREF 1 \s </w:instrText>
+      </w:r>
+      <w:r>
+        <w:fldChar w:fldCharType="separate"/>
+      </w:r>
+      <w:r>
+        <w:rPr>
+          <w:noProof/>
+        </w:rPr>
+        <w:t>0</w:t>
+      </w:r>
+      <w:r>
+        <w:rPr>
+          <w:noProof/>
+        </w:rPr>
+        <w:fldChar w:fldCharType="end"/>
+      </w:r>
       <w:r>
         <w:t>.</w:t>
       </w:r>
-      <w:fldSimple w:instr=" SEQ Figure \* ARABIC \s 1 ">
-        <w:r>
-          <w:rPr>
-            <w:noProof/>
-          </w:rPr>
-          <w:t>3</w:t>
-        </w:r>
-      </w:fldSimple>
+      <w:r>
+        <w:fldChar w:fldCharType="begin"/>
+      </w:r>
+      <w:r>
+        <w:instrText xml:space="preserve"> SEQ Figure \* ARABIC \s 1 </w:instrText>
+      </w:r>
+      <w:r>
+        <w:fldChar w:fldCharType="separate"/>
+      </w:r>
+      <w:r>
+        <w:rPr>
+          <w:noProof/>
+        </w:rPr>
+        <w:t>3</w:t>
+      </w:r>
+      <w:r>
+        <w:rPr>
+          <w:noProof/>
+        </w:rPr>
+        <w:fldChar w:fldCharType="end"/>
+      </w:r>
       <w:r>
         <w:t>: Image Showing an Artificial Neural Network</w:t>
       </w:r>
@@ -27986,14 +28414,14 @@
         <w:jc w:val="center"/>
         <w:rPr>
           <w:rFonts w:ascii="Times New Roman" w:hAnsi="Times New Roman" w:cs="Times New Roman"/>
-          <w:lang w:val="en-KE"/>
+          <w:lang/>
         </w:rPr>
       </w:pPr>
       <w:r>
         <w:rPr>
           <w:rFonts w:ascii="Times New Roman" w:hAnsi="Times New Roman" w:cs="Times New Roman"/>
           <w:noProof/>
-          <w:lang w:val="en-KE"/>
+          <w:lang/>
         </w:rPr>
         <w:drawing>
           <wp:inline distT="0" distB="0" distL="0" distR="0" wp14:anchorId="771D04F8" wp14:editId="656C318C">
@@ -28051,32 +28479,58 @@
         <w:jc w:val="center"/>
         <w:rPr>
           <w:rFonts w:ascii="Times New Roman" w:hAnsi="Times New Roman" w:cs="Times New Roman"/>
-          <w:lang w:val="en-KE"/>
+          <w:lang/>
         </w:rPr>
       </w:pPr>
       <w:r>
         <w:lastRenderedPageBreak/>
         <w:t xml:space="preserve">Figure </w:t>
       </w:r>
-      <w:fldSimple w:instr=" STYLEREF 1 \s ">
-        <w:r>
-          <w:rPr>
-            <w:noProof/>
-          </w:rPr>
-          <w:t>0</w:t>
-        </w:r>
-      </w:fldSimple>
+      <w:r>
+        <w:fldChar w:fldCharType="begin"/>
+      </w:r>
+      <w:r>
+        <w:instrText xml:space="preserve"> STYLEREF 1 \s </w:instrText>
+      </w:r>
+      <w:r>
+        <w:fldChar w:fldCharType="separate"/>
+      </w:r>
+      <w:r>
+        <w:rPr>
+          <w:noProof/>
+        </w:rPr>
+        <w:t>0</w:t>
+      </w:r>
+      <w:r>
+        <w:rPr>
+          <w:noProof/>
+        </w:rPr>
+        <w:fldChar w:fldCharType="end"/>
+      </w:r>
       <w:r>
         <w:t>.</w:t>
       </w:r>
-      <w:fldSimple w:instr=" SEQ Figure \* ARABIC \s 1 ">
-        <w:r>
-          <w:rPr>
-            <w:noProof/>
-          </w:rPr>
-          <w:t>4</w:t>
-        </w:r>
-      </w:fldSimple>
+      <w:r>
+        <w:fldChar w:fldCharType="begin"/>
+      </w:r>
+      <w:r>
+        <w:instrText xml:space="preserve"> SEQ Figure \* ARABIC \s 1 </w:instrText>
+      </w:r>
+      <w:r>
+        <w:fldChar w:fldCharType="separate"/>
+      </w:r>
+      <w:r>
+        <w:rPr>
+          <w:noProof/>
+        </w:rPr>
+        <w:t>4</w:t>
+      </w:r>
+      <w:r>
+        <w:rPr>
+          <w:noProof/>
+        </w:rPr>
+        <w:fldChar w:fldCharType="end"/>
+      </w:r>
       <w:r>
         <w:t>: Sample Matrix and a Kernel</w:t>
       </w:r>
@@ -28302,14 +28756,14 @@
         <w:jc w:val="center"/>
         <w:rPr>
           <w:rFonts w:ascii="Times New Roman" w:hAnsi="Times New Roman" w:cs="Times New Roman"/>
-          <w:lang w:val="en-KE"/>
+          <w:lang/>
         </w:rPr>
       </w:pPr>
       <w:r>
         <w:rPr>
           <w:rFonts w:ascii="Times New Roman" w:hAnsi="Times New Roman" w:cs="Times New Roman"/>
           <w:noProof/>
-          <w:lang w:val="en-KE"/>
+          <w:lang/>
         </w:rPr>
         <w:drawing>
           <wp:inline distT="0" distB="0" distL="0" distR="0" wp14:anchorId="38FFB8D2" wp14:editId="53129BAE">
@@ -28372,25 +28826,51 @@
       <w:r>
         <w:t xml:space="preserve">Figure </w:t>
       </w:r>
-      <w:fldSimple w:instr=" STYLEREF 1 \s ">
-        <w:r>
-          <w:rPr>
-            <w:noProof/>
-          </w:rPr>
-          <w:t>0</w:t>
-        </w:r>
-      </w:fldSimple>
+      <w:r>
+        <w:fldChar w:fldCharType="begin"/>
+      </w:r>
+      <w:r>
+        <w:instrText xml:space="preserve"> STYLEREF 1 \s </w:instrText>
+      </w:r>
+      <w:r>
+        <w:fldChar w:fldCharType="separate"/>
+      </w:r>
+      <w:r>
+        <w:rPr>
+          <w:noProof/>
+        </w:rPr>
+        <w:t>0</w:t>
+      </w:r>
+      <w:r>
+        <w:rPr>
+          <w:noProof/>
+        </w:rPr>
+        <w:fldChar w:fldCharType="end"/>
+      </w:r>
       <w:r>
         <w:t>.</w:t>
       </w:r>
-      <w:fldSimple w:instr=" SEQ Figure \* ARABIC \s 1 ">
-        <w:r>
-          <w:rPr>
-            <w:noProof/>
-          </w:rPr>
-          <w:t>5</w:t>
-        </w:r>
-      </w:fldSimple>
+      <w:r>
+        <w:fldChar w:fldCharType="begin"/>
+      </w:r>
+      <w:r>
+        <w:instrText xml:space="preserve"> SEQ Figure \* ARABIC \s 1 </w:instrText>
+      </w:r>
+      <w:r>
+        <w:fldChar w:fldCharType="separate"/>
+      </w:r>
+      <w:r>
+        <w:rPr>
+          <w:noProof/>
+        </w:rPr>
+        <w:t>5</w:t>
+      </w:r>
+      <w:r>
+        <w:rPr>
+          <w:noProof/>
+        </w:rPr>
+        <w:fldChar w:fldCharType="end"/>
+      </w:r>
       <w:r>
         <w:t>Feature Map</w:t>
       </w:r>
@@ -28445,14 +28925,14 @@
         <w:jc w:val="center"/>
         <w:rPr>
           <w:rFonts w:ascii="Times New Roman" w:hAnsi="Times New Roman" w:cs="Times New Roman"/>
-          <w:lang w:val="en-KE"/>
+          <w:lang/>
         </w:rPr>
       </w:pPr>
       <w:r>
         <w:rPr>
           <w:rFonts w:ascii="Times New Roman" w:hAnsi="Times New Roman" w:cs="Times New Roman"/>
           <w:noProof/>
-          <w:lang w:val="en-KE"/>
+          <w:lang/>
         </w:rPr>
         <w:drawing>
           <wp:inline distT="0" distB="0" distL="0" distR="0" wp14:anchorId="5C87E9C4" wp14:editId="09D771AC">
@@ -28513,25 +28993,51 @@
       <w:r>
         <w:t xml:space="preserve">Figure </w:t>
       </w:r>
-      <w:fldSimple w:instr=" STYLEREF 1 \s ">
-        <w:r>
-          <w:rPr>
-            <w:noProof/>
-          </w:rPr>
-          <w:t>0</w:t>
-        </w:r>
-      </w:fldSimple>
+      <w:r>
+        <w:fldChar w:fldCharType="begin"/>
+      </w:r>
+      <w:r>
+        <w:instrText xml:space="preserve"> STYLEREF 1 \s </w:instrText>
+      </w:r>
+      <w:r>
+        <w:fldChar w:fldCharType="separate"/>
+      </w:r>
+      <w:r>
+        <w:rPr>
+          <w:noProof/>
+        </w:rPr>
+        <w:t>0</w:t>
+      </w:r>
+      <w:r>
+        <w:rPr>
+          <w:noProof/>
+        </w:rPr>
+        <w:fldChar w:fldCharType="end"/>
+      </w:r>
       <w:r>
         <w:t>.</w:t>
       </w:r>
-      <w:fldSimple w:instr=" SEQ Figure \* ARABIC \s 1 ">
-        <w:r>
-          <w:rPr>
-            <w:noProof/>
-          </w:rPr>
-          <w:t>6</w:t>
-        </w:r>
-      </w:fldSimple>
+      <w:r>
+        <w:fldChar w:fldCharType="begin"/>
+      </w:r>
+      <w:r>
+        <w:instrText xml:space="preserve"> SEQ Figure \* ARABIC \s 1 </w:instrText>
+      </w:r>
+      <w:r>
+        <w:fldChar w:fldCharType="separate"/>
+      </w:r>
+      <w:r>
+        <w:rPr>
+          <w:noProof/>
+        </w:rPr>
+        <w:t>6</w:t>
+      </w:r>
+      <w:r>
+        <w:rPr>
+          <w:noProof/>
+        </w:rPr>
+        <w:fldChar w:fldCharType="end"/>
+      </w:r>
       <w:r>
         <w:t xml:space="preserve"> Filtering with a Stride of 1</w:t>
       </w:r>
@@ -28551,73 +29057,33 @@
         <w:ind w:firstLine="432"/>
         <w:rPr>
           <w:rFonts w:ascii="Times New Roman" w:hAnsi="Times New Roman" w:cs="Times New Roman"/>
-          <w:lang w:val="en-KE"/>
-        </w:rPr>
-      </w:pPr>
-      <w:r>
-        <w:rPr>
-          <w:rFonts w:ascii="Times New Roman" w:hAnsi="Times New Roman" w:cs="Times New Roman"/>
-          <w:i w:val="0"/>
-          <w:iCs w:val="0"/>
-          <w:lang w:val="en-KE"/>
-        </w:rPr>
-        <w:t xml:space="preserve">While this paper discussed padding, it has not touched on how padding is used in </w:t>
-      </w:r>
-      <w:proofErr w:type="spellStart"/>
-      <w:r>
-        <w:rPr>
-          <w:rFonts w:ascii="Times New Roman" w:hAnsi="Times New Roman" w:cs="Times New Roman"/>
-          <w:i w:val="0"/>
-          <w:iCs w:val="0"/>
-          <w:lang w:val="en-KE"/>
-        </w:rPr>
-        <w:t>CNNs</w:t>
-      </w:r>
-      <w:proofErr w:type="spellEnd"/>
-      <w:r>
-        <w:rPr>
-          <w:rFonts w:ascii="Times New Roman" w:hAnsi="Times New Roman" w:cs="Times New Roman"/>
-          <w:i w:val="0"/>
-          <w:iCs w:val="0"/>
-          <w:lang w:val="en-KE"/>
-        </w:rPr>
-        <w:t xml:space="preserve">. This is why it is important to demonstrate how padding: -specifically zero padding, is used in convolution neural networks. This owes to the fact that the paper will </w:t>
-      </w:r>
-      <w:r>
-        <w:rPr>
-          <w:rFonts w:ascii="Times New Roman" w:hAnsi="Times New Roman" w:cs="Times New Roman"/>
-          <w:i w:val="0"/>
-          <w:iCs w:val="0"/>
-          <w:lang w:val="en-KE"/>
-        </w:rPr>
-        <w:t xml:space="preserve">create a facial recognition model with zero padding and no padding in order to investigate the effect of padding in facial recognition. Zero padding in </w:t>
-      </w:r>
-      <w:proofErr w:type="spellStart"/>
-      <w:r>
-        <w:rPr>
-          <w:rFonts w:ascii="Times New Roman" w:hAnsi="Times New Roman" w:cs="Times New Roman"/>
-          <w:i w:val="0"/>
-          <w:iCs w:val="0"/>
-          <w:lang w:val="en-KE"/>
-        </w:rPr>
-        <w:t>CNNs</w:t>
-      </w:r>
-      <w:proofErr w:type="spellEnd"/>
-      <w:r>
-        <w:rPr>
-          <w:rFonts w:ascii="Times New Roman" w:hAnsi="Times New Roman" w:cs="Times New Roman"/>
-          <w:i w:val="0"/>
-          <w:iCs w:val="0"/>
-          <w:lang w:val="en-KE"/>
-        </w:rPr>
-        <w:t xml:space="preserve"> is achieved by adding zeros around an input image before filtering is applied to the resulting matrix in order to create a feature map</w:t>
-      </w:r>
-      <w:r>
-        <w:rPr>
-          <w:rFonts w:ascii="Times New Roman" w:hAnsi="Times New Roman" w:cs="Times New Roman"/>
-          <w:i w:val="0"/>
-          <w:iCs w:val="0"/>
-          <w:lang w:val="en-KE"/>
+          <w:lang/>
+        </w:rPr>
+      </w:pPr>
+      <w:r>
+        <w:rPr>
+          <w:rFonts w:ascii="Times New Roman" w:hAnsi="Times New Roman" w:cs="Times New Roman"/>
+          <w:i w:val="0"/>
+          <w:iCs w:val="0"/>
+          <w:lang/>
+        </w:rPr>
+        <w:t xml:space="preserve">While this paper discussed padding, it has not touched on how padding is used in CNNs. This is why it is important to demonstrate how padding: -specifically zero padding, is used in convolution neural networks. This owes to the fact that the paper will </w:t>
+      </w:r>
+      <w:r>
+        <w:rPr>
+          <w:rFonts w:ascii="Times New Roman" w:hAnsi="Times New Roman" w:cs="Times New Roman"/>
+          <w:i w:val="0"/>
+          <w:iCs w:val="0"/>
+          <w:lang/>
+        </w:rPr>
+        <w:t>create a facial recognition model with zero padding and no padding in order to investigate the effect of padding in facial recognition. Zero padding in CNNs is achieved by adding zeros around an input image before filtering is applied to the resulting matrix in order to create a feature map</w:t>
+      </w:r>
+      <w:r>
+        <w:rPr>
+          <w:rFonts w:ascii="Times New Roman" w:hAnsi="Times New Roman" w:cs="Times New Roman"/>
+          <w:i w:val="0"/>
+          <w:iCs w:val="0"/>
+          <w:lang/>
         </w:rPr>
         <w:t xml:space="preserve">. Consider the matrix in figure </w:t>
       </w:r>
@@ -28626,7 +29092,7 @@
           <w:rFonts w:ascii="Times New Roman" w:hAnsi="Times New Roman" w:cs="Times New Roman"/>
           <w:i w:val="0"/>
           <w:iCs w:val="0"/>
-          <w:lang w:val="en-KE"/>
+          <w:lang/>
         </w:rPr>
         <w:t>3.4, adding zeros around the matrix produces the matrix (a) in figure 3.7 below. The matrix (a) in figure 3.7 below is then subjected to a filter using the kernel in figure 3.4 to produce the matrix(b) in figure 3.7 below. It is important to note that the dimension of the matrix(b) in figure 3.7 below is equal to the dimension of the sample matrix in figure 3.4 above.</w:t>
       </w:r>
@@ -28638,14 +29104,14 @@
         <w:jc w:val="center"/>
         <w:rPr>
           <w:rFonts w:ascii="Times New Roman" w:hAnsi="Times New Roman" w:cs="Times New Roman"/>
-          <w:lang w:val="en-KE"/>
+          <w:lang/>
         </w:rPr>
       </w:pPr>
       <w:r>
         <w:rPr>
           <w:rFonts w:ascii="Times New Roman" w:hAnsi="Times New Roman" w:cs="Times New Roman"/>
           <w:noProof/>
-          <w:lang w:val="en-KE"/>
+          <w:lang/>
         </w:rPr>
         <w:lastRenderedPageBreak/>
         <w:drawing>
@@ -28704,31 +29170,57 @@
         <w:jc w:val="center"/>
         <w:rPr>
           <w:rFonts w:ascii="Times New Roman" w:hAnsi="Times New Roman" w:cs="Times New Roman"/>
-          <w:lang w:val="en-KE"/>
+          <w:lang/>
         </w:rPr>
       </w:pPr>
       <w:r>
         <w:t xml:space="preserve">Figure </w:t>
       </w:r>
-      <w:fldSimple w:instr=" STYLEREF 1 \s ">
-        <w:r>
-          <w:rPr>
-            <w:noProof/>
-          </w:rPr>
-          <w:t>0</w:t>
-        </w:r>
-      </w:fldSimple>
+      <w:r>
+        <w:fldChar w:fldCharType="begin"/>
+      </w:r>
+      <w:r>
+        <w:instrText xml:space="preserve"> STYLEREF 1 \s </w:instrText>
+      </w:r>
+      <w:r>
+        <w:fldChar w:fldCharType="separate"/>
+      </w:r>
+      <w:r>
+        <w:rPr>
+          <w:noProof/>
+        </w:rPr>
+        <w:t>0</w:t>
+      </w:r>
+      <w:r>
+        <w:rPr>
+          <w:noProof/>
+        </w:rPr>
+        <w:fldChar w:fldCharType="end"/>
+      </w:r>
       <w:r>
         <w:t>.</w:t>
       </w:r>
-      <w:fldSimple w:instr=" SEQ Figure \* ARABIC \s 1 ">
-        <w:r>
-          <w:rPr>
-            <w:noProof/>
-          </w:rPr>
-          <w:t>7</w:t>
-        </w:r>
-      </w:fldSimple>
+      <w:r>
+        <w:fldChar w:fldCharType="begin"/>
+      </w:r>
+      <w:r>
+        <w:instrText xml:space="preserve"> SEQ Figure \* ARABIC \s 1 </w:instrText>
+      </w:r>
+      <w:r>
+        <w:fldChar w:fldCharType="separate"/>
+      </w:r>
+      <w:r>
+        <w:rPr>
+          <w:noProof/>
+        </w:rPr>
+        <w:t>7</w:t>
+      </w:r>
+      <w:r>
+        <w:rPr>
+          <w:noProof/>
+        </w:rPr>
+        <w:fldChar w:fldCharType="end"/>
+      </w:r>
       <w:r>
         <w:t>: Padding in CNNs</w:t>
       </w:r>
@@ -28739,7 +29231,7 @@
         <w:spacing w:line="480" w:lineRule="auto"/>
         <w:rPr>
           <w:rFonts w:ascii="Times New Roman" w:hAnsi="Times New Roman" w:cs="Times New Roman"/>
-          <w:lang w:val="en-KE"/>
+          <w:lang/>
         </w:rPr>
       </w:pPr>
     </w:p>
@@ -28931,14 +29423,14 @@
         <w:jc w:val="center"/>
         <w:rPr>
           <w:rFonts w:ascii="Times New Roman" w:hAnsi="Times New Roman" w:cs="Times New Roman"/>
-          <w:lang w:val="en-KE"/>
+          <w:lang/>
         </w:rPr>
       </w:pPr>
       <w:r>
         <w:rPr>
           <w:rFonts w:ascii="Times New Roman" w:hAnsi="Times New Roman" w:cs="Times New Roman"/>
           <w:noProof/>
-          <w:lang w:val="en-KE"/>
+          <w:lang/>
         </w:rPr>
         <w:lastRenderedPageBreak/>
         <w:drawing>
@@ -28997,31 +29489,57 @@
         <w:jc w:val="center"/>
         <w:rPr>
           <w:rFonts w:ascii="Times New Roman" w:hAnsi="Times New Roman" w:cs="Times New Roman"/>
-          <w:lang w:val="en-KE"/>
+          <w:lang/>
         </w:rPr>
       </w:pPr>
       <w:r>
         <w:t xml:space="preserve">Figure </w:t>
       </w:r>
-      <w:fldSimple w:instr=" STYLEREF 1 \s ">
-        <w:r>
-          <w:rPr>
-            <w:noProof/>
-          </w:rPr>
-          <w:t>0</w:t>
-        </w:r>
-      </w:fldSimple>
+      <w:r>
+        <w:fldChar w:fldCharType="begin"/>
+      </w:r>
+      <w:r>
+        <w:instrText xml:space="preserve"> STYLEREF 1 \s </w:instrText>
+      </w:r>
+      <w:r>
+        <w:fldChar w:fldCharType="separate"/>
+      </w:r>
+      <w:r>
+        <w:rPr>
+          <w:noProof/>
+        </w:rPr>
+        <w:t>0</w:t>
+      </w:r>
+      <w:r>
+        <w:rPr>
+          <w:noProof/>
+        </w:rPr>
+        <w:fldChar w:fldCharType="end"/>
+      </w:r>
       <w:r>
         <w:t>.</w:t>
       </w:r>
-      <w:fldSimple w:instr=" SEQ Figure \* ARABIC \s 1 ">
-        <w:r>
-          <w:rPr>
-            <w:noProof/>
-          </w:rPr>
-          <w:t>8</w:t>
-        </w:r>
-      </w:fldSimple>
+      <w:r>
+        <w:fldChar w:fldCharType="begin"/>
+      </w:r>
+      <w:r>
+        <w:instrText xml:space="preserve"> SEQ Figure \* ARABIC \s 1 </w:instrText>
+      </w:r>
+      <w:r>
+        <w:fldChar w:fldCharType="separate"/>
+      </w:r>
+      <w:r>
+        <w:rPr>
+          <w:noProof/>
+        </w:rPr>
+        <w:t>8</w:t>
+      </w:r>
+      <w:r>
+        <w:rPr>
+          <w:noProof/>
+        </w:rPr>
+        <w:fldChar w:fldCharType="end"/>
+      </w:r>
       <w:r>
         <w:t>: Max pooling and average pooling</w:t>
       </w:r>
@@ -29576,6 +30094,138 @@
     </w:p>
     <w:p>
       <w:pPr>
+        <w:rPr>
+          <w:rFonts w:ascii="Times New Roman" w:hAnsi="Times New Roman" w:cs="Times New Roman"/>
+        </w:rPr>
+      </w:pPr>
+      <w:r>
+        <w:rPr>
+          <w:rFonts w:ascii="Times New Roman" w:hAnsi="Times New Roman" w:cs="Times New Roman"/>
+        </w:rPr>
+        <w:br w:type="page"/>
+      </w:r>
+    </w:p>
+    <w:p>
+      <w:pPr>
+        <w:rPr>
+          <w:rFonts w:ascii="Times New Roman" w:hAnsi="Times New Roman" w:cs="Times New Roman"/>
+        </w:rPr>
+      </w:pPr>
+      <w:r>
+        <w:rPr>
+          <w:rFonts w:ascii="Times New Roman" w:hAnsi="Times New Roman" w:cs="Times New Roman"/>
+        </w:rPr>
+        <w:lastRenderedPageBreak/>
+        <w:br w:type="page"/>
+      </w:r>
+    </w:p>
+    <w:p>
+      <w:pPr>
+        <w:pStyle w:val="Heading1"/>
+      </w:pPr>
+      <w:r>
+        <w:lastRenderedPageBreak/>
+        <w:t>Chapter Three</w:t>
+      </w:r>
+    </w:p>
+    <w:p>
+      <w:pPr>
+        <w:pStyle w:val="Heading"/>
+        <w:jc w:val="center"/>
+        <w:rPr>
+          <w:rFonts w:ascii="Liberation Serif" w:hAnsi="Liberation Serif"/>
+          <w:b/>
+          <w:bCs/>
+          <w:sz w:val="40"/>
+          <w:szCs w:val="40"/>
+        </w:rPr>
+      </w:pPr>
+      <w:r>
+        <w:rPr>
+          <w:rFonts w:ascii="Liberation Serif" w:hAnsi="Liberation Serif"/>
+          <w:b/>
+          <w:bCs/>
+          <w:sz w:val="40"/>
+          <w:szCs w:val="40"/>
+        </w:rPr>
+        <w:t>Results and Discussion</w:t>
+      </w:r>
+    </w:p>
+    <w:p>
+      <w:pPr>
+        <w:pStyle w:val="Heading2"/>
+      </w:pPr>
+      <w:r>
+        <w:t>Introduction</w:t>
+      </w:r>
+    </w:p>
+    <w:p>
+      <w:pPr>
+        <w:spacing w:line="480" w:lineRule="auto"/>
+        <w:ind w:firstLine="432"/>
+        <w:rPr>
+          <w:rFonts w:ascii="Times New Roman" w:hAnsi="Times New Roman" w:cs="Times New Roman"/>
+        </w:rPr>
+      </w:pPr>
+      <w:r>
+        <w:rPr>
+          <w:rFonts w:ascii="Times New Roman" w:hAnsi="Times New Roman" w:cs="Times New Roman"/>
+        </w:rPr>
+        <w:t xml:space="preserve">This section highlights the findings of the study, discussing the backbone and interpretation of the study. The author outlines the results obtained after running the experiment and discusses the results in detail. It is important to note that the results are documented and discussed as per the objectives of the study. </w:t>
+      </w:r>
+      <w:r>
+        <w:rPr>
+          <w:rFonts w:ascii="Times New Roman" w:hAnsi="Times New Roman" w:cs="Times New Roman"/>
+        </w:rPr>
+        <w:t xml:space="preserve">The author begins with the discussing the results of building a facial recognition model (called Cycks), examining the effect of padding on a modified VGGFACE-16 model, and examining the effect of padding on Cycks. The chapter ends with a discussion comparing the effect of padding on Cycks and the modified </w:t>
+      </w:r>
+      <w:r>
+        <w:rPr>
+          <w:rFonts w:ascii="Times New Roman" w:hAnsi="Times New Roman" w:cs="Times New Roman"/>
+        </w:rPr>
+        <w:t>VGGFACE-16</w:t>
+      </w:r>
+      <w:r>
+        <w:rPr>
+          <w:rFonts w:ascii="Times New Roman" w:hAnsi="Times New Roman" w:cs="Times New Roman"/>
+        </w:rPr>
+        <w:t>.</w:t>
+      </w:r>
+    </w:p>
+    <w:p>
+      <w:pPr>
+        <w:pStyle w:val="Heading2"/>
+      </w:pPr>
+      <w:r>
+        <w:t>Cycks Model</w:t>
+      </w:r>
+    </w:p>
+    <w:p>
+      <w:pPr>
+        <w:spacing w:line="480" w:lineRule="auto"/>
+        <w:rPr>
+          <w:rFonts w:ascii="Times New Roman" w:hAnsi="Times New Roman" w:cs="Times New Roman"/>
+        </w:rPr>
+      </w:pPr>
+    </w:p>
+    <w:p>
+      <w:pPr>
+        <w:spacing w:line="480" w:lineRule="auto"/>
+        <w:rPr>
+          <w:rFonts w:ascii="Times New Roman" w:hAnsi="Times New Roman" w:cs="Times New Roman"/>
+        </w:rPr>
+      </w:pPr>
+    </w:p>
+    <w:p>
+      <w:pPr>
+        <w:spacing w:line="480" w:lineRule="auto"/>
+        <w:rPr>
+          <w:rFonts w:ascii="Times New Roman" w:hAnsi="Times New Roman" w:cs="Times New Roman"/>
+        </w:rPr>
+      </w:pPr>
+    </w:p>
+    <w:p>
+      <w:pPr>
         <w:suppressAutoHyphens w:val="0"/>
         <w:overflowPunct w:val="0"/>
         <w:rPr>
@@ -31962,7 +32612,6 @@
               <w:bottom w:val="single" w:sz="4" w:space="0" w:color="auto"/>
               <w:right w:val="single" w:sz="4" w:space="0" w:color="auto"/>
             </w:tcBorders>
-            <w:shd w:val="clear" w:color="auto" w:fill="auto"/>
             <w:noWrap/>
             <w:vAlign w:val="bottom"/>
             <w:hideMark/>
@@ -31976,7 +32625,7 @@
                 <w:kern w:val="0"/>
                 <w:sz w:val="22"/>
                 <w:szCs w:val="22"/>
-                <w:lang w:val="en-KE" w:eastAsia="en-KE" w:bidi="ar-SA"/>
+                <w:lang w:bidi="ar-SA"/>
               </w:rPr>
             </w:pPr>
             <w:r>
@@ -31986,7 +32635,7 @@
                 <w:kern w:val="0"/>
                 <w:sz w:val="22"/>
                 <w:szCs w:val="22"/>
-                <w:lang w:val="en-KE" w:eastAsia="en-KE" w:bidi="ar-SA"/>
+                <w:lang w:bidi="ar-SA"/>
               </w:rPr>
               <w:t> </w:t>
             </w:r>
@@ -32001,7 +32650,6 @@
               <w:bottom w:val="single" w:sz="4" w:space="0" w:color="auto"/>
               <w:right w:val="single" w:sz="4" w:space="0" w:color="auto"/>
             </w:tcBorders>
-            <w:shd w:val="clear" w:color="auto" w:fill="auto"/>
             <w:noWrap/>
             <w:vAlign w:val="bottom"/>
             <w:hideMark/>
@@ -32015,7 +32663,7 @@
                 <w:kern w:val="0"/>
                 <w:sz w:val="22"/>
                 <w:szCs w:val="22"/>
-                <w:lang w:val="en-KE" w:eastAsia="en-KE" w:bidi="ar-SA"/>
+                <w:lang w:bidi="ar-SA"/>
               </w:rPr>
             </w:pPr>
             <w:r>
@@ -32025,7 +32673,7 @@
                 <w:kern w:val="0"/>
                 <w:sz w:val="22"/>
                 <w:szCs w:val="22"/>
-                <w:lang w:val="en-KE" w:eastAsia="en-KE" w:bidi="ar-SA"/>
+                <w:lang w:bidi="ar-SA"/>
               </w:rPr>
               <w:t> </w:t>
             </w:r>
@@ -32040,7 +32688,6 @@
               <w:bottom w:val="single" w:sz="4" w:space="0" w:color="auto"/>
               <w:right w:val="single" w:sz="4" w:space="0" w:color="auto"/>
             </w:tcBorders>
-            <w:shd w:val="clear" w:color="auto" w:fill="auto"/>
             <w:noWrap/>
             <w:vAlign w:val="bottom"/>
             <w:hideMark/>
@@ -32055,7 +32702,7 @@
                 <w:kern w:val="0"/>
                 <w:sz w:val="22"/>
                 <w:szCs w:val="22"/>
-                <w:lang w:val="en-KE" w:eastAsia="en-KE" w:bidi="ar-SA"/>
+                <w:lang w:bidi="ar-SA"/>
               </w:rPr>
             </w:pPr>
             <w:r>
@@ -32065,7 +32712,7 @@
                 <w:kern w:val="0"/>
                 <w:sz w:val="22"/>
                 <w:szCs w:val="22"/>
-                <w:lang w:val="en-KE" w:eastAsia="en-KE" w:bidi="ar-SA"/>
+                <w:lang w:bidi="ar-SA"/>
               </w:rPr>
               <w:t>May-24</w:t>
             </w:r>
@@ -32080,7 +32727,6 @@
               <w:bottom w:val="single" w:sz="4" w:space="0" w:color="auto"/>
               <w:right w:val="single" w:sz="4" w:space="0" w:color="auto"/>
             </w:tcBorders>
-            <w:shd w:val="clear" w:color="auto" w:fill="auto"/>
             <w:noWrap/>
             <w:vAlign w:val="bottom"/>
             <w:hideMark/>
@@ -32095,7 +32741,7 @@
                 <w:kern w:val="0"/>
                 <w:sz w:val="22"/>
                 <w:szCs w:val="22"/>
-                <w:lang w:val="en-KE" w:eastAsia="en-KE" w:bidi="ar-SA"/>
+                <w:lang w:bidi="ar-SA"/>
               </w:rPr>
             </w:pPr>
             <w:r>
@@ -32105,7 +32751,7 @@
                 <w:kern w:val="0"/>
                 <w:sz w:val="22"/>
                 <w:szCs w:val="22"/>
-                <w:lang w:val="en-KE" w:eastAsia="en-KE" w:bidi="ar-SA"/>
+                <w:lang w:bidi="ar-SA"/>
               </w:rPr>
               <w:t>Sep-24</w:t>
             </w:r>
@@ -32120,7 +32766,6 @@
               <w:bottom w:val="single" w:sz="4" w:space="0" w:color="auto"/>
               <w:right w:val="single" w:sz="4" w:space="0" w:color="auto"/>
             </w:tcBorders>
-            <w:shd w:val="clear" w:color="auto" w:fill="auto"/>
             <w:noWrap/>
             <w:vAlign w:val="bottom"/>
             <w:hideMark/>
@@ -32135,7 +32780,7 @@
                 <w:kern w:val="0"/>
                 <w:sz w:val="22"/>
                 <w:szCs w:val="22"/>
-                <w:lang w:val="en-KE" w:eastAsia="en-KE" w:bidi="ar-SA"/>
+                <w:lang w:bidi="ar-SA"/>
               </w:rPr>
             </w:pPr>
             <w:r>
@@ -32145,7 +32790,7 @@
                 <w:kern w:val="0"/>
                 <w:sz w:val="22"/>
                 <w:szCs w:val="22"/>
-                <w:lang w:val="en-KE" w:eastAsia="en-KE" w:bidi="ar-SA"/>
+                <w:lang w:bidi="ar-SA"/>
               </w:rPr>
               <w:t>Oct-24</w:t>
             </w:r>
@@ -32160,7 +32805,6 @@
               <w:bottom w:val="single" w:sz="4" w:space="0" w:color="auto"/>
               <w:right w:val="single" w:sz="4" w:space="0" w:color="auto"/>
             </w:tcBorders>
-            <w:shd w:val="clear" w:color="auto" w:fill="auto"/>
             <w:noWrap/>
             <w:vAlign w:val="bottom"/>
             <w:hideMark/>
@@ -32175,7 +32819,7 @@
                 <w:kern w:val="0"/>
                 <w:sz w:val="22"/>
                 <w:szCs w:val="22"/>
-                <w:lang w:val="en-KE" w:eastAsia="en-KE" w:bidi="ar-SA"/>
+                <w:lang w:bidi="ar-SA"/>
               </w:rPr>
             </w:pPr>
             <w:r>
@@ -32185,7 +32829,7 @@
                 <w:kern w:val="0"/>
                 <w:sz w:val="22"/>
                 <w:szCs w:val="22"/>
-                <w:lang w:val="en-KE" w:eastAsia="en-KE" w:bidi="ar-SA"/>
+                <w:lang w:bidi="ar-SA"/>
               </w:rPr>
               <w:t>Dec-24</w:t>
             </w:r>
@@ -32200,7 +32844,6 @@
               <w:bottom w:val="single" w:sz="4" w:space="0" w:color="auto"/>
               <w:right w:val="single" w:sz="4" w:space="0" w:color="auto"/>
             </w:tcBorders>
-            <w:shd w:val="clear" w:color="auto" w:fill="auto"/>
             <w:noWrap/>
             <w:vAlign w:val="bottom"/>
             <w:hideMark/>
@@ -32215,7 +32858,7 @@
                 <w:kern w:val="0"/>
                 <w:sz w:val="22"/>
                 <w:szCs w:val="22"/>
-                <w:lang w:val="en-KE" w:eastAsia="en-KE" w:bidi="ar-SA"/>
+                <w:lang w:bidi="ar-SA"/>
               </w:rPr>
             </w:pPr>
             <w:r>
@@ -32225,7 +32868,7 @@
                 <w:kern w:val="0"/>
                 <w:sz w:val="22"/>
                 <w:szCs w:val="22"/>
-                <w:lang w:val="en-KE" w:eastAsia="en-KE" w:bidi="ar-SA"/>
+                <w:lang w:bidi="ar-SA"/>
               </w:rPr>
               <w:t>Jan-25</w:t>
             </w:r>
@@ -32240,7 +32883,6 @@
               <w:bottom w:val="single" w:sz="4" w:space="0" w:color="auto"/>
               <w:right w:val="single" w:sz="4" w:space="0" w:color="auto"/>
             </w:tcBorders>
-            <w:shd w:val="clear" w:color="auto" w:fill="auto"/>
             <w:noWrap/>
             <w:vAlign w:val="bottom"/>
             <w:hideMark/>
@@ -32255,7 +32897,7 @@
                 <w:kern w:val="0"/>
                 <w:sz w:val="22"/>
                 <w:szCs w:val="22"/>
-                <w:lang w:val="en-KE" w:eastAsia="en-KE" w:bidi="ar-SA"/>
+                <w:lang w:bidi="ar-SA"/>
               </w:rPr>
             </w:pPr>
             <w:r>
@@ -32265,7 +32907,7 @@
                 <w:kern w:val="0"/>
                 <w:sz w:val="22"/>
                 <w:szCs w:val="22"/>
-                <w:lang w:val="en-KE" w:eastAsia="en-KE" w:bidi="ar-SA"/>
+                <w:lang w:bidi="ar-SA"/>
               </w:rPr>
               <w:t>Feb-25</w:t>
             </w:r>
@@ -32280,7 +32922,6 @@
               <w:bottom w:val="single" w:sz="4" w:space="0" w:color="auto"/>
               <w:right w:val="single" w:sz="4" w:space="0" w:color="auto"/>
             </w:tcBorders>
-            <w:shd w:val="clear" w:color="auto" w:fill="auto"/>
             <w:noWrap/>
             <w:vAlign w:val="bottom"/>
             <w:hideMark/>
@@ -32295,7 +32936,7 @@
                 <w:kern w:val="0"/>
                 <w:sz w:val="22"/>
                 <w:szCs w:val="22"/>
-                <w:lang w:val="en-KE" w:eastAsia="en-KE" w:bidi="ar-SA"/>
+                <w:lang w:bidi="ar-SA"/>
               </w:rPr>
             </w:pPr>
             <w:r>
@@ -32305,7 +32946,7 @@
                 <w:kern w:val="0"/>
                 <w:sz w:val="22"/>
                 <w:szCs w:val="22"/>
-                <w:lang w:val="en-KE" w:eastAsia="en-KE" w:bidi="ar-SA"/>
+                <w:lang w:bidi="ar-SA"/>
               </w:rPr>
               <w:t>Mar-25</w:t>
             </w:r>
@@ -32320,7 +32961,6 @@
               <w:bottom w:val="single" w:sz="4" w:space="0" w:color="auto"/>
               <w:right w:val="single" w:sz="4" w:space="0" w:color="auto"/>
             </w:tcBorders>
-            <w:shd w:val="clear" w:color="auto" w:fill="auto"/>
             <w:noWrap/>
             <w:vAlign w:val="bottom"/>
             <w:hideMark/>
@@ -32335,7 +32975,7 @@
                 <w:kern w:val="0"/>
                 <w:sz w:val="22"/>
                 <w:szCs w:val="22"/>
-                <w:lang w:val="en-KE" w:eastAsia="en-KE" w:bidi="ar-SA"/>
+                <w:lang w:bidi="ar-SA"/>
               </w:rPr>
             </w:pPr>
             <w:r>
@@ -32345,7 +32985,7 @@
                 <w:kern w:val="0"/>
                 <w:sz w:val="22"/>
                 <w:szCs w:val="22"/>
-                <w:lang w:val="en-KE" w:eastAsia="en-KE" w:bidi="ar-SA"/>
+                <w:lang w:bidi="ar-SA"/>
               </w:rPr>
               <w:t>Apr-25</w:t>
             </w:r>
@@ -32365,7 +33005,6 @@
               <w:bottom w:val="single" w:sz="4" w:space="0" w:color="auto"/>
               <w:right w:val="single" w:sz="4" w:space="0" w:color="auto"/>
             </w:tcBorders>
-            <w:shd w:val="clear" w:color="auto" w:fill="auto"/>
             <w:noWrap/>
             <w:vAlign w:val="bottom"/>
             <w:hideMark/>
@@ -32380,7 +33019,7 @@
                 <w:kern w:val="0"/>
                 <w:sz w:val="22"/>
                 <w:szCs w:val="22"/>
-                <w:lang w:val="en-KE" w:eastAsia="en-KE" w:bidi="ar-SA"/>
+                <w:lang w:bidi="ar-SA"/>
               </w:rPr>
             </w:pPr>
             <w:r>
@@ -32390,7 +33029,7 @@
                 <w:kern w:val="0"/>
                 <w:sz w:val="22"/>
                 <w:szCs w:val="22"/>
-                <w:lang w:val="en-KE" w:eastAsia="en-KE" w:bidi="ar-SA"/>
+                <w:lang w:bidi="ar-SA"/>
               </w:rPr>
               <w:t>1</w:t>
             </w:r>
@@ -32405,7 +33044,6 @@
               <w:bottom w:val="single" w:sz="4" w:space="0" w:color="auto"/>
               <w:right w:val="single" w:sz="4" w:space="0" w:color="auto"/>
             </w:tcBorders>
-            <w:shd w:val="clear" w:color="auto" w:fill="auto"/>
             <w:noWrap/>
             <w:vAlign w:val="bottom"/>
             <w:hideMark/>
@@ -32419,7 +33057,7 @@
                 <w:kern w:val="0"/>
                 <w:sz w:val="22"/>
                 <w:szCs w:val="22"/>
-                <w:lang w:val="en-KE" w:eastAsia="en-KE" w:bidi="ar-SA"/>
+                <w:lang w:bidi="ar-SA"/>
               </w:rPr>
             </w:pPr>
             <w:r>
@@ -32429,7 +33067,7 @@
                 <w:kern w:val="0"/>
                 <w:sz w:val="22"/>
                 <w:szCs w:val="22"/>
-                <w:lang w:val="en-KE" w:eastAsia="en-KE" w:bidi="ar-SA"/>
+                <w:lang w:bidi="ar-SA"/>
               </w:rPr>
               <w:t>Topic Identification</w:t>
             </w:r>
@@ -32458,7 +33096,7 @@
                 <w:kern w:val="0"/>
                 <w:sz w:val="22"/>
                 <w:szCs w:val="22"/>
-                <w:lang w:val="en-KE" w:eastAsia="en-KE" w:bidi="ar-SA"/>
+                <w:lang w:bidi="ar-SA"/>
               </w:rPr>
             </w:pPr>
             <w:r>
@@ -32468,7 +33106,7 @@
                 <w:kern w:val="0"/>
                 <w:sz w:val="22"/>
                 <w:szCs w:val="22"/>
-                <w:lang w:val="en-KE" w:eastAsia="en-KE" w:bidi="ar-SA"/>
+                <w:lang w:bidi="ar-SA"/>
               </w:rPr>
               <w:t> </w:t>
             </w:r>
@@ -32483,7 +33121,6 @@
               <w:bottom w:val="single" w:sz="4" w:space="0" w:color="auto"/>
               <w:right w:val="single" w:sz="4" w:space="0" w:color="auto"/>
             </w:tcBorders>
-            <w:shd w:val="clear" w:color="auto" w:fill="auto"/>
             <w:noWrap/>
             <w:vAlign w:val="bottom"/>
             <w:hideMark/>
@@ -32497,7 +33134,7 @@
                 <w:kern w:val="0"/>
                 <w:sz w:val="22"/>
                 <w:szCs w:val="22"/>
-                <w:lang w:val="en-KE" w:eastAsia="en-KE" w:bidi="ar-SA"/>
+                <w:lang w:bidi="ar-SA"/>
               </w:rPr>
             </w:pPr>
             <w:r>
@@ -32507,7 +33144,7 @@
                 <w:kern w:val="0"/>
                 <w:sz w:val="22"/>
                 <w:szCs w:val="22"/>
-                <w:lang w:val="en-KE" w:eastAsia="en-KE" w:bidi="ar-SA"/>
+                <w:lang w:bidi="ar-SA"/>
               </w:rPr>
               <w:t> </w:t>
             </w:r>
@@ -32522,7 +33159,6 @@
               <w:bottom w:val="single" w:sz="4" w:space="0" w:color="auto"/>
               <w:right w:val="single" w:sz="4" w:space="0" w:color="auto"/>
             </w:tcBorders>
-            <w:shd w:val="clear" w:color="auto" w:fill="auto"/>
             <w:noWrap/>
             <w:vAlign w:val="bottom"/>
             <w:hideMark/>
@@ -32536,7 +33172,7 @@
                 <w:kern w:val="0"/>
                 <w:sz w:val="22"/>
                 <w:szCs w:val="22"/>
-                <w:lang w:val="en-KE" w:eastAsia="en-KE" w:bidi="ar-SA"/>
+                <w:lang w:bidi="ar-SA"/>
               </w:rPr>
             </w:pPr>
             <w:r>
@@ -32546,7 +33182,7 @@
                 <w:kern w:val="0"/>
                 <w:sz w:val="22"/>
                 <w:szCs w:val="22"/>
-                <w:lang w:val="en-KE" w:eastAsia="en-KE" w:bidi="ar-SA"/>
+                <w:lang w:bidi="ar-SA"/>
               </w:rPr>
               <w:t> </w:t>
             </w:r>
@@ -32561,7 +33197,6 @@
               <w:bottom w:val="single" w:sz="4" w:space="0" w:color="auto"/>
               <w:right w:val="single" w:sz="4" w:space="0" w:color="auto"/>
             </w:tcBorders>
-            <w:shd w:val="clear" w:color="auto" w:fill="auto"/>
             <w:noWrap/>
             <w:vAlign w:val="bottom"/>
             <w:hideMark/>
@@ -32575,7 +33210,7 @@
                 <w:kern w:val="0"/>
                 <w:sz w:val="22"/>
                 <w:szCs w:val="22"/>
-                <w:lang w:val="en-KE" w:eastAsia="en-KE" w:bidi="ar-SA"/>
+                <w:lang w:bidi="ar-SA"/>
               </w:rPr>
             </w:pPr>
             <w:r>
@@ -32585,7 +33220,7 @@
                 <w:kern w:val="0"/>
                 <w:sz w:val="22"/>
                 <w:szCs w:val="22"/>
-                <w:lang w:val="en-KE" w:eastAsia="en-KE" w:bidi="ar-SA"/>
+                <w:lang w:bidi="ar-SA"/>
               </w:rPr>
               <w:t> </w:t>
             </w:r>
@@ -32600,7 +33235,6 @@
               <w:bottom w:val="single" w:sz="4" w:space="0" w:color="auto"/>
               <w:right w:val="single" w:sz="4" w:space="0" w:color="auto"/>
             </w:tcBorders>
-            <w:shd w:val="clear" w:color="auto" w:fill="auto"/>
             <w:noWrap/>
             <w:vAlign w:val="bottom"/>
             <w:hideMark/>
@@ -32614,7 +33248,7 @@
                 <w:kern w:val="0"/>
                 <w:sz w:val="22"/>
                 <w:szCs w:val="22"/>
-                <w:lang w:val="en-KE" w:eastAsia="en-KE" w:bidi="ar-SA"/>
+                <w:lang w:bidi="ar-SA"/>
               </w:rPr>
             </w:pPr>
             <w:r>
@@ -32624,7 +33258,7 @@
                 <w:kern w:val="0"/>
                 <w:sz w:val="22"/>
                 <w:szCs w:val="22"/>
-                <w:lang w:val="en-KE" w:eastAsia="en-KE" w:bidi="ar-SA"/>
+                <w:lang w:bidi="ar-SA"/>
               </w:rPr>
               <w:t> </w:t>
             </w:r>
@@ -32639,7 +33273,6 @@
               <w:bottom w:val="single" w:sz="4" w:space="0" w:color="auto"/>
               <w:right w:val="single" w:sz="4" w:space="0" w:color="auto"/>
             </w:tcBorders>
-            <w:shd w:val="clear" w:color="auto" w:fill="auto"/>
             <w:noWrap/>
             <w:vAlign w:val="bottom"/>
             <w:hideMark/>
@@ -32653,7 +33286,7 @@
                 <w:kern w:val="0"/>
                 <w:sz w:val="22"/>
                 <w:szCs w:val="22"/>
-                <w:lang w:val="en-KE" w:eastAsia="en-KE" w:bidi="ar-SA"/>
+                <w:lang w:bidi="ar-SA"/>
               </w:rPr>
             </w:pPr>
             <w:r>
@@ -32663,7 +33296,7 @@
                 <w:kern w:val="0"/>
                 <w:sz w:val="22"/>
                 <w:szCs w:val="22"/>
-                <w:lang w:val="en-KE" w:eastAsia="en-KE" w:bidi="ar-SA"/>
+                <w:lang w:bidi="ar-SA"/>
               </w:rPr>
               <w:t> </w:t>
             </w:r>
@@ -32678,7 +33311,6 @@
               <w:bottom w:val="single" w:sz="4" w:space="0" w:color="auto"/>
               <w:right w:val="single" w:sz="4" w:space="0" w:color="auto"/>
             </w:tcBorders>
-            <w:shd w:val="clear" w:color="auto" w:fill="auto"/>
             <w:noWrap/>
             <w:vAlign w:val="bottom"/>
             <w:hideMark/>
@@ -32692,7 +33324,7 @@
                 <w:kern w:val="0"/>
                 <w:sz w:val="22"/>
                 <w:szCs w:val="22"/>
-                <w:lang w:val="en-KE" w:eastAsia="en-KE" w:bidi="ar-SA"/>
+                <w:lang w:bidi="ar-SA"/>
               </w:rPr>
             </w:pPr>
             <w:r>
@@ -32702,7 +33334,7 @@
                 <w:kern w:val="0"/>
                 <w:sz w:val="22"/>
                 <w:szCs w:val="22"/>
-                <w:lang w:val="en-KE" w:eastAsia="en-KE" w:bidi="ar-SA"/>
+                <w:lang w:bidi="ar-SA"/>
               </w:rPr>
               <w:t> </w:t>
             </w:r>
@@ -32717,7 +33349,6 @@
               <w:bottom w:val="single" w:sz="4" w:space="0" w:color="auto"/>
               <w:right w:val="single" w:sz="4" w:space="0" w:color="auto"/>
             </w:tcBorders>
-            <w:shd w:val="clear" w:color="auto" w:fill="auto"/>
             <w:noWrap/>
             <w:vAlign w:val="bottom"/>
             <w:hideMark/>
@@ -32731,7 +33362,7 @@
                 <w:kern w:val="0"/>
                 <w:sz w:val="22"/>
                 <w:szCs w:val="22"/>
-                <w:lang w:val="en-KE" w:eastAsia="en-KE" w:bidi="ar-SA"/>
+                <w:lang w:bidi="ar-SA"/>
               </w:rPr>
             </w:pPr>
             <w:r>
@@ -32741,7 +33372,7 @@
                 <w:kern w:val="0"/>
                 <w:sz w:val="22"/>
                 <w:szCs w:val="22"/>
-                <w:lang w:val="en-KE" w:eastAsia="en-KE" w:bidi="ar-SA"/>
+                <w:lang w:bidi="ar-SA"/>
               </w:rPr>
               <w:t> </w:t>
             </w:r>
@@ -32761,7 +33392,6 @@
               <w:bottom w:val="single" w:sz="4" w:space="0" w:color="auto"/>
               <w:right w:val="single" w:sz="4" w:space="0" w:color="auto"/>
             </w:tcBorders>
-            <w:shd w:val="clear" w:color="auto" w:fill="auto"/>
             <w:noWrap/>
             <w:vAlign w:val="bottom"/>
             <w:hideMark/>
@@ -32776,7 +33406,7 @@
                 <w:kern w:val="0"/>
                 <w:sz w:val="22"/>
                 <w:szCs w:val="22"/>
-                <w:lang w:val="en-KE" w:eastAsia="en-KE" w:bidi="ar-SA"/>
+                <w:lang w:bidi="ar-SA"/>
               </w:rPr>
             </w:pPr>
             <w:r>
@@ -32786,7 +33416,7 @@
                 <w:kern w:val="0"/>
                 <w:sz w:val="22"/>
                 <w:szCs w:val="22"/>
-                <w:lang w:val="en-KE" w:eastAsia="en-KE" w:bidi="ar-SA"/>
+                <w:lang w:bidi="ar-SA"/>
               </w:rPr>
               <w:t>2</w:t>
             </w:r>
@@ -32801,7 +33431,6 @@
               <w:bottom w:val="single" w:sz="4" w:space="0" w:color="auto"/>
               <w:right w:val="single" w:sz="4" w:space="0" w:color="auto"/>
             </w:tcBorders>
-            <w:shd w:val="clear" w:color="auto" w:fill="auto"/>
             <w:noWrap/>
             <w:vAlign w:val="bottom"/>
             <w:hideMark/>
@@ -32815,7 +33444,7 @@
                 <w:kern w:val="0"/>
                 <w:sz w:val="22"/>
                 <w:szCs w:val="22"/>
-                <w:lang w:val="en-KE" w:eastAsia="en-KE" w:bidi="ar-SA"/>
+                <w:lang w:bidi="ar-SA"/>
               </w:rPr>
             </w:pPr>
             <w:r>
@@ -32825,7 +33454,7 @@
                 <w:kern w:val="0"/>
                 <w:sz w:val="22"/>
                 <w:szCs w:val="22"/>
-                <w:lang w:val="en-KE" w:eastAsia="en-KE" w:bidi="ar-SA"/>
+                <w:lang w:bidi="ar-SA"/>
               </w:rPr>
               <w:t>Formulation of Objectives</w:t>
             </w:r>
@@ -32854,7 +33483,7 @@
                 <w:kern w:val="0"/>
                 <w:sz w:val="22"/>
                 <w:szCs w:val="22"/>
-                <w:lang w:val="en-KE" w:eastAsia="en-KE" w:bidi="ar-SA"/>
+                <w:lang w:bidi="ar-SA"/>
               </w:rPr>
             </w:pPr>
             <w:r>
@@ -32864,7 +33493,7 @@
                 <w:kern w:val="0"/>
                 <w:sz w:val="22"/>
                 <w:szCs w:val="22"/>
-                <w:lang w:val="en-KE" w:eastAsia="en-KE" w:bidi="ar-SA"/>
+                <w:lang w:bidi="ar-SA"/>
               </w:rPr>
               <w:t> </w:t>
             </w:r>
@@ -32879,7 +33508,6 @@
               <w:bottom w:val="single" w:sz="4" w:space="0" w:color="auto"/>
               <w:right w:val="single" w:sz="4" w:space="0" w:color="auto"/>
             </w:tcBorders>
-            <w:shd w:val="clear" w:color="auto" w:fill="auto"/>
             <w:noWrap/>
             <w:vAlign w:val="bottom"/>
             <w:hideMark/>
@@ -32893,7 +33521,7 @@
                 <w:kern w:val="0"/>
                 <w:sz w:val="22"/>
                 <w:szCs w:val="22"/>
-                <w:lang w:val="en-KE" w:eastAsia="en-KE" w:bidi="ar-SA"/>
+                <w:lang w:bidi="ar-SA"/>
               </w:rPr>
             </w:pPr>
             <w:r>
@@ -32903,7 +33531,7 @@
                 <w:kern w:val="0"/>
                 <w:sz w:val="22"/>
                 <w:szCs w:val="22"/>
-                <w:lang w:val="en-KE" w:eastAsia="en-KE" w:bidi="ar-SA"/>
+                <w:lang w:bidi="ar-SA"/>
               </w:rPr>
               <w:t> </w:t>
             </w:r>
@@ -32918,7 +33546,6 @@
               <w:bottom w:val="single" w:sz="4" w:space="0" w:color="auto"/>
               <w:right w:val="single" w:sz="4" w:space="0" w:color="auto"/>
             </w:tcBorders>
-            <w:shd w:val="clear" w:color="auto" w:fill="auto"/>
             <w:noWrap/>
             <w:vAlign w:val="bottom"/>
             <w:hideMark/>
@@ -32932,7 +33559,7 @@
                 <w:kern w:val="0"/>
                 <w:sz w:val="22"/>
                 <w:szCs w:val="22"/>
-                <w:lang w:val="en-KE" w:eastAsia="en-KE" w:bidi="ar-SA"/>
+                <w:lang w:bidi="ar-SA"/>
               </w:rPr>
             </w:pPr>
             <w:r>
@@ -32942,7 +33569,7 @@
                 <w:kern w:val="0"/>
                 <w:sz w:val="22"/>
                 <w:szCs w:val="22"/>
-                <w:lang w:val="en-KE" w:eastAsia="en-KE" w:bidi="ar-SA"/>
+                <w:lang w:bidi="ar-SA"/>
               </w:rPr>
               <w:t> </w:t>
             </w:r>
@@ -32957,7 +33584,6 @@
               <w:bottom w:val="single" w:sz="4" w:space="0" w:color="auto"/>
               <w:right w:val="single" w:sz="4" w:space="0" w:color="auto"/>
             </w:tcBorders>
-            <w:shd w:val="clear" w:color="auto" w:fill="auto"/>
             <w:noWrap/>
             <w:vAlign w:val="bottom"/>
             <w:hideMark/>
@@ -32971,7 +33597,7 @@
                 <w:kern w:val="0"/>
                 <w:sz w:val="22"/>
                 <w:szCs w:val="22"/>
-                <w:lang w:val="en-KE" w:eastAsia="en-KE" w:bidi="ar-SA"/>
+                <w:lang w:bidi="ar-SA"/>
               </w:rPr>
             </w:pPr>
             <w:r>
@@ -32981,7 +33607,7 @@
                 <w:kern w:val="0"/>
                 <w:sz w:val="22"/>
                 <w:szCs w:val="22"/>
-                <w:lang w:val="en-KE" w:eastAsia="en-KE" w:bidi="ar-SA"/>
+                <w:lang w:bidi="ar-SA"/>
               </w:rPr>
               <w:t> </w:t>
             </w:r>
@@ -32996,7 +33622,6 @@
               <w:bottom w:val="single" w:sz="4" w:space="0" w:color="auto"/>
               <w:right w:val="single" w:sz="4" w:space="0" w:color="auto"/>
             </w:tcBorders>
-            <w:shd w:val="clear" w:color="auto" w:fill="auto"/>
             <w:noWrap/>
             <w:vAlign w:val="bottom"/>
             <w:hideMark/>
@@ -33010,7 +33635,7 @@
                 <w:kern w:val="0"/>
                 <w:sz w:val="22"/>
                 <w:szCs w:val="22"/>
-                <w:lang w:val="en-KE" w:eastAsia="en-KE" w:bidi="ar-SA"/>
+                <w:lang w:bidi="ar-SA"/>
               </w:rPr>
             </w:pPr>
             <w:r>
@@ -33020,7 +33645,7 @@
                 <w:kern w:val="0"/>
                 <w:sz w:val="22"/>
                 <w:szCs w:val="22"/>
-                <w:lang w:val="en-KE" w:eastAsia="en-KE" w:bidi="ar-SA"/>
+                <w:lang w:bidi="ar-SA"/>
               </w:rPr>
               <w:t> </w:t>
             </w:r>
@@ -33035,7 +33660,6 @@
               <w:bottom w:val="single" w:sz="4" w:space="0" w:color="auto"/>
               <w:right w:val="single" w:sz="4" w:space="0" w:color="auto"/>
             </w:tcBorders>
-            <w:shd w:val="clear" w:color="auto" w:fill="auto"/>
             <w:noWrap/>
             <w:vAlign w:val="bottom"/>
             <w:hideMark/>
@@ -33049,7 +33673,7 @@
                 <w:kern w:val="0"/>
                 <w:sz w:val="22"/>
                 <w:szCs w:val="22"/>
-                <w:lang w:val="en-KE" w:eastAsia="en-KE" w:bidi="ar-SA"/>
+                <w:lang w:bidi="ar-SA"/>
               </w:rPr>
             </w:pPr>
             <w:r>
@@ -33059,7 +33683,7 @@
                 <w:kern w:val="0"/>
                 <w:sz w:val="22"/>
                 <w:szCs w:val="22"/>
-                <w:lang w:val="en-KE" w:eastAsia="en-KE" w:bidi="ar-SA"/>
+                <w:lang w:bidi="ar-SA"/>
               </w:rPr>
               <w:t> </w:t>
             </w:r>
@@ -33074,7 +33698,6 @@
               <w:bottom w:val="single" w:sz="4" w:space="0" w:color="auto"/>
               <w:right w:val="single" w:sz="4" w:space="0" w:color="auto"/>
             </w:tcBorders>
-            <w:shd w:val="clear" w:color="auto" w:fill="auto"/>
             <w:noWrap/>
             <w:vAlign w:val="bottom"/>
             <w:hideMark/>
@@ -33088,7 +33711,7 @@
                 <w:kern w:val="0"/>
                 <w:sz w:val="22"/>
                 <w:szCs w:val="22"/>
-                <w:lang w:val="en-KE" w:eastAsia="en-KE" w:bidi="ar-SA"/>
+                <w:lang w:bidi="ar-SA"/>
               </w:rPr>
             </w:pPr>
             <w:r>
@@ -33098,7 +33721,7 @@
                 <w:kern w:val="0"/>
                 <w:sz w:val="22"/>
                 <w:szCs w:val="22"/>
-                <w:lang w:val="en-KE" w:eastAsia="en-KE" w:bidi="ar-SA"/>
+                <w:lang w:bidi="ar-SA"/>
               </w:rPr>
               <w:t> </w:t>
             </w:r>
@@ -33113,7 +33736,6 @@
               <w:bottom w:val="single" w:sz="4" w:space="0" w:color="auto"/>
               <w:right w:val="single" w:sz="4" w:space="0" w:color="auto"/>
             </w:tcBorders>
-            <w:shd w:val="clear" w:color="auto" w:fill="auto"/>
             <w:noWrap/>
             <w:vAlign w:val="bottom"/>
             <w:hideMark/>
@@ -33127,7 +33749,7 @@
                 <w:kern w:val="0"/>
                 <w:sz w:val="22"/>
                 <w:szCs w:val="22"/>
-                <w:lang w:val="en-KE" w:eastAsia="en-KE" w:bidi="ar-SA"/>
+                <w:lang w:bidi="ar-SA"/>
               </w:rPr>
             </w:pPr>
             <w:r>
@@ -33137,7 +33759,7 @@
                 <w:kern w:val="0"/>
                 <w:sz w:val="22"/>
                 <w:szCs w:val="22"/>
-                <w:lang w:val="en-KE" w:eastAsia="en-KE" w:bidi="ar-SA"/>
+                <w:lang w:bidi="ar-SA"/>
               </w:rPr>
               <w:t> </w:t>
             </w:r>
@@ -33157,7 +33779,6 @@
               <w:bottom w:val="single" w:sz="4" w:space="0" w:color="auto"/>
               <w:right w:val="single" w:sz="4" w:space="0" w:color="auto"/>
             </w:tcBorders>
-            <w:shd w:val="clear" w:color="auto" w:fill="auto"/>
             <w:noWrap/>
             <w:vAlign w:val="bottom"/>
             <w:hideMark/>
@@ -33172,7 +33793,7 @@
                 <w:kern w:val="0"/>
                 <w:sz w:val="22"/>
                 <w:szCs w:val="22"/>
-                <w:lang w:val="en-KE" w:eastAsia="en-KE" w:bidi="ar-SA"/>
+                <w:lang w:bidi="ar-SA"/>
               </w:rPr>
             </w:pPr>
             <w:r>
@@ -33182,7 +33803,7 @@
                 <w:kern w:val="0"/>
                 <w:sz w:val="22"/>
                 <w:szCs w:val="22"/>
-                <w:lang w:val="en-KE" w:eastAsia="en-KE" w:bidi="ar-SA"/>
+                <w:lang w:bidi="ar-SA"/>
               </w:rPr>
               <w:t>3</w:t>
             </w:r>
@@ -33197,7 +33818,6 @@
               <w:bottom w:val="single" w:sz="4" w:space="0" w:color="auto"/>
               <w:right w:val="single" w:sz="4" w:space="0" w:color="auto"/>
             </w:tcBorders>
-            <w:shd w:val="clear" w:color="auto" w:fill="auto"/>
             <w:noWrap/>
             <w:vAlign w:val="bottom"/>
             <w:hideMark/>
@@ -33211,7 +33831,7 @@
                 <w:kern w:val="0"/>
                 <w:sz w:val="22"/>
                 <w:szCs w:val="22"/>
-                <w:lang w:val="en-KE" w:eastAsia="en-KE" w:bidi="ar-SA"/>
+                <w:lang w:bidi="ar-SA"/>
               </w:rPr>
             </w:pPr>
             <w:r>
@@ -33221,7 +33841,7 @@
                 <w:kern w:val="0"/>
                 <w:sz w:val="22"/>
                 <w:szCs w:val="22"/>
-                <w:lang w:val="en-KE" w:eastAsia="en-KE" w:bidi="ar-SA"/>
+                <w:lang w:bidi="ar-SA"/>
               </w:rPr>
               <w:t>Literature Review</w:t>
             </w:r>
@@ -33250,7 +33870,7 @@
                 <w:kern w:val="0"/>
                 <w:sz w:val="22"/>
                 <w:szCs w:val="22"/>
-                <w:lang w:val="en-KE" w:eastAsia="en-KE" w:bidi="ar-SA"/>
+                <w:lang w:bidi="ar-SA"/>
               </w:rPr>
             </w:pPr>
             <w:r>
@@ -33260,7 +33880,7 @@
                 <w:kern w:val="0"/>
                 <w:sz w:val="22"/>
                 <w:szCs w:val="22"/>
-                <w:lang w:val="en-KE" w:eastAsia="en-KE" w:bidi="ar-SA"/>
+                <w:lang w:bidi="ar-SA"/>
               </w:rPr>
               <w:t> </w:t>
             </w:r>
@@ -33275,7 +33895,6 @@
               <w:bottom w:val="single" w:sz="4" w:space="0" w:color="auto"/>
               <w:right w:val="single" w:sz="4" w:space="0" w:color="auto"/>
             </w:tcBorders>
-            <w:shd w:val="clear" w:color="auto" w:fill="auto"/>
             <w:noWrap/>
             <w:vAlign w:val="bottom"/>
             <w:hideMark/>
@@ -33289,7 +33908,7 @@
                 <w:kern w:val="0"/>
                 <w:sz w:val="22"/>
                 <w:szCs w:val="22"/>
-                <w:lang w:val="en-KE" w:eastAsia="en-KE" w:bidi="ar-SA"/>
+                <w:lang w:bidi="ar-SA"/>
               </w:rPr>
             </w:pPr>
             <w:r>
@@ -33299,7 +33918,7 @@
                 <w:kern w:val="0"/>
                 <w:sz w:val="22"/>
                 <w:szCs w:val="22"/>
-                <w:lang w:val="en-KE" w:eastAsia="en-KE" w:bidi="ar-SA"/>
+                <w:lang w:bidi="ar-SA"/>
               </w:rPr>
               <w:t> </w:t>
             </w:r>
@@ -33314,7 +33933,6 @@
               <w:bottom w:val="single" w:sz="4" w:space="0" w:color="auto"/>
               <w:right w:val="single" w:sz="4" w:space="0" w:color="auto"/>
             </w:tcBorders>
-            <w:shd w:val="clear" w:color="auto" w:fill="auto"/>
             <w:noWrap/>
             <w:vAlign w:val="bottom"/>
             <w:hideMark/>
@@ -33328,7 +33946,7 @@
                 <w:kern w:val="0"/>
                 <w:sz w:val="22"/>
                 <w:szCs w:val="22"/>
-                <w:lang w:val="en-KE" w:eastAsia="en-KE" w:bidi="ar-SA"/>
+                <w:lang w:bidi="ar-SA"/>
               </w:rPr>
             </w:pPr>
             <w:r>
@@ -33338,7 +33956,7 @@
                 <w:kern w:val="0"/>
                 <w:sz w:val="22"/>
                 <w:szCs w:val="22"/>
-                <w:lang w:val="en-KE" w:eastAsia="en-KE" w:bidi="ar-SA"/>
+                <w:lang w:bidi="ar-SA"/>
               </w:rPr>
               <w:t> </w:t>
             </w:r>
@@ -33353,7 +33971,6 @@
               <w:bottom w:val="single" w:sz="4" w:space="0" w:color="auto"/>
               <w:right w:val="single" w:sz="4" w:space="0" w:color="auto"/>
             </w:tcBorders>
-            <w:shd w:val="clear" w:color="auto" w:fill="auto"/>
             <w:noWrap/>
             <w:vAlign w:val="bottom"/>
             <w:hideMark/>
@@ -33367,7 +33984,7 @@
                 <w:kern w:val="0"/>
                 <w:sz w:val="22"/>
                 <w:szCs w:val="22"/>
-                <w:lang w:val="en-KE" w:eastAsia="en-KE" w:bidi="ar-SA"/>
+                <w:lang w:bidi="ar-SA"/>
               </w:rPr>
             </w:pPr>
             <w:r>
@@ -33377,7 +33994,7 @@
                 <w:kern w:val="0"/>
                 <w:sz w:val="22"/>
                 <w:szCs w:val="22"/>
-                <w:lang w:val="en-KE" w:eastAsia="en-KE" w:bidi="ar-SA"/>
+                <w:lang w:bidi="ar-SA"/>
               </w:rPr>
               <w:t> </w:t>
             </w:r>
@@ -33392,7 +34009,6 @@
               <w:bottom w:val="single" w:sz="4" w:space="0" w:color="auto"/>
               <w:right w:val="single" w:sz="4" w:space="0" w:color="auto"/>
             </w:tcBorders>
-            <w:shd w:val="clear" w:color="auto" w:fill="auto"/>
             <w:noWrap/>
             <w:vAlign w:val="bottom"/>
             <w:hideMark/>
@@ -33406,7 +34022,7 @@
                 <w:kern w:val="0"/>
                 <w:sz w:val="22"/>
                 <w:szCs w:val="22"/>
-                <w:lang w:val="en-KE" w:eastAsia="en-KE" w:bidi="ar-SA"/>
+                <w:lang w:bidi="ar-SA"/>
               </w:rPr>
             </w:pPr>
             <w:r>
@@ -33416,7 +34032,7 @@
                 <w:kern w:val="0"/>
                 <w:sz w:val="22"/>
                 <w:szCs w:val="22"/>
-                <w:lang w:val="en-KE" w:eastAsia="en-KE" w:bidi="ar-SA"/>
+                <w:lang w:bidi="ar-SA"/>
               </w:rPr>
               <w:t> </w:t>
             </w:r>
@@ -33431,7 +34047,6 @@
               <w:bottom w:val="single" w:sz="4" w:space="0" w:color="auto"/>
               <w:right w:val="single" w:sz="4" w:space="0" w:color="auto"/>
             </w:tcBorders>
-            <w:shd w:val="clear" w:color="auto" w:fill="auto"/>
             <w:noWrap/>
             <w:vAlign w:val="bottom"/>
             <w:hideMark/>
@@ -33445,7 +34060,7 @@
                 <w:kern w:val="0"/>
                 <w:sz w:val="22"/>
                 <w:szCs w:val="22"/>
-                <w:lang w:val="en-KE" w:eastAsia="en-KE" w:bidi="ar-SA"/>
+                <w:lang w:bidi="ar-SA"/>
               </w:rPr>
             </w:pPr>
             <w:r>
@@ -33455,7 +34070,7 @@
                 <w:kern w:val="0"/>
                 <w:sz w:val="22"/>
                 <w:szCs w:val="22"/>
-                <w:lang w:val="en-KE" w:eastAsia="en-KE" w:bidi="ar-SA"/>
+                <w:lang w:bidi="ar-SA"/>
               </w:rPr>
               <w:t> </w:t>
             </w:r>
@@ -33470,7 +34085,6 @@
               <w:bottom w:val="single" w:sz="4" w:space="0" w:color="auto"/>
               <w:right w:val="single" w:sz="4" w:space="0" w:color="auto"/>
             </w:tcBorders>
-            <w:shd w:val="clear" w:color="auto" w:fill="auto"/>
             <w:noWrap/>
             <w:vAlign w:val="bottom"/>
             <w:hideMark/>
@@ -33484,7 +34098,7 @@
                 <w:kern w:val="0"/>
                 <w:sz w:val="22"/>
                 <w:szCs w:val="22"/>
-                <w:lang w:val="en-KE" w:eastAsia="en-KE" w:bidi="ar-SA"/>
+                <w:lang w:bidi="ar-SA"/>
               </w:rPr>
             </w:pPr>
             <w:r>
@@ -33494,7 +34108,7 @@
                 <w:kern w:val="0"/>
                 <w:sz w:val="22"/>
                 <w:szCs w:val="22"/>
-                <w:lang w:val="en-KE" w:eastAsia="en-KE" w:bidi="ar-SA"/>
+                <w:lang w:bidi="ar-SA"/>
               </w:rPr>
               <w:t> </w:t>
             </w:r>
@@ -33509,7 +34123,6 @@
               <w:bottom w:val="single" w:sz="4" w:space="0" w:color="auto"/>
               <w:right w:val="single" w:sz="4" w:space="0" w:color="auto"/>
             </w:tcBorders>
-            <w:shd w:val="clear" w:color="auto" w:fill="auto"/>
             <w:noWrap/>
             <w:vAlign w:val="bottom"/>
             <w:hideMark/>
@@ -33523,7 +34136,7 @@
                 <w:kern w:val="0"/>
                 <w:sz w:val="22"/>
                 <w:szCs w:val="22"/>
-                <w:lang w:val="en-KE" w:eastAsia="en-KE" w:bidi="ar-SA"/>
+                <w:lang w:bidi="ar-SA"/>
               </w:rPr>
             </w:pPr>
             <w:r>
@@ -33533,7 +34146,7 @@
                 <w:kern w:val="0"/>
                 <w:sz w:val="22"/>
                 <w:szCs w:val="22"/>
-                <w:lang w:val="en-KE" w:eastAsia="en-KE" w:bidi="ar-SA"/>
+                <w:lang w:bidi="ar-SA"/>
               </w:rPr>
               <w:t> </w:t>
             </w:r>
@@ -33553,7 +34166,6 @@
               <w:bottom w:val="single" w:sz="4" w:space="0" w:color="auto"/>
               <w:right w:val="single" w:sz="4" w:space="0" w:color="auto"/>
             </w:tcBorders>
-            <w:shd w:val="clear" w:color="auto" w:fill="auto"/>
             <w:noWrap/>
             <w:vAlign w:val="bottom"/>
             <w:hideMark/>
@@ -33568,7 +34180,7 @@
                 <w:kern w:val="0"/>
                 <w:sz w:val="22"/>
                 <w:szCs w:val="22"/>
-                <w:lang w:val="en-KE" w:eastAsia="en-KE" w:bidi="ar-SA"/>
+                <w:lang w:bidi="ar-SA"/>
               </w:rPr>
             </w:pPr>
             <w:r>
@@ -33578,7 +34190,7 @@
                 <w:kern w:val="0"/>
                 <w:sz w:val="22"/>
                 <w:szCs w:val="22"/>
-                <w:lang w:val="en-KE" w:eastAsia="en-KE" w:bidi="ar-SA"/>
+                <w:lang w:bidi="ar-SA"/>
               </w:rPr>
               <w:t>4</w:t>
             </w:r>
@@ -33593,7 +34205,6 @@
               <w:bottom w:val="single" w:sz="4" w:space="0" w:color="auto"/>
               <w:right w:val="single" w:sz="4" w:space="0" w:color="auto"/>
             </w:tcBorders>
-            <w:shd w:val="clear" w:color="auto" w:fill="auto"/>
             <w:noWrap/>
             <w:vAlign w:val="bottom"/>
             <w:hideMark/>
@@ -33607,7 +34218,7 @@
                 <w:kern w:val="0"/>
                 <w:sz w:val="22"/>
                 <w:szCs w:val="22"/>
-                <w:lang w:val="en-KE" w:eastAsia="en-KE" w:bidi="ar-SA"/>
+                <w:lang w:bidi="ar-SA"/>
               </w:rPr>
             </w:pPr>
             <w:r>
@@ -33617,7 +34228,7 @@
                 <w:kern w:val="0"/>
                 <w:sz w:val="22"/>
                 <w:szCs w:val="22"/>
-                <w:lang w:val="en-KE" w:eastAsia="en-KE" w:bidi="ar-SA"/>
+                <w:lang w:bidi="ar-SA"/>
               </w:rPr>
               <w:t>Methodology</w:t>
             </w:r>
@@ -33646,7 +34257,7 @@
                 <w:kern w:val="0"/>
                 <w:sz w:val="22"/>
                 <w:szCs w:val="22"/>
-                <w:lang w:val="en-KE" w:eastAsia="en-KE" w:bidi="ar-SA"/>
+                <w:lang w:bidi="ar-SA"/>
               </w:rPr>
             </w:pPr>
             <w:r>
@@ -33656,7 +34267,7 @@
                 <w:kern w:val="0"/>
                 <w:sz w:val="22"/>
                 <w:szCs w:val="22"/>
-                <w:lang w:val="en-KE" w:eastAsia="en-KE" w:bidi="ar-SA"/>
+                <w:lang w:bidi="ar-SA"/>
               </w:rPr>
               <w:t> </w:t>
             </w:r>
@@ -33671,7 +34282,6 @@
               <w:bottom w:val="single" w:sz="4" w:space="0" w:color="auto"/>
               <w:right w:val="single" w:sz="4" w:space="0" w:color="auto"/>
             </w:tcBorders>
-            <w:shd w:val="clear" w:color="auto" w:fill="auto"/>
             <w:noWrap/>
             <w:vAlign w:val="bottom"/>
             <w:hideMark/>
@@ -33685,7 +34295,7 @@
                 <w:kern w:val="0"/>
                 <w:sz w:val="22"/>
                 <w:szCs w:val="22"/>
-                <w:lang w:val="en-KE" w:eastAsia="en-KE" w:bidi="ar-SA"/>
+                <w:lang w:bidi="ar-SA"/>
               </w:rPr>
             </w:pPr>
             <w:r>
@@ -33695,7 +34305,7 @@
                 <w:kern w:val="0"/>
                 <w:sz w:val="22"/>
                 <w:szCs w:val="22"/>
-                <w:lang w:val="en-KE" w:eastAsia="en-KE" w:bidi="ar-SA"/>
+                <w:lang w:bidi="ar-SA"/>
               </w:rPr>
               <w:t> </w:t>
             </w:r>
@@ -33710,7 +34320,6 @@
               <w:bottom w:val="single" w:sz="4" w:space="0" w:color="auto"/>
               <w:right w:val="single" w:sz="4" w:space="0" w:color="auto"/>
             </w:tcBorders>
-            <w:shd w:val="clear" w:color="auto" w:fill="auto"/>
             <w:noWrap/>
             <w:vAlign w:val="bottom"/>
             <w:hideMark/>
@@ -33724,7 +34333,7 @@
                 <w:kern w:val="0"/>
                 <w:sz w:val="22"/>
                 <w:szCs w:val="22"/>
-                <w:lang w:val="en-KE" w:eastAsia="en-KE" w:bidi="ar-SA"/>
+                <w:lang w:bidi="ar-SA"/>
               </w:rPr>
             </w:pPr>
             <w:r>
@@ -33734,7 +34343,7 @@
                 <w:kern w:val="0"/>
                 <w:sz w:val="22"/>
                 <w:szCs w:val="22"/>
-                <w:lang w:val="en-KE" w:eastAsia="en-KE" w:bidi="ar-SA"/>
+                <w:lang w:bidi="ar-SA"/>
               </w:rPr>
               <w:t> </w:t>
             </w:r>
@@ -33749,7 +34358,6 @@
               <w:bottom w:val="single" w:sz="4" w:space="0" w:color="auto"/>
               <w:right w:val="single" w:sz="4" w:space="0" w:color="auto"/>
             </w:tcBorders>
-            <w:shd w:val="clear" w:color="auto" w:fill="auto"/>
             <w:noWrap/>
             <w:vAlign w:val="bottom"/>
             <w:hideMark/>
@@ -33763,7 +34371,7 @@
                 <w:kern w:val="0"/>
                 <w:sz w:val="22"/>
                 <w:szCs w:val="22"/>
-                <w:lang w:val="en-KE" w:eastAsia="en-KE" w:bidi="ar-SA"/>
+                <w:lang w:bidi="ar-SA"/>
               </w:rPr>
             </w:pPr>
             <w:r>
@@ -33773,7 +34381,7 @@
                 <w:kern w:val="0"/>
                 <w:sz w:val="22"/>
                 <w:szCs w:val="22"/>
-                <w:lang w:val="en-KE" w:eastAsia="en-KE" w:bidi="ar-SA"/>
+                <w:lang w:bidi="ar-SA"/>
               </w:rPr>
               <w:t> </w:t>
             </w:r>
@@ -33788,7 +34396,6 @@
               <w:bottom w:val="single" w:sz="4" w:space="0" w:color="auto"/>
               <w:right w:val="single" w:sz="4" w:space="0" w:color="auto"/>
             </w:tcBorders>
-            <w:shd w:val="clear" w:color="auto" w:fill="auto"/>
             <w:noWrap/>
             <w:vAlign w:val="bottom"/>
             <w:hideMark/>
@@ -33802,7 +34409,7 @@
                 <w:kern w:val="0"/>
                 <w:sz w:val="22"/>
                 <w:szCs w:val="22"/>
-                <w:lang w:val="en-KE" w:eastAsia="en-KE" w:bidi="ar-SA"/>
+                <w:lang w:bidi="ar-SA"/>
               </w:rPr>
             </w:pPr>
             <w:r>
@@ -33812,7 +34419,7 @@
                 <w:kern w:val="0"/>
                 <w:sz w:val="22"/>
                 <w:szCs w:val="22"/>
-                <w:lang w:val="en-KE" w:eastAsia="en-KE" w:bidi="ar-SA"/>
+                <w:lang w:bidi="ar-SA"/>
               </w:rPr>
               <w:t> </w:t>
             </w:r>
@@ -33827,7 +34434,6 @@
               <w:bottom w:val="single" w:sz="4" w:space="0" w:color="auto"/>
               <w:right w:val="single" w:sz="4" w:space="0" w:color="auto"/>
             </w:tcBorders>
-            <w:shd w:val="clear" w:color="auto" w:fill="auto"/>
             <w:noWrap/>
             <w:vAlign w:val="bottom"/>
             <w:hideMark/>
@@ -33841,7 +34447,7 @@
                 <w:kern w:val="0"/>
                 <w:sz w:val="22"/>
                 <w:szCs w:val="22"/>
-                <w:lang w:val="en-KE" w:eastAsia="en-KE" w:bidi="ar-SA"/>
+                <w:lang w:bidi="ar-SA"/>
               </w:rPr>
             </w:pPr>
             <w:r>
@@ -33851,7 +34457,7 @@
                 <w:kern w:val="0"/>
                 <w:sz w:val="22"/>
                 <w:szCs w:val="22"/>
-                <w:lang w:val="en-KE" w:eastAsia="en-KE" w:bidi="ar-SA"/>
+                <w:lang w:bidi="ar-SA"/>
               </w:rPr>
               <w:t> </w:t>
             </w:r>
@@ -33866,7 +34472,6 @@
               <w:bottom w:val="single" w:sz="4" w:space="0" w:color="auto"/>
               <w:right w:val="single" w:sz="4" w:space="0" w:color="auto"/>
             </w:tcBorders>
-            <w:shd w:val="clear" w:color="auto" w:fill="auto"/>
             <w:noWrap/>
             <w:vAlign w:val="bottom"/>
             <w:hideMark/>
@@ -33880,7 +34485,7 @@
                 <w:kern w:val="0"/>
                 <w:sz w:val="22"/>
                 <w:szCs w:val="22"/>
-                <w:lang w:val="en-KE" w:eastAsia="en-KE" w:bidi="ar-SA"/>
+                <w:lang w:bidi="ar-SA"/>
               </w:rPr>
             </w:pPr>
             <w:r>
@@ -33890,7 +34495,7 @@
                 <w:kern w:val="0"/>
                 <w:sz w:val="22"/>
                 <w:szCs w:val="22"/>
-                <w:lang w:val="en-KE" w:eastAsia="en-KE" w:bidi="ar-SA"/>
+                <w:lang w:bidi="ar-SA"/>
               </w:rPr>
               <w:t> </w:t>
             </w:r>
@@ -33905,7 +34510,6 @@
               <w:bottom w:val="single" w:sz="4" w:space="0" w:color="auto"/>
               <w:right w:val="single" w:sz="4" w:space="0" w:color="auto"/>
             </w:tcBorders>
-            <w:shd w:val="clear" w:color="auto" w:fill="auto"/>
             <w:noWrap/>
             <w:vAlign w:val="bottom"/>
             <w:hideMark/>
@@ -33919,7 +34523,7 @@
                 <w:kern w:val="0"/>
                 <w:sz w:val="22"/>
                 <w:szCs w:val="22"/>
-                <w:lang w:val="en-KE" w:eastAsia="en-KE" w:bidi="ar-SA"/>
+                <w:lang w:bidi="ar-SA"/>
               </w:rPr>
             </w:pPr>
             <w:r>
@@ -33929,7 +34533,7 @@
                 <w:kern w:val="0"/>
                 <w:sz w:val="22"/>
                 <w:szCs w:val="22"/>
-                <w:lang w:val="en-KE" w:eastAsia="en-KE" w:bidi="ar-SA"/>
+                <w:lang w:bidi="ar-SA"/>
               </w:rPr>
               <w:t> </w:t>
             </w:r>
@@ -33949,7 +34553,6 @@
               <w:bottom w:val="single" w:sz="4" w:space="0" w:color="auto"/>
               <w:right w:val="single" w:sz="4" w:space="0" w:color="auto"/>
             </w:tcBorders>
-            <w:shd w:val="clear" w:color="auto" w:fill="auto"/>
             <w:noWrap/>
             <w:vAlign w:val="bottom"/>
             <w:hideMark/>
@@ -33964,7 +34567,7 @@
                 <w:kern w:val="0"/>
                 <w:sz w:val="22"/>
                 <w:szCs w:val="22"/>
-                <w:lang w:val="en-KE" w:eastAsia="en-KE" w:bidi="ar-SA"/>
+                <w:lang w:bidi="ar-SA"/>
               </w:rPr>
             </w:pPr>
             <w:r>
@@ -33974,7 +34577,7 @@
                 <w:kern w:val="0"/>
                 <w:sz w:val="22"/>
                 <w:szCs w:val="22"/>
-                <w:lang w:val="en-KE" w:eastAsia="en-KE" w:bidi="ar-SA"/>
+                <w:lang w:bidi="ar-SA"/>
               </w:rPr>
               <w:t>5</w:t>
             </w:r>
@@ -33989,7 +34592,6 @@
               <w:bottom w:val="single" w:sz="4" w:space="0" w:color="auto"/>
               <w:right w:val="single" w:sz="4" w:space="0" w:color="auto"/>
             </w:tcBorders>
-            <w:shd w:val="clear" w:color="auto" w:fill="auto"/>
             <w:noWrap/>
             <w:vAlign w:val="bottom"/>
             <w:hideMark/>
@@ -34003,7 +34605,7 @@
                 <w:kern w:val="0"/>
                 <w:sz w:val="22"/>
                 <w:szCs w:val="22"/>
-                <w:lang w:val="en-KE" w:eastAsia="en-KE" w:bidi="ar-SA"/>
+                <w:lang w:bidi="ar-SA"/>
               </w:rPr>
             </w:pPr>
             <w:r>
@@ -34013,7 +34615,7 @@
                 <w:kern w:val="0"/>
                 <w:sz w:val="22"/>
                 <w:szCs w:val="22"/>
-                <w:lang w:val="en-KE" w:eastAsia="en-KE" w:bidi="ar-SA"/>
+                <w:lang w:bidi="ar-SA"/>
               </w:rPr>
               <w:t>Inputs from Supervisors</w:t>
             </w:r>
@@ -34028,7 +34630,6 @@
               <w:bottom w:val="single" w:sz="4" w:space="0" w:color="auto"/>
               <w:right w:val="single" w:sz="4" w:space="0" w:color="auto"/>
             </w:tcBorders>
-            <w:shd w:val="clear" w:color="auto" w:fill="auto"/>
             <w:noWrap/>
             <w:vAlign w:val="bottom"/>
             <w:hideMark/>
@@ -34042,7 +34643,7 @@
                 <w:kern w:val="0"/>
                 <w:sz w:val="22"/>
                 <w:szCs w:val="22"/>
-                <w:lang w:val="en-KE" w:eastAsia="en-KE" w:bidi="ar-SA"/>
+                <w:lang w:bidi="ar-SA"/>
               </w:rPr>
             </w:pPr>
             <w:r>
@@ -34052,7 +34653,7 @@
                 <w:kern w:val="0"/>
                 <w:sz w:val="22"/>
                 <w:szCs w:val="22"/>
-                <w:lang w:val="en-KE" w:eastAsia="en-KE" w:bidi="ar-SA"/>
+                <w:lang w:bidi="ar-SA"/>
               </w:rPr>
               <w:t> </w:t>
             </w:r>
@@ -34081,7 +34682,7 @@
                 <w:kern w:val="0"/>
                 <w:sz w:val="22"/>
                 <w:szCs w:val="22"/>
-                <w:lang w:val="en-KE" w:eastAsia="en-KE" w:bidi="ar-SA"/>
+                <w:lang w:bidi="ar-SA"/>
               </w:rPr>
             </w:pPr>
             <w:r>
@@ -34091,7 +34692,7 @@
                 <w:kern w:val="0"/>
                 <w:sz w:val="22"/>
                 <w:szCs w:val="22"/>
-                <w:lang w:val="en-KE" w:eastAsia="en-KE" w:bidi="ar-SA"/>
+                <w:lang w:bidi="ar-SA"/>
               </w:rPr>
               <w:t> </w:t>
             </w:r>
@@ -34106,7 +34707,6 @@
               <w:bottom w:val="single" w:sz="4" w:space="0" w:color="auto"/>
               <w:right w:val="single" w:sz="4" w:space="0" w:color="auto"/>
             </w:tcBorders>
-            <w:shd w:val="clear" w:color="auto" w:fill="auto"/>
             <w:noWrap/>
             <w:vAlign w:val="bottom"/>
             <w:hideMark/>
@@ -34120,7 +34720,7 @@
                 <w:kern w:val="0"/>
                 <w:sz w:val="22"/>
                 <w:szCs w:val="22"/>
-                <w:lang w:val="en-KE" w:eastAsia="en-KE" w:bidi="ar-SA"/>
+                <w:lang w:bidi="ar-SA"/>
               </w:rPr>
             </w:pPr>
             <w:r>
@@ -34130,7 +34730,7 @@
                 <w:kern w:val="0"/>
                 <w:sz w:val="22"/>
                 <w:szCs w:val="22"/>
-                <w:lang w:val="en-KE" w:eastAsia="en-KE" w:bidi="ar-SA"/>
+                <w:lang w:bidi="ar-SA"/>
               </w:rPr>
               <w:t> </w:t>
             </w:r>
@@ -34145,7 +34745,6 @@
               <w:bottom w:val="single" w:sz="4" w:space="0" w:color="auto"/>
               <w:right w:val="single" w:sz="4" w:space="0" w:color="auto"/>
             </w:tcBorders>
-            <w:shd w:val="clear" w:color="auto" w:fill="auto"/>
             <w:noWrap/>
             <w:vAlign w:val="bottom"/>
             <w:hideMark/>
@@ -34159,7 +34758,7 @@
                 <w:kern w:val="0"/>
                 <w:sz w:val="22"/>
                 <w:szCs w:val="22"/>
-                <w:lang w:val="en-KE" w:eastAsia="en-KE" w:bidi="ar-SA"/>
+                <w:lang w:bidi="ar-SA"/>
               </w:rPr>
             </w:pPr>
             <w:r>
@@ -34169,7 +34768,7 @@
                 <w:kern w:val="0"/>
                 <w:sz w:val="22"/>
                 <w:szCs w:val="22"/>
-                <w:lang w:val="en-KE" w:eastAsia="en-KE" w:bidi="ar-SA"/>
+                <w:lang w:bidi="ar-SA"/>
               </w:rPr>
               <w:t> </w:t>
             </w:r>
@@ -34184,7 +34783,6 @@
               <w:bottom w:val="single" w:sz="4" w:space="0" w:color="auto"/>
               <w:right w:val="single" w:sz="4" w:space="0" w:color="auto"/>
             </w:tcBorders>
-            <w:shd w:val="clear" w:color="auto" w:fill="auto"/>
             <w:noWrap/>
             <w:vAlign w:val="bottom"/>
             <w:hideMark/>
@@ -34198,7 +34796,7 @@
                 <w:kern w:val="0"/>
                 <w:sz w:val="22"/>
                 <w:szCs w:val="22"/>
-                <w:lang w:val="en-KE" w:eastAsia="en-KE" w:bidi="ar-SA"/>
+                <w:lang w:bidi="ar-SA"/>
               </w:rPr>
             </w:pPr>
             <w:r>
@@ -34208,7 +34806,7 @@
                 <w:kern w:val="0"/>
                 <w:sz w:val="22"/>
                 <w:szCs w:val="22"/>
-                <w:lang w:val="en-KE" w:eastAsia="en-KE" w:bidi="ar-SA"/>
+                <w:lang w:bidi="ar-SA"/>
               </w:rPr>
               <w:t> </w:t>
             </w:r>
@@ -34223,7 +34821,6 @@
               <w:bottom w:val="single" w:sz="4" w:space="0" w:color="auto"/>
               <w:right w:val="single" w:sz="4" w:space="0" w:color="auto"/>
             </w:tcBorders>
-            <w:shd w:val="clear" w:color="auto" w:fill="auto"/>
             <w:noWrap/>
             <w:vAlign w:val="bottom"/>
             <w:hideMark/>
@@ -34237,7 +34834,7 @@
                 <w:kern w:val="0"/>
                 <w:sz w:val="22"/>
                 <w:szCs w:val="22"/>
-                <w:lang w:val="en-KE" w:eastAsia="en-KE" w:bidi="ar-SA"/>
+                <w:lang w:bidi="ar-SA"/>
               </w:rPr>
             </w:pPr>
             <w:r>
@@ -34247,7 +34844,7 @@
                 <w:kern w:val="0"/>
                 <w:sz w:val="22"/>
                 <w:szCs w:val="22"/>
-                <w:lang w:val="en-KE" w:eastAsia="en-KE" w:bidi="ar-SA"/>
+                <w:lang w:bidi="ar-SA"/>
               </w:rPr>
               <w:t> </w:t>
             </w:r>
@@ -34262,7 +34859,6 @@
               <w:bottom w:val="single" w:sz="4" w:space="0" w:color="auto"/>
               <w:right w:val="single" w:sz="4" w:space="0" w:color="auto"/>
             </w:tcBorders>
-            <w:shd w:val="clear" w:color="auto" w:fill="auto"/>
             <w:noWrap/>
             <w:vAlign w:val="bottom"/>
             <w:hideMark/>
@@ -34276,7 +34872,7 @@
                 <w:kern w:val="0"/>
                 <w:sz w:val="22"/>
                 <w:szCs w:val="22"/>
-                <w:lang w:val="en-KE" w:eastAsia="en-KE" w:bidi="ar-SA"/>
+                <w:lang w:bidi="ar-SA"/>
               </w:rPr>
             </w:pPr>
             <w:r>
@@ -34286,7 +34882,7 @@
                 <w:kern w:val="0"/>
                 <w:sz w:val="22"/>
                 <w:szCs w:val="22"/>
-                <w:lang w:val="en-KE" w:eastAsia="en-KE" w:bidi="ar-SA"/>
+                <w:lang w:bidi="ar-SA"/>
               </w:rPr>
               <w:t> </w:t>
             </w:r>
@@ -34301,7 +34897,6 @@
               <w:bottom w:val="single" w:sz="4" w:space="0" w:color="auto"/>
               <w:right w:val="single" w:sz="4" w:space="0" w:color="auto"/>
             </w:tcBorders>
-            <w:shd w:val="clear" w:color="auto" w:fill="auto"/>
             <w:noWrap/>
             <w:vAlign w:val="bottom"/>
             <w:hideMark/>
@@ -34315,7 +34910,7 @@
                 <w:kern w:val="0"/>
                 <w:sz w:val="22"/>
                 <w:szCs w:val="22"/>
-                <w:lang w:val="en-KE" w:eastAsia="en-KE" w:bidi="ar-SA"/>
+                <w:lang w:bidi="ar-SA"/>
               </w:rPr>
             </w:pPr>
             <w:r>
@@ -34325,7 +34920,7 @@
                 <w:kern w:val="0"/>
                 <w:sz w:val="22"/>
                 <w:szCs w:val="22"/>
-                <w:lang w:val="en-KE" w:eastAsia="en-KE" w:bidi="ar-SA"/>
+                <w:lang w:bidi="ar-SA"/>
               </w:rPr>
               <w:t> </w:t>
             </w:r>
@@ -34345,7 +34940,6 @@
               <w:bottom w:val="single" w:sz="4" w:space="0" w:color="auto"/>
               <w:right w:val="single" w:sz="4" w:space="0" w:color="auto"/>
             </w:tcBorders>
-            <w:shd w:val="clear" w:color="auto" w:fill="auto"/>
             <w:noWrap/>
             <w:vAlign w:val="bottom"/>
             <w:hideMark/>
@@ -34360,7 +34954,7 @@
                 <w:kern w:val="0"/>
                 <w:sz w:val="22"/>
                 <w:szCs w:val="22"/>
-                <w:lang w:val="en-KE" w:eastAsia="en-KE" w:bidi="ar-SA"/>
+                <w:lang w:bidi="ar-SA"/>
               </w:rPr>
             </w:pPr>
             <w:r>
@@ -34370,7 +34964,7 @@
                 <w:kern w:val="0"/>
                 <w:sz w:val="22"/>
                 <w:szCs w:val="22"/>
-                <w:lang w:val="en-KE" w:eastAsia="en-KE" w:bidi="ar-SA"/>
+                <w:lang w:bidi="ar-SA"/>
               </w:rPr>
               <w:t>6</w:t>
             </w:r>
@@ -34385,7 +34979,6 @@
               <w:bottom w:val="single" w:sz="4" w:space="0" w:color="auto"/>
               <w:right w:val="single" w:sz="4" w:space="0" w:color="auto"/>
             </w:tcBorders>
-            <w:shd w:val="clear" w:color="auto" w:fill="auto"/>
             <w:noWrap/>
             <w:vAlign w:val="bottom"/>
             <w:hideMark/>
@@ -34399,7 +34992,7 @@
                 <w:kern w:val="0"/>
                 <w:sz w:val="22"/>
                 <w:szCs w:val="22"/>
-                <w:lang w:val="en-KE" w:eastAsia="en-KE" w:bidi="ar-SA"/>
+                <w:lang w:bidi="ar-SA"/>
               </w:rPr>
             </w:pPr>
             <w:r>
@@ -34409,7 +35002,7 @@
                 <w:kern w:val="0"/>
                 <w:sz w:val="22"/>
                 <w:szCs w:val="22"/>
-                <w:lang w:val="en-KE" w:eastAsia="en-KE" w:bidi="ar-SA"/>
+                <w:lang w:bidi="ar-SA"/>
               </w:rPr>
               <w:t>Data Collection</w:t>
             </w:r>
@@ -34424,7 +35017,6 @@
               <w:bottom w:val="single" w:sz="4" w:space="0" w:color="auto"/>
               <w:right w:val="single" w:sz="4" w:space="0" w:color="auto"/>
             </w:tcBorders>
-            <w:shd w:val="clear" w:color="auto" w:fill="auto"/>
             <w:noWrap/>
             <w:vAlign w:val="bottom"/>
             <w:hideMark/>
@@ -34438,7 +35030,7 @@
                 <w:kern w:val="0"/>
                 <w:sz w:val="22"/>
                 <w:szCs w:val="22"/>
-                <w:lang w:val="en-KE" w:eastAsia="en-KE" w:bidi="ar-SA"/>
+                <w:lang w:bidi="ar-SA"/>
               </w:rPr>
             </w:pPr>
             <w:r>
@@ -34448,7 +35040,7 @@
                 <w:kern w:val="0"/>
                 <w:sz w:val="22"/>
                 <w:szCs w:val="22"/>
-                <w:lang w:val="en-KE" w:eastAsia="en-KE" w:bidi="ar-SA"/>
+                <w:lang w:bidi="ar-SA"/>
               </w:rPr>
               <w:t> </w:t>
             </w:r>
@@ -34463,7 +35055,6 @@
               <w:bottom w:val="single" w:sz="4" w:space="0" w:color="auto"/>
               <w:right w:val="single" w:sz="4" w:space="0" w:color="auto"/>
             </w:tcBorders>
-            <w:shd w:val="clear" w:color="auto" w:fill="auto"/>
             <w:noWrap/>
             <w:vAlign w:val="bottom"/>
             <w:hideMark/>
@@ -34477,7 +35068,7 @@
                 <w:kern w:val="0"/>
                 <w:sz w:val="22"/>
                 <w:szCs w:val="22"/>
-                <w:lang w:val="en-KE" w:eastAsia="en-KE" w:bidi="ar-SA"/>
+                <w:lang w:bidi="ar-SA"/>
               </w:rPr>
             </w:pPr>
             <w:r>
@@ -34487,7 +35078,7 @@
                 <w:kern w:val="0"/>
                 <w:sz w:val="22"/>
                 <w:szCs w:val="22"/>
-                <w:lang w:val="en-KE" w:eastAsia="en-KE" w:bidi="ar-SA"/>
+                <w:lang w:bidi="ar-SA"/>
               </w:rPr>
               <w:t> </w:t>
             </w:r>
@@ -34516,7 +35107,7 @@
                 <w:kern w:val="0"/>
                 <w:sz w:val="22"/>
                 <w:szCs w:val="22"/>
-                <w:lang w:val="en-KE" w:eastAsia="en-KE" w:bidi="ar-SA"/>
+                <w:lang w:bidi="ar-SA"/>
               </w:rPr>
             </w:pPr>
             <w:r>
@@ -34526,7 +35117,7 @@
                 <w:kern w:val="0"/>
                 <w:sz w:val="22"/>
                 <w:szCs w:val="22"/>
-                <w:lang w:val="en-KE" w:eastAsia="en-KE" w:bidi="ar-SA"/>
+                <w:lang w:bidi="ar-SA"/>
               </w:rPr>
               <w:t> </w:t>
             </w:r>
@@ -34555,7 +35146,7 @@
                 <w:kern w:val="0"/>
                 <w:sz w:val="22"/>
                 <w:szCs w:val="22"/>
-                <w:lang w:val="en-KE" w:eastAsia="en-KE" w:bidi="ar-SA"/>
+                <w:lang w:bidi="ar-SA"/>
               </w:rPr>
             </w:pPr>
             <w:r>
@@ -34565,7 +35156,7 @@
                 <w:kern w:val="0"/>
                 <w:sz w:val="22"/>
                 <w:szCs w:val="22"/>
-                <w:lang w:val="en-KE" w:eastAsia="en-KE" w:bidi="ar-SA"/>
+                <w:lang w:bidi="ar-SA"/>
               </w:rPr>
               <w:t> </w:t>
             </w:r>
@@ -34580,7 +35171,6 @@
               <w:bottom w:val="single" w:sz="4" w:space="0" w:color="auto"/>
               <w:right w:val="single" w:sz="4" w:space="0" w:color="auto"/>
             </w:tcBorders>
-            <w:shd w:val="clear" w:color="auto" w:fill="auto"/>
             <w:noWrap/>
             <w:vAlign w:val="bottom"/>
             <w:hideMark/>
@@ -34594,7 +35184,7 @@
                 <w:kern w:val="0"/>
                 <w:sz w:val="22"/>
                 <w:szCs w:val="22"/>
-                <w:lang w:val="en-KE" w:eastAsia="en-KE" w:bidi="ar-SA"/>
+                <w:lang w:bidi="ar-SA"/>
               </w:rPr>
             </w:pPr>
             <w:r>
@@ -34604,7 +35194,7 @@
                 <w:kern w:val="0"/>
                 <w:sz w:val="22"/>
                 <w:szCs w:val="22"/>
-                <w:lang w:val="en-KE" w:eastAsia="en-KE" w:bidi="ar-SA"/>
+                <w:lang w:bidi="ar-SA"/>
               </w:rPr>
               <w:t> </w:t>
             </w:r>
@@ -34619,7 +35209,6 @@
               <w:bottom w:val="single" w:sz="4" w:space="0" w:color="auto"/>
               <w:right w:val="single" w:sz="4" w:space="0" w:color="auto"/>
             </w:tcBorders>
-            <w:shd w:val="clear" w:color="auto" w:fill="auto"/>
             <w:noWrap/>
             <w:vAlign w:val="bottom"/>
             <w:hideMark/>
@@ -34633,7 +35222,7 @@
                 <w:kern w:val="0"/>
                 <w:sz w:val="22"/>
                 <w:szCs w:val="22"/>
-                <w:lang w:val="en-KE" w:eastAsia="en-KE" w:bidi="ar-SA"/>
+                <w:lang w:bidi="ar-SA"/>
               </w:rPr>
             </w:pPr>
             <w:r>
@@ -34643,7 +35232,7 @@
                 <w:kern w:val="0"/>
                 <w:sz w:val="22"/>
                 <w:szCs w:val="22"/>
-                <w:lang w:val="en-KE" w:eastAsia="en-KE" w:bidi="ar-SA"/>
+                <w:lang w:bidi="ar-SA"/>
               </w:rPr>
               <w:t> </w:t>
             </w:r>
@@ -34658,7 +35247,6 @@
               <w:bottom w:val="single" w:sz="4" w:space="0" w:color="auto"/>
               <w:right w:val="single" w:sz="4" w:space="0" w:color="auto"/>
             </w:tcBorders>
-            <w:shd w:val="clear" w:color="auto" w:fill="auto"/>
             <w:noWrap/>
             <w:vAlign w:val="bottom"/>
             <w:hideMark/>
@@ -34672,7 +35260,7 @@
                 <w:kern w:val="0"/>
                 <w:sz w:val="22"/>
                 <w:szCs w:val="22"/>
-                <w:lang w:val="en-KE" w:eastAsia="en-KE" w:bidi="ar-SA"/>
+                <w:lang w:bidi="ar-SA"/>
               </w:rPr>
             </w:pPr>
             <w:r>
@@ -34682,7 +35270,7 @@
                 <w:kern w:val="0"/>
                 <w:sz w:val="22"/>
                 <w:szCs w:val="22"/>
-                <w:lang w:val="en-KE" w:eastAsia="en-KE" w:bidi="ar-SA"/>
+                <w:lang w:bidi="ar-SA"/>
               </w:rPr>
               <w:t> </w:t>
             </w:r>
@@ -34697,7 +35285,6 @@
               <w:bottom w:val="single" w:sz="4" w:space="0" w:color="auto"/>
               <w:right w:val="single" w:sz="4" w:space="0" w:color="auto"/>
             </w:tcBorders>
-            <w:shd w:val="clear" w:color="auto" w:fill="auto"/>
             <w:noWrap/>
             <w:vAlign w:val="bottom"/>
             <w:hideMark/>
@@ -34711,7 +35298,7 @@
                 <w:kern w:val="0"/>
                 <w:sz w:val="22"/>
                 <w:szCs w:val="22"/>
-                <w:lang w:val="en-KE" w:eastAsia="en-KE" w:bidi="ar-SA"/>
+                <w:lang w:bidi="ar-SA"/>
               </w:rPr>
             </w:pPr>
             <w:r>
@@ -34721,7 +35308,7 @@
                 <w:kern w:val="0"/>
                 <w:sz w:val="22"/>
                 <w:szCs w:val="22"/>
-                <w:lang w:val="en-KE" w:eastAsia="en-KE" w:bidi="ar-SA"/>
+                <w:lang w:bidi="ar-SA"/>
               </w:rPr>
               <w:t> </w:t>
             </w:r>
@@ -34741,7 +35328,6 @@
               <w:bottom w:val="single" w:sz="4" w:space="0" w:color="auto"/>
               <w:right w:val="single" w:sz="4" w:space="0" w:color="auto"/>
             </w:tcBorders>
-            <w:shd w:val="clear" w:color="auto" w:fill="auto"/>
             <w:noWrap/>
             <w:vAlign w:val="bottom"/>
             <w:hideMark/>
@@ -34756,7 +35342,7 @@
                 <w:kern w:val="0"/>
                 <w:sz w:val="22"/>
                 <w:szCs w:val="22"/>
-                <w:lang w:val="en-KE" w:eastAsia="en-KE" w:bidi="ar-SA"/>
+                <w:lang w:bidi="ar-SA"/>
               </w:rPr>
             </w:pPr>
             <w:r>
@@ -34766,7 +35352,7 @@
                 <w:kern w:val="0"/>
                 <w:sz w:val="22"/>
                 <w:szCs w:val="22"/>
-                <w:lang w:val="en-KE" w:eastAsia="en-KE" w:bidi="ar-SA"/>
+                <w:lang w:bidi="ar-SA"/>
               </w:rPr>
               <w:t>7</w:t>
             </w:r>
@@ -34781,7 +35367,6 @@
               <w:bottom w:val="single" w:sz="4" w:space="0" w:color="auto"/>
               <w:right w:val="single" w:sz="4" w:space="0" w:color="auto"/>
             </w:tcBorders>
-            <w:shd w:val="clear" w:color="auto" w:fill="auto"/>
             <w:noWrap/>
             <w:vAlign w:val="bottom"/>
             <w:hideMark/>
@@ -34795,7 +35380,7 @@
                 <w:kern w:val="0"/>
                 <w:sz w:val="22"/>
                 <w:szCs w:val="22"/>
-                <w:lang w:val="en-KE" w:eastAsia="en-KE" w:bidi="ar-SA"/>
+                <w:lang w:bidi="ar-SA"/>
               </w:rPr>
             </w:pPr>
             <w:r>
@@ -34805,7 +35390,7 @@
                 <w:kern w:val="0"/>
                 <w:sz w:val="22"/>
                 <w:szCs w:val="22"/>
-                <w:lang w:val="en-KE" w:eastAsia="en-KE" w:bidi="ar-SA"/>
+                <w:lang w:bidi="ar-SA"/>
               </w:rPr>
               <w:t>Data Analysis</w:t>
             </w:r>
@@ -34820,7 +35405,6 @@
               <w:bottom w:val="single" w:sz="4" w:space="0" w:color="auto"/>
               <w:right w:val="single" w:sz="4" w:space="0" w:color="auto"/>
             </w:tcBorders>
-            <w:shd w:val="clear" w:color="auto" w:fill="auto"/>
             <w:noWrap/>
             <w:vAlign w:val="bottom"/>
             <w:hideMark/>
@@ -34834,7 +35418,7 @@
                 <w:kern w:val="0"/>
                 <w:sz w:val="22"/>
                 <w:szCs w:val="22"/>
-                <w:lang w:val="en-KE" w:eastAsia="en-KE" w:bidi="ar-SA"/>
+                <w:lang w:bidi="ar-SA"/>
               </w:rPr>
             </w:pPr>
             <w:r>
@@ -34844,7 +35428,7 @@
                 <w:kern w:val="0"/>
                 <w:sz w:val="22"/>
                 <w:szCs w:val="22"/>
-                <w:lang w:val="en-KE" w:eastAsia="en-KE" w:bidi="ar-SA"/>
+                <w:lang w:bidi="ar-SA"/>
               </w:rPr>
               <w:t> </w:t>
             </w:r>
@@ -34859,7 +35443,6 @@
               <w:bottom w:val="single" w:sz="4" w:space="0" w:color="auto"/>
               <w:right w:val="single" w:sz="4" w:space="0" w:color="auto"/>
             </w:tcBorders>
-            <w:shd w:val="clear" w:color="auto" w:fill="auto"/>
             <w:noWrap/>
             <w:vAlign w:val="bottom"/>
             <w:hideMark/>
@@ -34873,7 +35456,7 @@
                 <w:kern w:val="0"/>
                 <w:sz w:val="22"/>
                 <w:szCs w:val="22"/>
-                <w:lang w:val="en-KE" w:eastAsia="en-KE" w:bidi="ar-SA"/>
+                <w:lang w:bidi="ar-SA"/>
               </w:rPr>
             </w:pPr>
             <w:r>
@@ -34883,7 +35466,7 @@
                 <w:kern w:val="0"/>
                 <w:sz w:val="22"/>
                 <w:szCs w:val="22"/>
-                <w:lang w:val="en-KE" w:eastAsia="en-KE" w:bidi="ar-SA"/>
+                <w:lang w:bidi="ar-SA"/>
               </w:rPr>
               <w:t> </w:t>
             </w:r>
@@ -34898,7 +35481,6 @@
               <w:bottom w:val="single" w:sz="4" w:space="0" w:color="auto"/>
               <w:right w:val="single" w:sz="4" w:space="0" w:color="auto"/>
             </w:tcBorders>
-            <w:shd w:val="clear" w:color="auto" w:fill="auto"/>
             <w:noWrap/>
             <w:vAlign w:val="bottom"/>
             <w:hideMark/>
@@ -34912,7 +35494,7 @@
                 <w:kern w:val="0"/>
                 <w:sz w:val="22"/>
                 <w:szCs w:val="22"/>
-                <w:lang w:val="en-KE" w:eastAsia="en-KE" w:bidi="ar-SA"/>
+                <w:lang w:bidi="ar-SA"/>
               </w:rPr>
             </w:pPr>
             <w:r>
@@ -34922,7 +35504,7 @@
                 <w:kern w:val="0"/>
                 <w:sz w:val="22"/>
                 <w:szCs w:val="22"/>
-                <w:lang w:val="en-KE" w:eastAsia="en-KE" w:bidi="ar-SA"/>
+                <w:lang w:bidi="ar-SA"/>
               </w:rPr>
               <w:t> </w:t>
             </w:r>
@@ -34937,7 +35519,6 @@
               <w:bottom w:val="single" w:sz="4" w:space="0" w:color="auto"/>
               <w:right w:val="single" w:sz="4" w:space="0" w:color="auto"/>
             </w:tcBorders>
-            <w:shd w:val="clear" w:color="auto" w:fill="auto"/>
             <w:noWrap/>
             <w:vAlign w:val="bottom"/>
             <w:hideMark/>
@@ -34951,7 +35532,7 @@
                 <w:kern w:val="0"/>
                 <w:sz w:val="22"/>
                 <w:szCs w:val="22"/>
-                <w:lang w:val="en-KE" w:eastAsia="en-KE" w:bidi="ar-SA"/>
+                <w:lang w:bidi="ar-SA"/>
               </w:rPr>
             </w:pPr>
             <w:r>
@@ -34961,7 +35542,7 @@
                 <w:kern w:val="0"/>
                 <w:sz w:val="22"/>
                 <w:szCs w:val="22"/>
-                <w:lang w:val="en-KE" w:eastAsia="en-KE" w:bidi="ar-SA"/>
+                <w:lang w:bidi="ar-SA"/>
               </w:rPr>
               <w:t> </w:t>
             </w:r>
@@ -34990,7 +35571,7 @@
                 <w:kern w:val="0"/>
                 <w:sz w:val="22"/>
                 <w:szCs w:val="22"/>
-                <w:lang w:val="en-KE" w:eastAsia="en-KE" w:bidi="ar-SA"/>
+                <w:lang w:bidi="ar-SA"/>
               </w:rPr>
             </w:pPr>
             <w:r>
@@ -35000,7 +35581,7 @@
                 <w:kern w:val="0"/>
                 <w:sz w:val="22"/>
                 <w:szCs w:val="22"/>
-                <w:lang w:val="en-KE" w:eastAsia="en-KE" w:bidi="ar-SA"/>
+                <w:lang w:bidi="ar-SA"/>
               </w:rPr>
               <w:t> </w:t>
             </w:r>
@@ -35029,7 +35610,7 @@
                 <w:kern w:val="0"/>
                 <w:sz w:val="22"/>
                 <w:szCs w:val="22"/>
-                <w:lang w:val="en-KE" w:eastAsia="en-KE" w:bidi="ar-SA"/>
+                <w:lang w:bidi="ar-SA"/>
               </w:rPr>
             </w:pPr>
             <w:r>
@@ -35039,7 +35620,7 @@
                 <w:kern w:val="0"/>
                 <w:sz w:val="22"/>
                 <w:szCs w:val="22"/>
-                <w:lang w:val="en-KE" w:eastAsia="en-KE" w:bidi="ar-SA"/>
+                <w:lang w:bidi="ar-SA"/>
               </w:rPr>
               <w:t> </w:t>
             </w:r>
@@ -35054,7 +35635,6 @@
               <w:bottom w:val="single" w:sz="4" w:space="0" w:color="auto"/>
               <w:right w:val="single" w:sz="4" w:space="0" w:color="auto"/>
             </w:tcBorders>
-            <w:shd w:val="clear" w:color="auto" w:fill="auto"/>
             <w:noWrap/>
             <w:vAlign w:val="bottom"/>
             <w:hideMark/>
@@ -35068,7 +35648,7 @@
                 <w:kern w:val="0"/>
                 <w:sz w:val="22"/>
                 <w:szCs w:val="22"/>
-                <w:lang w:val="en-KE" w:eastAsia="en-KE" w:bidi="ar-SA"/>
+                <w:lang w:bidi="ar-SA"/>
               </w:rPr>
             </w:pPr>
             <w:r>
@@ -35078,7 +35658,7 @@
                 <w:kern w:val="0"/>
                 <w:sz w:val="22"/>
                 <w:szCs w:val="22"/>
-                <w:lang w:val="en-KE" w:eastAsia="en-KE" w:bidi="ar-SA"/>
+                <w:lang w:bidi="ar-SA"/>
               </w:rPr>
               <w:t> </w:t>
             </w:r>
@@ -35093,7 +35673,6 @@
               <w:bottom w:val="single" w:sz="4" w:space="0" w:color="auto"/>
               <w:right w:val="single" w:sz="4" w:space="0" w:color="auto"/>
             </w:tcBorders>
-            <w:shd w:val="clear" w:color="auto" w:fill="auto"/>
             <w:noWrap/>
             <w:vAlign w:val="bottom"/>
             <w:hideMark/>
@@ -35107,7 +35686,7 @@
                 <w:kern w:val="0"/>
                 <w:sz w:val="22"/>
                 <w:szCs w:val="22"/>
-                <w:lang w:val="en-KE" w:eastAsia="en-KE" w:bidi="ar-SA"/>
+                <w:lang w:bidi="ar-SA"/>
               </w:rPr>
             </w:pPr>
             <w:r>
@@ -35117,7 +35696,7 @@
                 <w:kern w:val="0"/>
                 <w:sz w:val="22"/>
                 <w:szCs w:val="22"/>
-                <w:lang w:val="en-KE" w:eastAsia="en-KE" w:bidi="ar-SA"/>
+                <w:lang w:bidi="ar-SA"/>
               </w:rPr>
               <w:t> </w:t>
             </w:r>
@@ -35137,7 +35716,6 @@
               <w:bottom w:val="single" w:sz="4" w:space="0" w:color="auto"/>
               <w:right w:val="single" w:sz="4" w:space="0" w:color="auto"/>
             </w:tcBorders>
-            <w:shd w:val="clear" w:color="auto" w:fill="auto"/>
             <w:noWrap/>
             <w:vAlign w:val="bottom"/>
             <w:hideMark/>
@@ -35152,7 +35730,7 @@
                 <w:kern w:val="0"/>
                 <w:sz w:val="22"/>
                 <w:szCs w:val="22"/>
-                <w:lang w:val="en-KE" w:eastAsia="en-KE" w:bidi="ar-SA"/>
+                <w:lang w:bidi="ar-SA"/>
               </w:rPr>
             </w:pPr>
             <w:r>
@@ -35162,7 +35740,7 @@
                 <w:kern w:val="0"/>
                 <w:sz w:val="22"/>
                 <w:szCs w:val="22"/>
-                <w:lang w:val="en-KE" w:eastAsia="en-KE" w:bidi="ar-SA"/>
+                <w:lang w:bidi="ar-SA"/>
               </w:rPr>
               <w:t>8</w:t>
             </w:r>
@@ -35177,7 +35755,6 @@
               <w:bottom w:val="single" w:sz="4" w:space="0" w:color="auto"/>
               <w:right w:val="single" w:sz="4" w:space="0" w:color="auto"/>
             </w:tcBorders>
-            <w:shd w:val="clear" w:color="auto" w:fill="auto"/>
             <w:noWrap/>
             <w:vAlign w:val="bottom"/>
             <w:hideMark/>
@@ -35191,7 +35768,7 @@
                 <w:kern w:val="0"/>
                 <w:sz w:val="22"/>
                 <w:szCs w:val="22"/>
-                <w:lang w:val="en-KE" w:eastAsia="en-KE" w:bidi="ar-SA"/>
+                <w:lang w:bidi="ar-SA"/>
               </w:rPr>
             </w:pPr>
             <w:r>
@@ -35201,7 +35778,7 @@
                 <w:kern w:val="0"/>
                 <w:sz w:val="22"/>
                 <w:szCs w:val="22"/>
-                <w:lang w:val="en-KE" w:eastAsia="en-KE" w:bidi="ar-SA"/>
+                <w:lang w:bidi="ar-SA"/>
               </w:rPr>
               <w:t>Results and Discussion</w:t>
             </w:r>
@@ -35216,7 +35793,6 @@
               <w:bottom w:val="single" w:sz="4" w:space="0" w:color="auto"/>
               <w:right w:val="single" w:sz="4" w:space="0" w:color="auto"/>
             </w:tcBorders>
-            <w:shd w:val="clear" w:color="auto" w:fill="auto"/>
             <w:noWrap/>
             <w:vAlign w:val="bottom"/>
             <w:hideMark/>
@@ -35230,7 +35806,7 @@
                 <w:kern w:val="0"/>
                 <w:sz w:val="22"/>
                 <w:szCs w:val="22"/>
-                <w:lang w:val="en-KE" w:eastAsia="en-KE" w:bidi="ar-SA"/>
+                <w:lang w:bidi="ar-SA"/>
               </w:rPr>
             </w:pPr>
             <w:r>
@@ -35240,7 +35816,7 @@
                 <w:kern w:val="0"/>
                 <w:sz w:val="22"/>
                 <w:szCs w:val="22"/>
-                <w:lang w:val="en-KE" w:eastAsia="en-KE" w:bidi="ar-SA"/>
+                <w:lang w:bidi="ar-SA"/>
               </w:rPr>
               <w:t> </w:t>
             </w:r>
@@ -35255,7 +35831,6 @@
               <w:bottom w:val="single" w:sz="4" w:space="0" w:color="auto"/>
               <w:right w:val="single" w:sz="4" w:space="0" w:color="auto"/>
             </w:tcBorders>
-            <w:shd w:val="clear" w:color="auto" w:fill="auto"/>
             <w:noWrap/>
             <w:vAlign w:val="bottom"/>
             <w:hideMark/>
@@ -35269,7 +35844,7 @@
                 <w:kern w:val="0"/>
                 <w:sz w:val="22"/>
                 <w:szCs w:val="22"/>
-                <w:lang w:val="en-KE" w:eastAsia="en-KE" w:bidi="ar-SA"/>
+                <w:lang w:bidi="ar-SA"/>
               </w:rPr>
             </w:pPr>
             <w:r>
@@ -35279,7 +35854,7 @@
                 <w:kern w:val="0"/>
                 <w:sz w:val="22"/>
                 <w:szCs w:val="22"/>
-                <w:lang w:val="en-KE" w:eastAsia="en-KE" w:bidi="ar-SA"/>
+                <w:lang w:bidi="ar-SA"/>
               </w:rPr>
               <w:t> </w:t>
             </w:r>
@@ -35294,7 +35869,6 @@
               <w:bottom w:val="single" w:sz="4" w:space="0" w:color="auto"/>
               <w:right w:val="single" w:sz="4" w:space="0" w:color="auto"/>
             </w:tcBorders>
-            <w:shd w:val="clear" w:color="auto" w:fill="auto"/>
             <w:noWrap/>
             <w:vAlign w:val="bottom"/>
             <w:hideMark/>
@@ -35308,7 +35882,7 @@
                 <w:kern w:val="0"/>
                 <w:sz w:val="22"/>
                 <w:szCs w:val="22"/>
-                <w:lang w:val="en-KE" w:eastAsia="en-KE" w:bidi="ar-SA"/>
+                <w:lang w:bidi="ar-SA"/>
               </w:rPr>
             </w:pPr>
             <w:r>
@@ -35318,7 +35892,7 @@
                 <w:kern w:val="0"/>
                 <w:sz w:val="22"/>
                 <w:szCs w:val="22"/>
-                <w:lang w:val="en-KE" w:eastAsia="en-KE" w:bidi="ar-SA"/>
+                <w:lang w:bidi="ar-SA"/>
               </w:rPr>
               <w:t> </w:t>
             </w:r>
@@ -35333,7 +35907,6 @@
               <w:bottom w:val="single" w:sz="4" w:space="0" w:color="auto"/>
               <w:right w:val="single" w:sz="4" w:space="0" w:color="auto"/>
             </w:tcBorders>
-            <w:shd w:val="clear" w:color="auto" w:fill="auto"/>
             <w:noWrap/>
             <w:vAlign w:val="bottom"/>
             <w:hideMark/>
@@ -35347,7 +35920,7 @@
                 <w:kern w:val="0"/>
                 <w:sz w:val="22"/>
                 <w:szCs w:val="22"/>
-                <w:lang w:val="en-KE" w:eastAsia="en-KE" w:bidi="ar-SA"/>
+                <w:lang w:bidi="ar-SA"/>
               </w:rPr>
             </w:pPr>
             <w:r>
@@ -35357,7 +35930,7 @@
                 <w:kern w:val="0"/>
                 <w:sz w:val="22"/>
                 <w:szCs w:val="22"/>
-                <w:lang w:val="en-KE" w:eastAsia="en-KE" w:bidi="ar-SA"/>
+                <w:lang w:bidi="ar-SA"/>
               </w:rPr>
               <w:t> </w:t>
             </w:r>
@@ -35386,7 +35959,7 @@
                 <w:kern w:val="0"/>
                 <w:sz w:val="22"/>
                 <w:szCs w:val="22"/>
-                <w:lang w:val="en-KE" w:eastAsia="en-KE" w:bidi="ar-SA"/>
+                <w:lang w:bidi="ar-SA"/>
               </w:rPr>
             </w:pPr>
             <w:r>
@@ -35396,7 +35969,7 @@
                 <w:kern w:val="0"/>
                 <w:sz w:val="22"/>
                 <w:szCs w:val="22"/>
-                <w:lang w:val="en-KE" w:eastAsia="en-KE" w:bidi="ar-SA"/>
+                <w:lang w:bidi="ar-SA"/>
               </w:rPr>
               <w:t> </w:t>
             </w:r>
@@ -35425,7 +35998,7 @@
                 <w:kern w:val="0"/>
                 <w:sz w:val="22"/>
                 <w:szCs w:val="22"/>
-                <w:lang w:val="en-KE" w:eastAsia="en-KE" w:bidi="ar-SA"/>
+                <w:lang w:bidi="ar-SA"/>
               </w:rPr>
             </w:pPr>
             <w:r>
@@ -35435,7 +36008,7 @@
                 <w:kern w:val="0"/>
                 <w:sz w:val="22"/>
                 <w:szCs w:val="22"/>
-                <w:lang w:val="en-KE" w:eastAsia="en-KE" w:bidi="ar-SA"/>
+                <w:lang w:bidi="ar-SA"/>
               </w:rPr>
               <w:t> </w:t>
             </w:r>
@@ -35450,7 +36023,6 @@
               <w:bottom w:val="single" w:sz="4" w:space="0" w:color="auto"/>
               <w:right w:val="single" w:sz="4" w:space="0" w:color="auto"/>
             </w:tcBorders>
-            <w:shd w:val="clear" w:color="auto" w:fill="auto"/>
             <w:noWrap/>
             <w:vAlign w:val="bottom"/>
             <w:hideMark/>
@@ -35464,7 +36036,7 @@
                 <w:kern w:val="0"/>
                 <w:sz w:val="22"/>
                 <w:szCs w:val="22"/>
-                <w:lang w:val="en-KE" w:eastAsia="en-KE" w:bidi="ar-SA"/>
+                <w:lang w:bidi="ar-SA"/>
               </w:rPr>
             </w:pPr>
             <w:r>
@@ -35474,7 +36046,7 @@
                 <w:kern w:val="0"/>
                 <w:sz w:val="22"/>
                 <w:szCs w:val="22"/>
-                <w:lang w:val="en-KE" w:eastAsia="en-KE" w:bidi="ar-SA"/>
+                <w:lang w:bidi="ar-SA"/>
               </w:rPr>
               <w:t> </w:t>
             </w:r>
@@ -35489,7 +36061,6 @@
               <w:bottom w:val="single" w:sz="4" w:space="0" w:color="auto"/>
               <w:right w:val="single" w:sz="4" w:space="0" w:color="auto"/>
             </w:tcBorders>
-            <w:shd w:val="clear" w:color="auto" w:fill="auto"/>
             <w:noWrap/>
             <w:vAlign w:val="bottom"/>
             <w:hideMark/>
@@ -35503,7 +36074,7 @@
                 <w:kern w:val="0"/>
                 <w:sz w:val="22"/>
                 <w:szCs w:val="22"/>
-                <w:lang w:val="en-KE" w:eastAsia="en-KE" w:bidi="ar-SA"/>
+                <w:lang w:bidi="ar-SA"/>
               </w:rPr>
             </w:pPr>
             <w:r>
@@ -35513,7 +36084,7 @@
                 <w:kern w:val="0"/>
                 <w:sz w:val="22"/>
                 <w:szCs w:val="22"/>
-                <w:lang w:val="en-KE" w:eastAsia="en-KE" w:bidi="ar-SA"/>
+                <w:lang w:bidi="ar-SA"/>
               </w:rPr>
               <w:t> </w:t>
             </w:r>
@@ -35533,7 +36104,6 @@
               <w:bottom w:val="single" w:sz="4" w:space="0" w:color="auto"/>
               <w:right w:val="single" w:sz="4" w:space="0" w:color="auto"/>
             </w:tcBorders>
-            <w:shd w:val="clear" w:color="auto" w:fill="auto"/>
             <w:noWrap/>
             <w:vAlign w:val="bottom"/>
             <w:hideMark/>
@@ -35548,7 +36118,7 @@
                 <w:kern w:val="0"/>
                 <w:sz w:val="22"/>
                 <w:szCs w:val="22"/>
-                <w:lang w:val="en-KE" w:eastAsia="en-KE" w:bidi="ar-SA"/>
+                <w:lang w:bidi="ar-SA"/>
               </w:rPr>
             </w:pPr>
             <w:r>
@@ -35558,7 +36128,7 @@
                 <w:kern w:val="0"/>
                 <w:sz w:val="22"/>
                 <w:szCs w:val="22"/>
-                <w:lang w:val="en-KE" w:eastAsia="en-KE" w:bidi="ar-SA"/>
+                <w:lang w:bidi="ar-SA"/>
               </w:rPr>
               <w:t>9</w:t>
             </w:r>
@@ -35573,7 +36143,6 @@
               <w:bottom w:val="single" w:sz="4" w:space="0" w:color="auto"/>
               <w:right w:val="single" w:sz="4" w:space="0" w:color="auto"/>
             </w:tcBorders>
-            <w:shd w:val="clear" w:color="auto" w:fill="auto"/>
             <w:noWrap/>
             <w:vAlign w:val="bottom"/>
             <w:hideMark/>
@@ -35587,7 +36156,7 @@
                 <w:kern w:val="0"/>
                 <w:sz w:val="22"/>
                 <w:szCs w:val="22"/>
-                <w:lang w:val="en-KE" w:eastAsia="en-KE" w:bidi="ar-SA"/>
+                <w:lang w:bidi="ar-SA"/>
               </w:rPr>
             </w:pPr>
             <w:r>
@@ -35597,7 +36166,7 @@
                 <w:kern w:val="0"/>
                 <w:sz w:val="22"/>
                 <w:szCs w:val="22"/>
-                <w:lang w:val="en-KE" w:eastAsia="en-KE" w:bidi="ar-SA"/>
+                <w:lang w:bidi="ar-SA"/>
               </w:rPr>
               <w:t>Progress Report to Supervisors</w:t>
             </w:r>
@@ -35612,7 +36181,6 @@
               <w:bottom w:val="single" w:sz="4" w:space="0" w:color="auto"/>
               <w:right w:val="single" w:sz="4" w:space="0" w:color="auto"/>
             </w:tcBorders>
-            <w:shd w:val="clear" w:color="auto" w:fill="auto"/>
             <w:noWrap/>
             <w:vAlign w:val="bottom"/>
             <w:hideMark/>
@@ -35626,7 +36194,7 @@
                 <w:kern w:val="0"/>
                 <w:sz w:val="22"/>
                 <w:szCs w:val="22"/>
-                <w:lang w:val="en-KE" w:eastAsia="en-KE" w:bidi="ar-SA"/>
+                <w:lang w:bidi="ar-SA"/>
               </w:rPr>
             </w:pPr>
             <w:r>
@@ -35636,7 +36204,7 @@
                 <w:kern w:val="0"/>
                 <w:sz w:val="22"/>
                 <w:szCs w:val="22"/>
-                <w:lang w:val="en-KE" w:eastAsia="en-KE" w:bidi="ar-SA"/>
+                <w:lang w:bidi="ar-SA"/>
               </w:rPr>
               <w:t> </w:t>
             </w:r>
@@ -35651,7 +36219,6 @@
               <w:bottom w:val="single" w:sz="4" w:space="0" w:color="auto"/>
               <w:right w:val="single" w:sz="4" w:space="0" w:color="auto"/>
             </w:tcBorders>
-            <w:shd w:val="clear" w:color="auto" w:fill="auto"/>
             <w:noWrap/>
             <w:vAlign w:val="bottom"/>
             <w:hideMark/>
@@ -35665,7 +36232,7 @@
                 <w:kern w:val="0"/>
                 <w:sz w:val="22"/>
                 <w:szCs w:val="22"/>
-                <w:lang w:val="en-KE" w:eastAsia="en-KE" w:bidi="ar-SA"/>
+                <w:lang w:bidi="ar-SA"/>
               </w:rPr>
             </w:pPr>
             <w:r>
@@ -35675,7 +36242,7 @@
                 <w:kern w:val="0"/>
                 <w:sz w:val="22"/>
                 <w:szCs w:val="22"/>
-                <w:lang w:val="en-KE" w:eastAsia="en-KE" w:bidi="ar-SA"/>
+                <w:lang w:bidi="ar-SA"/>
               </w:rPr>
               <w:t> </w:t>
             </w:r>
@@ -35690,7 +36257,6 @@
               <w:bottom w:val="single" w:sz="4" w:space="0" w:color="auto"/>
               <w:right w:val="single" w:sz="4" w:space="0" w:color="auto"/>
             </w:tcBorders>
-            <w:shd w:val="clear" w:color="auto" w:fill="auto"/>
             <w:noWrap/>
             <w:vAlign w:val="bottom"/>
             <w:hideMark/>
@@ -35704,7 +36270,7 @@
                 <w:kern w:val="0"/>
                 <w:sz w:val="22"/>
                 <w:szCs w:val="22"/>
-                <w:lang w:val="en-KE" w:eastAsia="en-KE" w:bidi="ar-SA"/>
+                <w:lang w:bidi="ar-SA"/>
               </w:rPr>
             </w:pPr>
             <w:r>
@@ -35714,7 +36280,7 @@
                 <w:kern w:val="0"/>
                 <w:sz w:val="22"/>
                 <w:szCs w:val="22"/>
-                <w:lang w:val="en-KE" w:eastAsia="en-KE" w:bidi="ar-SA"/>
+                <w:lang w:bidi="ar-SA"/>
               </w:rPr>
               <w:t> </w:t>
             </w:r>
@@ -35729,7 +36295,6 @@
               <w:bottom w:val="single" w:sz="4" w:space="0" w:color="auto"/>
               <w:right w:val="single" w:sz="4" w:space="0" w:color="auto"/>
             </w:tcBorders>
-            <w:shd w:val="clear" w:color="auto" w:fill="auto"/>
             <w:noWrap/>
             <w:vAlign w:val="bottom"/>
             <w:hideMark/>
@@ -35743,7 +36308,7 @@
                 <w:kern w:val="0"/>
                 <w:sz w:val="22"/>
                 <w:szCs w:val="22"/>
-                <w:lang w:val="en-KE" w:eastAsia="en-KE" w:bidi="ar-SA"/>
+                <w:lang w:bidi="ar-SA"/>
               </w:rPr>
             </w:pPr>
             <w:r>
@@ -35753,7 +36318,7 @@
                 <w:kern w:val="0"/>
                 <w:sz w:val="22"/>
                 <w:szCs w:val="22"/>
-                <w:lang w:val="en-KE" w:eastAsia="en-KE" w:bidi="ar-SA"/>
+                <w:lang w:bidi="ar-SA"/>
               </w:rPr>
               <w:t> </w:t>
             </w:r>
@@ -35782,7 +36347,7 @@
                 <w:kern w:val="0"/>
                 <w:sz w:val="22"/>
                 <w:szCs w:val="22"/>
-                <w:lang w:val="en-KE" w:eastAsia="en-KE" w:bidi="ar-SA"/>
+                <w:lang w:bidi="ar-SA"/>
               </w:rPr>
             </w:pPr>
             <w:r>
@@ -35792,7 +36357,7 @@
                 <w:kern w:val="0"/>
                 <w:sz w:val="22"/>
                 <w:szCs w:val="22"/>
-                <w:lang w:val="en-KE" w:eastAsia="en-KE" w:bidi="ar-SA"/>
+                <w:lang w:bidi="ar-SA"/>
               </w:rPr>
               <w:t> </w:t>
             </w:r>
@@ -35821,7 +36386,7 @@
                 <w:kern w:val="0"/>
                 <w:sz w:val="22"/>
                 <w:szCs w:val="22"/>
-                <w:lang w:val="en-KE" w:eastAsia="en-KE" w:bidi="ar-SA"/>
+                <w:lang w:bidi="ar-SA"/>
               </w:rPr>
             </w:pPr>
             <w:r>
@@ -35831,7 +36396,7 @@
                 <w:kern w:val="0"/>
                 <w:sz w:val="22"/>
                 <w:szCs w:val="22"/>
-                <w:lang w:val="en-KE" w:eastAsia="en-KE" w:bidi="ar-SA"/>
+                <w:lang w:bidi="ar-SA"/>
               </w:rPr>
               <w:t> </w:t>
             </w:r>
@@ -35846,7 +36411,6 @@
               <w:bottom w:val="single" w:sz="4" w:space="0" w:color="auto"/>
               <w:right w:val="single" w:sz="4" w:space="0" w:color="auto"/>
             </w:tcBorders>
-            <w:shd w:val="clear" w:color="auto" w:fill="auto"/>
             <w:noWrap/>
             <w:vAlign w:val="bottom"/>
             <w:hideMark/>
@@ -35860,7 +36424,7 @@
                 <w:kern w:val="0"/>
                 <w:sz w:val="22"/>
                 <w:szCs w:val="22"/>
-                <w:lang w:val="en-KE" w:eastAsia="en-KE" w:bidi="ar-SA"/>
+                <w:lang w:bidi="ar-SA"/>
               </w:rPr>
             </w:pPr>
             <w:r>
@@ -35870,7 +36434,7 @@
                 <w:kern w:val="0"/>
                 <w:sz w:val="22"/>
                 <w:szCs w:val="22"/>
-                <w:lang w:val="en-KE" w:eastAsia="en-KE" w:bidi="ar-SA"/>
+                <w:lang w:bidi="ar-SA"/>
               </w:rPr>
               <w:t> </w:t>
             </w:r>
@@ -35885,7 +36449,6 @@
               <w:bottom w:val="single" w:sz="4" w:space="0" w:color="auto"/>
               <w:right w:val="single" w:sz="4" w:space="0" w:color="auto"/>
             </w:tcBorders>
-            <w:shd w:val="clear" w:color="auto" w:fill="auto"/>
             <w:noWrap/>
             <w:vAlign w:val="bottom"/>
             <w:hideMark/>
@@ -35899,7 +36462,7 @@
                 <w:kern w:val="0"/>
                 <w:sz w:val="22"/>
                 <w:szCs w:val="22"/>
-                <w:lang w:val="en-KE" w:eastAsia="en-KE" w:bidi="ar-SA"/>
+                <w:lang w:bidi="ar-SA"/>
               </w:rPr>
             </w:pPr>
             <w:r>
@@ -35909,7 +36472,7 @@
                 <w:kern w:val="0"/>
                 <w:sz w:val="22"/>
                 <w:szCs w:val="22"/>
-                <w:lang w:val="en-KE" w:eastAsia="en-KE" w:bidi="ar-SA"/>
+                <w:lang w:bidi="ar-SA"/>
               </w:rPr>
               <w:t> </w:t>
             </w:r>
@@ -35929,7 +36492,6 @@
               <w:bottom w:val="single" w:sz="4" w:space="0" w:color="auto"/>
               <w:right w:val="single" w:sz="4" w:space="0" w:color="auto"/>
             </w:tcBorders>
-            <w:shd w:val="clear" w:color="auto" w:fill="auto"/>
             <w:noWrap/>
             <w:vAlign w:val="bottom"/>
             <w:hideMark/>
@@ -35944,7 +36506,7 @@
                 <w:kern w:val="0"/>
                 <w:sz w:val="22"/>
                 <w:szCs w:val="22"/>
-                <w:lang w:val="en-KE" w:eastAsia="en-KE" w:bidi="ar-SA"/>
+                <w:lang w:bidi="ar-SA"/>
               </w:rPr>
             </w:pPr>
             <w:r>
@@ -35954,7 +36516,7 @@
                 <w:kern w:val="0"/>
                 <w:sz w:val="22"/>
                 <w:szCs w:val="22"/>
-                <w:lang w:val="en-KE" w:eastAsia="en-KE" w:bidi="ar-SA"/>
+                <w:lang w:bidi="ar-SA"/>
               </w:rPr>
               <w:t>10</w:t>
             </w:r>
@@ -35969,7 +36531,6 @@
               <w:bottom w:val="single" w:sz="4" w:space="0" w:color="auto"/>
               <w:right w:val="single" w:sz="4" w:space="0" w:color="auto"/>
             </w:tcBorders>
-            <w:shd w:val="clear" w:color="auto" w:fill="auto"/>
             <w:noWrap/>
             <w:vAlign w:val="bottom"/>
             <w:hideMark/>
@@ -35983,7 +36544,7 @@
                 <w:kern w:val="0"/>
                 <w:sz w:val="22"/>
                 <w:szCs w:val="22"/>
-                <w:lang w:val="en-KE" w:eastAsia="en-KE" w:bidi="ar-SA"/>
+                <w:lang w:bidi="ar-SA"/>
               </w:rPr>
             </w:pPr>
             <w:r>
@@ -35993,7 +36554,7 @@
                 <w:kern w:val="0"/>
                 <w:sz w:val="22"/>
                 <w:szCs w:val="22"/>
-                <w:lang w:val="en-KE" w:eastAsia="en-KE" w:bidi="ar-SA"/>
+                <w:lang w:bidi="ar-SA"/>
               </w:rPr>
               <w:t>Defence of Thesis</w:t>
             </w:r>
@@ -36008,7 +36569,6 @@
               <w:bottom w:val="single" w:sz="4" w:space="0" w:color="auto"/>
               <w:right w:val="single" w:sz="4" w:space="0" w:color="auto"/>
             </w:tcBorders>
-            <w:shd w:val="clear" w:color="auto" w:fill="auto"/>
             <w:noWrap/>
             <w:vAlign w:val="bottom"/>
             <w:hideMark/>
@@ -36022,7 +36582,7 @@
                 <w:kern w:val="0"/>
                 <w:sz w:val="22"/>
                 <w:szCs w:val="22"/>
-                <w:lang w:val="en-KE" w:eastAsia="en-KE" w:bidi="ar-SA"/>
+                <w:lang w:bidi="ar-SA"/>
               </w:rPr>
             </w:pPr>
             <w:r>
@@ -36032,7 +36592,7 @@
                 <w:kern w:val="0"/>
                 <w:sz w:val="22"/>
                 <w:szCs w:val="22"/>
-                <w:lang w:val="en-KE" w:eastAsia="en-KE" w:bidi="ar-SA"/>
+                <w:lang w:bidi="ar-SA"/>
               </w:rPr>
               <w:t> </w:t>
             </w:r>
@@ -36047,7 +36607,6 @@
               <w:bottom w:val="single" w:sz="4" w:space="0" w:color="auto"/>
               <w:right w:val="single" w:sz="4" w:space="0" w:color="auto"/>
             </w:tcBorders>
-            <w:shd w:val="clear" w:color="auto" w:fill="auto"/>
             <w:noWrap/>
             <w:vAlign w:val="bottom"/>
             <w:hideMark/>
@@ -36061,7 +36620,7 @@
                 <w:kern w:val="0"/>
                 <w:sz w:val="22"/>
                 <w:szCs w:val="22"/>
-                <w:lang w:val="en-KE" w:eastAsia="en-KE" w:bidi="ar-SA"/>
+                <w:lang w:bidi="ar-SA"/>
               </w:rPr>
             </w:pPr>
             <w:r>
@@ -36071,7 +36630,7 @@
                 <w:kern w:val="0"/>
                 <w:sz w:val="22"/>
                 <w:szCs w:val="22"/>
-                <w:lang w:val="en-KE" w:eastAsia="en-KE" w:bidi="ar-SA"/>
+                <w:lang w:bidi="ar-SA"/>
               </w:rPr>
               <w:t> </w:t>
             </w:r>
@@ -36086,7 +36645,6 @@
               <w:bottom w:val="single" w:sz="4" w:space="0" w:color="auto"/>
               <w:right w:val="single" w:sz="4" w:space="0" w:color="auto"/>
             </w:tcBorders>
-            <w:shd w:val="clear" w:color="auto" w:fill="auto"/>
             <w:noWrap/>
             <w:vAlign w:val="bottom"/>
             <w:hideMark/>
@@ -36100,7 +36658,7 @@
                 <w:kern w:val="0"/>
                 <w:sz w:val="22"/>
                 <w:szCs w:val="22"/>
-                <w:lang w:val="en-KE" w:eastAsia="en-KE" w:bidi="ar-SA"/>
+                <w:lang w:bidi="ar-SA"/>
               </w:rPr>
             </w:pPr>
             <w:r>
@@ -36110,7 +36668,7 @@
                 <w:kern w:val="0"/>
                 <w:sz w:val="22"/>
                 <w:szCs w:val="22"/>
-                <w:lang w:val="en-KE" w:eastAsia="en-KE" w:bidi="ar-SA"/>
+                <w:lang w:bidi="ar-SA"/>
               </w:rPr>
               <w:t> </w:t>
             </w:r>
@@ -36125,7 +36683,6 @@
               <w:bottom w:val="single" w:sz="4" w:space="0" w:color="auto"/>
               <w:right w:val="single" w:sz="4" w:space="0" w:color="auto"/>
             </w:tcBorders>
-            <w:shd w:val="clear" w:color="auto" w:fill="auto"/>
             <w:noWrap/>
             <w:vAlign w:val="bottom"/>
             <w:hideMark/>
@@ -36139,7 +36696,7 @@
                 <w:kern w:val="0"/>
                 <w:sz w:val="22"/>
                 <w:szCs w:val="22"/>
-                <w:lang w:val="en-KE" w:eastAsia="en-KE" w:bidi="ar-SA"/>
+                <w:lang w:bidi="ar-SA"/>
               </w:rPr>
             </w:pPr>
             <w:r>
@@ -36149,7 +36706,7 @@
                 <w:kern w:val="0"/>
                 <w:sz w:val="22"/>
                 <w:szCs w:val="22"/>
-                <w:lang w:val="en-KE" w:eastAsia="en-KE" w:bidi="ar-SA"/>
+                <w:lang w:bidi="ar-SA"/>
               </w:rPr>
               <w:t> </w:t>
             </w:r>
@@ -36164,7 +36721,6 @@
               <w:bottom w:val="single" w:sz="4" w:space="0" w:color="auto"/>
               <w:right w:val="single" w:sz="4" w:space="0" w:color="auto"/>
             </w:tcBorders>
-            <w:shd w:val="clear" w:color="auto" w:fill="auto"/>
             <w:noWrap/>
             <w:vAlign w:val="bottom"/>
             <w:hideMark/>
@@ -36178,7 +36734,7 @@
                 <w:kern w:val="0"/>
                 <w:sz w:val="22"/>
                 <w:szCs w:val="22"/>
-                <w:lang w:val="en-KE" w:eastAsia="en-KE" w:bidi="ar-SA"/>
+                <w:lang w:bidi="ar-SA"/>
               </w:rPr>
             </w:pPr>
             <w:r>
@@ -36188,7 +36744,7 @@
                 <w:kern w:val="0"/>
                 <w:sz w:val="22"/>
                 <w:szCs w:val="22"/>
-                <w:lang w:val="en-KE" w:eastAsia="en-KE" w:bidi="ar-SA"/>
+                <w:lang w:bidi="ar-SA"/>
               </w:rPr>
               <w:t> </w:t>
             </w:r>
@@ -36203,7 +36759,6 @@
               <w:bottom w:val="single" w:sz="4" w:space="0" w:color="auto"/>
               <w:right w:val="single" w:sz="4" w:space="0" w:color="auto"/>
             </w:tcBorders>
-            <w:shd w:val="clear" w:color="auto" w:fill="auto"/>
             <w:noWrap/>
             <w:vAlign w:val="bottom"/>
             <w:hideMark/>
@@ -36217,7 +36772,7 @@
                 <w:kern w:val="0"/>
                 <w:sz w:val="22"/>
                 <w:szCs w:val="22"/>
-                <w:lang w:val="en-KE" w:eastAsia="en-KE" w:bidi="ar-SA"/>
+                <w:lang w:bidi="ar-SA"/>
               </w:rPr>
             </w:pPr>
             <w:r>
@@ -36227,7 +36782,7 @@
                 <w:kern w:val="0"/>
                 <w:sz w:val="22"/>
                 <w:szCs w:val="22"/>
-                <w:lang w:val="en-KE" w:eastAsia="en-KE" w:bidi="ar-SA"/>
+                <w:lang w:bidi="ar-SA"/>
               </w:rPr>
               <w:t> </w:t>
             </w:r>
@@ -36256,7 +36811,7 @@
                 <w:kern w:val="0"/>
                 <w:sz w:val="22"/>
                 <w:szCs w:val="22"/>
-                <w:lang w:val="en-KE" w:eastAsia="en-KE" w:bidi="ar-SA"/>
+                <w:lang w:bidi="ar-SA"/>
               </w:rPr>
             </w:pPr>
             <w:r>
@@ -36266,7 +36821,7 @@
                 <w:kern w:val="0"/>
                 <w:sz w:val="22"/>
                 <w:szCs w:val="22"/>
-                <w:lang w:val="en-KE" w:eastAsia="en-KE" w:bidi="ar-SA"/>
+                <w:lang w:bidi="ar-SA"/>
               </w:rPr>
               <w:t> </w:t>
             </w:r>
@@ -36281,7 +36836,6 @@
               <w:bottom w:val="single" w:sz="4" w:space="0" w:color="auto"/>
               <w:right w:val="single" w:sz="4" w:space="0" w:color="auto"/>
             </w:tcBorders>
-            <w:shd w:val="clear" w:color="auto" w:fill="auto"/>
             <w:noWrap/>
             <w:vAlign w:val="bottom"/>
             <w:hideMark/>
@@ -36295,7 +36849,7 @@
                 <w:kern w:val="0"/>
                 <w:sz w:val="22"/>
                 <w:szCs w:val="22"/>
-                <w:lang w:val="en-KE" w:eastAsia="en-KE" w:bidi="ar-SA"/>
+                <w:lang w:bidi="ar-SA"/>
               </w:rPr>
             </w:pPr>
             <w:r>
@@ -36305,7 +36859,7 @@
                 <w:kern w:val="0"/>
                 <w:sz w:val="22"/>
                 <w:szCs w:val="22"/>
-                <w:lang w:val="en-KE" w:eastAsia="en-KE" w:bidi="ar-SA"/>
+                <w:lang w:bidi="ar-SA"/>
               </w:rPr>
               <w:t> </w:t>
             </w:r>
@@ -36325,7 +36879,6 @@
               <w:bottom w:val="single" w:sz="4" w:space="0" w:color="auto"/>
               <w:right w:val="single" w:sz="4" w:space="0" w:color="auto"/>
             </w:tcBorders>
-            <w:shd w:val="clear" w:color="auto" w:fill="auto"/>
             <w:noWrap/>
             <w:vAlign w:val="bottom"/>
             <w:hideMark/>
@@ -36340,7 +36893,7 @@
                 <w:kern w:val="0"/>
                 <w:sz w:val="22"/>
                 <w:szCs w:val="22"/>
-                <w:lang w:val="en-KE" w:eastAsia="en-KE" w:bidi="ar-SA"/>
+                <w:lang w:bidi="ar-SA"/>
               </w:rPr>
             </w:pPr>
             <w:r>
@@ -36350,7 +36903,7 @@
                 <w:kern w:val="0"/>
                 <w:sz w:val="22"/>
                 <w:szCs w:val="22"/>
-                <w:lang w:val="en-KE" w:eastAsia="en-KE" w:bidi="ar-SA"/>
+                <w:lang w:bidi="ar-SA"/>
               </w:rPr>
               <w:t>11</w:t>
             </w:r>
@@ -36365,7 +36918,6 @@
               <w:bottom w:val="single" w:sz="4" w:space="0" w:color="auto"/>
               <w:right w:val="single" w:sz="4" w:space="0" w:color="auto"/>
             </w:tcBorders>
-            <w:shd w:val="clear" w:color="auto" w:fill="auto"/>
             <w:noWrap/>
             <w:vAlign w:val="bottom"/>
             <w:hideMark/>
@@ -36379,7 +36931,7 @@
                 <w:kern w:val="0"/>
                 <w:sz w:val="22"/>
                 <w:szCs w:val="22"/>
-                <w:lang w:val="en-KE" w:eastAsia="en-KE" w:bidi="ar-SA"/>
+                <w:lang w:bidi="ar-SA"/>
               </w:rPr>
             </w:pPr>
             <w:r>
@@ -36389,7 +36941,7 @@
                 <w:kern w:val="0"/>
                 <w:sz w:val="22"/>
                 <w:szCs w:val="22"/>
-                <w:lang w:val="en-KE" w:eastAsia="en-KE" w:bidi="ar-SA"/>
+                <w:lang w:bidi="ar-SA"/>
               </w:rPr>
               <w:t>Inputs from Panellists</w:t>
             </w:r>
@@ -36404,7 +36956,6 @@
               <w:bottom w:val="single" w:sz="4" w:space="0" w:color="auto"/>
               <w:right w:val="single" w:sz="4" w:space="0" w:color="auto"/>
             </w:tcBorders>
-            <w:shd w:val="clear" w:color="auto" w:fill="auto"/>
             <w:noWrap/>
             <w:vAlign w:val="bottom"/>
             <w:hideMark/>
@@ -36418,7 +36969,7 @@
                 <w:kern w:val="0"/>
                 <w:sz w:val="22"/>
                 <w:szCs w:val="22"/>
-                <w:lang w:val="en-KE" w:eastAsia="en-KE" w:bidi="ar-SA"/>
+                <w:lang w:bidi="ar-SA"/>
               </w:rPr>
             </w:pPr>
             <w:r>
@@ -36428,7 +36979,7 @@
                 <w:kern w:val="0"/>
                 <w:sz w:val="22"/>
                 <w:szCs w:val="22"/>
-                <w:lang w:val="en-KE" w:eastAsia="en-KE" w:bidi="ar-SA"/>
+                <w:lang w:bidi="ar-SA"/>
               </w:rPr>
               <w:t> </w:t>
             </w:r>
@@ -36443,7 +36994,6 @@
               <w:bottom w:val="single" w:sz="4" w:space="0" w:color="auto"/>
               <w:right w:val="single" w:sz="4" w:space="0" w:color="auto"/>
             </w:tcBorders>
-            <w:shd w:val="clear" w:color="auto" w:fill="auto"/>
             <w:noWrap/>
             <w:vAlign w:val="bottom"/>
             <w:hideMark/>
@@ -36457,7 +37007,7 @@
                 <w:kern w:val="0"/>
                 <w:sz w:val="22"/>
                 <w:szCs w:val="22"/>
-                <w:lang w:val="en-KE" w:eastAsia="en-KE" w:bidi="ar-SA"/>
+                <w:lang w:bidi="ar-SA"/>
               </w:rPr>
             </w:pPr>
             <w:r>
@@ -36467,7 +37017,7 @@
                 <w:kern w:val="0"/>
                 <w:sz w:val="22"/>
                 <w:szCs w:val="22"/>
-                <w:lang w:val="en-KE" w:eastAsia="en-KE" w:bidi="ar-SA"/>
+                <w:lang w:bidi="ar-SA"/>
               </w:rPr>
               <w:t> </w:t>
             </w:r>
@@ -36482,7 +37032,6 @@
               <w:bottom w:val="single" w:sz="4" w:space="0" w:color="auto"/>
               <w:right w:val="single" w:sz="4" w:space="0" w:color="auto"/>
             </w:tcBorders>
-            <w:shd w:val="clear" w:color="auto" w:fill="auto"/>
             <w:noWrap/>
             <w:vAlign w:val="bottom"/>
             <w:hideMark/>
@@ -36496,7 +37045,7 @@
                 <w:kern w:val="0"/>
                 <w:sz w:val="22"/>
                 <w:szCs w:val="22"/>
-                <w:lang w:val="en-KE" w:eastAsia="en-KE" w:bidi="ar-SA"/>
+                <w:lang w:bidi="ar-SA"/>
               </w:rPr>
             </w:pPr>
             <w:r>
@@ -36506,7 +37055,7 @@
                 <w:kern w:val="0"/>
                 <w:sz w:val="22"/>
                 <w:szCs w:val="22"/>
-                <w:lang w:val="en-KE" w:eastAsia="en-KE" w:bidi="ar-SA"/>
+                <w:lang w:bidi="ar-SA"/>
               </w:rPr>
               <w:t> </w:t>
             </w:r>
@@ -36521,7 +37070,6 @@
               <w:bottom w:val="single" w:sz="4" w:space="0" w:color="auto"/>
               <w:right w:val="single" w:sz="4" w:space="0" w:color="auto"/>
             </w:tcBorders>
-            <w:shd w:val="clear" w:color="auto" w:fill="auto"/>
             <w:noWrap/>
             <w:vAlign w:val="bottom"/>
             <w:hideMark/>
@@ -36535,7 +37083,7 @@
                 <w:kern w:val="0"/>
                 <w:sz w:val="22"/>
                 <w:szCs w:val="22"/>
-                <w:lang w:val="en-KE" w:eastAsia="en-KE" w:bidi="ar-SA"/>
+                <w:lang w:bidi="ar-SA"/>
               </w:rPr>
             </w:pPr>
             <w:r>
@@ -36545,7 +37093,7 @@
                 <w:kern w:val="0"/>
                 <w:sz w:val="22"/>
                 <w:szCs w:val="22"/>
-                <w:lang w:val="en-KE" w:eastAsia="en-KE" w:bidi="ar-SA"/>
+                <w:lang w:bidi="ar-SA"/>
               </w:rPr>
               <w:t> </w:t>
             </w:r>
@@ -36560,7 +37108,6 @@
               <w:bottom w:val="single" w:sz="4" w:space="0" w:color="auto"/>
               <w:right w:val="single" w:sz="4" w:space="0" w:color="auto"/>
             </w:tcBorders>
-            <w:shd w:val="clear" w:color="auto" w:fill="auto"/>
             <w:noWrap/>
             <w:vAlign w:val="bottom"/>
             <w:hideMark/>
@@ -36574,7 +37121,7 @@
                 <w:kern w:val="0"/>
                 <w:sz w:val="22"/>
                 <w:szCs w:val="22"/>
-                <w:lang w:val="en-KE" w:eastAsia="en-KE" w:bidi="ar-SA"/>
+                <w:lang w:bidi="ar-SA"/>
               </w:rPr>
             </w:pPr>
             <w:r>
@@ -36584,7 +37131,7 @@
                 <w:kern w:val="0"/>
                 <w:sz w:val="22"/>
                 <w:szCs w:val="22"/>
-                <w:lang w:val="en-KE" w:eastAsia="en-KE" w:bidi="ar-SA"/>
+                <w:lang w:bidi="ar-SA"/>
               </w:rPr>
               <w:t> </w:t>
             </w:r>
@@ -36599,7 +37146,6 @@
               <w:bottom w:val="single" w:sz="4" w:space="0" w:color="auto"/>
               <w:right w:val="single" w:sz="4" w:space="0" w:color="auto"/>
             </w:tcBorders>
-            <w:shd w:val="clear" w:color="auto" w:fill="auto"/>
             <w:noWrap/>
             <w:vAlign w:val="bottom"/>
             <w:hideMark/>
@@ -36613,7 +37159,7 @@
                 <w:kern w:val="0"/>
                 <w:sz w:val="22"/>
                 <w:szCs w:val="22"/>
-                <w:lang w:val="en-KE" w:eastAsia="en-KE" w:bidi="ar-SA"/>
+                <w:lang w:bidi="ar-SA"/>
               </w:rPr>
             </w:pPr>
             <w:r>
@@ -36623,7 +37169,7 @@
                 <w:kern w:val="0"/>
                 <w:sz w:val="22"/>
                 <w:szCs w:val="22"/>
-                <w:lang w:val="en-KE" w:eastAsia="en-KE" w:bidi="ar-SA"/>
+                <w:lang w:bidi="ar-SA"/>
               </w:rPr>
               <w:t> </w:t>
             </w:r>
@@ -36652,7 +37198,7 @@
                 <w:kern w:val="0"/>
                 <w:sz w:val="22"/>
                 <w:szCs w:val="22"/>
-                <w:lang w:val="en-KE" w:eastAsia="en-KE" w:bidi="ar-SA"/>
+                <w:lang w:bidi="ar-SA"/>
               </w:rPr>
             </w:pPr>
             <w:r>
@@ -36662,7 +37208,7 @@
                 <w:kern w:val="0"/>
                 <w:sz w:val="22"/>
                 <w:szCs w:val="22"/>
-                <w:lang w:val="en-KE" w:eastAsia="en-KE" w:bidi="ar-SA"/>
+                <w:lang w:bidi="ar-SA"/>
               </w:rPr>
               <w:t> </w:t>
             </w:r>
@@ -36677,7 +37223,6 @@
               <w:bottom w:val="single" w:sz="4" w:space="0" w:color="auto"/>
               <w:right w:val="single" w:sz="4" w:space="0" w:color="auto"/>
             </w:tcBorders>
-            <w:shd w:val="clear" w:color="auto" w:fill="auto"/>
             <w:noWrap/>
             <w:vAlign w:val="bottom"/>
             <w:hideMark/>
@@ -36691,7 +37236,7 @@
                 <w:kern w:val="0"/>
                 <w:sz w:val="22"/>
                 <w:szCs w:val="22"/>
-                <w:lang w:val="en-KE" w:eastAsia="en-KE" w:bidi="ar-SA"/>
+                <w:lang w:bidi="ar-SA"/>
               </w:rPr>
             </w:pPr>
             <w:r>
@@ -36701,7 +37246,7 @@
                 <w:kern w:val="0"/>
                 <w:sz w:val="22"/>
                 <w:szCs w:val="22"/>
-                <w:lang w:val="en-KE" w:eastAsia="en-KE" w:bidi="ar-SA"/>
+                <w:lang w:bidi="ar-SA"/>
               </w:rPr>
               <w:t> </w:t>
             </w:r>
@@ -36721,7 +37266,6 @@
               <w:bottom w:val="single" w:sz="4" w:space="0" w:color="auto"/>
               <w:right w:val="single" w:sz="4" w:space="0" w:color="auto"/>
             </w:tcBorders>
-            <w:shd w:val="clear" w:color="auto" w:fill="auto"/>
             <w:noWrap/>
             <w:vAlign w:val="bottom"/>
             <w:hideMark/>
@@ -36736,7 +37280,7 @@
                 <w:kern w:val="0"/>
                 <w:sz w:val="22"/>
                 <w:szCs w:val="22"/>
-                <w:lang w:val="en-KE" w:eastAsia="en-KE" w:bidi="ar-SA"/>
+                <w:lang w:bidi="ar-SA"/>
               </w:rPr>
             </w:pPr>
             <w:r>
@@ -36746,7 +37290,7 @@
                 <w:kern w:val="0"/>
                 <w:sz w:val="22"/>
                 <w:szCs w:val="22"/>
-                <w:lang w:val="en-KE" w:eastAsia="en-KE" w:bidi="ar-SA"/>
+                <w:lang w:bidi="ar-SA"/>
               </w:rPr>
               <w:t>12</w:t>
             </w:r>
@@ -36761,7 +37305,6 @@
               <w:bottom w:val="single" w:sz="4" w:space="0" w:color="auto"/>
               <w:right w:val="single" w:sz="4" w:space="0" w:color="auto"/>
             </w:tcBorders>
-            <w:shd w:val="clear" w:color="auto" w:fill="auto"/>
             <w:noWrap/>
             <w:vAlign w:val="bottom"/>
             <w:hideMark/>
@@ -36775,7 +37318,7 @@
                 <w:kern w:val="0"/>
                 <w:sz w:val="22"/>
                 <w:szCs w:val="22"/>
-                <w:lang w:val="en-KE" w:eastAsia="en-KE" w:bidi="ar-SA"/>
+                <w:lang w:bidi="ar-SA"/>
               </w:rPr>
             </w:pPr>
             <w:r>
@@ -36785,7 +37328,7 @@
                 <w:kern w:val="0"/>
                 <w:sz w:val="22"/>
                 <w:szCs w:val="22"/>
-                <w:lang w:val="en-KE" w:eastAsia="en-KE" w:bidi="ar-SA"/>
+                <w:lang w:bidi="ar-SA"/>
               </w:rPr>
               <w:t>Final Review with Supervisors</w:t>
             </w:r>
@@ -36800,7 +37343,6 @@
               <w:bottom w:val="single" w:sz="4" w:space="0" w:color="auto"/>
               <w:right w:val="single" w:sz="4" w:space="0" w:color="auto"/>
             </w:tcBorders>
-            <w:shd w:val="clear" w:color="auto" w:fill="auto"/>
             <w:noWrap/>
             <w:vAlign w:val="bottom"/>
             <w:hideMark/>
@@ -36814,7 +37356,7 @@
                 <w:kern w:val="0"/>
                 <w:sz w:val="22"/>
                 <w:szCs w:val="22"/>
-                <w:lang w:val="en-KE" w:eastAsia="en-KE" w:bidi="ar-SA"/>
+                <w:lang w:bidi="ar-SA"/>
               </w:rPr>
             </w:pPr>
             <w:r>
@@ -36824,7 +37366,7 @@
                 <w:kern w:val="0"/>
                 <w:sz w:val="22"/>
                 <w:szCs w:val="22"/>
-                <w:lang w:val="en-KE" w:eastAsia="en-KE" w:bidi="ar-SA"/>
+                <w:lang w:bidi="ar-SA"/>
               </w:rPr>
               <w:t> </w:t>
             </w:r>
@@ -36839,7 +37381,6 @@
               <w:bottom w:val="single" w:sz="4" w:space="0" w:color="auto"/>
               <w:right w:val="single" w:sz="4" w:space="0" w:color="auto"/>
             </w:tcBorders>
-            <w:shd w:val="clear" w:color="auto" w:fill="auto"/>
             <w:noWrap/>
             <w:vAlign w:val="bottom"/>
             <w:hideMark/>
@@ -36853,7 +37394,7 @@
                 <w:kern w:val="0"/>
                 <w:sz w:val="22"/>
                 <w:szCs w:val="22"/>
-                <w:lang w:val="en-KE" w:eastAsia="en-KE" w:bidi="ar-SA"/>
+                <w:lang w:bidi="ar-SA"/>
               </w:rPr>
             </w:pPr>
             <w:r>
@@ -36863,7 +37404,7 @@
                 <w:kern w:val="0"/>
                 <w:sz w:val="22"/>
                 <w:szCs w:val="22"/>
-                <w:lang w:val="en-KE" w:eastAsia="en-KE" w:bidi="ar-SA"/>
+                <w:lang w:bidi="ar-SA"/>
               </w:rPr>
               <w:t> </w:t>
             </w:r>
@@ -36878,7 +37419,6 @@
               <w:bottom w:val="single" w:sz="4" w:space="0" w:color="auto"/>
               <w:right w:val="single" w:sz="4" w:space="0" w:color="auto"/>
             </w:tcBorders>
-            <w:shd w:val="clear" w:color="auto" w:fill="auto"/>
             <w:noWrap/>
             <w:vAlign w:val="bottom"/>
             <w:hideMark/>
@@ -36892,7 +37432,7 @@
                 <w:kern w:val="0"/>
                 <w:sz w:val="22"/>
                 <w:szCs w:val="22"/>
-                <w:lang w:val="en-KE" w:eastAsia="en-KE" w:bidi="ar-SA"/>
+                <w:lang w:bidi="ar-SA"/>
               </w:rPr>
             </w:pPr>
             <w:r>
@@ -36902,7 +37442,7 @@
                 <w:kern w:val="0"/>
                 <w:sz w:val="22"/>
                 <w:szCs w:val="22"/>
-                <w:lang w:val="en-KE" w:eastAsia="en-KE" w:bidi="ar-SA"/>
+                <w:lang w:bidi="ar-SA"/>
               </w:rPr>
               <w:t> </w:t>
             </w:r>
@@ -36917,7 +37457,6 @@
               <w:bottom w:val="single" w:sz="4" w:space="0" w:color="auto"/>
               <w:right w:val="single" w:sz="4" w:space="0" w:color="auto"/>
             </w:tcBorders>
-            <w:shd w:val="clear" w:color="auto" w:fill="auto"/>
             <w:noWrap/>
             <w:vAlign w:val="bottom"/>
             <w:hideMark/>
@@ -36931,7 +37470,7 @@
                 <w:kern w:val="0"/>
                 <w:sz w:val="22"/>
                 <w:szCs w:val="22"/>
-                <w:lang w:val="en-KE" w:eastAsia="en-KE" w:bidi="ar-SA"/>
+                <w:lang w:bidi="ar-SA"/>
               </w:rPr>
             </w:pPr>
             <w:r>
@@ -36941,7 +37480,7 @@
                 <w:kern w:val="0"/>
                 <w:sz w:val="22"/>
                 <w:szCs w:val="22"/>
-                <w:lang w:val="en-KE" w:eastAsia="en-KE" w:bidi="ar-SA"/>
+                <w:lang w:bidi="ar-SA"/>
               </w:rPr>
               <w:t> </w:t>
             </w:r>
@@ -36956,7 +37495,6 @@
               <w:bottom w:val="single" w:sz="4" w:space="0" w:color="auto"/>
               <w:right w:val="single" w:sz="4" w:space="0" w:color="auto"/>
             </w:tcBorders>
-            <w:shd w:val="clear" w:color="auto" w:fill="auto"/>
             <w:noWrap/>
             <w:vAlign w:val="bottom"/>
             <w:hideMark/>
@@ -36970,7 +37508,7 @@
                 <w:kern w:val="0"/>
                 <w:sz w:val="22"/>
                 <w:szCs w:val="22"/>
-                <w:lang w:val="en-KE" w:eastAsia="en-KE" w:bidi="ar-SA"/>
+                <w:lang w:bidi="ar-SA"/>
               </w:rPr>
             </w:pPr>
             <w:r>
@@ -36980,7 +37518,7 @@
                 <w:kern w:val="0"/>
                 <w:sz w:val="22"/>
                 <w:szCs w:val="22"/>
-                <w:lang w:val="en-KE" w:eastAsia="en-KE" w:bidi="ar-SA"/>
+                <w:lang w:bidi="ar-SA"/>
               </w:rPr>
               <w:t> </w:t>
             </w:r>
@@ -36995,7 +37533,6 @@
               <w:bottom w:val="single" w:sz="4" w:space="0" w:color="auto"/>
               <w:right w:val="single" w:sz="4" w:space="0" w:color="auto"/>
             </w:tcBorders>
-            <w:shd w:val="clear" w:color="auto" w:fill="auto"/>
             <w:noWrap/>
             <w:vAlign w:val="bottom"/>
             <w:hideMark/>
@@ -37009,7 +37546,7 @@
                 <w:kern w:val="0"/>
                 <w:sz w:val="22"/>
                 <w:szCs w:val="22"/>
-                <w:lang w:val="en-KE" w:eastAsia="en-KE" w:bidi="ar-SA"/>
+                <w:lang w:bidi="ar-SA"/>
               </w:rPr>
             </w:pPr>
             <w:r>
@@ -37019,7 +37556,7 @@
                 <w:kern w:val="0"/>
                 <w:sz w:val="22"/>
                 <w:szCs w:val="22"/>
-                <w:lang w:val="en-KE" w:eastAsia="en-KE" w:bidi="ar-SA"/>
+                <w:lang w:bidi="ar-SA"/>
               </w:rPr>
               <w:t> </w:t>
             </w:r>
@@ -37048,7 +37585,7 @@
                 <w:kern w:val="0"/>
                 <w:sz w:val="22"/>
                 <w:szCs w:val="22"/>
-                <w:lang w:val="en-KE" w:eastAsia="en-KE" w:bidi="ar-SA"/>
+                <w:lang w:bidi="ar-SA"/>
               </w:rPr>
             </w:pPr>
             <w:r>
@@ -37058,7 +37595,7 @@
                 <w:kern w:val="0"/>
                 <w:sz w:val="22"/>
                 <w:szCs w:val="22"/>
-                <w:lang w:val="en-KE" w:eastAsia="en-KE" w:bidi="ar-SA"/>
+                <w:lang w:bidi="ar-SA"/>
               </w:rPr>
               <w:t> </w:t>
             </w:r>
@@ -37073,7 +37610,6 @@
               <w:bottom w:val="single" w:sz="4" w:space="0" w:color="auto"/>
               <w:right w:val="single" w:sz="4" w:space="0" w:color="auto"/>
             </w:tcBorders>
-            <w:shd w:val="clear" w:color="auto" w:fill="auto"/>
             <w:noWrap/>
             <w:vAlign w:val="bottom"/>
             <w:hideMark/>
@@ -37087,7 +37623,7 @@
                 <w:kern w:val="0"/>
                 <w:sz w:val="22"/>
                 <w:szCs w:val="22"/>
-                <w:lang w:val="en-KE" w:eastAsia="en-KE" w:bidi="ar-SA"/>
+                <w:lang w:bidi="ar-SA"/>
               </w:rPr>
             </w:pPr>
             <w:r>
@@ -37097,7 +37633,7 @@
                 <w:kern w:val="0"/>
                 <w:sz w:val="22"/>
                 <w:szCs w:val="22"/>
-                <w:lang w:val="en-KE" w:eastAsia="en-KE" w:bidi="ar-SA"/>
+                <w:lang w:bidi="ar-SA"/>
               </w:rPr>
               <w:t> </w:t>
             </w:r>
@@ -37117,7 +37653,6 @@
               <w:bottom w:val="single" w:sz="4" w:space="0" w:color="auto"/>
               <w:right w:val="single" w:sz="4" w:space="0" w:color="auto"/>
             </w:tcBorders>
-            <w:shd w:val="clear" w:color="auto" w:fill="auto"/>
             <w:noWrap/>
             <w:vAlign w:val="bottom"/>
             <w:hideMark/>
@@ -37132,7 +37667,7 @@
                 <w:kern w:val="0"/>
                 <w:sz w:val="22"/>
                 <w:szCs w:val="22"/>
-                <w:lang w:val="en-KE" w:eastAsia="en-KE" w:bidi="ar-SA"/>
+                <w:lang w:bidi="ar-SA"/>
               </w:rPr>
             </w:pPr>
             <w:r>
@@ -37142,7 +37677,7 @@
                 <w:kern w:val="0"/>
                 <w:sz w:val="22"/>
                 <w:szCs w:val="22"/>
-                <w:lang w:val="en-KE" w:eastAsia="en-KE" w:bidi="ar-SA"/>
+                <w:lang w:bidi="ar-SA"/>
               </w:rPr>
               <w:t>13</w:t>
             </w:r>
@@ -37157,7 +37692,6 @@
               <w:bottom w:val="single" w:sz="4" w:space="0" w:color="auto"/>
               <w:right w:val="single" w:sz="4" w:space="0" w:color="auto"/>
             </w:tcBorders>
-            <w:shd w:val="clear" w:color="auto" w:fill="auto"/>
             <w:noWrap/>
             <w:vAlign w:val="bottom"/>
             <w:hideMark/>
@@ -37171,7 +37705,7 @@
                 <w:kern w:val="0"/>
                 <w:sz w:val="22"/>
                 <w:szCs w:val="22"/>
-                <w:lang w:val="en-KE" w:eastAsia="en-KE" w:bidi="ar-SA"/>
+                <w:lang w:bidi="ar-SA"/>
               </w:rPr>
             </w:pPr>
             <w:r>
@@ -37181,7 +37715,7 @@
                 <w:kern w:val="0"/>
                 <w:sz w:val="22"/>
                 <w:szCs w:val="22"/>
-                <w:lang w:val="en-KE" w:eastAsia="en-KE" w:bidi="ar-SA"/>
+                <w:lang w:bidi="ar-SA"/>
               </w:rPr>
               <w:t>Manuscript</w:t>
             </w:r>
@@ -37196,7 +37730,6 @@
               <w:bottom w:val="single" w:sz="4" w:space="0" w:color="auto"/>
               <w:right w:val="single" w:sz="4" w:space="0" w:color="auto"/>
             </w:tcBorders>
-            <w:shd w:val="clear" w:color="auto" w:fill="auto"/>
             <w:noWrap/>
             <w:vAlign w:val="bottom"/>
             <w:hideMark/>
@@ -37210,7 +37743,7 @@
                 <w:kern w:val="0"/>
                 <w:sz w:val="22"/>
                 <w:szCs w:val="22"/>
-                <w:lang w:val="en-KE" w:eastAsia="en-KE" w:bidi="ar-SA"/>
+                <w:lang w:bidi="ar-SA"/>
               </w:rPr>
             </w:pPr>
             <w:r>
@@ -37220,7 +37753,7 @@
                 <w:kern w:val="0"/>
                 <w:sz w:val="22"/>
                 <w:szCs w:val="22"/>
-                <w:lang w:val="en-KE" w:eastAsia="en-KE" w:bidi="ar-SA"/>
+                <w:lang w:bidi="ar-SA"/>
               </w:rPr>
               <w:t> </w:t>
             </w:r>
@@ -37235,7 +37768,6 @@
               <w:bottom w:val="single" w:sz="4" w:space="0" w:color="auto"/>
               <w:right w:val="single" w:sz="4" w:space="0" w:color="auto"/>
             </w:tcBorders>
-            <w:shd w:val="clear" w:color="auto" w:fill="auto"/>
             <w:noWrap/>
             <w:vAlign w:val="bottom"/>
             <w:hideMark/>
@@ -37249,7 +37781,7 @@
                 <w:kern w:val="0"/>
                 <w:sz w:val="22"/>
                 <w:szCs w:val="22"/>
-                <w:lang w:val="en-KE" w:eastAsia="en-KE" w:bidi="ar-SA"/>
+                <w:lang w:bidi="ar-SA"/>
               </w:rPr>
             </w:pPr>
             <w:r>
@@ -37259,7 +37791,7 @@
                 <w:kern w:val="0"/>
                 <w:sz w:val="22"/>
                 <w:szCs w:val="22"/>
-                <w:lang w:val="en-KE" w:eastAsia="en-KE" w:bidi="ar-SA"/>
+                <w:lang w:bidi="ar-SA"/>
               </w:rPr>
               <w:t> </w:t>
             </w:r>
@@ -37274,7 +37806,6 @@
               <w:bottom w:val="single" w:sz="4" w:space="0" w:color="auto"/>
               <w:right w:val="single" w:sz="4" w:space="0" w:color="auto"/>
             </w:tcBorders>
-            <w:shd w:val="clear" w:color="auto" w:fill="auto"/>
             <w:noWrap/>
             <w:vAlign w:val="bottom"/>
             <w:hideMark/>
@@ -37288,7 +37819,7 @@
                 <w:kern w:val="0"/>
                 <w:sz w:val="22"/>
                 <w:szCs w:val="22"/>
-                <w:lang w:val="en-KE" w:eastAsia="en-KE" w:bidi="ar-SA"/>
+                <w:lang w:bidi="ar-SA"/>
               </w:rPr>
             </w:pPr>
             <w:r>
@@ -37298,7 +37829,7 @@
                 <w:kern w:val="0"/>
                 <w:sz w:val="22"/>
                 <w:szCs w:val="22"/>
-                <w:lang w:val="en-KE" w:eastAsia="en-KE" w:bidi="ar-SA"/>
+                <w:lang w:bidi="ar-SA"/>
               </w:rPr>
               <w:t> </w:t>
             </w:r>
@@ -37313,7 +37844,6 @@
               <w:bottom w:val="single" w:sz="4" w:space="0" w:color="auto"/>
               <w:right w:val="single" w:sz="4" w:space="0" w:color="auto"/>
             </w:tcBorders>
-            <w:shd w:val="clear" w:color="auto" w:fill="auto"/>
             <w:noWrap/>
             <w:vAlign w:val="bottom"/>
             <w:hideMark/>
@@ -37327,7 +37857,7 @@
                 <w:kern w:val="0"/>
                 <w:sz w:val="22"/>
                 <w:szCs w:val="22"/>
-                <w:lang w:val="en-KE" w:eastAsia="en-KE" w:bidi="ar-SA"/>
+                <w:lang w:bidi="ar-SA"/>
               </w:rPr>
             </w:pPr>
             <w:r>
@@ -37337,7 +37867,7 @@
                 <w:kern w:val="0"/>
                 <w:sz w:val="22"/>
                 <w:szCs w:val="22"/>
-                <w:lang w:val="en-KE" w:eastAsia="en-KE" w:bidi="ar-SA"/>
+                <w:lang w:bidi="ar-SA"/>
               </w:rPr>
               <w:t> </w:t>
             </w:r>
@@ -37352,7 +37882,6 @@
               <w:bottom w:val="single" w:sz="4" w:space="0" w:color="auto"/>
               <w:right w:val="single" w:sz="4" w:space="0" w:color="auto"/>
             </w:tcBorders>
-            <w:shd w:val="clear" w:color="auto" w:fill="auto"/>
             <w:noWrap/>
             <w:vAlign w:val="bottom"/>
             <w:hideMark/>
@@ -37366,7 +37895,7 @@
                 <w:kern w:val="0"/>
                 <w:sz w:val="22"/>
                 <w:szCs w:val="22"/>
-                <w:lang w:val="en-KE" w:eastAsia="en-KE" w:bidi="ar-SA"/>
+                <w:lang w:bidi="ar-SA"/>
               </w:rPr>
             </w:pPr>
             <w:r>
@@ -37376,7 +37905,7 @@
                 <w:kern w:val="0"/>
                 <w:sz w:val="22"/>
                 <w:szCs w:val="22"/>
-                <w:lang w:val="en-KE" w:eastAsia="en-KE" w:bidi="ar-SA"/>
+                <w:lang w:bidi="ar-SA"/>
               </w:rPr>
               <w:t> </w:t>
             </w:r>
@@ -37391,7 +37920,6 @@
               <w:bottom w:val="single" w:sz="4" w:space="0" w:color="auto"/>
               <w:right w:val="single" w:sz="4" w:space="0" w:color="auto"/>
             </w:tcBorders>
-            <w:shd w:val="clear" w:color="auto" w:fill="auto"/>
             <w:noWrap/>
             <w:vAlign w:val="bottom"/>
             <w:hideMark/>
@@ -37405,7 +37933,7 @@
                 <w:kern w:val="0"/>
                 <w:sz w:val="22"/>
                 <w:szCs w:val="22"/>
-                <w:lang w:val="en-KE" w:eastAsia="en-KE" w:bidi="ar-SA"/>
+                <w:lang w:bidi="ar-SA"/>
               </w:rPr>
             </w:pPr>
             <w:r>
@@ -37415,7 +37943,7 @@
                 <w:kern w:val="0"/>
                 <w:sz w:val="22"/>
                 <w:szCs w:val="22"/>
-                <w:lang w:val="en-KE" w:eastAsia="en-KE" w:bidi="ar-SA"/>
+                <w:lang w:bidi="ar-SA"/>
               </w:rPr>
               <w:t> </w:t>
             </w:r>
@@ -37430,7 +37958,6 @@
               <w:bottom w:val="single" w:sz="4" w:space="0" w:color="auto"/>
               <w:right w:val="single" w:sz="4" w:space="0" w:color="auto"/>
             </w:tcBorders>
-            <w:shd w:val="clear" w:color="auto" w:fill="auto"/>
             <w:noWrap/>
             <w:vAlign w:val="bottom"/>
             <w:hideMark/>
@@ -37444,7 +37971,7 @@
                 <w:kern w:val="0"/>
                 <w:sz w:val="22"/>
                 <w:szCs w:val="22"/>
-                <w:lang w:val="en-KE" w:eastAsia="en-KE" w:bidi="ar-SA"/>
+                <w:lang w:bidi="ar-SA"/>
               </w:rPr>
             </w:pPr>
             <w:r>
@@ -37454,7 +37981,7 @@
                 <w:kern w:val="0"/>
                 <w:sz w:val="22"/>
                 <w:szCs w:val="22"/>
-                <w:lang w:val="en-KE" w:eastAsia="en-KE" w:bidi="ar-SA"/>
+                <w:lang w:bidi="ar-SA"/>
               </w:rPr>
               <w:t> </w:t>
             </w:r>
@@ -37483,7 +38010,7 @@
                 <w:kern w:val="0"/>
                 <w:sz w:val="22"/>
                 <w:szCs w:val="22"/>
-                <w:lang w:val="en-KE" w:eastAsia="en-KE" w:bidi="ar-SA"/>
+                <w:lang w:bidi="ar-SA"/>
               </w:rPr>
             </w:pPr>
             <w:r>
@@ -37493,7 +38020,7 @@
                 <w:kern w:val="0"/>
                 <w:sz w:val="22"/>
                 <w:szCs w:val="22"/>
-                <w:lang w:val="en-KE" w:eastAsia="en-KE" w:bidi="ar-SA"/>
+                <w:lang w:bidi="ar-SA"/>
               </w:rPr>
               <w:t> </w:t>
             </w:r>
@@ -37540,7 +38067,6 @@
               <w:bottom w:val="single" w:sz="8" w:space="0" w:color="auto"/>
               <w:right w:val="single" w:sz="8" w:space="0" w:color="auto"/>
             </w:tcBorders>
-            <w:shd w:val="clear" w:color="auto" w:fill="auto"/>
             <w:noWrap/>
             <w:vAlign w:val="bottom"/>
             <w:hideMark/>
@@ -37554,7 +38080,7 @@
                 <w:kern w:val="0"/>
                 <w:sz w:val="22"/>
                 <w:szCs w:val="22"/>
-                <w:lang w:val="en-KE" w:eastAsia="en-KE" w:bidi="ar-SA"/>
+                <w:lang w:bidi="ar-SA"/>
               </w:rPr>
             </w:pPr>
             <w:r>
@@ -37564,7 +38090,7 @@
                 <w:kern w:val="0"/>
                 <w:sz w:val="22"/>
                 <w:szCs w:val="22"/>
-                <w:lang w:val="en-KE" w:eastAsia="en-KE" w:bidi="ar-SA"/>
+                <w:lang w:bidi="ar-SA"/>
               </w:rPr>
               <w:t>Description</w:t>
             </w:r>
@@ -37579,7 +38105,6 @@
               <w:bottom w:val="single" w:sz="8" w:space="0" w:color="auto"/>
               <w:right w:val="single" w:sz="8" w:space="0" w:color="auto"/>
             </w:tcBorders>
-            <w:shd w:val="clear" w:color="auto" w:fill="auto"/>
             <w:noWrap/>
             <w:vAlign w:val="bottom"/>
             <w:hideMark/>
@@ -37593,7 +38118,7 @@
                 <w:kern w:val="0"/>
                 <w:sz w:val="22"/>
                 <w:szCs w:val="22"/>
-                <w:lang w:val="en-KE" w:eastAsia="en-KE" w:bidi="ar-SA"/>
+                <w:lang w:bidi="ar-SA"/>
               </w:rPr>
             </w:pPr>
             <w:r>
@@ -37603,7 +38128,7 @@
                 <w:kern w:val="0"/>
                 <w:sz w:val="22"/>
                 <w:szCs w:val="22"/>
-                <w:lang w:val="en-KE" w:eastAsia="en-KE" w:bidi="ar-SA"/>
+                <w:lang w:bidi="ar-SA"/>
               </w:rPr>
               <w:t xml:space="preserve">Item </w:t>
             </w:r>
@@ -37618,7 +38143,6 @@
               <w:bottom w:val="single" w:sz="8" w:space="0" w:color="auto"/>
               <w:right w:val="single" w:sz="8" w:space="0" w:color="auto"/>
             </w:tcBorders>
-            <w:shd w:val="clear" w:color="auto" w:fill="auto"/>
             <w:noWrap/>
             <w:vAlign w:val="bottom"/>
             <w:hideMark/>
@@ -37632,7 +38156,7 @@
                 <w:kern w:val="0"/>
                 <w:sz w:val="22"/>
                 <w:szCs w:val="22"/>
-                <w:lang w:val="en-KE" w:eastAsia="en-KE" w:bidi="ar-SA"/>
+                <w:lang w:bidi="ar-SA"/>
               </w:rPr>
             </w:pPr>
             <w:r>
@@ -37642,7 +38166,7 @@
                 <w:kern w:val="0"/>
                 <w:sz w:val="22"/>
                 <w:szCs w:val="22"/>
-                <w:lang w:val="en-KE" w:eastAsia="en-KE" w:bidi="ar-SA"/>
+                <w:lang w:bidi="ar-SA"/>
               </w:rPr>
               <w:t>Unit Costs</w:t>
             </w:r>
@@ -37657,7 +38181,6 @@
               <w:bottom w:val="single" w:sz="8" w:space="0" w:color="auto"/>
               <w:right w:val="single" w:sz="8" w:space="0" w:color="auto"/>
             </w:tcBorders>
-            <w:shd w:val="clear" w:color="auto" w:fill="auto"/>
             <w:noWrap/>
             <w:vAlign w:val="bottom"/>
             <w:hideMark/>
@@ -37671,7 +38194,7 @@
                 <w:kern w:val="0"/>
                 <w:sz w:val="22"/>
                 <w:szCs w:val="22"/>
-                <w:lang w:val="en-KE" w:eastAsia="en-KE" w:bidi="ar-SA"/>
+                <w:lang w:bidi="ar-SA"/>
               </w:rPr>
             </w:pPr>
             <w:r>
@@ -37681,7 +38204,7 @@
                 <w:kern w:val="0"/>
                 <w:sz w:val="22"/>
                 <w:szCs w:val="22"/>
-                <w:lang w:val="en-KE" w:eastAsia="en-KE" w:bidi="ar-SA"/>
+                <w:lang w:bidi="ar-SA"/>
               </w:rPr>
               <w:t>Total Costs</w:t>
             </w:r>
@@ -37701,7 +38224,6 @@
               <w:bottom w:val="single" w:sz="8" w:space="0" w:color="auto"/>
               <w:right w:val="single" w:sz="8" w:space="0" w:color="auto"/>
             </w:tcBorders>
-            <w:shd w:val="clear" w:color="auto" w:fill="auto"/>
             <w:noWrap/>
             <w:vAlign w:val="bottom"/>
             <w:hideMark/>
@@ -37715,7 +38237,7 @@
                 <w:kern w:val="0"/>
                 <w:sz w:val="22"/>
                 <w:szCs w:val="22"/>
-                <w:lang w:val="en-KE" w:eastAsia="en-KE" w:bidi="ar-SA"/>
+                <w:lang w:bidi="ar-SA"/>
               </w:rPr>
             </w:pPr>
             <w:r>
@@ -37725,7 +38247,7 @@
                 <w:kern w:val="0"/>
                 <w:sz w:val="22"/>
                 <w:szCs w:val="22"/>
-                <w:lang w:val="en-KE" w:eastAsia="en-KE" w:bidi="ar-SA"/>
+                <w:lang w:bidi="ar-SA"/>
               </w:rPr>
               <w:t>Internet Costs</w:t>
             </w:r>
@@ -37740,7 +38262,6 @@
               <w:bottom w:val="single" w:sz="8" w:space="0" w:color="auto"/>
               <w:right w:val="single" w:sz="8" w:space="0" w:color="auto"/>
             </w:tcBorders>
-            <w:shd w:val="clear" w:color="auto" w:fill="auto"/>
             <w:noWrap/>
             <w:vAlign w:val="bottom"/>
             <w:hideMark/>
@@ -37755,7 +38276,7 @@
                 <w:kern w:val="0"/>
                 <w:sz w:val="22"/>
                 <w:szCs w:val="22"/>
-                <w:lang w:val="en-KE" w:eastAsia="en-KE" w:bidi="ar-SA"/>
+                <w:lang w:bidi="ar-SA"/>
               </w:rPr>
             </w:pPr>
             <w:r>
@@ -37765,7 +38286,7 @@
                 <w:kern w:val="0"/>
                 <w:sz w:val="22"/>
                 <w:szCs w:val="22"/>
-                <w:lang w:val="en-KE" w:eastAsia="en-KE" w:bidi="ar-SA"/>
+                <w:lang w:bidi="ar-SA"/>
               </w:rPr>
               <w:t>1</w:t>
             </w:r>
@@ -37780,7 +38301,6 @@
               <w:bottom w:val="single" w:sz="8" w:space="0" w:color="auto"/>
               <w:right w:val="single" w:sz="8" w:space="0" w:color="auto"/>
             </w:tcBorders>
-            <w:shd w:val="clear" w:color="auto" w:fill="auto"/>
             <w:noWrap/>
             <w:vAlign w:val="bottom"/>
             <w:hideMark/>
@@ -37794,7 +38314,7 @@
                 <w:kern w:val="0"/>
                 <w:sz w:val="22"/>
                 <w:szCs w:val="22"/>
-                <w:lang w:val="en-KE" w:eastAsia="en-KE" w:bidi="ar-SA"/>
+                <w:lang w:bidi="ar-SA"/>
               </w:rPr>
             </w:pPr>
             <w:r>
@@ -37804,7 +38324,7 @@
                 <w:kern w:val="0"/>
                 <w:sz w:val="22"/>
                 <w:szCs w:val="22"/>
-                <w:lang w:val="en-KE" w:eastAsia="en-KE" w:bidi="ar-SA"/>
+                <w:lang w:bidi="ar-SA"/>
               </w:rPr>
               <w:t xml:space="preserve">                3,000.00 </w:t>
             </w:r>
@@ -37819,7 +38339,6 @@
               <w:bottom w:val="single" w:sz="8" w:space="0" w:color="auto"/>
               <w:right w:val="single" w:sz="8" w:space="0" w:color="auto"/>
             </w:tcBorders>
-            <w:shd w:val="clear" w:color="auto" w:fill="auto"/>
             <w:noWrap/>
             <w:vAlign w:val="bottom"/>
             <w:hideMark/>
@@ -37833,7 +38352,7 @@
                 <w:kern w:val="0"/>
                 <w:sz w:val="22"/>
                 <w:szCs w:val="22"/>
-                <w:lang w:val="en-KE" w:eastAsia="en-KE" w:bidi="ar-SA"/>
+                <w:lang w:bidi="ar-SA"/>
               </w:rPr>
             </w:pPr>
             <w:r>
@@ -37843,7 +38362,7 @@
                 <w:kern w:val="0"/>
                 <w:sz w:val="22"/>
                 <w:szCs w:val="22"/>
-                <w:lang w:val="en-KE" w:eastAsia="en-KE" w:bidi="ar-SA"/>
+                <w:lang w:bidi="ar-SA"/>
               </w:rPr>
               <w:t xml:space="preserve">       3,000.00 </w:t>
             </w:r>
@@ -37863,7 +38382,6 @@
               <w:bottom w:val="single" w:sz="8" w:space="0" w:color="auto"/>
               <w:right w:val="single" w:sz="8" w:space="0" w:color="auto"/>
             </w:tcBorders>
-            <w:shd w:val="clear" w:color="auto" w:fill="auto"/>
             <w:noWrap/>
             <w:vAlign w:val="bottom"/>
             <w:hideMark/>
@@ -37877,7 +38395,7 @@
                 <w:kern w:val="0"/>
                 <w:sz w:val="22"/>
                 <w:szCs w:val="22"/>
-                <w:lang w:val="en-KE" w:eastAsia="en-KE" w:bidi="ar-SA"/>
+                <w:lang w:bidi="ar-SA"/>
               </w:rPr>
             </w:pPr>
             <w:r>
@@ -37887,7 +38405,7 @@
                 <w:kern w:val="0"/>
                 <w:sz w:val="22"/>
                 <w:szCs w:val="22"/>
-                <w:lang w:val="en-KE" w:eastAsia="en-KE" w:bidi="ar-SA"/>
+                <w:lang w:bidi="ar-SA"/>
               </w:rPr>
               <w:t>Smartphones for Data Collection</w:t>
             </w:r>
@@ -37902,7 +38420,6 @@
               <w:bottom w:val="single" w:sz="8" w:space="0" w:color="auto"/>
               <w:right w:val="single" w:sz="8" w:space="0" w:color="auto"/>
             </w:tcBorders>
-            <w:shd w:val="clear" w:color="auto" w:fill="auto"/>
             <w:noWrap/>
             <w:vAlign w:val="bottom"/>
             <w:hideMark/>
@@ -37917,7 +38434,7 @@
                 <w:kern w:val="0"/>
                 <w:sz w:val="22"/>
                 <w:szCs w:val="22"/>
-                <w:lang w:val="en-KE" w:eastAsia="en-KE" w:bidi="ar-SA"/>
+                <w:lang w:bidi="ar-SA"/>
               </w:rPr>
             </w:pPr>
             <w:r>
@@ -37927,7 +38444,7 @@
                 <w:kern w:val="0"/>
                 <w:sz w:val="22"/>
                 <w:szCs w:val="22"/>
-                <w:lang w:val="en-KE" w:eastAsia="en-KE" w:bidi="ar-SA"/>
+                <w:lang w:bidi="ar-SA"/>
               </w:rPr>
               <w:t>3</w:t>
             </w:r>
@@ -37942,7 +38459,6 @@
               <w:bottom w:val="single" w:sz="8" w:space="0" w:color="auto"/>
               <w:right w:val="single" w:sz="8" w:space="0" w:color="auto"/>
             </w:tcBorders>
-            <w:shd w:val="clear" w:color="auto" w:fill="auto"/>
             <w:noWrap/>
             <w:vAlign w:val="bottom"/>
             <w:hideMark/>
@@ -37956,7 +38472,7 @@
                 <w:kern w:val="0"/>
                 <w:sz w:val="22"/>
                 <w:szCs w:val="22"/>
-                <w:lang w:val="en-KE" w:eastAsia="en-KE" w:bidi="ar-SA"/>
+                <w:lang w:bidi="ar-SA"/>
               </w:rPr>
             </w:pPr>
             <w:r>
@@ -37966,7 +38482,7 @@
                 <w:kern w:val="0"/>
                 <w:sz w:val="22"/>
                 <w:szCs w:val="22"/>
-                <w:lang w:val="en-KE" w:eastAsia="en-KE" w:bidi="ar-SA"/>
+                <w:lang w:bidi="ar-SA"/>
               </w:rPr>
               <w:t xml:space="preserve">              30,000.00 </w:t>
             </w:r>
@@ -37981,7 +38497,6 @@
               <w:bottom w:val="single" w:sz="8" w:space="0" w:color="auto"/>
               <w:right w:val="single" w:sz="8" w:space="0" w:color="auto"/>
             </w:tcBorders>
-            <w:shd w:val="clear" w:color="auto" w:fill="auto"/>
             <w:noWrap/>
             <w:vAlign w:val="bottom"/>
             <w:hideMark/>
@@ -37995,7 +38510,7 @@
                 <w:kern w:val="0"/>
                 <w:sz w:val="22"/>
                 <w:szCs w:val="22"/>
-                <w:lang w:val="en-KE" w:eastAsia="en-KE" w:bidi="ar-SA"/>
+                <w:lang w:bidi="ar-SA"/>
               </w:rPr>
             </w:pPr>
             <w:r>
@@ -38005,7 +38520,7 @@
                 <w:kern w:val="0"/>
                 <w:sz w:val="22"/>
                 <w:szCs w:val="22"/>
-                <w:lang w:val="en-KE" w:eastAsia="en-KE" w:bidi="ar-SA"/>
+                <w:lang w:bidi="ar-SA"/>
               </w:rPr>
               <w:t xml:space="preserve">     90,000.00 </w:t>
             </w:r>
@@ -38025,7 +38540,6 @@
               <w:bottom w:val="single" w:sz="8" w:space="0" w:color="auto"/>
               <w:right w:val="single" w:sz="8" w:space="0" w:color="auto"/>
             </w:tcBorders>
-            <w:shd w:val="clear" w:color="auto" w:fill="auto"/>
             <w:noWrap/>
             <w:vAlign w:val="bottom"/>
             <w:hideMark/>
@@ -38039,7 +38553,7 @@
                 <w:kern w:val="0"/>
                 <w:sz w:val="22"/>
                 <w:szCs w:val="22"/>
-                <w:lang w:val="en-KE" w:eastAsia="en-KE" w:bidi="ar-SA"/>
+                <w:lang w:bidi="ar-SA"/>
               </w:rPr>
             </w:pPr>
             <w:r>
@@ -38049,7 +38563,7 @@
                 <w:kern w:val="0"/>
                 <w:sz w:val="22"/>
                 <w:szCs w:val="22"/>
-                <w:lang w:val="en-KE" w:eastAsia="en-KE" w:bidi="ar-SA"/>
+                <w:lang w:bidi="ar-SA"/>
               </w:rPr>
               <w:t>Payment for Data Collectors</w:t>
             </w:r>
@@ -38064,7 +38578,6 @@
               <w:bottom w:val="single" w:sz="8" w:space="0" w:color="auto"/>
               <w:right w:val="single" w:sz="8" w:space="0" w:color="auto"/>
             </w:tcBorders>
-            <w:shd w:val="clear" w:color="auto" w:fill="auto"/>
             <w:noWrap/>
             <w:vAlign w:val="bottom"/>
             <w:hideMark/>
@@ -38079,7 +38592,7 @@
                 <w:kern w:val="0"/>
                 <w:sz w:val="22"/>
                 <w:szCs w:val="22"/>
-                <w:lang w:val="en-KE" w:eastAsia="en-KE" w:bidi="ar-SA"/>
+                <w:lang w:bidi="ar-SA"/>
               </w:rPr>
             </w:pPr>
             <w:r>
@@ -38089,7 +38602,7 @@
                 <w:kern w:val="0"/>
                 <w:sz w:val="22"/>
                 <w:szCs w:val="22"/>
-                <w:lang w:val="en-KE" w:eastAsia="en-KE" w:bidi="ar-SA"/>
+                <w:lang w:bidi="ar-SA"/>
               </w:rPr>
               <w:t>3</w:t>
             </w:r>
@@ -38104,7 +38617,6 @@
               <w:bottom w:val="single" w:sz="8" w:space="0" w:color="auto"/>
               <w:right w:val="single" w:sz="8" w:space="0" w:color="auto"/>
             </w:tcBorders>
-            <w:shd w:val="clear" w:color="auto" w:fill="auto"/>
             <w:noWrap/>
             <w:vAlign w:val="bottom"/>
             <w:hideMark/>
@@ -38118,7 +38630,7 @@
                 <w:kern w:val="0"/>
                 <w:sz w:val="22"/>
                 <w:szCs w:val="22"/>
-                <w:lang w:val="en-KE" w:eastAsia="en-KE" w:bidi="ar-SA"/>
+                <w:lang w:bidi="ar-SA"/>
               </w:rPr>
             </w:pPr>
             <w:r>
@@ -38128,7 +38640,7 @@
                 <w:kern w:val="0"/>
                 <w:sz w:val="22"/>
                 <w:szCs w:val="22"/>
-                <w:lang w:val="en-KE" w:eastAsia="en-KE" w:bidi="ar-SA"/>
+                <w:lang w:bidi="ar-SA"/>
               </w:rPr>
               <w:t xml:space="preserve">              15,000.00 </w:t>
             </w:r>
@@ -38143,7 +38655,6 @@
               <w:bottom w:val="single" w:sz="8" w:space="0" w:color="auto"/>
               <w:right w:val="single" w:sz="8" w:space="0" w:color="auto"/>
             </w:tcBorders>
-            <w:shd w:val="clear" w:color="auto" w:fill="auto"/>
             <w:noWrap/>
             <w:vAlign w:val="bottom"/>
             <w:hideMark/>
@@ -38157,7 +38668,7 @@
                 <w:kern w:val="0"/>
                 <w:sz w:val="22"/>
                 <w:szCs w:val="22"/>
-                <w:lang w:val="en-KE" w:eastAsia="en-KE" w:bidi="ar-SA"/>
+                <w:lang w:bidi="ar-SA"/>
               </w:rPr>
             </w:pPr>
             <w:r>
@@ -38167,7 +38678,7 @@
                 <w:kern w:val="0"/>
                 <w:sz w:val="22"/>
                 <w:szCs w:val="22"/>
-                <w:lang w:val="en-KE" w:eastAsia="en-KE" w:bidi="ar-SA"/>
+                <w:lang w:bidi="ar-SA"/>
               </w:rPr>
               <w:t xml:space="preserve">     45,000.00 </w:t>
             </w:r>
@@ -38187,7 +38698,6 @@
               <w:bottom w:val="single" w:sz="8" w:space="0" w:color="auto"/>
               <w:right w:val="single" w:sz="8" w:space="0" w:color="auto"/>
             </w:tcBorders>
-            <w:shd w:val="clear" w:color="auto" w:fill="auto"/>
             <w:noWrap/>
             <w:vAlign w:val="bottom"/>
             <w:hideMark/>
@@ -38201,7 +38711,7 @@
                 <w:kern w:val="0"/>
                 <w:sz w:val="22"/>
                 <w:szCs w:val="22"/>
-                <w:lang w:val="en-KE" w:eastAsia="en-KE" w:bidi="ar-SA"/>
+                <w:lang w:bidi="ar-SA"/>
               </w:rPr>
             </w:pPr>
             <w:r>
@@ -38211,7 +38721,7 @@
                 <w:kern w:val="0"/>
                 <w:sz w:val="22"/>
                 <w:szCs w:val="22"/>
-                <w:lang w:val="en-KE" w:eastAsia="en-KE" w:bidi="ar-SA"/>
+                <w:lang w:bidi="ar-SA"/>
               </w:rPr>
               <w:t>Printing Reports</w:t>
             </w:r>
@@ -38226,7 +38736,6 @@
               <w:bottom w:val="single" w:sz="8" w:space="0" w:color="auto"/>
               <w:right w:val="single" w:sz="8" w:space="0" w:color="auto"/>
             </w:tcBorders>
-            <w:shd w:val="clear" w:color="auto" w:fill="auto"/>
             <w:noWrap/>
             <w:vAlign w:val="bottom"/>
             <w:hideMark/>
@@ -38241,7 +38750,7 @@
                 <w:kern w:val="0"/>
                 <w:sz w:val="22"/>
                 <w:szCs w:val="22"/>
-                <w:lang w:val="en-KE" w:eastAsia="en-KE" w:bidi="ar-SA"/>
+                <w:lang w:bidi="ar-SA"/>
               </w:rPr>
             </w:pPr>
             <w:r>
@@ -38251,7 +38760,7 @@
                 <w:kern w:val="0"/>
                 <w:sz w:val="22"/>
                 <w:szCs w:val="22"/>
-                <w:lang w:val="en-KE" w:eastAsia="en-KE" w:bidi="ar-SA"/>
+                <w:lang w:bidi="ar-SA"/>
               </w:rPr>
               <w:t>2</w:t>
             </w:r>
@@ -38266,7 +38775,6 @@
               <w:bottom w:val="single" w:sz="8" w:space="0" w:color="auto"/>
               <w:right w:val="single" w:sz="8" w:space="0" w:color="auto"/>
             </w:tcBorders>
-            <w:shd w:val="clear" w:color="auto" w:fill="auto"/>
             <w:noWrap/>
             <w:vAlign w:val="bottom"/>
             <w:hideMark/>
@@ -38280,7 +38788,7 @@
                 <w:kern w:val="0"/>
                 <w:sz w:val="22"/>
                 <w:szCs w:val="22"/>
-                <w:lang w:val="en-KE" w:eastAsia="en-KE" w:bidi="ar-SA"/>
+                <w:lang w:bidi="ar-SA"/>
               </w:rPr>
             </w:pPr>
             <w:r>
@@ -38290,7 +38798,7 @@
                 <w:kern w:val="0"/>
                 <w:sz w:val="22"/>
                 <w:szCs w:val="22"/>
-                <w:lang w:val="en-KE" w:eastAsia="en-KE" w:bidi="ar-SA"/>
+                <w:lang w:bidi="ar-SA"/>
               </w:rPr>
               <w:t xml:space="preserve">                2,000.00 </w:t>
             </w:r>
@@ -38305,7 +38813,6 @@
               <w:bottom w:val="single" w:sz="8" w:space="0" w:color="auto"/>
               <w:right w:val="single" w:sz="8" w:space="0" w:color="auto"/>
             </w:tcBorders>
-            <w:shd w:val="clear" w:color="auto" w:fill="auto"/>
             <w:noWrap/>
             <w:vAlign w:val="bottom"/>
             <w:hideMark/>
@@ -38319,7 +38826,7 @@
                 <w:kern w:val="0"/>
                 <w:sz w:val="22"/>
                 <w:szCs w:val="22"/>
-                <w:lang w:val="en-KE" w:eastAsia="en-KE" w:bidi="ar-SA"/>
+                <w:lang w:bidi="ar-SA"/>
               </w:rPr>
             </w:pPr>
             <w:r>
@@ -38329,7 +38836,7 @@
                 <w:kern w:val="0"/>
                 <w:sz w:val="22"/>
                 <w:szCs w:val="22"/>
-                <w:lang w:val="en-KE" w:eastAsia="en-KE" w:bidi="ar-SA"/>
+                <w:lang w:bidi="ar-SA"/>
               </w:rPr>
               <w:t xml:space="preserve">       2,000.00 </w:t>
             </w:r>
@@ -38349,7 +38856,6 @@
               <w:bottom w:val="single" w:sz="8" w:space="0" w:color="auto"/>
               <w:right w:val="single" w:sz="8" w:space="0" w:color="auto"/>
             </w:tcBorders>
-            <w:shd w:val="clear" w:color="auto" w:fill="auto"/>
             <w:noWrap/>
             <w:vAlign w:val="bottom"/>
             <w:hideMark/>
@@ -38363,7 +38869,7 @@
                 <w:kern w:val="0"/>
                 <w:sz w:val="22"/>
                 <w:szCs w:val="22"/>
-                <w:lang w:val="en-KE" w:eastAsia="en-KE" w:bidi="ar-SA"/>
+                <w:lang w:bidi="ar-SA"/>
               </w:rPr>
             </w:pPr>
             <w:r>
@@ -38373,7 +38879,7 @@
                 <w:kern w:val="0"/>
                 <w:sz w:val="22"/>
                 <w:szCs w:val="22"/>
-                <w:lang w:val="en-KE" w:eastAsia="en-KE" w:bidi="ar-SA"/>
+                <w:lang w:bidi="ar-SA"/>
               </w:rPr>
               <w:t>Graphics Card</w:t>
             </w:r>
@@ -38388,7 +38894,6 @@
               <w:bottom w:val="single" w:sz="8" w:space="0" w:color="auto"/>
               <w:right w:val="single" w:sz="8" w:space="0" w:color="auto"/>
             </w:tcBorders>
-            <w:shd w:val="clear" w:color="auto" w:fill="auto"/>
             <w:noWrap/>
             <w:vAlign w:val="bottom"/>
             <w:hideMark/>
@@ -38403,7 +38908,7 @@
                 <w:kern w:val="0"/>
                 <w:sz w:val="22"/>
                 <w:szCs w:val="22"/>
-                <w:lang w:val="en-KE" w:eastAsia="en-KE" w:bidi="ar-SA"/>
+                <w:lang w:bidi="ar-SA"/>
               </w:rPr>
             </w:pPr>
             <w:r>
@@ -38413,7 +38918,7 @@
                 <w:kern w:val="0"/>
                 <w:sz w:val="22"/>
                 <w:szCs w:val="22"/>
-                <w:lang w:val="en-KE" w:eastAsia="en-KE" w:bidi="ar-SA"/>
+                <w:lang w:bidi="ar-SA"/>
               </w:rPr>
               <w:t>1</w:t>
             </w:r>
@@ -38428,7 +38933,6 @@
               <w:bottom w:val="single" w:sz="8" w:space="0" w:color="auto"/>
               <w:right w:val="single" w:sz="8" w:space="0" w:color="auto"/>
             </w:tcBorders>
-            <w:shd w:val="clear" w:color="auto" w:fill="auto"/>
             <w:noWrap/>
             <w:vAlign w:val="bottom"/>
             <w:hideMark/>
@@ -38442,7 +38946,7 @@
                 <w:kern w:val="0"/>
                 <w:sz w:val="22"/>
                 <w:szCs w:val="22"/>
-                <w:lang w:val="en-KE" w:eastAsia="en-KE" w:bidi="ar-SA"/>
+                <w:lang w:bidi="ar-SA"/>
               </w:rPr>
             </w:pPr>
             <w:r>
@@ -38452,7 +38956,7 @@
                 <w:kern w:val="0"/>
                 <w:sz w:val="22"/>
                 <w:szCs w:val="22"/>
-                <w:lang w:val="en-KE" w:eastAsia="en-KE" w:bidi="ar-SA"/>
+                <w:lang w:bidi="ar-SA"/>
               </w:rPr>
               <w:t xml:space="preserve">              52,000.00 </w:t>
             </w:r>
@@ -38467,7 +38971,6 @@
               <w:bottom w:val="single" w:sz="8" w:space="0" w:color="auto"/>
               <w:right w:val="single" w:sz="8" w:space="0" w:color="auto"/>
             </w:tcBorders>
-            <w:shd w:val="clear" w:color="auto" w:fill="auto"/>
             <w:noWrap/>
             <w:vAlign w:val="bottom"/>
             <w:hideMark/>
@@ -38481,7 +38984,7 @@
                 <w:kern w:val="0"/>
                 <w:sz w:val="22"/>
                 <w:szCs w:val="22"/>
-                <w:lang w:val="en-KE" w:eastAsia="en-KE" w:bidi="ar-SA"/>
+                <w:lang w:bidi="ar-SA"/>
               </w:rPr>
             </w:pPr>
             <w:r>
@@ -38491,7 +38994,7 @@
                 <w:kern w:val="0"/>
                 <w:sz w:val="22"/>
                 <w:szCs w:val="22"/>
-                <w:lang w:val="en-KE" w:eastAsia="en-KE" w:bidi="ar-SA"/>
+                <w:lang w:bidi="ar-SA"/>
               </w:rPr>
               <w:t xml:space="preserve">     52,000.00 </w:t>
             </w:r>
@@ -38511,7 +39014,6 @@
               <w:bottom w:val="single" w:sz="8" w:space="0" w:color="auto"/>
               <w:right w:val="single" w:sz="8" w:space="0" w:color="auto"/>
             </w:tcBorders>
-            <w:shd w:val="clear" w:color="auto" w:fill="auto"/>
             <w:noWrap/>
             <w:vAlign w:val="bottom"/>
             <w:hideMark/>
@@ -38527,7 +39029,7 @@
                 <w:kern w:val="0"/>
                 <w:sz w:val="22"/>
                 <w:szCs w:val="22"/>
-                <w:lang w:val="en-KE" w:eastAsia="en-KE" w:bidi="ar-SA"/>
+                <w:lang w:bidi="ar-SA"/>
               </w:rPr>
             </w:pPr>
             <w:r>
@@ -38539,7 +39041,7 @@
                 <w:kern w:val="0"/>
                 <w:sz w:val="22"/>
                 <w:szCs w:val="22"/>
-                <w:lang w:val="en-KE" w:eastAsia="en-KE" w:bidi="ar-SA"/>
+                <w:lang w:bidi="ar-SA"/>
               </w:rPr>
               <w:t>Grand Total</w:t>
             </w:r>
@@ -38554,7 +39056,6 @@
               <w:bottom w:val="single" w:sz="8" w:space="0" w:color="auto"/>
               <w:right w:val="single" w:sz="8" w:space="0" w:color="auto"/>
             </w:tcBorders>
-            <w:shd w:val="clear" w:color="auto" w:fill="auto"/>
             <w:noWrap/>
             <w:vAlign w:val="bottom"/>
             <w:hideMark/>
@@ -38570,7 +39071,7 @@
                 <w:kern w:val="0"/>
                 <w:sz w:val="22"/>
                 <w:szCs w:val="22"/>
-                <w:lang w:val="en-KE" w:eastAsia="en-KE" w:bidi="ar-SA"/>
+                <w:lang w:bidi="ar-SA"/>
               </w:rPr>
             </w:pPr>
             <w:r>
@@ -38582,7 +39083,7 @@
                 <w:kern w:val="0"/>
                 <w:sz w:val="22"/>
                 <w:szCs w:val="22"/>
-                <w:lang w:val="en-KE" w:eastAsia="en-KE" w:bidi="ar-SA"/>
+                <w:lang w:bidi="ar-SA"/>
               </w:rPr>
               <w:t> </w:t>
             </w:r>
@@ -38597,7 +39098,6 @@
               <w:bottom w:val="single" w:sz="8" w:space="0" w:color="auto"/>
               <w:right w:val="single" w:sz="8" w:space="0" w:color="auto"/>
             </w:tcBorders>
-            <w:shd w:val="clear" w:color="auto" w:fill="auto"/>
             <w:noWrap/>
             <w:vAlign w:val="bottom"/>
             <w:hideMark/>
@@ -38613,7 +39113,7 @@
                 <w:kern w:val="0"/>
                 <w:sz w:val="22"/>
                 <w:szCs w:val="22"/>
-                <w:lang w:val="en-KE" w:eastAsia="en-KE" w:bidi="ar-SA"/>
+                <w:lang w:bidi="ar-SA"/>
               </w:rPr>
             </w:pPr>
             <w:r>
@@ -38625,7 +39125,7 @@
                 <w:kern w:val="0"/>
                 <w:sz w:val="22"/>
                 <w:szCs w:val="22"/>
-                <w:lang w:val="en-KE" w:eastAsia="en-KE" w:bidi="ar-SA"/>
+                <w:lang w:bidi="ar-SA"/>
               </w:rPr>
               <w:t> </w:t>
             </w:r>
@@ -38640,7 +39140,6 @@
               <w:bottom w:val="single" w:sz="8" w:space="0" w:color="auto"/>
               <w:right w:val="single" w:sz="8" w:space="0" w:color="auto"/>
             </w:tcBorders>
-            <w:shd w:val="clear" w:color="auto" w:fill="auto"/>
             <w:noWrap/>
             <w:vAlign w:val="bottom"/>
             <w:hideMark/>
@@ -38656,7 +39155,7 @@
                 <w:kern w:val="0"/>
                 <w:sz w:val="22"/>
                 <w:szCs w:val="22"/>
-                <w:lang w:val="en-KE" w:eastAsia="en-KE" w:bidi="ar-SA"/>
+                <w:lang w:bidi="ar-SA"/>
               </w:rPr>
             </w:pPr>
             <w:r>
@@ -38668,7 +39167,7 @@
                 <w:kern w:val="0"/>
                 <w:sz w:val="22"/>
                 <w:szCs w:val="22"/>
-                <w:lang w:val="en-KE" w:eastAsia="en-KE" w:bidi="ar-SA"/>
+                <w:lang w:bidi="ar-SA"/>
               </w:rPr>
               <w:t xml:space="preserve">   192,000.00 </w:t>
             </w:r>
@@ -38695,7 +39194,7 @@
 </file>
 
 <file path=word/endnotes.xml><?xml version="1.0" encoding="utf-8"?>
-<w:endnotes xmlns:wpc="http://schemas.microsoft.com/office/word/2010/wordprocessingCanvas" xmlns:cx="http://schemas.microsoft.com/office/drawing/2014/chartex" xmlns:cx1="http://schemas.microsoft.com/office/drawing/2015/9/8/chartex" xmlns:cx2="http://schemas.microsoft.com/office/drawing/2015/10/21/chartex" xmlns:cx3="http://schemas.microsoft.com/office/drawing/2016/5/9/chartex" xmlns:cx4="http://schemas.microsoft.com/office/drawing/2016/5/10/chartex" xmlns:cx5="http://schemas.microsoft.com/office/drawing/2016/5/11/chartex" xmlns:cx6="http://schemas.microsoft.com/office/drawing/2016/5/12/chartex" xmlns:cx7="http://schemas.microsoft.com/office/drawing/2016/5/13/chartex" xmlns:cx8="http://schemas.microsoft.com/office/drawing/2016/5/14/chartex" xmlns:mc="http://schemas.openxmlformats.org/markup-compatibility/2006" xmlns:aink="http://schemas.microsoft.com/office/drawing/2016/ink" xmlns:am3d="http://schemas.microsoft.com/office/drawing/2017/model3d" xmlns:o="urn:schemas-microsoft-com:office:office" xmlns:oel="http://schemas.microsoft.com/office/2019/extlst" xmlns:r="http://schemas.openxmlformats.org/officeDocument/2006/relationships" xmlns:m="http://schemas.openxmlformats.org/officeDocument/2006/math" xmlns:v="urn:schemas-microsoft-com:vml" xmlns:wp14="http://schemas.microsoft.com/office/word/2010/wordprocessingDrawing" xmlns:wp="http://schemas.openxmlformats.org/drawingml/2006/wordprocessingDrawing" xmlns:w10="urn:schemas-microsoft-com:office:word" xmlns:w="http://schemas.openxmlformats.org/wordprocessingml/2006/main" xmlns:w14="http://schemas.microsoft.com/office/word/2010/wordml" xmlns:w15="http://schemas.microsoft.com/office/word/2012/wordml" xmlns:w16cex="http://schemas.microsoft.com/office/word/2018/wordml/cex" xmlns:w16cid="http://schemas.microsoft.com/office/word/2016/wordml/cid" xmlns:w16="http://schemas.microsoft.com/office/word/2018/wordml" xmlns:w16du="http://schemas.microsoft.com/office/word/2023/wordml/word16du" xmlns:w16sdtdh="http://schemas.microsoft.com/office/word/2020/wordml/sdtdatahash" xmlns:w16se="http://schemas.microsoft.com/office/word/2015/wordml/symex" xmlns:wpg="http://schemas.microsoft.com/office/word/2010/wordprocessingGroup" xmlns:wpi="http://schemas.microsoft.com/office/word/2010/wordprocessingInk" xmlns:wne="http://schemas.microsoft.com/office/word/2006/wordml" xmlns:wps="http://schemas.microsoft.com/office/word/2010/wordprocessingShape" mc:Ignorable="w14 w15 w16se w16cid w16 w16cex w16sdtdh w16du wp14">
+<w:endnotes xmlns:wpc="http://schemas.microsoft.com/office/word/2010/wordprocessingCanvas" xmlns:cx="http://schemas.microsoft.com/office/drawing/2014/chartex" xmlns:cx1="http://schemas.microsoft.com/office/drawing/2015/9/8/chartex" xmlns:cx2="http://schemas.microsoft.com/office/drawing/2015/10/21/chartex" xmlns:cx3="http://schemas.microsoft.com/office/drawing/2016/5/9/chartex" xmlns:cx4="http://schemas.microsoft.com/office/drawing/2016/5/10/chartex" xmlns:cx5="http://schemas.microsoft.com/office/drawing/2016/5/11/chartex" xmlns:cx6="http://schemas.microsoft.com/office/drawing/2016/5/12/chartex" xmlns:cx7="http://schemas.microsoft.com/office/drawing/2016/5/13/chartex" xmlns:cx8="http://schemas.microsoft.com/office/drawing/2016/5/14/chartex" xmlns:mc="http://schemas.openxmlformats.org/markup-compatibility/2006" xmlns:aink="http://schemas.microsoft.com/office/drawing/2016/ink" xmlns:am3d="http://schemas.microsoft.com/office/drawing/2017/model3d" xmlns:o="urn:schemas-microsoft-com:office:office" xmlns:oel="http://schemas.microsoft.com/office/2019/extlst" xmlns:r="http://schemas.openxmlformats.org/officeDocument/2006/relationships" xmlns:m="http://schemas.openxmlformats.org/officeDocument/2006/math" xmlns:v="urn:schemas-microsoft-com:vml" xmlns:wp14="http://schemas.microsoft.com/office/word/2010/wordprocessingDrawing" xmlns:wp="http://schemas.openxmlformats.org/drawingml/2006/wordprocessingDrawing" xmlns:w10="urn:schemas-microsoft-com:office:word" xmlns:w="http://schemas.openxmlformats.org/wordprocessingml/2006/main" xmlns:w14="http://schemas.microsoft.com/office/word/2010/wordml" xmlns:w15="http://schemas.microsoft.com/office/word/2012/wordml" xmlns:w16cex="http://schemas.microsoft.com/office/word/2018/wordml/cex" xmlns:w16cid="http://schemas.microsoft.com/office/word/2016/wordml/cid" xmlns:w16="http://schemas.microsoft.com/office/word/2018/wordml" xmlns:w16du="http://schemas.microsoft.com/office/word/2023/wordml/word16du" xmlns:w16sdtdh="http://schemas.microsoft.com/office/word/2020/wordml/sdtdatahash" xmlns:w16sdtfl="http://schemas.microsoft.com/office/word/2024/wordml/sdtformatlock" xmlns:w16se="http://schemas.microsoft.com/office/word/2015/wordml/symex" xmlns:wpg="http://schemas.microsoft.com/office/word/2010/wordprocessingGroup" xmlns:wpi="http://schemas.microsoft.com/office/word/2010/wordprocessingInk" xmlns:wne="http://schemas.microsoft.com/office/word/2006/wordml" xmlns:wps="http://schemas.microsoft.com/office/word/2010/wordprocessingShape" mc:Ignorable="w14 w15 w16se w16cid w16 w16cex w16sdtdh w16sdtfl w16du wp14">
   <w:endnote w:type="separator" w:id="-1">
     <w:p>
       <w:r>
@@ -38714,7 +39213,7 @@
 </file>
 
 <file path=word/footer1.xml><?xml version="1.0" encoding="utf-8"?>
-<w:ftr xmlns:wpc="http://schemas.microsoft.com/office/word/2010/wordprocessingCanvas" xmlns:cx="http://schemas.microsoft.com/office/drawing/2014/chartex" xmlns:cx1="http://schemas.microsoft.com/office/drawing/2015/9/8/chartex" xmlns:cx2="http://schemas.microsoft.com/office/drawing/2015/10/21/chartex" xmlns:cx3="http://schemas.microsoft.com/office/drawing/2016/5/9/chartex" xmlns:cx4="http://schemas.microsoft.com/office/drawing/2016/5/10/chartex" xmlns:cx5="http://schemas.microsoft.com/office/drawing/2016/5/11/chartex" xmlns:cx6="http://schemas.microsoft.com/office/drawing/2016/5/12/chartex" xmlns:cx7="http://schemas.microsoft.com/office/drawing/2016/5/13/chartex" xmlns:cx8="http://schemas.microsoft.com/office/drawing/2016/5/14/chartex" xmlns:mc="http://schemas.openxmlformats.org/markup-compatibility/2006" xmlns:aink="http://schemas.microsoft.com/office/drawing/2016/ink" xmlns:am3d="http://schemas.microsoft.com/office/drawing/2017/model3d" xmlns:o="urn:schemas-microsoft-com:office:office" xmlns:oel="http://schemas.microsoft.com/office/2019/extlst" xmlns:r="http://schemas.openxmlformats.org/officeDocument/2006/relationships" xmlns:m="http://schemas.openxmlformats.org/officeDocument/2006/math" xmlns:v="urn:schemas-microsoft-com:vml" xmlns:wp14="http://schemas.microsoft.com/office/word/2010/wordprocessingDrawing" xmlns:wp="http://schemas.openxmlformats.org/drawingml/2006/wordprocessingDrawing" xmlns:w10="urn:schemas-microsoft-com:office:word" xmlns:w="http://schemas.openxmlformats.org/wordprocessingml/2006/main" xmlns:w14="http://schemas.microsoft.com/office/word/2010/wordml" xmlns:w15="http://schemas.microsoft.com/office/word/2012/wordml" xmlns:w16cex="http://schemas.microsoft.com/office/word/2018/wordml/cex" xmlns:w16cid="http://schemas.microsoft.com/office/word/2016/wordml/cid" xmlns:w16="http://schemas.microsoft.com/office/word/2018/wordml" xmlns:w16du="http://schemas.microsoft.com/office/word/2023/wordml/word16du" xmlns:w16sdtdh="http://schemas.microsoft.com/office/word/2020/wordml/sdtdatahash" xmlns:w16se="http://schemas.microsoft.com/office/word/2015/wordml/symex" xmlns:wpg="http://schemas.microsoft.com/office/word/2010/wordprocessingGroup" xmlns:wpi="http://schemas.microsoft.com/office/word/2010/wordprocessingInk" xmlns:wne="http://schemas.microsoft.com/office/word/2006/wordml" xmlns:wps="http://schemas.microsoft.com/office/word/2010/wordprocessingShape" mc:Ignorable="w14 w15 w16se w16cid w16 w16cex w16sdtdh w16du wp14">
+<w:ftr xmlns:wpc="http://schemas.microsoft.com/office/word/2010/wordprocessingCanvas" xmlns:cx="http://schemas.microsoft.com/office/drawing/2014/chartex" xmlns:cx1="http://schemas.microsoft.com/office/drawing/2015/9/8/chartex" xmlns:cx2="http://schemas.microsoft.com/office/drawing/2015/10/21/chartex" xmlns:cx3="http://schemas.microsoft.com/office/drawing/2016/5/9/chartex" xmlns:cx4="http://schemas.microsoft.com/office/drawing/2016/5/10/chartex" xmlns:cx5="http://schemas.microsoft.com/office/drawing/2016/5/11/chartex" xmlns:cx6="http://schemas.microsoft.com/office/drawing/2016/5/12/chartex" xmlns:cx7="http://schemas.microsoft.com/office/drawing/2016/5/13/chartex" xmlns:cx8="http://schemas.microsoft.com/office/drawing/2016/5/14/chartex" xmlns:mc="http://schemas.openxmlformats.org/markup-compatibility/2006" xmlns:aink="http://schemas.microsoft.com/office/drawing/2016/ink" xmlns:am3d="http://schemas.microsoft.com/office/drawing/2017/model3d" xmlns:o="urn:schemas-microsoft-com:office:office" xmlns:oel="http://schemas.microsoft.com/office/2019/extlst" xmlns:r="http://schemas.openxmlformats.org/officeDocument/2006/relationships" xmlns:m="http://schemas.openxmlformats.org/officeDocument/2006/math" xmlns:v="urn:schemas-microsoft-com:vml" xmlns:wp14="http://schemas.microsoft.com/office/word/2010/wordprocessingDrawing" xmlns:wp="http://schemas.openxmlformats.org/drawingml/2006/wordprocessingDrawing" xmlns:w10="urn:schemas-microsoft-com:office:word" xmlns:w="http://schemas.openxmlformats.org/wordprocessingml/2006/main" xmlns:w14="http://schemas.microsoft.com/office/word/2010/wordml" xmlns:w15="http://schemas.microsoft.com/office/word/2012/wordml" xmlns:w16cex="http://schemas.microsoft.com/office/word/2018/wordml/cex" xmlns:w16cid="http://schemas.microsoft.com/office/word/2016/wordml/cid" xmlns:w16="http://schemas.microsoft.com/office/word/2018/wordml" xmlns:w16du="http://schemas.microsoft.com/office/word/2023/wordml/word16du" xmlns:w16sdtdh="http://schemas.microsoft.com/office/word/2020/wordml/sdtdatahash" xmlns:w16sdtfl="http://schemas.microsoft.com/office/word/2024/wordml/sdtformatlock" xmlns:w16se="http://schemas.microsoft.com/office/word/2015/wordml/symex" xmlns:wpg="http://schemas.microsoft.com/office/word/2010/wordprocessingGroup" xmlns:wpi="http://schemas.microsoft.com/office/word/2010/wordprocessingInk" xmlns:wne="http://schemas.microsoft.com/office/word/2006/wordml" xmlns:wps="http://schemas.microsoft.com/office/word/2010/wordprocessingShape" mc:Ignorable="w14 w15 w16se w16cid w16 w16cex w16sdtdh w16sdtfl w16du wp14">
   <w:p>
     <w:pPr>
       <w:tabs>
@@ -38731,7 +39230,7 @@
 </file>
 
 <file path=word/footer2.xml><?xml version="1.0" encoding="utf-8"?>
-<w:ftr xmlns:wpc="http://schemas.microsoft.com/office/word/2010/wordprocessingCanvas" xmlns:cx="http://schemas.microsoft.com/office/drawing/2014/chartex" xmlns:cx1="http://schemas.microsoft.com/office/drawing/2015/9/8/chartex" xmlns:cx2="http://schemas.microsoft.com/office/drawing/2015/10/21/chartex" xmlns:cx3="http://schemas.microsoft.com/office/drawing/2016/5/9/chartex" xmlns:cx4="http://schemas.microsoft.com/office/drawing/2016/5/10/chartex" xmlns:cx5="http://schemas.microsoft.com/office/drawing/2016/5/11/chartex" xmlns:cx6="http://schemas.microsoft.com/office/drawing/2016/5/12/chartex" xmlns:cx7="http://schemas.microsoft.com/office/drawing/2016/5/13/chartex" xmlns:cx8="http://schemas.microsoft.com/office/drawing/2016/5/14/chartex" xmlns:mc="http://schemas.openxmlformats.org/markup-compatibility/2006" xmlns:aink="http://schemas.microsoft.com/office/drawing/2016/ink" xmlns:am3d="http://schemas.microsoft.com/office/drawing/2017/model3d" xmlns:o="urn:schemas-microsoft-com:office:office" xmlns:oel="http://schemas.microsoft.com/office/2019/extlst" xmlns:r="http://schemas.openxmlformats.org/officeDocument/2006/relationships" xmlns:m="http://schemas.openxmlformats.org/officeDocument/2006/math" xmlns:v="urn:schemas-microsoft-com:vml" xmlns:wp14="http://schemas.microsoft.com/office/word/2010/wordprocessingDrawing" xmlns:wp="http://schemas.openxmlformats.org/drawingml/2006/wordprocessingDrawing" xmlns:w10="urn:schemas-microsoft-com:office:word" xmlns:w="http://schemas.openxmlformats.org/wordprocessingml/2006/main" xmlns:w14="http://schemas.microsoft.com/office/word/2010/wordml" xmlns:w15="http://schemas.microsoft.com/office/word/2012/wordml" xmlns:w16cex="http://schemas.microsoft.com/office/word/2018/wordml/cex" xmlns:w16cid="http://schemas.microsoft.com/office/word/2016/wordml/cid" xmlns:w16="http://schemas.microsoft.com/office/word/2018/wordml" xmlns:w16du="http://schemas.microsoft.com/office/word/2023/wordml/word16du" xmlns:w16sdtdh="http://schemas.microsoft.com/office/word/2020/wordml/sdtdatahash" xmlns:w16se="http://schemas.microsoft.com/office/word/2015/wordml/symex" xmlns:wpg="http://schemas.microsoft.com/office/word/2010/wordprocessingGroup" xmlns:wpi="http://schemas.microsoft.com/office/word/2010/wordprocessingInk" xmlns:wne="http://schemas.microsoft.com/office/word/2006/wordml" xmlns:wps="http://schemas.microsoft.com/office/word/2010/wordprocessingShape" mc:Ignorable="w14 w15 w16se w16cid w16 w16cex w16sdtdh w16du wp14">
+<w:ftr xmlns:wpc="http://schemas.microsoft.com/office/word/2010/wordprocessingCanvas" xmlns:cx="http://schemas.microsoft.com/office/drawing/2014/chartex" xmlns:cx1="http://schemas.microsoft.com/office/drawing/2015/9/8/chartex" xmlns:cx2="http://schemas.microsoft.com/office/drawing/2015/10/21/chartex" xmlns:cx3="http://schemas.microsoft.com/office/drawing/2016/5/9/chartex" xmlns:cx4="http://schemas.microsoft.com/office/drawing/2016/5/10/chartex" xmlns:cx5="http://schemas.microsoft.com/office/drawing/2016/5/11/chartex" xmlns:cx6="http://schemas.microsoft.com/office/drawing/2016/5/12/chartex" xmlns:cx7="http://schemas.microsoft.com/office/drawing/2016/5/13/chartex" xmlns:cx8="http://schemas.microsoft.com/office/drawing/2016/5/14/chartex" xmlns:mc="http://schemas.openxmlformats.org/markup-compatibility/2006" xmlns:aink="http://schemas.microsoft.com/office/drawing/2016/ink" xmlns:am3d="http://schemas.microsoft.com/office/drawing/2017/model3d" xmlns:o="urn:schemas-microsoft-com:office:office" xmlns:oel="http://schemas.microsoft.com/office/2019/extlst" xmlns:r="http://schemas.openxmlformats.org/officeDocument/2006/relationships" xmlns:m="http://schemas.openxmlformats.org/officeDocument/2006/math" xmlns:v="urn:schemas-microsoft-com:vml" xmlns:wp14="http://schemas.microsoft.com/office/word/2010/wordprocessingDrawing" xmlns:wp="http://schemas.openxmlformats.org/drawingml/2006/wordprocessingDrawing" xmlns:w10="urn:schemas-microsoft-com:office:word" xmlns:w="http://schemas.openxmlformats.org/wordprocessingml/2006/main" xmlns:w14="http://schemas.microsoft.com/office/word/2010/wordml" xmlns:w15="http://schemas.microsoft.com/office/word/2012/wordml" xmlns:w16cex="http://schemas.microsoft.com/office/word/2018/wordml/cex" xmlns:w16cid="http://schemas.microsoft.com/office/word/2016/wordml/cid" xmlns:w16="http://schemas.microsoft.com/office/word/2018/wordml" xmlns:w16du="http://schemas.microsoft.com/office/word/2023/wordml/word16du" xmlns:w16sdtdh="http://schemas.microsoft.com/office/word/2020/wordml/sdtdatahash" xmlns:w16sdtfl="http://schemas.microsoft.com/office/word/2024/wordml/sdtformatlock" xmlns:w16se="http://schemas.microsoft.com/office/word/2015/wordml/symex" xmlns:wpg="http://schemas.microsoft.com/office/word/2010/wordprocessingGroup" xmlns:wpi="http://schemas.microsoft.com/office/word/2010/wordprocessingInk" xmlns:wne="http://schemas.microsoft.com/office/word/2006/wordml" xmlns:wps="http://schemas.microsoft.com/office/word/2010/wordprocessingShape" mc:Ignorable="w14 w15 w16se w16cid w16 w16cex w16sdtdh w16sdtfl w16du wp14">
   <w:p>
     <w:pPr>
       <w:pStyle w:val="Footer"/>
@@ -38769,7 +39268,7 @@
 </file>
 
 <file path=word/footer3.xml><?xml version="1.0" encoding="utf-8"?>
-<w:ftr xmlns:wpc="http://schemas.microsoft.com/office/word/2010/wordprocessingCanvas" xmlns:cx="http://schemas.microsoft.com/office/drawing/2014/chartex" xmlns:cx1="http://schemas.microsoft.com/office/drawing/2015/9/8/chartex" xmlns:cx2="http://schemas.microsoft.com/office/drawing/2015/10/21/chartex" xmlns:cx3="http://schemas.microsoft.com/office/drawing/2016/5/9/chartex" xmlns:cx4="http://schemas.microsoft.com/office/drawing/2016/5/10/chartex" xmlns:cx5="http://schemas.microsoft.com/office/drawing/2016/5/11/chartex" xmlns:cx6="http://schemas.microsoft.com/office/drawing/2016/5/12/chartex" xmlns:cx7="http://schemas.microsoft.com/office/drawing/2016/5/13/chartex" xmlns:cx8="http://schemas.microsoft.com/office/drawing/2016/5/14/chartex" xmlns:mc="http://schemas.openxmlformats.org/markup-compatibility/2006" xmlns:aink="http://schemas.microsoft.com/office/drawing/2016/ink" xmlns:am3d="http://schemas.microsoft.com/office/drawing/2017/model3d" xmlns:o="urn:schemas-microsoft-com:office:office" xmlns:oel="http://schemas.microsoft.com/office/2019/extlst" xmlns:r="http://schemas.openxmlformats.org/officeDocument/2006/relationships" xmlns:m="http://schemas.openxmlformats.org/officeDocument/2006/math" xmlns:v="urn:schemas-microsoft-com:vml" xmlns:wp14="http://schemas.microsoft.com/office/word/2010/wordprocessingDrawing" xmlns:wp="http://schemas.openxmlformats.org/drawingml/2006/wordprocessingDrawing" xmlns:w10="urn:schemas-microsoft-com:office:word" xmlns:w="http://schemas.openxmlformats.org/wordprocessingml/2006/main" xmlns:w14="http://schemas.microsoft.com/office/word/2010/wordml" xmlns:w15="http://schemas.microsoft.com/office/word/2012/wordml" xmlns:w16cex="http://schemas.microsoft.com/office/word/2018/wordml/cex" xmlns:w16cid="http://schemas.microsoft.com/office/word/2016/wordml/cid" xmlns:w16="http://schemas.microsoft.com/office/word/2018/wordml" xmlns:w16du="http://schemas.microsoft.com/office/word/2023/wordml/word16du" xmlns:w16sdtdh="http://schemas.microsoft.com/office/word/2020/wordml/sdtdatahash" xmlns:w16se="http://schemas.microsoft.com/office/word/2015/wordml/symex" xmlns:wpg="http://schemas.microsoft.com/office/word/2010/wordprocessingGroup" xmlns:wpi="http://schemas.microsoft.com/office/word/2010/wordprocessingInk" xmlns:wne="http://schemas.microsoft.com/office/word/2006/wordml" xmlns:wps="http://schemas.microsoft.com/office/word/2010/wordprocessingShape" mc:Ignorable="w14 w15 w16se w16cid w16 w16cex w16sdtdh w16du wp14">
+<w:ftr xmlns:wpc="http://schemas.microsoft.com/office/word/2010/wordprocessingCanvas" xmlns:cx="http://schemas.microsoft.com/office/drawing/2014/chartex" xmlns:cx1="http://schemas.microsoft.com/office/drawing/2015/9/8/chartex" xmlns:cx2="http://schemas.microsoft.com/office/drawing/2015/10/21/chartex" xmlns:cx3="http://schemas.microsoft.com/office/drawing/2016/5/9/chartex" xmlns:cx4="http://schemas.microsoft.com/office/drawing/2016/5/10/chartex" xmlns:cx5="http://schemas.microsoft.com/office/drawing/2016/5/11/chartex" xmlns:cx6="http://schemas.microsoft.com/office/drawing/2016/5/12/chartex" xmlns:cx7="http://schemas.microsoft.com/office/drawing/2016/5/13/chartex" xmlns:cx8="http://schemas.microsoft.com/office/drawing/2016/5/14/chartex" xmlns:mc="http://schemas.openxmlformats.org/markup-compatibility/2006" xmlns:aink="http://schemas.microsoft.com/office/drawing/2016/ink" xmlns:am3d="http://schemas.microsoft.com/office/drawing/2017/model3d" xmlns:o="urn:schemas-microsoft-com:office:office" xmlns:oel="http://schemas.microsoft.com/office/2019/extlst" xmlns:r="http://schemas.openxmlformats.org/officeDocument/2006/relationships" xmlns:m="http://schemas.openxmlformats.org/officeDocument/2006/math" xmlns:v="urn:schemas-microsoft-com:vml" xmlns:wp14="http://schemas.microsoft.com/office/word/2010/wordprocessingDrawing" xmlns:wp="http://schemas.openxmlformats.org/drawingml/2006/wordprocessingDrawing" xmlns:w10="urn:schemas-microsoft-com:office:word" xmlns:w="http://schemas.openxmlformats.org/wordprocessingml/2006/main" xmlns:w14="http://schemas.microsoft.com/office/word/2010/wordml" xmlns:w15="http://schemas.microsoft.com/office/word/2012/wordml" xmlns:w16cex="http://schemas.microsoft.com/office/word/2018/wordml/cex" xmlns:w16cid="http://schemas.microsoft.com/office/word/2016/wordml/cid" xmlns:w16="http://schemas.microsoft.com/office/word/2018/wordml" xmlns:w16du="http://schemas.microsoft.com/office/word/2023/wordml/word16du" xmlns:w16sdtdh="http://schemas.microsoft.com/office/word/2020/wordml/sdtdatahash" xmlns:w16sdtfl="http://schemas.microsoft.com/office/word/2024/wordml/sdtformatlock" xmlns:w16se="http://schemas.microsoft.com/office/word/2015/wordml/symex" xmlns:wpg="http://schemas.microsoft.com/office/word/2010/wordprocessingGroup" xmlns:wpi="http://schemas.microsoft.com/office/word/2010/wordprocessingInk" xmlns:wne="http://schemas.microsoft.com/office/word/2006/wordml" xmlns:wps="http://schemas.microsoft.com/office/word/2010/wordprocessingShape" mc:Ignorable="w14 w15 w16se w16cid w16 w16cex w16sdtdh w16sdtfl w16du wp14">
   <w:p>
     <w:pPr>
       <w:pStyle w:val="Footer"/>
@@ -38807,7 +39306,7 @@
 </file>
 
 <file path=word/footnotes.xml><?xml version="1.0" encoding="utf-8"?>
-<w:footnotes xmlns:wpc="http://schemas.microsoft.com/office/word/2010/wordprocessingCanvas" xmlns:cx="http://schemas.microsoft.com/office/drawing/2014/chartex" xmlns:cx1="http://schemas.microsoft.com/office/drawing/2015/9/8/chartex" xmlns:cx2="http://schemas.microsoft.com/office/drawing/2015/10/21/chartex" xmlns:cx3="http://schemas.microsoft.com/office/drawing/2016/5/9/chartex" xmlns:cx4="http://schemas.microsoft.com/office/drawing/2016/5/10/chartex" xmlns:cx5="http://schemas.microsoft.com/office/drawing/2016/5/11/chartex" xmlns:cx6="http://schemas.microsoft.com/office/drawing/2016/5/12/chartex" xmlns:cx7="http://schemas.microsoft.com/office/drawing/2016/5/13/chartex" xmlns:cx8="http://schemas.microsoft.com/office/drawing/2016/5/14/chartex" xmlns:mc="http://schemas.openxmlformats.org/markup-compatibility/2006" xmlns:aink="http://schemas.microsoft.com/office/drawing/2016/ink" xmlns:am3d="http://schemas.microsoft.com/office/drawing/2017/model3d" xmlns:o="urn:schemas-microsoft-com:office:office" xmlns:oel="http://schemas.microsoft.com/office/2019/extlst" xmlns:r="http://schemas.openxmlformats.org/officeDocument/2006/relationships" xmlns:m="http://schemas.openxmlformats.org/officeDocument/2006/math" xmlns:v="urn:schemas-microsoft-com:vml" xmlns:wp14="http://schemas.microsoft.com/office/word/2010/wordprocessingDrawing" xmlns:wp="http://schemas.openxmlformats.org/drawingml/2006/wordprocessingDrawing" xmlns:w10="urn:schemas-microsoft-com:office:word" xmlns:w="http://schemas.openxmlformats.org/wordprocessingml/2006/main" xmlns:w14="http://schemas.microsoft.com/office/word/2010/wordml" xmlns:w15="http://schemas.microsoft.com/office/word/2012/wordml" xmlns:w16cex="http://schemas.microsoft.com/office/word/2018/wordml/cex" xmlns:w16cid="http://schemas.microsoft.com/office/word/2016/wordml/cid" xmlns:w16="http://schemas.microsoft.com/office/word/2018/wordml" xmlns:w16du="http://schemas.microsoft.com/office/word/2023/wordml/word16du" xmlns:w16sdtdh="http://schemas.microsoft.com/office/word/2020/wordml/sdtdatahash" xmlns:w16se="http://schemas.microsoft.com/office/word/2015/wordml/symex" xmlns:wpg="http://schemas.microsoft.com/office/word/2010/wordprocessingGroup" xmlns:wpi="http://schemas.microsoft.com/office/word/2010/wordprocessingInk" xmlns:wne="http://schemas.microsoft.com/office/word/2006/wordml" xmlns:wps="http://schemas.microsoft.com/office/word/2010/wordprocessingShape" mc:Ignorable="w14 w15 w16se w16cid w16 w16cex w16sdtdh w16du wp14">
+<w:footnotes xmlns:wpc="http://schemas.microsoft.com/office/word/2010/wordprocessingCanvas" xmlns:cx="http://schemas.microsoft.com/office/drawing/2014/chartex" xmlns:cx1="http://schemas.microsoft.com/office/drawing/2015/9/8/chartex" xmlns:cx2="http://schemas.microsoft.com/office/drawing/2015/10/21/chartex" xmlns:cx3="http://schemas.microsoft.com/office/drawing/2016/5/9/chartex" xmlns:cx4="http://schemas.microsoft.com/office/drawing/2016/5/10/chartex" xmlns:cx5="http://schemas.microsoft.com/office/drawing/2016/5/11/chartex" xmlns:cx6="http://schemas.microsoft.com/office/drawing/2016/5/12/chartex" xmlns:cx7="http://schemas.microsoft.com/office/drawing/2016/5/13/chartex" xmlns:cx8="http://schemas.microsoft.com/office/drawing/2016/5/14/chartex" xmlns:mc="http://schemas.openxmlformats.org/markup-compatibility/2006" xmlns:aink="http://schemas.microsoft.com/office/drawing/2016/ink" xmlns:am3d="http://schemas.microsoft.com/office/drawing/2017/model3d" xmlns:o="urn:schemas-microsoft-com:office:office" xmlns:oel="http://schemas.microsoft.com/office/2019/extlst" xmlns:r="http://schemas.openxmlformats.org/officeDocument/2006/relationships" xmlns:m="http://schemas.openxmlformats.org/officeDocument/2006/math" xmlns:v="urn:schemas-microsoft-com:vml" xmlns:wp14="http://schemas.microsoft.com/office/word/2010/wordprocessingDrawing" xmlns:wp="http://schemas.openxmlformats.org/drawingml/2006/wordprocessingDrawing" xmlns:w10="urn:schemas-microsoft-com:office:word" xmlns:w="http://schemas.openxmlformats.org/wordprocessingml/2006/main" xmlns:w14="http://schemas.microsoft.com/office/word/2010/wordml" xmlns:w15="http://schemas.microsoft.com/office/word/2012/wordml" xmlns:w16cex="http://schemas.microsoft.com/office/word/2018/wordml/cex" xmlns:w16cid="http://schemas.microsoft.com/office/word/2016/wordml/cid" xmlns:w16="http://schemas.microsoft.com/office/word/2018/wordml" xmlns:w16du="http://schemas.microsoft.com/office/word/2023/wordml/word16du" xmlns:w16sdtdh="http://schemas.microsoft.com/office/word/2020/wordml/sdtdatahash" xmlns:w16sdtfl="http://schemas.microsoft.com/office/word/2024/wordml/sdtformatlock" xmlns:w16se="http://schemas.microsoft.com/office/word/2015/wordml/symex" xmlns:wpg="http://schemas.microsoft.com/office/word/2010/wordprocessingGroup" xmlns:wpi="http://schemas.microsoft.com/office/word/2010/wordprocessingInk" xmlns:wne="http://schemas.microsoft.com/office/word/2006/wordml" xmlns:wps="http://schemas.microsoft.com/office/word/2010/wordprocessingShape" mc:Ignorable="w14 w15 w16se w16cid w16 w16cex w16sdtdh w16sdtfl w16du wp14">
   <w:footnote w:type="separator" w:id="-1">
     <w:p>
       <w:r>
@@ -38826,7 +39325,7 @@
 </file>
 
 <file path=word/numbering.xml><?xml version="1.0" encoding="utf-8"?>
-<w:numbering xmlns:wpc="http://schemas.microsoft.com/office/word/2010/wordprocessingCanvas" xmlns:cx="http://schemas.microsoft.com/office/drawing/2014/chartex" xmlns:cx1="http://schemas.microsoft.com/office/drawing/2015/9/8/chartex" xmlns:cx2="http://schemas.microsoft.com/office/drawing/2015/10/21/chartex" xmlns:cx3="http://schemas.microsoft.com/office/drawing/2016/5/9/chartex" xmlns:cx4="http://schemas.microsoft.com/office/drawing/2016/5/10/chartex" xmlns:cx5="http://schemas.microsoft.com/office/drawing/2016/5/11/chartex" xmlns:cx6="http://schemas.microsoft.com/office/drawing/2016/5/12/chartex" xmlns:cx7="http://schemas.microsoft.com/office/drawing/2016/5/13/chartex" xmlns:cx8="http://schemas.microsoft.com/office/drawing/2016/5/14/chartex" xmlns:mc="http://schemas.openxmlformats.org/markup-compatibility/2006" xmlns:aink="http://schemas.microsoft.com/office/drawing/2016/ink" xmlns:am3d="http://schemas.microsoft.com/office/drawing/2017/model3d" xmlns:o="urn:schemas-microsoft-com:office:office" xmlns:oel="http://schemas.microsoft.com/office/2019/extlst" xmlns:r="http://schemas.openxmlformats.org/officeDocument/2006/relationships" xmlns:m="http://schemas.openxmlformats.org/officeDocument/2006/math" xmlns:v="urn:schemas-microsoft-com:vml" xmlns:wp14="http://schemas.microsoft.com/office/word/2010/wordprocessingDrawing" xmlns:wp="http://schemas.openxmlformats.org/drawingml/2006/wordprocessingDrawing" xmlns:w10="urn:schemas-microsoft-com:office:word" xmlns:w="http://schemas.openxmlformats.org/wordprocessingml/2006/main" xmlns:w14="http://schemas.microsoft.com/office/word/2010/wordml" xmlns:w15="http://schemas.microsoft.com/office/word/2012/wordml" xmlns:w16cex="http://schemas.microsoft.com/office/word/2018/wordml/cex" xmlns:w16cid="http://schemas.microsoft.com/office/word/2016/wordml/cid" xmlns:w16="http://schemas.microsoft.com/office/word/2018/wordml" xmlns:w16du="http://schemas.microsoft.com/office/word/2023/wordml/word16du" xmlns:w16sdtdh="http://schemas.microsoft.com/office/word/2020/wordml/sdtdatahash" xmlns:w16se="http://schemas.microsoft.com/office/word/2015/wordml/symex" xmlns:wpg="http://schemas.microsoft.com/office/word/2010/wordprocessingGroup" xmlns:wpi="http://schemas.microsoft.com/office/word/2010/wordprocessingInk" xmlns:wne="http://schemas.microsoft.com/office/word/2006/wordml" xmlns:wps="http://schemas.microsoft.com/office/word/2010/wordprocessingShape" mc:Ignorable="w14 w15 w16se w16cid w16 w16cex w16sdtdh w16du wp14">
+<w:numbering xmlns:wpc="http://schemas.microsoft.com/office/word/2010/wordprocessingCanvas" xmlns:cx="http://schemas.microsoft.com/office/drawing/2014/chartex" xmlns:cx1="http://schemas.microsoft.com/office/drawing/2015/9/8/chartex" xmlns:cx2="http://schemas.microsoft.com/office/drawing/2015/10/21/chartex" xmlns:cx3="http://schemas.microsoft.com/office/drawing/2016/5/9/chartex" xmlns:cx4="http://schemas.microsoft.com/office/drawing/2016/5/10/chartex" xmlns:cx5="http://schemas.microsoft.com/office/drawing/2016/5/11/chartex" xmlns:cx6="http://schemas.microsoft.com/office/drawing/2016/5/12/chartex" xmlns:cx7="http://schemas.microsoft.com/office/drawing/2016/5/13/chartex" xmlns:cx8="http://schemas.microsoft.com/office/drawing/2016/5/14/chartex" xmlns:mc="http://schemas.openxmlformats.org/markup-compatibility/2006" xmlns:aink="http://schemas.microsoft.com/office/drawing/2016/ink" xmlns:am3d="http://schemas.microsoft.com/office/drawing/2017/model3d" xmlns:o="urn:schemas-microsoft-com:office:office" xmlns:oel="http://schemas.microsoft.com/office/2019/extlst" xmlns:r="http://schemas.openxmlformats.org/officeDocument/2006/relationships" xmlns:m="http://schemas.openxmlformats.org/officeDocument/2006/math" xmlns:v="urn:schemas-microsoft-com:vml" xmlns:wp14="http://schemas.microsoft.com/office/word/2010/wordprocessingDrawing" xmlns:wp="http://schemas.openxmlformats.org/drawingml/2006/wordprocessingDrawing" xmlns:w10="urn:schemas-microsoft-com:office:word" xmlns:w="http://schemas.openxmlformats.org/wordprocessingml/2006/main" xmlns:w14="http://schemas.microsoft.com/office/word/2010/wordml" xmlns:w15="http://schemas.microsoft.com/office/word/2012/wordml" xmlns:w16cex="http://schemas.microsoft.com/office/word/2018/wordml/cex" xmlns:w16cid="http://schemas.microsoft.com/office/word/2016/wordml/cid" xmlns:w16="http://schemas.microsoft.com/office/word/2018/wordml" xmlns:w16du="http://schemas.microsoft.com/office/word/2023/wordml/word16du" xmlns:w16sdtdh="http://schemas.microsoft.com/office/word/2020/wordml/sdtdatahash" xmlns:w16sdtfl="http://schemas.microsoft.com/office/word/2024/wordml/sdtformatlock" xmlns:w16se="http://schemas.microsoft.com/office/word/2015/wordml/symex" xmlns:wpg="http://schemas.microsoft.com/office/word/2010/wordprocessingGroup" xmlns:wpi="http://schemas.microsoft.com/office/word/2010/wordprocessingInk" xmlns:wne="http://schemas.microsoft.com/office/word/2006/wordml" xmlns:wps="http://schemas.microsoft.com/office/word/2010/wordprocessingShape" mc:Ignorable="w14 w15 w16se w16cid w16 w16cex w16sdtdh w16sdtfl w16du wp14">
   <w:abstractNum w:abstractNumId="0" w15:restartNumberingAfterBreak="0">
     <w:nsid w:val="0B3658E4"/>
     <w:multiLevelType w:val="hybridMultilevel"/>
@@ -39788,7 +40287,7 @@
 </file>
 
 <file path=word/styles.xml><?xml version="1.0" encoding="utf-8"?>
-<w:styles xmlns:mc="http://schemas.openxmlformats.org/markup-compatibility/2006" xmlns:r="http://schemas.openxmlformats.org/officeDocument/2006/relationships" xmlns:w="http://schemas.openxmlformats.org/wordprocessingml/2006/main" xmlns:w14="http://schemas.microsoft.com/office/word/2010/wordml" xmlns:w15="http://schemas.microsoft.com/office/word/2012/wordml" xmlns:w16cex="http://schemas.microsoft.com/office/word/2018/wordml/cex" xmlns:w16cid="http://schemas.microsoft.com/office/word/2016/wordml/cid" xmlns:w16="http://schemas.microsoft.com/office/word/2018/wordml" xmlns:w16du="http://schemas.microsoft.com/office/word/2023/wordml/word16du" xmlns:w16sdtdh="http://schemas.microsoft.com/office/word/2020/wordml/sdtdatahash" xmlns:w16se="http://schemas.microsoft.com/office/word/2015/wordml/symex" mc:Ignorable="w14 w15 w16se w16cid w16 w16cex w16sdtdh w16du">
+<w:styles xmlns:mc="http://schemas.openxmlformats.org/markup-compatibility/2006" xmlns:r="http://schemas.openxmlformats.org/officeDocument/2006/relationships" xmlns:w="http://schemas.openxmlformats.org/wordprocessingml/2006/main" xmlns:w14="http://schemas.microsoft.com/office/word/2010/wordml" xmlns:w15="http://schemas.microsoft.com/office/word/2012/wordml" xmlns:w16cex="http://schemas.microsoft.com/office/word/2018/wordml/cex" xmlns:w16cid="http://schemas.microsoft.com/office/word/2016/wordml/cid" xmlns:w16="http://schemas.microsoft.com/office/word/2018/wordml" xmlns:w16du="http://schemas.microsoft.com/office/word/2023/wordml/word16du" xmlns:w16sdtdh="http://schemas.microsoft.com/office/word/2020/wordml/sdtdatahash" xmlns:w16sdtfl="http://schemas.microsoft.com/office/word/2024/wordml/sdtformatlock" xmlns:w16se="http://schemas.microsoft.com/office/word/2015/wordml/symex" mc:Ignorable="w14 w15 w16se w16cid w16 w16cex w16sdtdh w16sdtfl w16du">
   <w:docDefaults>
     <w:rPrDefault>
       <w:rPr>
